--- a/06-学生侧材料/讲义/学生专用版/2-结构化学/分子结构基础-超级充实版（学生专用版）.docx
+++ b/06-学生侧材料/讲义/学生专用版/2-结构化学/分子结构基础-超级充实版（学生专用版）.docx
@@ -2,1018 +2,7 @@
 <file path=word/document.xml><?xml version="1.0" encoding="utf-8"?>
 <w:document xmlns:w="http://schemas.openxmlformats.org/wordprocessingml/2006/main" xmlns:m="http://schemas.openxmlformats.org/officeDocument/2006/math" xmlns:r="http://schemas.openxmlformats.org/officeDocument/2006/relationships" xmlns:o="urn:schemas-microsoft-com:office:office" xmlns:v="urn:schemas-microsoft-com:vml" xmlns:w10="urn:schemas-microsoft-com:office:word" xmlns:a="http://schemas.openxmlformats.org/drawingml/2006/main" xmlns:pic="http://schemas.openxmlformats.org/drawingml/2006/picture" xmlns:wp="http://schemas.openxmlformats.org/drawingml/2006/wordprocessingDrawing">
   <w:body>
-    <w:bookmarkStart w:id="9" w:name="学习目标与考纲锚点"/>
-    <w:p>
-      <w:pPr>
-        <w:pStyle w:val="Heading2"/>
-        <w:spacing w:before="280" w:after="120"/>
-      </w:pPr>
-      <w:r>
-        <w:rPr>
-          <w:rFonts w:hint="eastAsia" w:ascii="Times New Roman" w:hAnsi="Times New Roman" w:eastAsia="SimHei" w:cs="Times New Roman"/>
-        </w:rPr>
-        <w:t xml:space="preserve">学习目标与考纲锚点</w:t>
-      </w:r>
-    </w:p>
-    <w:p>
-      <w:pPr>
-        <w:pStyle w:val="BlockText"/>
-        <w:spacing w:after="80"/>
-        <w:ind w:firstLine="420"/>
-      </w:pPr>
-      <w:r>
-        <w:rPr>
-          <w:rFonts w:hint="eastAsia" w:ascii="Times New Roman" w:hAnsi="Times New Roman" w:eastAsia="FangSong" w:cs="Times New Roman"/>
-        </w:rPr>
-        <w:t>对齐考纲</w:t>
-      </w:r>
-      <w:r>
-        <w:rPr>
-          <w:rFonts w:hint="eastAsia" w:ascii="Times New Roman" w:hAnsi="Times New Roman" w:eastAsia="Times New Roman" w:cs="Times New Roman"/>
-        </w:rPr>
-        <w:t>：§10</w:t>
-      </w:r>
-      <w:r>
-        <w:rPr>
-          <w:rFonts w:ascii="Times New Roman" w:hAnsi="Times New Roman" w:eastAsia="Times New Roman" w:cs="Times New Roman"/>
-        </w:rPr>
-        <w:t xml:space="preserve"> </w:t>
-      </w:r>
-      <w:r>
-        <w:rPr>
-          <w:rFonts w:hint="eastAsia" w:ascii="Times New Roman" w:hAnsi="Times New Roman" w:eastAsia="FangSong" w:cs="Times New Roman"/>
-        </w:rPr>
-        <w:t xml:space="preserve">分子结构与化学键</w:t>
-      </w:r>
-      <w:r>
-        <w:rPr>
-          <w:rFonts w:ascii="Times New Roman" w:hAnsi="Times New Roman" w:eastAsia="Times New Roman" w:cs="Times New Roman"/>
-        </w:rPr>
-        <w:t xml:space="preserve"> · §11 </w:t>
-      </w:r>
-      <w:r>
-        <w:rPr>
-          <w:rFonts w:hint="eastAsia" w:ascii="Times New Roman" w:hAnsi="Times New Roman" w:eastAsia="FangSong" w:cs="Times New Roman"/>
-        </w:rPr>
-        <w:t xml:space="preserve">分子间作用力</w:t>
-      </w:r>
-      <w:r>
-        <w:rPr>
-          <w:rFonts w:ascii="Times New Roman" w:hAnsi="Times New Roman" w:eastAsia="Times New Roman" w:cs="Times New Roman"/>
-        </w:rPr>
-        <w:t xml:space="preserve"> · §22 </w:t>
-      </w:r>
-      <w:r>
-        <w:rPr>
-          <w:rFonts w:hint="eastAsia" w:ascii="Times New Roman" w:hAnsi="Times New Roman" w:eastAsia="FangSong" w:cs="Times New Roman"/>
-        </w:rPr>
-        <w:t xml:space="preserve">分子轨道理论</w:t>
-      </w:r>
-    </w:p>
-    <w:tbl>
-      <w:tblPr>
-        <w:tblStyle w:val="Table"/>
-        <w:tblW w:type="pct" w:w="5000"/>
-        <w:tblLayout w:type="fixed"/>
-        <w:tblLook w:firstRow="1" w:lastRow="0" w:firstColumn="0" w:lastColumn="0" w:noHBand="0" w:noVBand="0" w:val="0020"/>
-        <w:jc w:val="center"/>
-        <w:tblBorders>
-          <w:top w:val="single" w:sz="12" w:space="0" w:color="333333"/>
-          <w:bottom w:val="single" w:sz="12" w:space="0" w:color="333333"/>
-          <w:left w:val="none"/>
-          <w:right w:val="none"/>
-          <w:insideH w:val="none"/>
-          <w:insideV w:val="none"/>
-        </w:tblBorders>
-      </w:tblPr>
-      <w:tblGrid>
-        <w:gridCol w:w="3960"/>
-        <w:gridCol w:w="3960"/>
-      </w:tblGrid>
-      <w:tr>
-        <w:trPr>
-          <w:tblHeader w:val="on"/>
-        </w:trPr>
-        <w:tc>
-          <w:tcPr>
-            <w:tcBorders>
-              <w:bottom w:val="single" w:sz="6" w:space="0" w:color="333333"/>
-            </w:tcBorders>
-          </w:tcPr>
-          <w:p>
-            <w:pPr>
-              <w:pStyle w:val="Compact"/>
-              <w:jc w:val="center"/>
-            </w:pPr>
-            <w:r>
-              <w:rPr>
-                <w:rFonts w:hint="eastAsia" w:ascii="Times New Roman" w:hAnsi="Times New Roman" w:eastAsia="SimHei" w:cs="Times New Roman"/>
-                <w:b/>
-              </w:rPr>
-              <w:t xml:space="preserve">考纲条目</w:t>
-            </w:r>
-          </w:p>
-        </w:tc>
-        <w:tc>
-          <w:tcPr>
-            <w:tcBorders>
-              <w:bottom w:val="single" w:sz="6" w:space="0" w:color="333333"/>
-            </w:tcBorders>
-          </w:tcPr>
-          <w:p>
-            <w:pPr>
-              <w:pStyle w:val="Compact"/>
-              <w:jc w:val="center"/>
-            </w:pPr>
-            <w:r>
-              <w:rPr>
-                <w:rFonts w:hint="eastAsia" w:ascii="Times New Roman" w:hAnsi="Times New Roman" w:eastAsia="SimHei" w:cs="Times New Roman"/>
-                <w:b/>
-              </w:rPr>
-              <w:t xml:space="preserve">学完本讲应能</w:t>
-            </w:r>
-          </w:p>
-        </w:tc>
-      </w:tr>
-      <w:tr>
-        <w:tc>
-          <w:tcPr/>
-          <w:p>
-            <w:pPr>
-              <w:pStyle w:val="Compact"/>
-              <w:jc w:val="center"/>
-            </w:pPr>
-            <w:r>
-              <w:rPr>
-                <w:rFonts w:ascii="Times New Roman" w:hAnsi="Times New Roman" w:eastAsia="Times New Roman" w:cs="Times New Roman"/>
-              </w:rPr>
-              <w:t xml:space="preserve">§10 </w:t>
-            </w:r>
-            <w:r>
-              <w:rPr>
-                <w:rFonts w:hint="eastAsia" w:ascii="Times New Roman" w:hAnsi="Times New Roman" w:eastAsia="FangSong" w:cs="Times New Roman"/>
-              </w:rPr>
-              <w:t xml:space="preserve">分子结构与化学键</w:t>
-            </w:r>
-            <w:r>
-              <w:rPr>
-                <w:rFonts w:ascii="Times New Roman" w:hAnsi="Times New Roman" w:eastAsia="Times New Roman" w:cs="Times New Roman"/>
-              </w:rPr>
-              <w:t xml:space="preserve"> · </w:t>
-            </w:r>
-            <w:r>
-              <w:rPr>
-                <w:rFonts w:hint="eastAsia" w:ascii="Times New Roman" w:hAnsi="Times New Roman" w:eastAsia="FangSong" w:cs="Times New Roman"/>
-              </w:rPr>
-              <w:t xml:space="preserve">共价键量子本质</w:t>
-            </w:r>
-          </w:p>
-        </w:tc>
-        <w:tc>
-          <w:tcPr/>
-          <w:p>
-            <w:pPr>
-              <w:pStyle w:val="Compact"/>
-              <w:jc w:val="center"/>
-            </w:pPr>
-            <w:r>
-              <w:rPr>
-                <w:rFonts w:hint="eastAsia" w:ascii="Times New Roman" w:hAnsi="Times New Roman" w:eastAsia="FangSong" w:cs="Times New Roman"/>
-              </w:rPr>
-              <w:t xml:space="preserve">由</w:t>
-            </w:r>
-            <w:r>
-              <w:rPr>
-                <w:rFonts w:ascii="Times New Roman" w:hAnsi="Times New Roman" w:eastAsia="Times New Roman" w:cs="Times New Roman"/>
-              </w:rPr>
-              <w:t xml:space="preserve"> </w:t>
-            </w:r>
-            <m:oMath>
-              <m:sSubSup>
-                <m:e>
-                  <m:r>
-                    <m:rPr>
-                      <m:sty m:val="p"/>
-                    </m:rPr>
-                    <m:t>H</m:t>
-                  </m:r>
-                </m:e>
-                <m:sub>
-                  <m:r>
-                    <m:rPr>
-                      <m:sty m:val="p"/>
-                    </m:rPr>
-                    <m:t>2</m:t>
-                  </m:r>
-                </m:sub>
-                <m:sup>
-                  <m:r>
-                    <m:rPr>
-                      <m:sty m:val="p"/>
-                    </m:rPr>
-                    <m:t>+</m:t>
-                  </m:r>
-                </m:sup>
-              </m:sSubSup>
-            </m:oMath>
-            <w:r>
-              <w:rPr>
-                <w:rFonts w:ascii="Times New Roman" w:hAnsi="Times New Roman" w:eastAsia="Times New Roman" w:cs="Times New Roman"/>
-              </w:rPr>
-              <w:t xml:space="preserve"> </w:t>
-            </w:r>
-            <w:r>
-              <w:rPr>
-                <w:rFonts w:hint="eastAsia" w:ascii="Times New Roman" w:hAnsi="Times New Roman" w:eastAsia="FangSong" w:cs="Times New Roman"/>
-              </w:rPr>
-              <w:t>变分法推导成键</w:t>
-            </w:r>
-            <w:r>
-              <w:rPr>
-                <w:rFonts w:hint="eastAsia" w:ascii="Times New Roman" w:hAnsi="Times New Roman" w:eastAsia="Times New Roman" w:cs="Times New Roman"/>
-              </w:rPr>
-              <w:t>/</w:t>
-            </w:r>
-            <w:r>
-              <w:rPr>
-                <w:rFonts w:hint="eastAsia" w:ascii="Times New Roman" w:hAnsi="Times New Roman" w:eastAsia="FangSong" w:cs="Times New Roman"/>
-              </w:rPr>
-              <w:t>反键能级</w:t>
-            </w:r>
-            <w:r>
-              <w:rPr>
-                <w:rFonts w:hint="eastAsia" w:ascii="Times New Roman" w:hAnsi="Times New Roman" w:eastAsia="Times New Roman" w:cs="Times New Roman"/>
-              </w:rPr>
-              <w:t>，</w:t>
-            </w:r>
-            <w:r>
-              <w:rPr>
-                <w:rFonts w:hint="eastAsia" w:ascii="Times New Roman" w:hAnsi="Times New Roman" w:eastAsia="FangSong" w:cs="Times New Roman"/>
-              </w:rPr>
-              <w:t>说明反键推斥强于成键稳定的原因</w:t>
-            </w:r>
-          </w:p>
-        </w:tc>
-      </w:tr>
-      <w:tr>
-        <w:tc>
-          <w:tcPr/>
-          <w:p>
-            <w:pPr>
-              <w:pStyle w:val="Compact"/>
-              <w:jc w:val="center"/>
-            </w:pPr>
-            <w:r>
-              <w:rPr>
-                <w:rFonts w:ascii="Times New Roman" w:hAnsi="Times New Roman" w:eastAsia="Times New Roman" w:cs="Times New Roman"/>
-              </w:rPr>
-              <w:t xml:space="preserve">§10 </w:t>
-            </w:r>
-            <w:r>
-              <w:rPr>
-                <w:rFonts w:hint="eastAsia" w:ascii="Times New Roman" w:hAnsi="Times New Roman" w:eastAsia="FangSong" w:cs="Times New Roman"/>
-              </w:rPr>
-              <w:t xml:space="preserve">分子结构与化学键</w:t>
-            </w:r>
-            <w:r>
-              <w:rPr>
-                <w:rFonts w:ascii="Times New Roman" w:hAnsi="Times New Roman" w:eastAsia="Times New Roman" w:cs="Times New Roman"/>
-              </w:rPr>
-              <w:t xml:space="preserve"> · Lewis </w:t>
-            </w:r>
-            <w:r>
-              <w:rPr>
-                <w:rFonts w:hint="eastAsia" w:ascii="Times New Roman" w:hAnsi="Times New Roman" w:eastAsia="FangSong" w:cs="Times New Roman"/>
-              </w:rPr>
-              <w:t xml:space="preserve">结构与形式电荷</w:t>
-            </w:r>
-          </w:p>
-        </w:tc>
-        <w:tc>
-          <w:tcPr/>
-          <w:p>
-            <w:pPr>
-              <w:pStyle w:val="Compact"/>
-              <w:jc w:val="center"/>
-            </w:pPr>
-            <w:r>
-              <w:rPr>
-                <w:rFonts w:hint="eastAsia" w:ascii="Times New Roman" w:hAnsi="Times New Roman" w:eastAsia="FangSong" w:cs="Times New Roman"/>
-              </w:rPr>
-              <w:t>写共振结构式</w:t>
-            </w:r>
-            <w:r>
-              <w:rPr>
-                <w:rFonts w:hint="eastAsia" w:ascii="Times New Roman" w:hAnsi="Times New Roman" w:eastAsia="Times New Roman" w:cs="Times New Roman"/>
-              </w:rPr>
-              <w:t>、</w:t>
-            </w:r>
-            <w:r>
-              <w:rPr>
-                <w:rFonts w:hint="eastAsia" w:ascii="Times New Roman" w:hAnsi="Times New Roman" w:eastAsia="FangSong" w:cs="Times New Roman"/>
-              </w:rPr>
-              <w:t>计算形式电荷并依电负性筛选优势共振式</w:t>
-            </w:r>
-          </w:p>
-        </w:tc>
-      </w:tr>
-      <w:tr>
-        <w:tc>
-          <w:tcPr/>
-          <w:p>
-            <w:pPr>
-              <w:pStyle w:val="Compact"/>
-              <w:jc w:val="center"/>
-            </w:pPr>
-            <w:r>
-              <w:rPr>
-                <w:rFonts w:ascii="Times New Roman" w:hAnsi="Times New Roman" w:eastAsia="Times New Roman" w:cs="Times New Roman"/>
-              </w:rPr>
-              <w:t xml:space="preserve">§10 </w:t>
-            </w:r>
-            <w:r>
-              <w:rPr>
-                <w:rFonts w:hint="eastAsia" w:ascii="Times New Roman" w:hAnsi="Times New Roman" w:eastAsia="FangSong" w:cs="Times New Roman"/>
-              </w:rPr>
-              <w:t xml:space="preserve">分子结构与化学键</w:t>
-            </w:r>
-            <w:r>
-              <w:rPr>
-                <w:rFonts w:ascii="Times New Roman" w:hAnsi="Times New Roman" w:eastAsia="Times New Roman" w:cs="Times New Roman"/>
-              </w:rPr>
-              <w:t xml:space="preserve"> · VSEPR </w:t>
-            </w:r>
-            <w:r>
-              <w:rPr>
-                <w:rFonts w:hint="eastAsia" w:ascii="Times New Roman" w:hAnsi="Times New Roman" w:eastAsia="FangSong" w:cs="Times New Roman"/>
-              </w:rPr>
-              <w:t xml:space="preserve">与杂化</w:t>
-            </w:r>
-          </w:p>
-        </w:tc>
-        <w:tc>
-          <w:tcPr/>
-          <w:p>
-            <w:pPr>
-              <w:pStyle w:val="Compact"/>
-              <w:jc w:val="center"/>
-            </w:pPr>
-            <w:r>
-              <w:rPr>
-                <w:rFonts w:hint="eastAsia" w:ascii="Times New Roman" w:hAnsi="Times New Roman" w:eastAsia="FangSong" w:cs="Times New Roman"/>
-              </w:rPr>
-              <w:t xml:space="preserve">用</w:t>
-            </w:r>
-            <w:r>
-              <w:rPr>
-                <w:rFonts w:ascii="Times New Roman" w:hAnsi="Times New Roman" w:eastAsia="Times New Roman" w:cs="Times New Roman"/>
-              </w:rPr>
-              <w:t xml:space="preserve"> VSEPR </w:t>
-            </w:r>
-            <w:r>
-              <w:rPr>
-                <w:rFonts w:hint="eastAsia" w:ascii="Times New Roman" w:hAnsi="Times New Roman" w:eastAsia="FangSong" w:cs="Times New Roman"/>
-              </w:rPr>
-              <w:t>判分子构型</w:t>
-            </w:r>
-            <w:r>
-              <w:rPr>
-                <w:rFonts w:hint="eastAsia" w:ascii="Times New Roman" w:hAnsi="Times New Roman" w:eastAsia="Times New Roman" w:cs="Times New Roman"/>
-              </w:rPr>
-              <w:t>，</w:t>
-            </w:r>
-            <w:r>
-              <w:rPr>
-                <w:rFonts w:hint="eastAsia" w:ascii="Times New Roman" w:hAnsi="Times New Roman" w:eastAsia="FangSong" w:cs="Times New Roman"/>
-              </w:rPr>
-              <w:t>用</w:t>
-            </w:r>
-            <w:r>
-              <w:rPr>
-                <w:rFonts w:ascii="Times New Roman" w:hAnsi="Times New Roman" w:eastAsia="Times New Roman" w:cs="Times New Roman"/>
-              </w:rPr>
-              <w:t xml:space="preserve"> Coulson </w:t>
-            </w:r>
-            <w:r>
-              <w:rPr>
-                <w:rFonts w:hint="eastAsia" w:ascii="Times New Roman" w:hAnsi="Times New Roman" w:eastAsia="FangSong" w:cs="Times New Roman"/>
-              </w:rPr>
-              <w:t xml:space="preserve">关系式与</w:t>
-            </w:r>
-            <w:r>
-              <w:rPr>
-                <w:rFonts w:ascii="Times New Roman" w:hAnsi="Times New Roman" w:eastAsia="Times New Roman" w:cs="Times New Roman"/>
-              </w:rPr>
-              <w:t xml:space="preserve"> Bent </w:t>
-            </w:r>
-            <w:r>
-              <w:rPr>
-                <w:rFonts w:hint="eastAsia" w:ascii="Times New Roman" w:hAnsi="Times New Roman" w:eastAsia="FangSong" w:cs="Times New Roman"/>
-              </w:rPr>
-              <w:t xml:space="preserve">规则定量反演杂化成分</w:t>
-            </w:r>
-          </w:p>
-        </w:tc>
-      </w:tr>
-      <w:tr>
-        <w:tc>
-          <w:tcPr/>
-          <w:p>
-            <w:pPr>
-              <w:pStyle w:val="Compact"/>
-              <w:jc w:val="center"/>
-            </w:pPr>
-            <w:r>
-              <w:rPr>
-                <w:rFonts w:ascii="Times New Roman" w:hAnsi="Times New Roman" w:eastAsia="Times New Roman" w:cs="Times New Roman"/>
-              </w:rPr>
-              <w:t xml:space="preserve">§22 </w:t>
-            </w:r>
-            <w:r>
-              <w:rPr>
-                <w:rFonts w:hint="eastAsia" w:ascii="Times New Roman" w:hAnsi="Times New Roman" w:eastAsia="FangSong" w:cs="Times New Roman"/>
-              </w:rPr>
-              <w:t xml:space="preserve">分子轨道理论</w:t>
-            </w:r>
-            <w:r>
-              <w:rPr>
-                <w:rFonts w:ascii="Times New Roman" w:hAnsi="Times New Roman" w:eastAsia="Times New Roman" w:cs="Times New Roman"/>
-              </w:rPr>
-              <w:t xml:space="preserve"> · </w:t>
-            </w:r>
-            <w:r>
-              <w:rPr>
-                <w:rFonts w:hint="eastAsia" w:ascii="Times New Roman" w:hAnsi="Times New Roman" w:eastAsia="FangSong" w:cs="Times New Roman"/>
-              </w:rPr>
-              <w:t xml:space="preserve">双原子分子能级</w:t>
-            </w:r>
-          </w:p>
-        </w:tc>
-        <w:tc>
-          <w:tcPr/>
-          <w:p>
-            <w:pPr>
-              <w:pStyle w:val="Compact"/>
-              <w:jc w:val="center"/>
-            </w:pPr>
-            <w:r>
-              <w:rPr>
-                <w:rFonts w:hint="eastAsia" w:ascii="Times New Roman" w:hAnsi="Times New Roman" w:eastAsia="FangSong" w:cs="Times New Roman"/>
-              </w:rPr>
-              <w:t>写同核</w:t>
-            </w:r>
-            <w:r>
-              <w:rPr>
-                <w:rFonts w:hint="eastAsia" w:ascii="Times New Roman" w:hAnsi="Times New Roman" w:eastAsia="Times New Roman" w:cs="Times New Roman"/>
-              </w:rPr>
-              <w:t>/</w:t>
-            </w:r>
-            <w:r>
-              <w:rPr>
-                <w:rFonts w:hint="eastAsia" w:ascii="Times New Roman" w:hAnsi="Times New Roman" w:eastAsia="FangSong" w:cs="Times New Roman"/>
-              </w:rPr>
-              <w:t>异核双原子分子</w:t>
-            </w:r>
-            <w:r>
-              <w:rPr>
-                <w:rFonts w:ascii="Times New Roman" w:hAnsi="Times New Roman" w:eastAsia="Times New Roman" w:cs="Times New Roman"/>
-              </w:rPr>
-              <w:t xml:space="preserve"> MO </w:t>
-            </w:r>
-            <w:r>
-              <w:rPr>
-                <w:rFonts w:hint="eastAsia" w:ascii="Times New Roman" w:hAnsi="Times New Roman" w:eastAsia="FangSong" w:cs="Times New Roman"/>
-              </w:rPr>
-              <w:t>能级图</w:t>
-            </w:r>
-            <w:r>
-              <w:rPr>
-                <w:rFonts w:hint="eastAsia" w:ascii="Times New Roman" w:hAnsi="Times New Roman" w:eastAsia="Times New Roman" w:cs="Times New Roman"/>
-              </w:rPr>
-              <w:t>，</w:t>
-            </w:r>
-            <w:r>
-              <w:rPr>
-                <w:rFonts w:hint="eastAsia" w:ascii="Times New Roman" w:hAnsi="Times New Roman" w:eastAsia="FangSong" w:cs="Times New Roman"/>
-              </w:rPr>
-              <w:t>判断键级与磁性</w:t>
-            </w:r>
-            <w:r>
-              <w:rPr>
-                <w:rFonts w:hint="eastAsia" w:ascii="Times New Roman" w:hAnsi="Times New Roman" w:eastAsia="Times New Roman" w:cs="Times New Roman"/>
-              </w:rPr>
-              <w:t>，</w:t>
-            </w:r>
-            <w:r>
-              <w:rPr>
-                <w:rFonts w:hint="eastAsia" w:ascii="Times New Roman" w:hAnsi="Times New Roman" w:eastAsia="FangSong" w:cs="Times New Roman"/>
-              </w:rPr>
-              <w:t>解释能级交错</w:t>
-            </w:r>
-          </w:p>
-        </w:tc>
-      </w:tr>
-      <w:tr>
-        <w:tc>
-          <w:tcPr/>
-          <w:p>
-            <w:pPr>
-              <w:pStyle w:val="Compact"/>
-              <w:jc w:val="center"/>
-            </w:pPr>
-            <w:r>
-              <w:rPr>
-                <w:rFonts w:ascii="Times New Roman" w:hAnsi="Times New Roman" w:eastAsia="Times New Roman" w:cs="Times New Roman"/>
-              </w:rPr>
-              <w:t xml:space="preserve">§22 </w:t>
-            </w:r>
-            <w:r>
-              <w:rPr>
-                <w:rFonts w:hint="eastAsia" w:ascii="Times New Roman" w:hAnsi="Times New Roman" w:eastAsia="FangSong" w:cs="Times New Roman"/>
-              </w:rPr>
-              <w:t xml:space="preserve">分子轨道理论</w:t>
-            </w:r>
-            <w:r>
-              <w:rPr>
-                <w:rFonts w:ascii="Times New Roman" w:hAnsi="Times New Roman" w:eastAsia="Times New Roman" w:cs="Times New Roman"/>
-              </w:rPr>
-              <w:t xml:space="preserve"> · </w:t>
-            </w:r>
-            <w:r>
-              <w:rPr>
-                <w:rFonts w:hint="eastAsia" w:ascii="Times New Roman" w:hAnsi="Times New Roman" w:eastAsia="FangSong" w:cs="Times New Roman"/>
-              </w:rPr>
-              <w:t xml:space="preserve">多中心与离域键</w:t>
-            </w:r>
-          </w:p>
-        </w:tc>
-        <w:tc>
-          <w:tcPr/>
-          <w:p>
-            <w:pPr>
-              <w:pStyle w:val="Compact"/>
-              <w:jc w:val="center"/>
-            </w:pPr>
-            <w:r>
-              <w:rPr>
-                <w:rFonts w:hint="eastAsia" w:ascii="Times New Roman" w:hAnsi="Times New Roman" w:eastAsia="FangSong" w:cs="Times New Roman"/>
-              </w:rPr>
-              <w:t xml:space="preserve">用</w:t>
-            </w:r>
-            <w:r>
-              <w:rPr>
-                <w:rFonts w:ascii="Times New Roman" w:hAnsi="Times New Roman" w:eastAsia="Times New Roman" w:cs="Times New Roman"/>
-              </w:rPr>
-              <w:t xml:space="preserve"> 3c-4e </w:t>
-            </w:r>
-            <w:r>
-              <w:rPr>
-                <w:rFonts w:hint="eastAsia" w:ascii="Times New Roman" w:hAnsi="Times New Roman" w:eastAsia="FangSong" w:cs="Times New Roman"/>
-              </w:rPr>
-              <w:t xml:space="preserve">模型与</w:t>
-            </w:r>
-            <w:r>
-              <w:rPr>
-                <w:rFonts w:ascii="Times New Roman" w:hAnsi="Times New Roman" w:eastAsia="Times New Roman" w:cs="Times New Roman"/>
-              </w:rPr>
-              <w:t xml:space="preserve"> HMO </w:t>
-            </w:r>
-            <w:r>
-              <w:rPr>
-                <w:rFonts w:hint="eastAsia" w:ascii="Times New Roman" w:hAnsi="Times New Roman" w:eastAsia="FangSong" w:cs="Times New Roman"/>
-              </w:rPr>
-              <w:t xml:space="preserve">休克尔理论处理超价分子与共轭离域体系</w:t>
-            </w:r>
-          </w:p>
-        </w:tc>
-      </w:tr>
-      <w:tr>
-        <w:tc>
-          <w:tcPr/>
-          <w:p>
-            <w:pPr>
-              <w:pStyle w:val="Compact"/>
-              <w:jc w:val="center"/>
-            </w:pPr>
-            <w:r>
-              <w:rPr>
-                <w:rFonts w:ascii="Times New Roman" w:hAnsi="Times New Roman" w:eastAsia="Times New Roman" w:cs="Times New Roman"/>
-              </w:rPr>
-              <w:t xml:space="preserve">§11 </w:t>
-            </w:r>
-            <w:r>
-              <w:rPr>
-                <w:rFonts w:hint="eastAsia" w:ascii="Times New Roman" w:hAnsi="Times New Roman" w:eastAsia="FangSong" w:cs="Times New Roman"/>
-              </w:rPr>
-              <w:t xml:space="preserve">分子间作用力</w:t>
-            </w:r>
-            <w:r>
-              <w:rPr>
-                <w:rFonts w:ascii="Times New Roman" w:hAnsi="Times New Roman" w:eastAsia="Times New Roman" w:cs="Times New Roman"/>
-              </w:rPr>
-              <w:t xml:space="preserve"> · </w:t>
-            </w:r>
-            <w:r>
-              <w:rPr>
-                <w:rFonts w:hint="eastAsia" w:ascii="Times New Roman" w:hAnsi="Times New Roman" w:eastAsia="FangSong" w:cs="Times New Roman"/>
-              </w:rPr>
-              <w:t xml:space="preserve">范德华力与氢键</w:t>
-            </w:r>
-          </w:p>
-        </w:tc>
-        <w:tc>
-          <w:tcPr/>
-          <w:p>
-            <w:pPr>
-              <w:pStyle w:val="Compact"/>
-              <w:jc w:val="center"/>
-            </w:pPr>
-            <w:r>
-              <w:rPr>
-                <w:rFonts w:hint="eastAsia" w:ascii="Times New Roman" w:hAnsi="Times New Roman" w:eastAsia="FangSong" w:cs="Times New Roman"/>
-              </w:rPr>
-              <w:t xml:space="preserve">剖析</w:t>
-            </w:r>
-            <w:r>
-              <w:rPr>
-                <w:rFonts w:ascii="Times New Roman" w:hAnsi="Times New Roman" w:eastAsia="Times New Roman" w:cs="Times New Roman"/>
-              </w:rPr>
-              <w:t xml:space="preserve"> Keesom/Debye/London </w:t>
-            </w:r>
-            <w:r>
-              <w:rPr>
-                <w:rFonts w:hint="eastAsia" w:ascii="Times New Roman" w:hAnsi="Times New Roman" w:eastAsia="FangSong" w:cs="Times New Roman"/>
-              </w:rPr>
-              <w:t xml:space="preserve">三力的微观本质与氢键的正交能量成分</w:t>
-            </w:r>
-          </w:p>
-        </w:tc>
-      </w:tr>
-    </w:tbl>
-    <w:p>
-      <w:pPr>
-        <w:pStyle w:val="BodyText"/>
-        <w:spacing w:before="120"/>
-        <w:ind w:firstLine="420"/>
-      </w:pPr>
-      <w:r>
-        <w:rPr>
-          <w:rFonts w:hint="eastAsia" w:ascii="Times New Roman" w:hAnsi="Times New Roman" w:eastAsia="FangSong" w:cs="Times New Roman"/>
-        </w:rPr>
-        <w:t>本讲全面构建以量子力学变分模型</w:t>
-      </w:r>
-      <w:r>
-        <w:rPr>
-          <w:rFonts w:hint="eastAsia" w:ascii="Times New Roman" w:hAnsi="Times New Roman" w:eastAsia="Times New Roman" w:cs="Times New Roman"/>
-        </w:rPr>
-        <w:t>、</w:t>
-      </w:r>
-      <w:r>
-        <w:rPr>
-          <w:rFonts w:hint="eastAsia" w:ascii="Times New Roman" w:hAnsi="Times New Roman" w:eastAsia="FangSong" w:cs="Times New Roman"/>
-        </w:rPr>
-        <w:t>分子轨道理论</w:t>
-      </w:r>
-      <w:r>
-        <w:rPr>
-          <w:rFonts w:hint="eastAsia" w:ascii="Times New Roman" w:hAnsi="Times New Roman" w:eastAsia="Times New Roman" w:cs="Times New Roman"/>
-        </w:rPr>
-        <w:t>、</w:t>
-      </w:r>
-      <w:r>
-        <w:rPr>
-          <w:rFonts w:hint="eastAsia" w:ascii="Times New Roman" w:hAnsi="Times New Roman" w:eastAsia="FangSong" w:cs="Times New Roman"/>
-        </w:rPr>
-        <w:t>离域大</w:t>
-      </w:r>
-      <w:r>
-        <w:rPr>
-          <w:rFonts w:ascii="Times New Roman" w:hAnsi="Times New Roman" w:eastAsia="Times New Roman" w:cs="Times New Roman"/>
-        </w:rPr>
-        <w:t xml:space="preserve"> </w:t>
-      </w:r>
-      <m:oMath>
-        <m:r>
-          <m:t>π</m:t>
-        </m:r>
-      </m:oMath>
-      <w:r>
-        <w:rPr>
-          <w:rFonts w:ascii="Times New Roman" w:hAnsi="Times New Roman" w:eastAsia="Times New Roman" w:cs="Times New Roman"/>
-        </w:rPr>
-        <w:t xml:space="preserve"> </w:t>
-      </w:r>
-      <w:r>
-        <w:rPr>
-          <w:rFonts w:hint="eastAsia" w:ascii="Times New Roman" w:hAnsi="Times New Roman" w:eastAsia="FangSong" w:cs="Times New Roman"/>
-        </w:rPr>
-        <w:t>键及现代分子对称性为核心的分子结构与共价键理论大厦</w:t>
-      </w:r>
-      <w:r>
-        <w:rPr>
-          <w:rFonts w:hint="eastAsia" w:ascii="Times New Roman" w:hAnsi="Times New Roman" w:eastAsia="Times New Roman" w:cs="Times New Roman"/>
-        </w:rPr>
-        <w:t>。</w:t>
-      </w:r>
-      <w:r>
-        <w:rPr>
-          <w:rFonts w:hint="eastAsia" w:ascii="Times New Roman" w:hAnsi="Times New Roman" w:eastAsia="FangSong" w:cs="Times New Roman"/>
-        </w:rPr>
-        <w:t>完成本讲学习后</w:t>
-      </w:r>
-      <w:r>
-        <w:rPr>
-          <w:rFonts w:hint="eastAsia" w:ascii="Times New Roman" w:hAnsi="Times New Roman" w:eastAsia="Times New Roman" w:cs="Times New Roman"/>
-        </w:rPr>
-        <w:t>，</w:t>
-      </w:r>
-      <w:r>
-        <w:rPr>
-          <w:rFonts w:hint="eastAsia" w:ascii="Times New Roman" w:hAnsi="Times New Roman" w:eastAsia="FangSong" w:cs="Times New Roman"/>
-        </w:rPr>
-        <w:t>应能深入理解氢分子离子单电子双核变分推导与反键推斥本质</w:t>
-      </w:r>
-      <w:r>
-        <w:rPr>
-          <w:rFonts w:hint="eastAsia" w:ascii="Times New Roman" w:hAnsi="Times New Roman" w:eastAsia="Times New Roman" w:cs="Times New Roman"/>
-        </w:rPr>
-        <w:t>，</w:t>
-      </w:r>
-      <w:r>
-        <w:rPr>
-          <w:rFonts w:hint="eastAsia" w:ascii="Times New Roman" w:hAnsi="Times New Roman" w:eastAsia="FangSong" w:cs="Times New Roman"/>
-        </w:rPr>
-        <w:t>熟练掌握形式电荷计算与优势共振结构筛选</w:t>
-      </w:r>
-      <w:r>
-        <w:rPr>
-          <w:rFonts w:hint="eastAsia" w:ascii="Times New Roman" w:hAnsi="Times New Roman" w:eastAsia="Times New Roman" w:cs="Times New Roman"/>
-        </w:rPr>
-        <w:t>，</w:t>
-      </w:r>
-      <w:r>
-        <w:rPr>
-          <w:rFonts w:hint="eastAsia" w:ascii="Times New Roman" w:hAnsi="Times New Roman" w:eastAsia="FangSong" w:cs="Times New Roman"/>
-        </w:rPr>
-        <w:t>精通</w:t>
-      </w:r>
-      <w:r>
-        <w:rPr>
-          <w:rFonts w:ascii="Times New Roman" w:hAnsi="Times New Roman" w:eastAsia="Times New Roman" w:cs="Times New Roman"/>
-        </w:rPr>
-        <w:t xml:space="preserve"> VSEPR </w:t>
-      </w:r>
-      <w:r>
-        <w:rPr>
-          <w:rFonts w:hint="eastAsia" w:ascii="Times New Roman" w:hAnsi="Times New Roman" w:eastAsia="FangSong" w:cs="Times New Roman"/>
-        </w:rPr>
-        <w:t>理论空间排斥拓扑与孤对电子择优取向</w:t>
-      </w:r>
-      <w:r>
-        <w:rPr>
-          <w:rFonts w:hint="eastAsia" w:ascii="Times New Roman" w:hAnsi="Times New Roman" w:eastAsia="Times New Roman" w:cs="Times New Roman"/>
-        </w:rPr>
-        <w:t>，</w:t>
-      </w:r>
-      <w:r>
-        <w:rPr>
-          <w:rFonts w:hint="eastAsia" w:ascii="Times New Roman" w:hAnsi="Times New Roman" w:eastAsia="FangSong" w:cs="Times New Roman"/>
-        </w:rPr>
-        <w:t>熟练运用</w:t>
-      </w:r>
-      <w:r>
-        <w:rPr>
-          <w:rFonts w:ascii="Times New Roman" w:hAnsi="Times New Roman" w:eastAsia="Times New Roman" w:cs="Times New Roman"/>
-        </w:rPr>
-        <w:t xml:space="preserve"> Coulson </w:t>
-      </w:r>
-      <w:r>
-        <w:rPr>
-          <w:rFonts w:hint="eastAsia" w:ascii="Times New Roman" w:hAnsi="Times New Roman" w:eastAsia="FangSong" w:cs="Times New Roman"/>
-        </w:rPr>
-        <w:t xml:space="preserve">键角关系式与</w:t>
-      </w:r>
-      <w:r>
-        <w:rPr>
-          <w:rFonts w:ascii="Times New Roman" w:hAnsi="Times New Roman" w:eastAsia="Times New Roman" w:cs="Times New Roman"/>
-        </w:rPr>
-        <w:t xml:space="preserve"> Bent </w:t>
-      </w:r>
-      <w:r>
-        <w:rPr>
-          <w:rFonts w:hint="eastAsia" w:ascii="Times New Roman" w:hAnsi="Times New Roman" w:eastAsia="FangSong" w:cs="Times New Roman"/>
-        </w:rPr>
-        <w:t>规则定量反演杂化轨道成分</w:t>
-      </w:r>
-      <w:r>
-        <w:rPr>
-          <w:rFonts w:hint="eastAsia" w:ascii="Times New Roman" w:hAnsi="Times New Roman" w:eastAsia="Times New Roman" w:cs="Times New Roman"/>
-        </w:rPr>
-        <w:t>，</w:t>
-      </w:r>
-      <w:r>
-        <w:rPr>
-          <w:rFonts w:hint="eastAsia" w:ascii="Times New Roman" w:hAnsi="Times New Roman" w:eastAsia="FangSong" w:cs="Times New Roman"/>
-        </w:rPr>
-        <w:t>彻底摒弃旧有非金属超价</w:t>
-      </w:r>
-      <w:r>
-        <w:rPr>
-          <w:rFonts w:ascii="Times New Roman" w:hAnsi="Times New Roman" w:eastAsia="Times New Roman" w:cs="Times New Roman"/>
-        </w:rPr>
-        <w:t xml:space="preserve"> </w:t>
-      </w:r>
-      <m:oMath>
-        <m:r>
-          <m:t>d</m:t>
-        </m:r>
-      </m:oMath>
-      <w:r>
-        <w:rPr>
-          <w:rFonts w:ascii="Times New Roman" w:hAnsi="Times New Roman" w:eastAsia="Times New Roman" w:cs="Times New Roman"/>
-        </w:rPr>
-        <w:t xml:space="preserve"> </w:t>
-      </w:r>
-      <w:r>
-        <w:rPr>
-          <w:rFonts w:hint="eastAsia" w:ascii="Times New Roman" w:hAnsi="Times New Roman" w:eastAsia="FangSong" w:cs="Times New Roman"/>
-        </w:rPr>
-        <w:t>轨道杂化偏见并建立严谨的三中心四电子</w:t>
-      </w:r>
-      <w:r>
-        <w:rPr>
-          <w:rFonts w:hint="eastAsia" w:ascii="Times New Roman" w:hAnsi="Times New Roman" w:eastAsia="Times New Roman" w:cs="Times New Roman"/>
-        </w:rPr>
-        <w:t>（3c-4e）</w:t>
-      </w:r>
-      <w:r>
-        <w:rPr>
-          <w:rFonts w:hint="eastAsia" w:ascii="Times New Roman" w:hAnsi="Times New Roman" w:eastAsia="FangSong" w:cs="Times New Roman"/>
-        </w:rPr>
-        <w:t>分子轨道模型</w:t>
-      </w:r>
-      <w:r>
-        <w:rPr>
-          <w:rFonts w:hint="eastAsia" w:ascii="Times New Roman" w:hAnsi="Times New Roman" w:eastAsia="Times New Roman" w:cs="Times New Roman"/>
-        </w:rPr>
-        <w:t>，</w:t>
-      </w:r>
-      <w:r>
-        <w:rPr>
-          <w:rFonts w:hint="eastAsia" w:ascii="Times New Roman" w:hAnsi="Times New Roman" w:eastAsia="FangSong" w:cs="Times New Roman"/>
-        </w:rPr>
-        <w:t>深刻掌握第二周期双原子分子轨道能级交错机理与基态磁性判断</w:t>
-      </w:r>
-      <w:r>
-        <w:rPr>
-          <w:rFonts w:hint="eastAsia" w:ascii="Times New Roman" w:hAnsi="Times New Roman" w:eastAsia="Times New Roman" w:cs="Times New Roman"/>
-        </w:rPr>
-        <w:t>，</w:t>
-      </w:r>
-      <w:r>
-        <w:rPr>
-          <w:rFonts w:hint="eastAsia" w:ascii="Times New Roman" w:hAnsi="Times New Roman" w:eastAsia="FangSong" w:cs="Times New Roman"/>
-        </w:rPr>
-        <w:t>掌握</w:t>
-      </w:r>
-      <w:r>
-        <w:rPr>
-          <w:rFonts w:ascii="Times New Roman" w:hAnsi="Times New Roman" w:eastAsia="Times New Roman" w:cs="Times New Roman"/>
-        </w:rPr>
-        <w:t xml:space="preserve"> Walsh </w:t>
-      </w:r>
-      <w:r>
-        <w:rPr>
-          <w:rFonts w:hint="eastAsia" w:ascii="Times New Roman" w:hAnsi="Times New Roman" w:eastAsia="FangSong" w:cs="Times New Roman"/>
-        </w:rPr>
-        <w:t xml:space="preserve">构型演化模型与</w:t>
-      </w:r>
-      <w:r>
-        <w:rPr>
-          <w:rFonts w:ascii="Times New Roman" w:hAnsi="Times New Roman" w:eastAsia="Times New Roman" w:cs="Times New Roman"/>
-        </w:rPr>
-        <w:t xml:space="preserve"> HMO </w:t>
-      </w:r>
-      <w:r>
-        <w:rPr>
-          <w:rFonts w:hint="eastAsia" w:ascii="Times New Roman" w:hAnsi="Times New Roman" w:eastAsia="FangSong" w:cs="Times New Roman"/>
-        </w:rPr>
-        <w:t>矩阵特征根求解</w:t>
-      </w:r>
-      <w:r>
-        <w:rPr>
-          <w:rFonts w:hint="eastAsia" w:ascii="Times New Roman" w:hAnsi="Times New Roman" w:eastAsia="Times New Roman" w:cs="Times New Roman"/>
-        </w:rPr>
-        <w:t>，</w:t>
-      </w:r>
-      <w:r>
-        <w:rPr>
-          <w:rFonts w:hint="eastAsia" w:ascii="Times New Roman" w:hAnsi="Times New Roman" w:eastAsia="FangSong" w:cs="Times New Roman"/>
-        </w:rPr>
-        <w:t>熟练推导离域大</w:t>
-      </w:r>
-      <w:r>
-        <w:rPr>
-          <w:rFonts w:ascii="Times New Roman" w:hAnsi="Times New Roman" w:eastAsia="Times New Roman" w:cs="Times New Roman"/>
-        </w:rPr>
-        <w:t xml:space="preserve"> </w:t>
-      </w:r>
-      <m:oMath>
-        <m:r>
-          <m:t>π</m:t>
-        </m:r>
-      </m:oMath>
-      <w:r>
-        <w:rPr>
-          <w:rFonts w:ascii="Times New Roman" w:hAnsi="Times New Roman" w:eastAsia="Times New Roman" w:cs="Times New Roman"/>
-        </w:rPr>
-        <w:t xml:space="preserve"> </w:t>
-      </w:r>
-      <w:r>
-        <w:rPr>
-          <w:rFonts w:hint="eastAsia" w:ascii="Times New Roman" w:hAnsi="Times New Roman" w:eastAsia="FangSong" w:cs="Times New Roman"/>
-        </w:rPr>
-        <w:t>键规范符号</w:t>
-      </w:r>
-      <w:r>
-        <w:rPr>
-          <w:rFonts w:hint="eastAsia" w:ascii="Times New Roman" w:hAnsi="Times New Roman" w:eastAsia="Times New Roman" w:cs="Times New Roman"/>
-        </w:rPr>
-        <w:t>，</w:t>
-      </w:r>
-      <w:r>
-        <w:rPr>
-          <w:rFonts w:hint="eastAsia" w:ascii="Times New Roman" w:hAnsi="Times New Roman" w:eastAsia="FangSong" w:cs="Times New Roman"/>
-        </w:rPr>
-        <w:t>精通分子点群对称性对永久偶极矩的严格约束</w:t>
-      </w:r>
-      <w:r>
-        <w:rPr>
-          <w:rFonts w:hint="eastAsia" w:ascii="Times New Roman" w:hAnsi="Times New Roman" w:eastAsia="Times New Roman" w:cs="Times New Roman"/>
-        </w:rPr>
-        <w:t>，</w:t>
-      </w:r>
-      <w:r>
-        <w:rPr>
-          <w:rFonts w:hint="eastAsia" w:ascii="Times New Roman" w:hAnsi="Times New Roman" w:eastAsia="FangSong" w:cs="Times New Roman"/>
-        </w:rPr>
-        <w:t>透彻剖析</w:t>
-      </w:r>
-      <w:r>
-        <w:rPr>
-          <w:rFonts w:ascii="Times New Roman" w:hAnsi="Times New Roman" w:eastAsia="Times New Roman" w:cs="Times New Roman"/>
-        </w:rPr>
-        <w:t xml:space="preserve"> Keesom、Debye、London </w:t>
-      </w:r>
-      <w:r>
-        <w:rPr>
-          <w:rFonts w:hint="eastAsia" w:ascii="Times New Roman" w:hAnsi="Times New Roman" w:eastAsia="FangSong" w:cs="Times New Roman"/>
-        </w:rPr>
-        <w:t>范德华力的微观力学本质以及氢键的四项正交能量成分与宏观反转效应</w:t>
-      </w:r>
-      <w:r>
-        <w:rPr>
-          <w:rFonts w:hint="eastAsia" w:ascii="Times New Roman" w:hAnsi="Times New Roman" w:eastAsia="Times New Roman" w:cs="Times New Roman"/>
-        </w:rPr>
-        <w:t>，</w:t>
-      </w:r>
-      <w:r>
-        <w:rPr>
-          <w:rFonts w:hint="eastAsia" w:ascii="Times New Roman" w:hAnsi="Times New Roman" w:eastAsia="FangSong" w:cs="Times New Roman"/>
-        </w:rPr>
-        <w:t>并能敏锐识别赛场</w:t>
-      </w:r>
-      <w:r>
-        <w:rPr>
-          <w:rFonts w:ascii="Times New Roman" w:hAnsi="Times New Roman" w:eastAsia="Times New Roman" w:cs="Times New Roman"/>
-        </w:rPr>
-        <w:t xml:space="preserve"> 8 </w:t>
-      </w:r>
-      <w:r>
-        <w:rPr>
-          <w:rFonts w:hint="eastAsia" w:ascii="Times New Roman" w:hAnsi="Times New Roman" w:eastAsia="FangSong" w:cs="Times New Roman"/>
-        </w:rPr>
-        <w:t>大高频失分命题陷阱</w:t>
-      </w:r>
-      <w:r>
-        <w:rPr>
-          <w:rFonts w:hint="eastAsia" w:ascii="Times New Roman" w:hAnsi="Times New Roman" w:eastAsia="Times New Roman" w:cs="Times New Roman"/>
-        </w:rPr>
-        <w:t>。</w:t>
-      </w:r>
-    </w:p>
-    <w:p>
-      <w:pPr>
-        <w:spacing w:before="160" w:after="80"/>
-      </w:pPr>
-      <w:r>
-        <w:pict>
-          <v:rect style="width:0;height:1.5pt" o:hralign="center" o:hrstd="t" o:hr="t"/>
-        </w:pict>
-      </w:r>
-    </w:p>
-    <w:bookmarkEnd w:id="9"/>
-    <w:bookmarkStart w:id="22" w:name="共价键量子本质与氢分子离子变分法推演"/>
+    <w:bookmarkStart w:id="21" w:name="共价键量子本质与氢分子离子变分法推演"/>
     <w:p>
       <w:pPr>
         <w:pStyle w:val="Heading2"/>
@@ -1330,18 +319,18 @@
                 <wp:inline>
                   <wp:extent cx="2667000" cy="1789314"/>
                   <wp:effectExtent b="0" l="0" r="0" t="0"/>
-                  <wp:docPr descr="" title="" id="11" name="Picture"/>
+                  <wp:docPr descr="" title="" id="10" name="Picture"/>
                   <a:graphic>
                     <a:graphicData uri="http://schemas.openxmlformats.org/drawingml/2006/picture">
                       <pic:pic>
                         <pic:nvPicPr>
-                          <pic:cNvPr descr="b035160113c753ce65cea94b46e1e4f94adf947e29a087c1c8f358a74c2a7991.jpg" id="12" name="Picture"/>
+                          <pic:cNvPr descr="b035160113c753ce65cea94b46e1e4f94adf947e29a087c1c8f358a74c2a7991.jpg" id="11" name="Picture"/>
                           <pic:cNvPicPr>
                             <a:picLocks noChangeArrowheads="1" noChangeAspect="1"/>
                           </pic:cNvPicPr>
                         </pic:nvPicPr>
                         <pic:blipFill>
-                          <a:blip r:embed="rId10"/>
+                          <a:blip r:embed="rId9"/>
                           <a:stretch>
                             <a:fillRect/>
                           </a:stretch>
@@ -1384,18 +373,18 @@
                 <wp:inline>
                   <wp:extent cx="2667000" cy="1666875"/>
                   <wp:effectExtent b="0" l="0" r="0" t="0"/>
-                  <wp:docPr descr="" title="" id="14" name="Picture"/>
+                  <wp:docPr descr="" title="" id="13" name="Picture"/>
                   <a:graphic>
                     <a:graphicData uri="http://schemas.openxmlformats.org/drawingml/2006/picture">
                       <pic:pic>
                         <pic:nvPicPr>
-                          <pic:cNvPr descr="9652db79a004353e6022813c603c607751e7a6d8a6b74688bbde3e01d945145d.jpg" id="15" name="Picture"/>
+                          <pic:cNvPr descr="9652db79a004353e6022813c603c607751e7a6d8a6b74688bbde3e01d945145d.jpg" id="14" name="Picture"/>
                           <pic:cNvPicPr>
                             <a:picLocks noChangeArrowheads="1" noChangeAspect="1"/>
                           </pic:cNvPicPr>
                         </pic:nvPicPr>
                         <pic:blipFill>
-                          <a:blip r:embed="rId13"/>
+                          <a:blip r:embed="rId12"/>
                           <a:stretch>
                             <a:fillRect/>
                           </a:stretch>
@@ -4837,18 +3826,18 @@
                 <wp:inline>
                   <wp:extent cx="2667000" cy="2032596"/>
                   <wp:effectExtent b="0" l="0" r="0" t="0"/>
-                  <wp:docPr descr="" title="" id="17" name="Picture"/>
+                  <wp:docPr descr="" title="" id="16" name="Picture"/>
                   <a:graphic>
                     <a:graphicData uri="http://schemas.openxmlformats.org/drawingml/2006/picture">
                       <pic:pic>
                         <pic:nvPicPr>
-                          <pic:cNvPr descr="7870a579a0c87f76122a839aae4f23735f072c591e0629e1ebd0bc9dd20a7fa4.jpg" id="18" name="Picture"/>
+                          <pic:cNvPr descr="7870a579a0c87f76122a839aae4f23735f072c591e0629e1ebd0bc9dd20a7fa4.jpg" id="17" name="Picture"/>
                           <pic:cNvPicPr>
                             <a:picLocks noChangeArrowheads="1" noChangeAspect="1"/>
                           </pic:cNvPicPr>
                         </pic:nvPicPr>
                         <pic:blipFill>
-                          <a:blip r:embed="rId16"/>
+                          <a:blip r:embed="rId15"/>
                           <a:stretch>
                             <a:fillRect/>
                           </a:stretch>
@@ -4891,18 +3880,18 @@
                 <wp:inline>
                   <wp:extent cx="2667000" cy="478292"/>
                   <wp:effectExtent b="0" l="0" r="0" t="0"/>
-                  <wp:docPr descr="" title="" id="20" name="Picture"/>
+                  <wp:docPr descr="" title="" id="19" name="Picture"/>
                   <a:graphic>
                     <a:graphicData uri="http://schemas.openxmlformats.org/drawingml/2006/picture">
                       <pic:pic>
                         <pic:nvPicPr>
-                          <pic:cNvPr descr="3ac7997b36d6b5b6b96e290ac7254c51c50c40f55688abbb758d01cf90bcbfc9.png" id="21" name="Picture"/>
+                          <pic:cNvPr descr="3ac7997b36d6b5b6b96e290ac7254c51c50c40f55688abbb758d01cf90bcbfc9.png" id="20" name="Picture"/>
                           <pic:cNvPicPr>
                             <a:picLocks noChangeArrowheads="1" noChangeAspect="1"/>
                           </pic:cNvPicPr>
                         </pic:nvPicPr>
                         <pic:blipFill>
-                          <a:blip r:embed="rId19"/>
+                          <a:blip r:embed="rId18"/>
                           <a:stretch>
                             <a:fillRect/>
                           </a:stretch>
@@ -5022,8 +4011,8 @@
         </w:pict>
       </w:r>
     </w:p>
-    <w:bookmarkEnd w:id="22"/>
-    <w:bookmarkStart w:id="29" w:name="lewis-结构式形式电荷与共振杂化论"/>
+    <w:bookmarkEnd w:id="21"/>
+    <w:bookmarkStart w:id="28" w:name="lewis-结构式形式电荷与共振杂化论"/>
     <w:p>
       <w:pPr>
         <w:pStyle w:val="Heading2"/>
@@ -6153,18 +5142,18 @@
                 <wp:inline>
                   <wp:extent cx="2667000" cy="1716187"/>
                   <wp:effectExtent b="0" l="0" r="0" t="0"/>
-                  <wp:docPr descr="" title="" id="24" name="Picture"/>
+                  <wp:docPr descr="" title="" id="23" name="Picture"/>
                   <a:graphic>
                     <a:graphicData uri="http://schemas.openxmlformats.org/drawingml/2006/picture">
                       <pic:pic>
                         <pic:nvPicPr>
-                          <pic:cNvPr descr="30c93e71ac4eb7543f238ceed92f40a609abc6046296d1947f27b69a9148ce9e.png" id="25" name="Picture"/>
+                          <pic:cNvPr descr="30c93e71ac4eb7543f238ceed92f40a609abc6046296d1947f27b69a9148ce9e.png" id="24" name="Picture"/>
                           <pic:cNvPicPr>
                             <a:picLocks noChangeArrowheads="1" noChangeAspect="1"/>
                           </pic:cNvPicPr>
                         </pic:nvPicPr>
                         <pic:blipFill>
-                          <a:blip r:embed="rId23"/>
+                          <a:blip r:embed="rId22"/>
                           <a:stretch>
                             <a:fillRect/>
                           </a:stretch>
@@ -6207,18 +5196,18 @@
                 <wp:inline>
                   <wp:extent cx="2667000" cy="884361"/>
                   <wp:effectExtent b="0" l="0" r="0" t="0"/>
-                  <wp:docPr descr="" title="" id="27" name="Picture"/>
+                  <wp:docPr descr="" title="" id="26" name="Picture"/>
                   <a:graphic>
                     <a:graphicData uri="http://schemas.openxmlformats.org/drawingml/2006/picture">
                       <pic:pic>
                         <pic:nvPicPr>
-                          <pic:cNvPr descr="c9224e0b7949ca0724a894dcc5b2a933926395826414799876e32c10e3156746.png" id="28" name="Picture"/>
+                          <pic:cNvPr descr="c9224e0b7949ca0724a894dcc5b2a933926395826414799876e32c10e3156746.png" id="27" name="Picture"/>
                           <pic:cNvPicPr>
                             <a:picLocks noChangeArrowheads="1" noChangeAspect="1"/>
                           </pic:cNvPicPr>
                         </pic:nvPicPr>
                         <pic:blipFill>
-                          <a:blip r:embed="rId26"/>
+                          <a:blip r:embed="rId25"/>
                           <a:stretch>
                             <a:fillRect/>
                           </a:stretch>
@@ -7220,8 +6209,8 @@
         </w:pict>
       </w:r>
     </w:p>
-    <w:bookmarkEnd w:id="29"/>
-    <w:bookmarkStart w:id="36" w:name="价层电子对互斥理论vsepr与分子立体畸变"/>
+    <w:bookmarkEnd w:id="28"/>
+    <w:bookmarkStart w:id="35" w:name="价层电子对互斥理论vsepr与分子立体畸变"/>
     <w:p>
       <w:pPr>
         <w:pStyle w:val="Heading2"/>
@@ -10182,18 +9171,18 @@
                 <wp:inline>
                   <wp:extent cx="2667000" cy="2115871"/>
                   <wp:effectExtent b="0" l="0" r="0" t="0"/>
-                  <wp:docPr descr="" title="" id="31" name="Picture"/>
+                  <wp:docPr descr="" title="" id="30" name="Picture"/>
                   <a:graphic>
                     <a:graphicData uri="http://schemas.openxmlformats.org/drawingml/2006/picture">
                       <pic:pic>
                         <pic:nvPicPr>
-                          <pic:cNvPr descr="2223fec059a647564d3d1b7e31759f3dcca790ab815ce04dca196564076b9144.png" id="32" name="Picture"/>
+                          <pic:cNvPr descr="2223fec059a647564d3d1b7e31759f3dcca790ab815ce04dca196564076b9144.png" id="31" name="Picture"/>
                           <pic:cNvPicPr>
                             <a:picLocks noChangeArrowheads="1" noChangeAspect="1"/>
                           </pic:cNvPicPr>
                         </pic:nvPicPr>
                         <pic:blipFill>
-                          <a:blip r:embed="rId30"/>
+                          <a:blip r:embed="rId29"/>
                           <a:stretch>
                             <a:fillRect/>
                           </a:stretch>
@@ -10236,18 +9225,18 @@
                 <wp:inline>
                   <wp:extent cx="2667000" cy="1317000"/>
                   <wp:effectExtent b="0" l="0" r="0" t="0"/>
-                  <wp:docPr descr="" title="" id="34" name="Picture"/>
+                  <wp:docPr descr="" title="" id="33" name="Picture"/>
                   <a:graphic>
                     <a:graphicData uri="http://schemas.openxmlformats.org/drawingml/2006/picture">
                       <pic:pic>
                         <pic:nvPicPr>
-                          <pic:cNvPr descr="0b2907dd64f43abf65db418f5bf51f489f18a8add74df45aab77421b7fe215ef.jpg" id="35" name="Picture"/>
+                          <pic:cNvPr descr="0b2907dd64f43abf65db418f5bf51f489f18a8add74df45aab77421b7fe215ef.jpg" id="34" name="Picture"/>
                           <pic:cNvPicPr>
                             <a:picLocks noChangeArrowheads="1" noChangeAspect="1"/>
                           </pic:cNvPicPr>
                         </pic:nvPicPr>
                         <pic:blipFill>
-                          <a:blip r:embed="rId33"/>
+                          <a:blip r:embed="rId32"/>
                           <a:stretch>
                             <a:fillRect/>
                           </a:stretch>
@@ -11576,8 +10565,8 @@
         </w:pict>
       </w:r>
     </w:p>
-    <w:bookmarkEnd w:id="36"/>
-    <w:bookmarkStart w:id="43" w:name="现代价键理论vb与杂化轨道严格数理构建"/>
+    <w:bookmarkEnd w:id="35"/>
+    <w:bookmarkStart w:id="42" w:name="现代价键理论vb与杂化轨道严格数理构建"/>
     <w:p>
       <w:pPr>
         <w:pStyle w:val="Heading2"/>
@@ -12253,18 +11242,18 @@
                 <wp:inline>
                   <wp:extent cx="2667000" cy="2629719"/>
                   <wp:effectExtent b="0" l="0" r="0" t="0"/>
-                  <wp:docPr descr="" title="" id="38" name="Picture"/>
+                  <wp:docPr descr="" title="" id="37" name="Picture"/>
                   <a:graphic>
                     <a:graphicData uri="http://schemas.openxmlformats.org/drawingml/2006/picture">
                       <pic:pic>
                         <pic:nvPicPr>
-                          <pic:cNvPr descr="4e6352ef242f1d76b38cc1e2051c2d8ffde6e5578af7ec6ad4ac4465fadeac0e.jpg" id="39" name="Picture"/>
+                          <pic:cNvPr descr="4e6352ef242f1d76b38cc1e2051c2d8ffde6e5578af7ec6ad4ac4465fadeac0e.jpg" id="38" name="Picture"/>
                           <pic:cNvPicPr>
                             <a:picLocks noChangeArrowheads="1" noChangeAspect="1"/>
                           </pic:cNvPicPr>
                         </pic:nvPicPr>
                         <pic:blipFill>
-                          <a:blip r:embed="rId37"/>
+                          <a:blip r:embed="rId36"/>
                           <a:stretch>
                             <a:fillRect/>
                           </a:stretch>
@@ -12307,18 +11296,18 @@
                 <wp:inline>
                   <wp:extent cx="2667000" cy="872836"/>
                   <wp:effectExtent b="0" l="0" r="0" t="0"/>
-                  <wp:docPr descr="" title="" id="41" name="Picture"/>
+                  <wp:docPr descr="" title="" id="40" name="Picture"/>
                   <a:graphic>
                     <a:graphicData uri="http://schemas.openxmlformats.org/drawingml/2006/picture">
                       <pic:pic>
                         <pic:nvPicPr>
-                          <pic:cNvPr descr="4f7d9fc557f0d3e688af76c6e8050ed8cc7f2c9461c5d25804a874783bc94943.jpg" id="42" name="Picture"/>
+                          <pic:cNvPr descr="4f7d9fc557f0d3e688af76c6e8050ed8cc7f2c9461c5d25804a874783bc94943.jpg" id="41" name="Picture"/>
                           <pic:cNvPicPr>
                             <a:picLocks noChangeArrowheads="1" noChangeAspect="1"/>
                           </pic:cNvPicPr>
                         </pic:nvPicPr>
                         <pic:blipFill>
-                          <a:blip r:embed="rId40"/>
+                          <a:blip r:embed="rId39"/>
                           <a:stretch>
                             <a:fillRect/>
                           </a:stretch>
@@ -15748,8 +14737,8 @@
         </w:pict>
       </w:r>
     </w:p>
-    <w:bookmarkEnd w:id="43"/>
-    <w:bookmarkStart w:id="62" w:name="分子轨道理论mo与同核双原子分子能级交错"/>
+    <w:bookmarkEnd w:id="42"/>
+    <w:bookmarkStart w:id="61" w:name="分子轨道理论mo与同核双原子分子能级交错"/>
     <w:p>
       <w:pPr>
         <w:pStyle w:val="Heading2"/>
@@ -17247,18 +16236,18 @@
                 <wp:inline>
                   <wp:extent cx="2667000" cy="2044445"/>
                   <wp:effectExtent b="0" l="0" r="0" t="0"/>
-                  <wp:docPr descr="" title="" id="45" name="Picture"/>
+                  <wp:docPr descr="" title="" id="44" name="Picture"/>
                   <a:graphic>
                     <a:graphicData uri="http://schemas.openxmlformats.org/drawingml/2006/picture">
                       <pic:pic>
                         <pic:nvPicPr>
-                          <pic:cNvPr descr="e608d01cdf5073a8ccd005e35e4b38987ff87f5984f988c28403ae60d9728764.jpg" id="46" name="Picture"/>
+                          <pic:cNvPr descr="e608d01cdf5073a8ccd005e35e4b38987ff87f5984f988c28403ae60d9728764.jpg" id="45" name="Picture"/>
                           <pic:cNvPicPr>
                             <a:picLocks noChangeArrowheads="1" noChangeAspect="1"/>
                           </pic:cNvPicPr>
                         </pic:nvPicPr>
                         <pic:blipFill>
-                          <a:blip r:embed="rId44"/>
+                          <a:blip r:embed="rId43"/>
                           <a:stretch>
                             <a:fillRect/>
                           </a:stretch>
@@ -17301,18 +16290,18 @@
                 <wp:inline>
                   <wp:extent cx="2667000" cy="1778000"/>
                   <wp:effectExtent b="0" l="0" r="0" t="0"/>
-                  <wp:docPr descr="" title="" id="48" name="Picture"/>
+                  <wp:docPr descr="" title="" id="47" name="Picture"/>
                   <a:graphic>
                     <a:graphicData uri="http://schemas.openxmlformats.org/drawingml/2006/picture">
                       <pic:pic>
                         <pic:nvPicPr>
-                          <pic:cNvPr descr="4720d76ba64264e0dc91faa469d49f29fdce1d6d0c1e77edf0eeedca3a4a045a.jpg" id="49" name="Picture"/>
+                          <pic:cNvPr descr="4720d76ba64264e0dc91faa469d49f29fdce1d6d0c1e77edf0eeedca3a4a045a.jpg" id="48" name="Picture"/>
                           <pic:cNvPicPr>
                             <a:picLocks noChangeArrowheads="1" noChangeAspect="1"/>
                           </pic:cNvPicPr>
                         </pic:nvPicPr>
                         <pic:blipFill>
-                          <a:blip r:embed="rId47"/>
+                          <a:blip r:embed="rId46"/>
                           <a:stretch>
                             <a:fillRect/>
                           </a:stretch>
@@ -20721,18 +19710,18 @@
                 <wp:inline>
                   <wp:extent cx="2667000" cy="1778000"/>
                   <wp:effectExtent b="0" l="0" r="0" t="0"/>
-                  <wp:docPr descr="" title="" id="51" name="Picture"/>
+                  <wp:docPr descr="" title="" id="50" name="Picture"/>
                   <a:graphic>
                     <a:graphicData uri="http://schemas.openxmlformats.org/drawingml/2006/picture">
                       <pic:pic>
                         <pic:nvPicPr>
-                          <pic:cNvPr descr="01b6c773b61635de5e83e0c1624fdd0a900f6b46074664afddfdc6f448f6987e.jpg" id="52" name="Picture"/>
+                          <pic:cNvPr descr="01b6c773b61635de5e83e0c1624fdd0a900f6b46074664afddfdc6f448f6987e.jpg" id="51" name="Picture"/>
                           <pic:cNvPicPr>
                             <a:picLocks noChangeArrowheads="1" noChangeAspect="1"/>
                           </pic:cNvPicPr>
                         </pic:nvPicPr>
                         <pic:blipFill>
-                          <a:blip r:embed="rId50"/>
+                          <a:blip r:embed="rId49"/>
                           <a:stretch>
                             <a:fillRect/>
                           </a:stretch>
@@ -20775,18 +19764,18 @@
                 <wp:inline>
                   <wp:extent cx="2667000" cy="2189162"/>
                   <wp:effectExtent b="0" l="0" r="0" t="0"/>
-                  <wp:docPr descr="" title="" id="54" name="Picture"/>
+                  <wp:docPr descr="" title="" id="53" name="Picture"/>
                   <a:graphic>
                     <a:graphicData uri="http://schemas.openxmlformats.org/drawingml/2006/picture">
                       <pic:pic>
                         <pic:nvPicPr>
-                          <pic:cNvPr descr="8cd7758af750275804e88067b1aa34ed97c6839d56247c827668352f3c8e5ea7.jpg" id="55" name="Picture"/>
+                          <pic:cNvPr descr="8cd7758af750275804e88067b1aa34ed97c6839d56247c827668352f3c8e5ea7.jpg" id="54" name="Picture"/>
                           <pic:cNvPicPr>
                             <a:picLocks noChangeArrowheads="1" noChangeAspect="1"/>
                           </pic:cNvPicPr>
                         </pic:nvPicPr>
                         <pic:blipFill>
-                          <a:blip r:embed="rId53"/>
+                          <a:blip r:embed="rId52"/>
                           <a:stretch>
                             <a:fillRect/>
                           </a:stretch>
@@ -21706,18 +20695,18 @@
                 <wp:inline>
                   <wp:extent cx="2667000" cy="1761012"/>
                   <wp:effectExtent b="0" l="0" r="0" t="0"/>
-                  <wp:docPr descr="" title="" id="57" name="Picture"/>
+                  <wp:docPr descr="" title="" id="56" name="Picture"/>
                   <a:graphic>
                     <a:graphicData uri="http://schemas.openxmlformats.org/drawingml/2006/picture">
                       <pic:pic>
                         <pic:nvPicPr>
-                          <pic:cNvPr descr="eef5c501a9dd9757c880e83328cbe87f3482ecfc5e9fc3af2cec60ff58643574.jpg" id="58" name="Picture"/>
+                          <pic:cNvPr descr="eef5c501a9dd9757c880e83328cbe87f3482ecfc5e9fc3af2cec60ff58643574.jpg" id="57" name="Picture"/>
                           <pic:cNvPicPr>
                             <a:picLocks noChangeArrowheads="1" noChangeAspect="1"/>
                           </pic:cNvPicPr>
                         </pic:nvPicPr>
                         <pic:blipFill>
-                          <a:blip r:embed="rId56"/>
+                          <a:blip r:embed="rId55"/>
                           <a:stretch>
                             <a:fillRect/>
                           </a:stretch>
@@ -21760,18 +20749,18 @@
                 <wp:inline>
                   <wp:extent cx="2667000" cy="2740159"/>
                   <wp:effectExtent b="0" l="0" r="0" t="0"/>
-                  <wp:docPr descr="" title="" id="60" name="Picture"/>
+                  <wp:docPr descr="" title="" id="59" name="Picture"/>
                   <a:graphic>
                     <a:graphicData uri="http://schemas.openxmlformats.org/drawingml/2006/picture">
                       <pic:pic>
                         <pic:nvPicPr>
-                          <pic:cNvPr descr="ffa4284898b790f0b2c20cefb51ed13f32c30d550bfdbf078f9b82794323854c.png" id="61" name="Picture"/>
+                          <pic:cNvPr descr="ffa4284898b790f0b2c20cefb51ed13f32c30d550bfdbf078f9b82794323854c.png" id="60" name="Picture"/>
                           <pic:cNvPicPr>
                             <a:picLocks noChangeArrowheads="1" noChangeAspect="1"/>
                           </pic:cNvPicPr>
                         </pic:nvPicPr>
                         <pic:blipFill>
-                          <a:blip r:embed="rId59"/>
+                          <a:blip r:embed="rId58"/>
                           <a:stretch>
                             <a:fillRect/>
                           </a:stretch>
@@ -21891,8 +20880,8 @@
         </w:pict>
       </w:r>
     </w:p>
-    <w:bookmarkEnd w:id="62"/>
-    <w:bookmarkStart w:id="75" w:name="异核双原子分子轨道与典型配合物反馈成键"/>
+    <w:bookmarkEnd w:id="61"/>
+    <w:bookmarkStart w:id="74" w:name="异核双原子分子轨道与典型配合物反馈成键"/>
     <w:p>
       <w:pPr>
         <w:pStyle w:val="Heading2"/>
@@ -23260,18 +22249,18 @@
                 <wp:inline>
                   <wp:extent cx="2667000" cy="3627119"/>
                   <wp:effectExtent b="0" l="0" r="0" t="0"/>
-                  <wp:docPr descr="" title="" id="64" name="Picture"/>
+                  <wp:docPr descr="" title="" id="63" name="Picture"/>
                   <a:graphic>
                     <a:graphicData uri="http://schemas.openxmlformats.org/drawingml/2006/picture">
                       <pic:pic>
                         <pic:nvPicPr>
-                          <pic:cNvPr descr="5ae296f4c806d698fc9920744aaf020cfbd9a253c9b27331573ea8adbac86469.png" id="65" name="Picture"/>
+                          <pic:cNvPr descr="5ae296f4c806d698fc9920744aaf020cfbd9a253c9b27331573ea8adbac86469.png" id="64" name="Picture"/>
                           <pic:cNvPicPr>
                             <a:picLocks noChangeArrowheads="1" noChangeAspect="1"/>
                           </pic:cNvPicPr>
                         </pic:nvPicPr>
                         <pic:blipFill>
-                          <a:blip r:embed="rId63"/>
+                          <a:blip r:embed="rId62"/>
                           <a:stretch>
                             <a:fillRect/>
                           </a:stretch>
@@ -23314,18 +22303,18 @@
                 <wp:inline>
                   <wp:extent cx="2667000" cy="1097359"/>
                   <wp:effectExtent b="0" l="0" r="0" t="0"/>
-                  <wp:docPr descr="" title="" id="67" name="Picture"/>
+                  <wp:docPr descr="" title="" id="66" name="Picture"/>
                   <a:graphic>
                     <a:graphicData uri="http://schemas.openxmlformats.org/drawingml/2006/picture">
                       <pic:pic>
                         <pic:nvPicPr>
-                          <pic:cNvPr descr="13a4510d00b67963ff697a7bbf4edc8767e74db5a658f762fbc864bc5f2df91e.png" id="68" name="Picture"/>
+                          <pic:cNvPr descr="13a4510d00b67963ff697a7bbf4edc8767e74db5a658f762fbc864bc5f2df91e.png" id="67" name="Picture"/>
                           <pic:cNvPicPr>
                             <a:picLocks noChangeArrowheads="1" noChangeAspect="1"/>
                           </pic:cNvPicPr>
                         </pic:nvPicPr>
                         <pic:blipFill>
-                          <a:blip r:embed="rId66"/>
+                          <a:blip r:embed="rId65"/>
                           <a:stretch>
                             <a:fillRect/>
                           </a:stretch>
@@ -24968,18 +23957,18 @@
                 <wp:inline>
                   <wp:extent cx="2667000" cy="1780773"/>
                   <wp:effectExtent b="0" l="0" r="0" t="0"/>
-                  <wp:docPr descr="" title="" id="70" name="Picture"/>
+                  <wp:docPr descr="" title="" id="69" name="Picture"/>
                   <a:graphic>
                     <a:graphicData uri="http://schemas.openxmlformats.org/drawingml/2006/picture">
                       <pic:pic>
                         <pic:nvPicPr>
-                          <pic:cNvPr descr="f48ff39e401296a3d87cd4400810199f26c9e3a9e9ee8344dc5d36d9db90e792.jpg" id="71" name="Picture"/>
+                          <pic:cNvPr descr="f48ff39e401296a3d87cd4400810199f26c9e3a9e9ee8344dc5d36d9db90e792.jpg" id="70" name="Picture"/>
                           <pic:cNvPicPr>
                             <a:picLocks noChangeArrowheads="1" noChangeAspect="1"/>
                           </pic:cNvPicPr>
                         </pic:nvPicPr>
                         <pic:blipFill>
-                          <a:blip r:embed="rId69"/>
+                          <a:blip r:embed="rId68"/>
                           <a:stretch>
                             <a:fillRect/>
                           </a:stretch>
@@ -25022,18 +24011,18 @@
                 <wp:inline>
                   <wp:extent cx="2667000" cy="3647514"/>
                   <wp:effectExtent b="0" l="0" r="0" t="0"/>
-                  <wp:docPr descr="" title="" id="73" name="Picture"/>
+                  <wp:docPr descr="" title="" id="72" name="Picture"/>
                   <a:graphic>
                     <a:graphicData uri="http://schemas.openxmlformats.org/drawingml/2006/picture">
                       <pic:pic>
                         <pic:nvPicPr>
-                          <pic:cNvPr descr="38c88533161a308471aeabd11fce251adf84d504758144fd60f06db140226411.jpg" id="74" name="Picture"/>
+                          <pic:cNvPr descr="38c88533161a308471aeabd11fce251adf84d504758144fd60f06db140226411.jpg" id="73" name="Picture"/>
                           <pic:cNvPicPr>
                             <a:picLocks noChangeArrowheads="1" noChangeAspect="1"/>
                           </pic:cNvPicPr>
                         </pic:nvPicPr>
                         <pic:blipFill>
-                          <a:blip r:embed="rId72"/>
+                          <a:blip r:embed="rId71"/>
                           <a:stretch>
                             <a:fillRect/>
                           </a:stretch>
@@ -25153,8 +24142,8 @@
         </w:pict>
       </w:r>
     </w:p>
-    <w:bookmarkEnd w:id="75"/>
-    <w:bookmarkStart w:id="76" w:name="walsh-构型演化原理与多中心分子几何"/>
+    <w:bookmarkEnd w:id="74"/>
+    <w:bookmarkStart w:id="75" w:name="walsh-构型演化原理与多中心分子几何"/>
     <w:p>
       <w:pPr>
         <w:pStyle w:val="Heading2"/>
@@ -28445,8 +27434,8 @@
         </w:pict>
       </w:r>
     </w:p>
-    <w:bookmarkEnd w:id="76"/>
-    <w:bookmarkStart w:id="77" w:name="离域-pi-键与-hmo-休克尔分子轨道理论"/>
+    <w:bookmarkEnd w:id="75"/>
+    <w:bookmarkStart w:id="76" w:name="离域-pi-键与-hmo-休克尔分子轨道理论"/>
     <w:p>
       <w:pPr>
         <w:pStyle w:val="Heading2"/>
@@ -33116,8 +32105,8 @@
         </w:pict>
       </w:r>
     </w:p>
-    <w:bookmarkEnd w:id="77"/>
-    <w:bookmarkStart w:id="93" w:name="分子偶极矩分子间弱相互作用与氢键量子本质"/>
+    <w:bookmarkEnd w:id="76"/>
+    <w:bookmarkStart w:id="92" w:name="分子偶极矩分子间弱相互作用与氢键量子本质"/>
     <w:p>
       <w:pPr>
         <w:pStyle w:val="Heading2"/>
@@ -34141,18 +33130,18 @@
                 <wp:inline>
                   <wp:extent cx="2667000" cy="1414591"/>
                   <wp:effectExtent b="0" l="0" r="0" t="0"/>
-                  <wp:docPr descr="" title="" id="79" name="Picture"/>
+                  <wp:docPr descr="" title="" id="78" name="Picture"/>
                   <a:graphic>
                     <a:graphicData uri="http://schemas.openxmlformats.org/drawingml/2006/picture">
                       <pic:pic>
                         <pic:nvPicPr>
-                          <pic:cNvPr descr="ab8c433c157b832d31b5d563767a21fae790db0b98e9ae043cef8b86a3cf086e.jpg" id="80" name="Picture"/>
+                          <pic:cNvPr descr="ab8c433c157b832d31b5d563767a21fae790db0b98e9ae043cef8b86a3cf086e.jpg" id="79" name="Picture"/>
                           <pic:cNvPicPr>
                             <a:picLocks noChangeArrowheads="1" noChangeAspect="1"/>
                           </pic:cNvPicPr>
                         </pic:nvPicPr>
                         <pic:blipFill>
-                          <a:blip r:embed="rId78"/>
+                          <a:blip r:embed="rId77"/>
                           <a:stretch>
                             <a:fillRect/>
                           </a:stretch>
@@ -34195,18 +33184,18 @@
                 <wp:inline>
                   <wp:extent cx="2667000" cy="2213610"/>
                   <wp:effectExtent b="0" l="0" r="0" t="0"/>
-                  <wp:docPr descr="" title="" id="82" name="Picture"/>
+                  <wp:docPr descr="" title="" id="81" name="Picture"/>
                   <a:graphic>
                     <a:graphicData uri="http://schemas.openxmlformats.org/drawingml/2006/picture">
                       <pic:pic>
                         <pic:nvPicPr>
-                          <pic:cNvPr descr="ed14582f44e9ca63ec656757a40a0dcfd52b288055298275d31f0468d78fc88c.png" id="83" name="Picture"/>
+                          <pic:cNvPr descr="ed14582f44e9ca63ec656757a40a0dcfd52b288055298275d31f0468d78fc88c.png" id="82" name="Picture"/>
                           <pic:cNvPicPr>
                             <a:picLocks noChangeArrowheads="1" noChangeAspect="1"/>
                           </pic:cNvPicPr>
                         </pic:nvPicPr>
                         <pic:blipFill>
-                          <a:blip r:embed="rId81"/>
+                          <a:blip r:embed="rId80"/>
                           <a:stretch>
                             <a:fillRect/>
                           </a:stretch>
@@ -34334,24 +33323,15 @@
         </w:rPr>
         <w:t>：</w:t>
       </w:r>
-      <w:r>
-        <w:rPr>
-          <w:rFonts w:ascii="Times New Roman" w:hAnsi="Times New Roman" w:eastAsia="Times New Roman" w:cs="Times New Roman"/>
-        </w:rPr>
-        <w:t xml:space="preserve"> </w:t>
-      </w:r>
-      <w:r>
-        <w:rPr>
-          <w:rFonts w:ascii="Times New Roman" w:hAnsi="Times New Roman" w:eastAsia="Times New Roman" w:cs="Times New Roman"/>
-        </w:rPr>
-        <w:t xml:space="preserve">1.</w:t>
-      </w:r>
-      <w:r>
-        <w:rPr>
-          <w:rFonts w:ascii="Times New Roman" w:hAnsi="Times New Roman" w:eastAsia="Times New Roman" w:cs="Times New Roman"/>
-        </w:rPr>
-        <w:t xml:space="preserve"> </w:t>
-      </w:r>
+    </w:p>
+    <w:p>
+      <w:pPr>
+        <w:numPr>
+          <w:ilvl w:val="0"/>
+          <w:numId w:val="1001"/>
+        </w:numPr>
+        <w:ind w:firstLine="420"/>
+      </w:pPr>
       <w:r>
         <w:rPr>
           <w:rFonts w:hint="eastAsia" w:ascii="Times New Roman" w:hAnsi="Times New Roman" w:eastAsia="FangSong" w:cs="Times New Roman"/>
@@ -34638,24 +33618,15 @@
         </w:rPr>
         <w:t xml:space="preserve">。</w:t>
       </w:r>
-      <w:r>
-        <w:rPr>
-          <w:rFonts w:ascii="Times New Roman" w:hAnsi="Times New Roman" w:eastAsia="Times New Roman" w:cs="Times New Roman"/>
-        </w:rPr>
-        <w:t xml:space="preserve"> </w:t>
-      </w:r>
-      <w:r>
-        <w:rPr>
-          <w:rFonts w:ascii="Times New Roman" w:hAnsi="Times New Roman" w:eastAsia="Times New Roman" w:cs="Times New Roman"/>
-        </w:rPr>
-        <w:t xml:space="preserve">2.</w:t>
-      </w:r>
-      <w:r>
-        <w:rPr>
-          <w:rFonts w:ascii="Times New Roman" w:hAnsi="Times New Roman" w:eastAsia="Times New Roman" w:cs="Times New Roman"/>
-        </w:rPr>
-        <w:t xml:space="preserve"> </w:t>
-      </w:r>
+    </w:p>
+    <w:p>
+      <w:pPr>
+        <w:numPr>
+          <w:ilvl w:val="0"/>
+          <w:numId w:val="1001"/>
+        </w:numPr>
+        <w:ind w:firstLine="420"/>
+      </w:pPr>
       <w:r>
         <w:rPr>
           <w:rFonts w:hint="eastAsia" w:ascii="Times New Roman" w:hAnsi="Times New Roman" w:eastAsia="FangSong" w:cs="Times New Roman"/>
@@ -34981,24 +33952,15 @@
         </w:rPr>
         <w:t xml:space="preserve">。</w:t>
       </w:r>
-      <w:r>
-        <w:rPr>
-          <w:rFonts w:ascii="Times New Roman" w:hAnsi="Times New Roman" w:eastAsia="Times New Roman" w:cs="Times New Roman"/>
-        </w:rPr>
-        <w:t xml:space="preserve"> </w:t>
-      </w:r>
-      <w:r>
-        <w:rPr>
-          <w:rFonts w:ascii="Times New Roman" w:hAnsi="Times New Roman" w:eastAsia="Times New Roman" w:cs="Times New Roman"/>
-        </w:rPr>
-        <w:t xml:space="preserve">3.</w:t>
-      </w:r>
-      <w:r>
-        <w:rPr>
-          <w:rFonts w:ascii="Times New Roman" w:hAnsi="Times New Roman" w:eastAsia="Times New Roman" w:cs="Times New Roman"/>
-        </w:rPr>
-        <w:t xml:space="preserve"> </w:t>
-      </w:r>
+    </w:p>
+    <w:p>
+      <w:pPr>
+        <w:numPr>
+          <w:ilvl w:val="0"/>
+          <w:numId w:val="1001"/>
+        </w:numPr>
+        <w:ind w:firstLine="420"/>
+      </w:pPr>
       <w:r>
         <w:rPr>
           <w:rFonts w:hint="eastAsia" w:ascii="Times New Roman" w:hAnsi="Times New Roman" w:eastAsia="FangSong" w:cs="Times New Roman"/>
@@ -35751,7 +34713,7 @@
     </w:p>
     <w:p>
       <w:pPr>
-        <w:pStyle w:val="BodyText"/>
+        <w:pStyle w:val="FirstParagraph"/>
         <w:spacing w:after="80"/>
         <w:ind w:firstLine="420"/>
       </w:pPr>
@@ -36565,18 +35527,18 @@
                 <wp:inline>
                   <wp:extent cx="2667000" cy="2342202"/>
                   <wp:effectExtent b="0" l="0" r="0" t="0"/>
-                  <wp:docPr descr="" title="" id="85" name="Picture"/>
+                  <wp:docPr descr="" title="" id="84" name="Picture"/>
                   <a:graphic>
                     <a:graphicData uri="http://schemas.openxmlformats.org/drawingml/2006/picture">
                       <pic:pic>
                         <pic:nvPicPr>
-                          <pic:cNvPr descr="50dd3f4145475f055b294664eb9277cbada772fa760b433d3d43a93380ba49c8.jpg" id="86" name="Picture"/>
+                          <pic:cNvPr descr="50dd3f4145475f055b294664eb9277cbada772fa760b433d3d43a93380ba49c8.jpg" id="85" name="Picture"/>
                           <pic:cNvPicPr>
                             <a:picLocks noChangeArrowheads="1" noChangeAspect="1"/>
                           </pic:cNvPicPr>
                         </pic:nvPicPr>
                         <pic:blipFill>
-                          <a:blip r:embed="rId84"/>
+                          <a:blip r:embed="rId83"/>
                           <a:stretch>
                             <a:fillRect/>
                           </a:stretch>
@@ -36619,18 +35581,18 @@
                 <wp:inline>
                   <wp:extent cx="2667000" cy="1480058"/>
                   <wp:effectExtent b="0" l="0" r="0" t="0"/>
-                  <wp:docPr descr="" title="" id="88" name="Picture"/>
+                  <wp:docPr descr="" title="" id="87" name="Picture"/>
                   <a:graphic>
                     <a:graphicData uri="http://schemas.openxmlformats.org/drawingml/2006/picture">
                       <pic:pic>
                         <pic:nvPicPr>
-                          <pic:cNvPr descr="337a3aca7cc93f721ee3b0ad204738e038d0699ca5fbc9d0bcb0fe92d8b84e10.png" id="89" name="Picture"/>
+                          <pic:cNvPr descr="337a3aca7cc93f721ee3b0ad204738e038d0699ca5fbc9d0bcb0fe92d8b84e10.png" id="88" name="Picture"/>
                           <pic:cNvPicPr>
                             <a:picLocks noChangeArrowheads="1" noChangeAspect="1"/>
                           </pic:cNvPicPr>
                         </pic:nvPicPr>
                         <pic:blipFill>
-                          <a:blip r:embed="rId87"/>
+                          <a:blip r:embed="rId86"/>
                           <a:stretch>
                             <a:fillRect/>
                           </a:stretch>
@@ -37593,18 +36555,18 @@
                 <wp:inline>
                   <wp:extent cx="2520000" cy="4757005"/>
                   <wp:effectExtent b="0" l="0" r="0" t="0"/>
-                  <wp:docPr descr="" title="" id="91" name="Picture"/>
+                  <wp:docPr descr="" title="" id="90" name="Picture"/>
                   <a:graphic>
                     <a:graphicData uri="http://schemas.openxmlformats.org/drawingml/2006/picture">
                       <pic:pic>
                         <pic:nvPicPr>
-                          <pic:cNvPr descr="a79ea469cb1477666ee9dd98fe16137de8a0385fd373d2950c2fbf14d4dc3d91.png" id="92" name="Picture"/>
+                          <pic:cNvPr descr="a79ea469cb1477666ee9dd98fe16137de8a0385fd373d2950c2fbf14d4dc3d91.png" id="91" name="Picture"/>
                           <pic:cNvPicPr>
                             <a:picLocks noChangeArrowheads="1" noChangeAspect="1"/>
                           </pic:cNvPicPr>
                         </pic:nvPicPr>
                         <pic:blipFill>
-                          <a:blip r:embed="rId90"/>
+                          <a:blip r:embed="rId89"/>
                           <a:stretch>
                             <a:fillRect/>
                           </a:stretch>
@@ -37685,8 +36647,8 @@
         </w:pict>
       </w:r>
     </w:p>
-    <w:bookmarkEnd w:id="93"/>
-    <w:bookmarkStart w:id="94" w:name="化竞核心命题陷阱与-8-大高频失分误区清单"/>
+    <w:bookmarkEnd w:id="92"/>
+    <w:bookmarkStart w:id="93" w:name="课后习题"/>
     <w:p>
       <w:pPr>
         <w:pStyle w:val="Heading2"/>
@@ -37702,3268 +36664,7 @@
         <w:rPr>
           <w:rFonts w:hint="eastAsia" w:ascii="Times New Roman" w:hAnsi="Times New Roman" w:eastAsia="SimHei" w:cs="Times New Roman"/>
         </w:rPr>
-        <w:t xml:space="preserve">化竞核心命题陷阱与</w:t>
-      </w:r>
-      <w:r>
-        <w:rPr>
-          <w:rFonts w:ascii="Times New Roman" w:hAnsi="Times New Roman" w:eastAsia="Times New Roman" w:cs="Times New Roman"/>
-        </w:rPr>
-        <w:t xml:space="preserve"> 8 </w:t>
-      </w:r>
-      <w:r>
-        <w:rPr>
-          <w:rFonts w:hint="eastAsia" w:ascii="Times New Roman" w:hAnsi="Times New Roman" w:eastAsia="SimHei" w:cs="Times New Roman"/>
-        </w:rPr>
-        <w:t xml:space="preserve">大高频失分误区清单</w:t>
-      </w:r>
-    </w:p>
-    <w:p>
-      <w:pPr>
-        <w:pStyle w:val="FirstParagraph"/>
-        <w:ind w:firstLine="420"/>
-      </w:pPr>
-      <w:r>
-        <w:rPr>
-          <w:rFonts w:hint="eastAsia" w:ascii="Times New Roman" w:hAnsi="Times New Roman" w:eastAsia="FangSong" w:cs="Times New Roman"/>
-        </w:rPr>
-        <w:t>在历年全国化学奥林匹克竞赛初赛高联与冬令营全国决赛中</w:t>
-      </w:r>
-      <w:r>
-        <w:rPr>
-          <w:rFonts w:hint="eastAsia" w:ascii="Times New Roman" w:hAnsi="Times New Roman" w:eastAsia="Times New Roman" w:cs="Times New Roman"/>
-        </w:rPr>
-        <w:t>，</w:t>
-      </w:r>
-      <w:r>
-        <w:rPr>
-          <w:rFonts w:hint="eastAsia" w:ascii="Times New Roman" w:hAnsi="Times New Roman" w:eastAsia="FangSong" w:cs="Times New Roman"/>
-        </w:rPr>
-        <w:t>分子结构与化学键部分因其概念微观抽象</w:t>
-      </w:r>
-      <w:r>
-        <w:rPr>
-          <w:rFonts w:hint="eastAsia" w:ascii="Times New Roman" w:hAnsi="Times New Roman" w:eastAsia="Times New Roman" w:cs="Times New Roman"/>
-        </w:rPr>
-        <w:t>、</w:t>
-      </w:r>
-      <w:r>
-        <w:rPr>
-          <w:rFonts w:hint="eastAsia" w:ascii="Times New Roman" w:hAnsi="Times New Roman" w:eastAsia="FangSong" w:cs="Times New Roman"/>
-        </w:rPr>
-        <w:t>数理模型交织</w:t>
-      </w:r>
-      <w:r>
-        <w:rPr>
-          <w:rFonts w:hint="eastAsia" w:ascii="Times New Roman" w:hAnsi="Times New Roman" w:eastAsia="Times New Roman" w:cs="Times New Roman"/>
-        </w:rPr>
-        <w:t>，</w:t>
-      </w:r>
-      <w:r>
-        <w:rPr>
-          <w:rFonts w:hint="eastAsia" w:ascii="Times New Roman" w:hAnsi="Times New Roman" w:eastAsia="FangSong" w:cs="Times New Roman"/>
-        </w:rPr>
-        <w:t>一直是命题组设置高区分度陷阱的重灾区</w:t>
-      </w:r>
-      <w:r>
-        <w:rPr>
-          <w:rFonts w:hint="eastAsia" w:ascii="Times New Roman" w:hAnsi="Times New Roman" w:eastAsia="Times New Roman" w:cs="Times New Roman"/>
-        </w:rPr>
-        <w:t>。</w:t>
-      </w:r>
-      <w:r>
-        <w:rPr>
-          <w:rFonts w:hint="eastAsia" w:ascii="Times New Roman" w:hAnsi="Times New Roman" w:eastAsia="FangSong" w:cs="Times New Roman"/>
-        </w:rPr>
-        <w:t>以下系统提炼出</w:t>
-      </w:r>
-      <w:r>
-        <w:rPr>
-          <w:rFonts w:ascii="Times New Roman" w:hAnsi="Times New Roman" w:eastAsia="Times New Roman" w:cs="Times New Roman"/>
-        </w:rPr>
-        <w:t xml:space="preserve"> 8 </w:t>
-      </w:r>
-      <w:r>
-        <w:rPr>
-          <w:rFonts w:hint="eastAsia" w:ascii="Times New Roman" w:hAnsi="Times New Roman" w:eastAsia="FangSong" w:cs="Times New Roman"/>
-        </w:rPr>
-        <w:t>大赛场最高频的</w:t>
-      </w:r>
-      <w:r>
-        <w:rPr>
-          <w:rFonts w:hint="eastAsia" w:ascii="Times New Roman" w:hAnsi="Times New Roman" w:eastAsia="Times New Roman" w:cs="Times New Roman"/>
-        </w:rPr>
-        <w:t>“</w:t>
-      </w:r>
-      <w:r>
-        <w:rPr>
-          <w:rFonts w:hint="eastAsia" w:ascii="Times New Roman" w:hAnsi="Times New Roman" w:eastAsia="FangSong" w:cs="Times New Roman"/>
-        </w:rPr>
-        <w:t>致命失分陷阱</w:t>
-      </w:r>
-      <w:r>
-        <w:rPr>
-          <w:rFonts w:hint="eastAsia" w:ascii="Times New Roman" w:hAnsi="Times New Roman" w:eastAsia="Times New Roman" w:cs="Times New Roman"/>
-        </w:rPr>
-        <w:t>”：</w:t>
-      </w:r>
-    </w:p>
-    <w:p>
-      <w:pPr>
-        <w:pStyle w:val="Compact"/>
-        <w:numPr>
-          <w:ilvl w:val="0"/>
-          <w:numId w:val="1001"/>
-        </w:numPr>
-        <w:ind w:firstLine="420"/>
-      </w:pPr>
-      <w:r>
-        <w:rPr>
-          <w:rFonts w:hint="eastAsia" w:ascii="Times New Roman" w:hAnsi="Times New Roman" w:eastAsia="FangSong" w:cs="Times New Roman"/>
-          <w:b/>
-          <w:bCs/>
-        </w:rPr>
-        <w:t xml:space="preserve">形式电荷与实际原子净电荷的机械混淆陷阱</w:t>
-      </w:r>
-      <w:r>
-        <w:rPr>
-          <w:rFonts w:hint="eastAsia" w:ascii="Times New Roman" w:hAnsi="Times New Roman" w:eastAsia="Times New Roman" w:cs="Times New Roman"/>
-        </w:rPr>
-        <w:t xml:space="preserve">：</w:t>
-      </w:r>
-      <w:r>
-        <w:rPr>
-          <w:rFonts w:ascii="Times New Roman" w:hAnsi="Times New Roman" w:eastAsia="Times New Roman" w:cs="Times New Roman"/>
-        </w:rPr>
-        <w:t xml:space="preserve"> </w:t>
-      </w:r>
-      <w:r>
-        <w:rPr>
-          <w:rFonts w:hint="eastAsia" w:ascii="Times New Roman" w:hAnsi="Times New Roman" w:eastAsia="FangSong" w:cs="Times New Roman"/>
-        </w:rPr>
-        <w:t>形式电荷仅仅是一种人为建立在</w:t>
-      </w:r>
-      <w:r>
-        <w:rPr>
-          <w:rFonts w:hint="eastAsia" w:ascii="Times New Roman" w:hAnsi="Times New Roman" w:eastAsia="Times New Roman" w:cs="Times New Roman"/>
-        </w:rPr>
-        <w:t>“</w:t>
-      </w:r>
-      <w:r>
-        <w:rPr>
-          <w:rFonts w:hint="eastAsia" w:ascii="Times New Roman" w:hAnsi="Times New Roman" w:eastAsia="FangSong" w:cs="Times New Roman"/>
-        </w:rPr>
-        <w:t>假设所有共价键电子对严格等分</w:t>
-      </w:r>
-      <w:r>
-        <w:rPr>
-          <w:rFonts w:hint="eastAsia" w:ascii="Times New Roman" w:hAnsi="Times New Roman" w:eastAsia="Times New Roman" w:cs="Times New Roman"/>
-        </w:rPr>
-        <w:t>”</w:t>
-      </w:r>
-      <w:r>
-        <w:rPr>
-          <w:rFonts w:hint="eastAsia" w:ascii="Times New Roman" w:hAnsi="Times New Roman" w:eastAsia="FangSong" w:cs="Times New Roman"/>
-        </w:rPr>
-        <w:t>基础上的电子记账工具</w:t>
-      </w:r>
-      <w:r>
-        <w:rPr>
-          <w:rFonts w:hint="eastAsia" w:ascii="Times New Roman" w:hAnsi="Times New Roman" w:eastAsia="Times New Roman" w:cs="Times New Roman"/>
-        </w:rPr>
-        <w:t>，</w:t>
-      </w:r>
-      <w:r>
-        <w:rPr>
-          <w:rFonts w:hint="eastAsia" w:ascii="Times New Roman" w:hAnsi="Times New Roman" w:eastAsia="FangSong" w:cs="Times New Roman"/>
-        </w:rPr>
-        <w:t>绝不代表该原子在真实分子中所携带的真实物理净电荷</w:t>
-      </w:r>
-      <w:r>
-        <w:rPr>
-          <w:rFonts w:hint="eastAsia" w:ascii="Times New Roman" w:hAnsi="Times New Roman" w:eastAsia="Times New Roman" w:cs="Times New Roman"/>
-        </w:rPr>
-        <w:t>。</w:t>
-      </w:r>
-      <w:r>
-        <w:rPr>
-          <w:rFonts w:hint="eastAsia" w:ascii="Times New Roman" w:hAnsi="Times New Roman" w:eastAsia="FangSong" w:cs="Times New Roman"/>
-        </w:rPr>
-        <w:t>例如在硝基甲烷</w:t>
-      </w:r>
-      <w:r>
-        <w:rPr>
-          <w:rFonts w:hint="eastAsia" w:ascii="Times New Roman" w:hAnsi="Times New Roman" w:eastAsia="Times New Roman" w:cs="Times New Roman"/>
-        </w:rPr>
-        <w:t>（</w:t>
-      </w:r>
-      <m:oMath>
-        <m:oMathPr>
-          <m:ctrlPr>
-            <w:rPr>
-              <w:sz w:val="28"/>
-              <w:szCs w:val="28"/>
-            </w:rPr>
-          </m:ctrlPr>
-        </m:oMathPr>
-        <m:r>
-          <m:rPr>
-            <m:sty m:val="p"/>
-          </m:rPr>
-          <m:t>C</m:t>
-        </m:r>
-        <m:sSub>
-          <m:e>
-            <m:r>
-              <m:rPr>
-                <m:sty m:val="p"/>
-              </m:rPr>
-              <m:t>H</m:t>
-            </m:r>
-          </m:e>
-          <m:sub>
-            <m:r>
-              <m:rPr>
-                <m:sty m:val="p"/>
-              </m:rPr>
-              <m:t>3</m:t>
-            </m:r>
-          </m:sub>
-        </m:sSub>
-        <m:r>
-          <m:rPr>
-            <m:sty m:val="p"/>
-          </m:rPr>
-          <m:t>N</m:t>
-        </m:r>
-        <m:sSub>
-          <m:e>
-            <m:r>
-              <m:rPr>
-                <m:sty m:val="p"/>
-              </m:rPr>
-              <m:t>O</m:t>
-            </m:r>
-          </m:e>
-          <m:sub>
-            <m:r>
-              <m:rPr>
-                <m:sty m:val="p"/>
-              </m:rPr>
-              <m:t>2</m:t>
-            </m:r>
-          </m:sub>
-        </m:sSub>
-      </m:oMath>
-      <w:r>
-        <w:rPr>
-          <w:rFonts w:hint="eastAsia" w:ascii="Times New Roman" w:hAnsi="Times New Roman" w:eastAsia="Times New Roman" w:cs="Times New Roman"/>
-        </w:rPr>
-        <w:t>）</w:t>
-      </w:r>
-      <w:r>
-        <w:rPr>
-          <w:rFonts w:hint="eastAsia" w:ascii="Times New Roman" w:hAnsi="Times New Roman" w:eastAsia="FangSong" w:cs="Times New Roman"/>
-        </w:rPr>
-        <w:t>或一氧化碳</w:t>
-      </w:r>
-      <w:r>
-        <w:rPr>
-          <w:rFonts w:hint="eastAsia" w:ascii="Times New Roman" w:hAnsi="Times New Roman" w:eastAsia="Times New Roman" w:cs="Times New Roman"/>
-        </w:rPr>
-        <w:t>（</w:t>
-      </w:r>
-      <m:oMath>
-        <m:r>
-          <m:rPr>
-            <m:sty m:val="p"/>
-          </m:rPr>
-          <m:t>C</m:t>
-        </m:r>
-        <m:r>
-          <m:rPr>
-            <m:sty m:val="p"/>
-          </m:rPr>
-          <m:t>O</m:t>
-        </m:r>
-      </m:oMath>
-      <w:r>
-        <w:rPr>
-          <w:rFonts w:hint="eastAsia" w:ascii="Times New Roman" w:hAnsi="Times New Roman" w:eastAsia="Times New Roman" w:cs="Times New Roman"/>
-        </w:rPr>
-        <w:t>）</w:t>
-      </w:r>
-      <w:r>
-        <w:rPr>
-          <w:rFonts w:hint="eastAsia" w:ascii="Times New Roman" w:hAnsi="Times New Roman" w:eastAsia="FangSong" w:cs="Times New Roman"/>
-        </w:rPr>
-        <w:t>中</w:t>
-      </w:r>
-      <w:r>
-        <w:rPr>
-          <w:rFonts w:hint="eastAsia" w:ascii="Times New Roman" w:hAnsi="Times New Roman" w:eastAsia="Times New Roman" w:cs="Times New Roman"/>
-        </w:rPr>
-        <w:t>，</w:t>
-      </w:r>
-      <w:r>
-        <w:rPr>
-          <w:rFonts w:hint="eastAsia" w:ascii="Times New Roman" w:hAnsi="Times New Roman" w:eastAsia="FangSong" w:cs="Times New Roman"/>
-        </w:rPr>
-        <w:t>按规则计算碳的形式电荷为</w:t>
-      </w:r>
-      <w:r>
-        <w:rPr>
-          <w:rFonts w:ascii="Times New Roman" w:hAnsi="Times New Roman" w:eastAsia="Times New Roman" w:cs="Times New Roman"/>
-        </w:rPr>
-        <w:t xml:space="preserve"> </w:t>
-      </w:r>
-      <m:oMath>
-        <m:r>
-          <m:rPr>
-            <m:sty m:val="p"/>
-          </m:rPr>
-          <m:t>−</m:t>
-        </m:r>
-        <m:r>
-          <m:t>1</m:t>
-        </m:r>
-      </m:oMath>
-      <w:r>
-        <w:rPr>
-          <w:rFonts w:hint="eastAsia" w:ascii="Times New Roman" w:hAnsi="Times New Roman" w:eastAsia="Times New Roman" w:cs="Times New Roman"/>
-        </w:rPr>
-        <w:t>、</w:t>
-      </w:r>
-      <w:r>
-        <w:rPr>
-          <w:rFonts w:hint="eastAsia" w:ascii="Times New Roman" w:hAnsi="Times New Roman" w:eastAsia="FangSong" w:cs="Times New Roman"/>
-        </w:rPr>
-        <w:t>氧为</w:t>
-      </w:r>
-      <w:r>
-        <w:rPr>
-          <w:rFonts w:ascii="Times New Roman" w:hAnsi="Times New Roman" w:eastAsia="Times New Roman" w:cs="Times New Roman"/>
-        </w:rPr>
-        <w:t xml:space="preserve"> </w:t>
-      </w:r>
-      <m:oMath>
-        <m:r>
-          <m:rPr>
-            <m:sty m:val="p"/>
-          </m:rPr>
-          <m:t>+</m:t>
-        </m:r>
-        <m:r>
-          <m:t>1</m:t>
-        </m:r>
-      </m:oMath>
-      <w:r>
-        <w:rPr>
-          <w:rFonts w:hint="eastAsia" w:ascii="Times New Roman" w:hAnsi="Times New Roman" w:eastAsia="Times New Roman" w:cs="Times New Roman"/>
-        </w:rPr>
-        <w:t>；</w:t>
-      </w:r>
-      <w:r>
-        <w:rPr>
-          <w:rFonts w:hint="eastAsia" w:ascii="Times New Roman" w:hAnsi="Times New Roman" w:eastAsia="FangSong" w:cs="Times New Roman"/>
-        </w:rPr>
-        <w:t>但若据此得出</w:t>
-      </w:r>
-      <w:r>
-        <w:rPr>
-          <w:rFonts w:hint="eastAsia" w:ascii="Times New Roman" w:hAnsi="Times New Roman" w:eastAsia="Times New Roman" w:cs="Times New Roman"/>
-        </w:rPr>
-        <w:t>“</w:t>
-      </w:r>
-      <w:r>
-        <w:rPr>
-          <w:rFonts w:hint="eastAsia" w:ascii="Times New Roman" w:hAnsi="Times New Roman" w:eastAsia="FangSong" w:cs="Times New Roman"/>
-        </w:rPr>
-        <w:t>碳原子带真实负电荷</w:t>
-      </w:r>
-      <w:r>
-        <w:rPr>
-          <w:rFonts w:hint="eastAsia" w:ascii="Times New Roman" w:hAnsi="Times New Roman" w:eastAsia="Times New Roman" w:cs="Times New Roman"/>
-        </w:rPr>
-        <w:t>、</w:t>
-      </w:r>
-      <w:r>
-        <w:rPr>
-          <w:rFonts w:hint="eastAsia" w:ascii="Times New Roman" w:hAnsi="Times New Roman" w:eastAsia="FangSong" w:cs="Times New Roman"/>
-        </w:rPr>
-        <w:t>氧带真实正电荷</w:t>
-      </w:r>
-      <w:r>
-        <w:rPr>
-          <w:rFonts w:hint="eastAsia" w:ascii="Times New Roman" w:hAnsi="Times New Roman" w:eastAsia="Times New Roman" w:cs="Times New Roman"/>
-        </w:rPr>
-        <w:t>”</w:t>
-      </w:r>
-      <w:r>
-        <w:rPr>
-          <w:rFonts w:hint="eastAsia" w:ascii="Times New Roman" w:hAnsi="Times New Roman" w:eastAsia="FangSong" w:cs="Times New Roman"/>
-        </w:rPr>
-        <w:t>的结论将造成严重失分</w:t>
-      </w:r>
-      <w:r>
-        <w:rPr>
-          <w:rFonts w:hint="eastAsia" w:ascii="Times New Roman" w:hAnsi="Times New Roman" w:eastAsia="Times New Roman" w:cs="Times New Roman"/>
-        </w:rPr>
-        <w:t>。</w:t>
-      </w:r>
-      <w:r>
-        <w:rPr>
-          <w:rFonts w:hint="eastAsia" w:ascii="Times New Roman" w:hAnsi="Times New Roman" w:eastAsia="FangSong" w:cs="Times New Roman"/>
-        </w:rPr>
-        <w:t>真实微观电荷分布深受两原子电负性诱导效应与轨道极性支配</w:t>
-      </w:r>
-      <w:r>
-        <w:rPr>
-          <w:rFonts w:hint="eastAsia" w:ascii="Times New Roman" w:hAnsi="Times New Roman" w:eastAsia="Times New Roman" w:cs="Times New Roman"/>
-        </w:rPr>
-        <w:t>，</w:t>
-      </w:r>
-      <w:r>
-        <w:rPr>
-          <w:rFonts w:hint="eastAsia" w:ascii="Times New Roman" w:hAnsi="Times New Roman" w:eastAsia="FangSong" w:cs="Times New Roman"/>
-        </w:rPr>
-        <w:t>氧的高电负性拉动</w:t>
-      </w:r>
-      <w:r>
-        <w:rPr>
-          <w:rFonts w:ascii="Times New Roman" w:hAnsi="Times New Roman" w:eastAsia="Times New Roman" w:cs="Times New Roman"/>
-        </w:rPr>
-        <w:t xml:space="preserve"> </w:t>
-      </w:r>
-      <m:oMath>
-        <m:r>
-          <m:t>σ</m:t>
-        </m:r>
-      </m:oMath>
-      <w:r>
-        <w:rPr>
-          <w:rFonts w:ascii="Times New Roman" w:hAnsi="Times New Roman" w:eastAsia="Times New Roman" w:cs="Times New Roman"/>
-        </w:rPr>
-        <w:t xml:space="preserve"> </w:t>
-      </w:r>
-      <w:r>
-        <w:rPr>
-          <w:rFonts w:hint="eastAsia" w:ascii="Times New Roman" w:hAnsi="Times New Roman" w:eastAsia="FangSong" w:cs="Times New Roman"/>
-        </w:rPr>
-        <w:t>电子云强烈偏向自身</w:t>
-      </w:r>
-      <w:r>
-        <w:rPr>
-          <w:rFonts w:hint="eastAsia" w:ascii="Times New Roman" w:hAnsi="Times New Roman" w:eastAsia="Times New Roman" w:cs="Times New Roman"/>
-        </w:rPr>
-        <w:t>，</w:t>
-      </w:r>
-      <w:r>
-        <w:rPr>
-          <w:rFonts w:hint="eastAsia" w:ascii="Times New Roman" w:hAnsi="Times New Roman" w:eastAsia="FangSong" w:cs="Times New Roman"/>
-        </w:rPr>
-        <w:t>使真实的碳原子依然保持微弱正电性</w:t>
-      </w:r>
-      <w:r>
-        <w:rPr>
-          <w:rFonts w:hint="eastAsia" w:ascii="Times New Roman" w:hAnsi="Times New Roman" w:eastAsia="Times New Roman" w:cs="Times New Roman"/>
-        </w:rPr>
-        <w:t>。</w:t>
-      </w:r>
-    </w:p>
-    <w:p>
-      <w:pPr>
-        <w:pStyle w:val="Compact"/>
-        <w:numPr>
-          <w:ilvl w:val="0"/>
-          <w:numId w:val="1001"/>
-        </w:numPr>
-        <w:ind w:firstLine="420"/>
-      </w:pPr>
-      <w:r>
-        <w:rPr>
-          <w:rFonts w:hint="eastAsia" w:ascii="Times New Roman" w:hAnsi="Times New Roman" w:eastAsia="FangSong" w:cs="Times New Roman"/>
-          <w:b/>
-          <w:bCs/>
-        </w:rPr>
-        <w:t xml:space="preserve">三角双锥非等价位点孤对电子定位失分陷阱</w:t>
-      </w:r>
-      <w:r>
-        <w:rPr>
-          <w:rFonts w:hint="eastAsia" w:ascii="Times New Roman" w:hAnsi="Times New Roman" w:eastAsia="Times New Roman" w:cs="Times New Roman"/>
-        </w:rPr>
-        <w:t xml:space="preserve">：</w:t>
-      </w:r>
-      <w:r>
-        <w:rPr>
-          <w:rFonts w:ascii="Times New Roman" w:hAnsi="Times New Roman" w:eastAsia="Times New Roman" w:cs="Times New Roman"/>
-        </w:rPr>
-        <w:t xml:space="preserve"> </w:t>
-      </w:r>
-      <w:r>
-        <w:rPr>
-          <w:rFonts w:hint="eastAsia" w:ascii="Times New Roman" w:hAnsi="Times New Roman" w:eastAsia="FangSong" w:cs="Times New Roman"/>
-        </w:rPr>
-        <w:t>在五配位三角双锥体系</w:t>
-      </w:r>
-      <w:r>
-        <w:rPr>
-          <w:rFonts w:hint="eastAsia" w:ascii="Times New Roman" w:hAnsi="Times New Roman" w:eastAsia="Times New Roman" w:cs="Times New Roman"/>
-        </w:rPr>
-        <w:t>（</w:t>
-      </w:r>
-      <m:oMath>
-        <m:r>
-          <m:t>S</m:t>
-        </m:r>
-        <m:r>
-          <m:t>N</m:t>
-        </m:r>
-        <m:r>
-          <m:rPr>
-            <m:sty m:val="p"/>
-          </m:rPr>
-          <m:t>=</m:t>
-        </m:r>
-        <m:r>
-          <m:t>5</m:t>
-        </m:r>
-      </m:oMath>
-      <w:r>
-        <w:rPr>
-          <w:rFonts w:hint="eastAsia" w:ascii="Times New Roman" w:hAnsi="Times New Roman" w:eastAsia="Times New Roman" w:cs="Times New Roman"/>
-        </w:rPr>
-        <w:t>）</w:t>
-      </w:r>
-      <w:r>
-        <w:rPr>
-          <w:rFonts w:hint="eastAsia" w:ascii="Times New Roman" w:hAnsi="Times New Roman" w:eastAsia="FangSong" w:cs="Times New Roman"/>
-        </w:rPr>
-        <w:t>中判断孤对电子取向时</w:t>
-      </w:r>
-      <w:r>
-        <w:rPr>
-          <w:rFonts w:hint="eastAsia" w:ascii="Times New Roman" w:hAnsi="Times New Roman" w:eastAsia="Times New Roman" w:cs="Times New Roman"/>
-        </w:rPr>
-        <w:t>，</w:t>
-      </w:r>
-      <w:r>
-        <w:rPr>
-          <w:rFonts w:hint="eastAsia" w:ascii="Times New Roman" w:hAnsi="Times New Roman" w:eastAsia="FangSong" w:cs="Times New Roman"/>
-        </w:rPr>
-        <w:t>部分学生机械套用</w:t>
-      </w:r>
-      <w:r>
-        <w:rPr>
-          <w:rFonts w:hint="eastAsia" w:ascii="Times New Roman" w:hAnsi="Times New Roman" w:eastAsia="Times New Roman" w:cs="Times New Roman"/>
-        </w:rPr>
-        <w:t>“</w:t>
-      </w:r>
-      <w:r>
-        <w:rPr>
-          <w:rFonts w:hint="eastAsia" w:ascii="Times New Roman" w:hAnsi="Times New Roman" w:eastAsia="FangSong" w:cs="Times New Roman"/>
-        </w:rPr>
-        <w:t>空间大的地方放孤对</w:t>
-      </w:r>
-      <w:r>
-        <w:rPr>
-          <w:rFonts w:hint="eastAsia" w:ascii="Times New Roman" w:hAnsi="Times New Roman" w:eastAsia="Times New Roman" w:cs="Times New Roman"/>
-        </w:rPr>
-        <w:t>”，</w:t>
-      </w:r>
-      <w:r>
-        <w:rPr>
-          <w:rFonts w:hint="eastAsia" w:ascii="Times New Roman" w:hAnsi="Times New Roman" w:eastAsia="FangSong" w:cs="Times New Roman"/>
-        </w:rPr>
-        <w:t>误将孤对排布于轴向两个顶端</w:t>
-      </w:r>
-      <w:r>
-        <w:rPr>
-          <w:rFonts w:hint="eastAsia" w:ascii="Times New Roman" w:hAnsi="Times New Roman" w:eastAsia="Times New Roman" w:cs="Times New Roman"/>
-        </w:rPr>
-        <w:t>（</w:t>
-      </w:r>
-      <w:r>
-        <w:rPr>
-          <w:rFonts w:hint="eastAsia" w:ascii="Times New Roman" w:hAnsi="Times New Roman" w:eastAsia="FangSong" w:cs="Times New Roman"/>
-        </w:rPr>
-        <w:t>认为轴向夹角</w:t>
-      </w:r>
-      <w:r>
-        <w:rPr>
-          <w:rFonts w:ascii="Times New Roman" w:hAnsi="Times New Roman" w:eastAsia="Times New Roman" w:cs="Times New Roman"/>
-        </w:rPr>
-        <w:t xml:space="preserve"> 180° </w:t>
-      </w:r>
-      <w:r>
-        <w:rPr>
-          <w:rFonts w:hint="eastAsia" w:ascii="Times New Roman" w:hAnsi="Times New Roman" w:eastAsia="FangSong" w:cs="Times New Roman"/>
-        </w:rPr>
-        <w:t>空间大</w:t>
-      </w:r>
-      <w:r>
-        <w:rPr>
-          <w:rFonts w:hint="eastAsia" w:ascii="Times New Roman" w:hAnsi="Times New Roman" w:eastAsia="Times New Roman" w:cs="Times New Roman"/>
-        </w:rPr>
-        <w:t>）。</w:t>
-      </w:r>
-      <w:r>
-        <w:rPr>
-          <w:rFonts w:hint="eastAsia" w:ascii="Times New Roman" w:hAnsi="Times New Roman" w:eastAsia="FangSong" w:cs="Times New Roman"/>
-        </w:rPr>
-        <w:t>必须牢记排斥能对夹角极度敏感</w:t>
-      </w:r>
-      <w:r>
-        <w:rPr>
-          <w:rFonts w:hint="eastAsia" w:ascii="Times New Roman" w:hAnsi="Times New Roman" w:eastAsia="Times New Roman" w:cs="Times New Roman"/>
-        </w:rPr>
-        <w:t>：</w:t>
-      </w:r>
-      <w:r>
-        <w:rPr>
-          <w:rFonts w:hint="eastAsia" w:ascii="Times New Roman" w:hAnsi="Times New Roman" w:eastAsia="FangSong" w:cs="Times New Roman"/>
-        </w:rPr>
-        <w:t>处于轴向的孤对将与三个赤道配体产生</w:t>
-      </w:r>
-      <w:r>
-        <w:rPr>
-          <w:rFonts w:ascii="Times New Roman" w:hAnsi="Times New Roman" w:eastAsia="Times New Roman" w:cs="Times New Roman"/>
-        </w:rPr>
-        <w:t xml:space="preserve"> 90° </w:t>
-      </w:r>
-      <w:r>
-        <w:rPr>
-          <w:rFonts w:hint="eastAsia" w:ascii="Times New Roman" w:hAnsi="Times New Roman" w:eastAsia="FangSong" w:cs="Times New Roman"/>
-        </w:rPr>
-        <w:t>强推斥</w:t>
-      </w:r>
-      <w:r>
-        <w:rPr>
-          <w:rFonts w:hint="eastAsia" w:ascii="Times New Roman" w:hAnsi="Times New Roman" w:eastAsia="Times New Roman" w:cs="Times New Roman"/>
-        </w:rPr>
-        <w:t>；</w:t>
-      </w:r>
-      <w:r>
-        <w:rPr>
-          <w:rFonts w:hint="eastAsia" w:ascii="Times New Roman" w:hAnsi="Times New Roman" w:eastAsia="FangSong" w:cs="Times New Roman"/>
-        </w:rPr>
-        <w:t>而处于赤道平面的孤对仅与上下两个轴向配体产生</w:t>
-      </w:r>
-      <w:r>
-        <w:rPr>
-          <w:rFonts w:ascii="Times New Roman" w:hAnsi="Times New Roman" w:eastAsia="Times New Roman" w:cs="Times New Roman"/>
-        </w:rPr>
-        <w:t xml:space="preserve"> 90° </w:t>
-      </w:r>
-      <w:r>
-        <w:rPr>
-          <w:rFonts w:hint="eastAsia" w:ascii="Times New Roman" w:hAnsi="Times New Roman" w:eastAsia="FangSong" w:cs="Times New Roman"/>
-        </w:rPr>
-        <w:t>斥力</w:t>
-      </w:r>
-      <w:r>
-        <w:rPr>
-          <w:rFonts w:hint="eastAsia" w:ascii="Times New Roman" w:hAnsi="Times New Roman" w:eastAsia="Times New Roman" w:cs="Times New Roman"/>
-        </w:rPr>
-        <w:t>，</w:t>
-      </w:r>
-      <w:r>
-        <w:rPr>
-          <w:rFonts w:hint="eastAsia" w:ascii="Times New Roman" w:hAnsi="Times New Roman" w:eastAsia="FangSong" w:cs="Times New Roman"/>
-        </w:rPr>
-        <w:t>赤道间夹角高达</w:t>
-      </w:r>
-      <w:r>
-        <w:rPr>
-          <w:rFonts w:ascii="Times New Roman" w:hAnsi="Times New Roman" w:eastAsia="Times New Roman" w:cs="Times New Roman"/>
-        </w:rPr>
-        <w:t xml:space="preserve"> </w:t>
-      </w:r>
-      <w:r>
-        <w:rPr>
-          <w:rFonts w:hint="eastAsia" w:ascii="Times New Roman" w:hAnsi="Times New Roman" w:eastAsia="Times New Roman" w:cs="Times New Roman"/>
-        </w:rPr>
-        <w:t>120°（</w:t>
-      </w:r>
-      <w:r>
-        <w:rPr>
-          <w:rFonts w:hint="eastAsia" w:ascii="Times New Roman" w:hAnsi="Times New Roman" w:eastAsia="FangSong" w:cs="Times New Roman"/>
-        </w:rPr>
-        <w:t>斥力衰减近十倍</w:t>
-      </w:r>
-      <w:r>
-        <w:rPr>
-          <w:rFonts w:hint="eastAsia" w:ascii="Times New Roman" w:hAnsi="Times New Roman" w:eastAsia="Times New Roman" w:cs="Times New Roman"/>
-        </w:rPr>
-        <w:t>）。</w:t>
-      </w:r>
-      <w:r>
-        <w:rPr>
-          <w:rFonts w:hint="eastAsia" w:ascii="Times New Roman" w:hAnsi="Times New Roman" w:eastAsia="FangSong" w:cs="Times New Roman"/>
-        </w:rPr>
-        <w:t>因此</w:t>
-      </w:r>
-      <w:r>
-        <w:rPr>
-          <w:rFonts w:hint="eastAsia" w:ascii="Times New Roman" w:hAnsi="Times New Roman" w:eastAsia="Times New Roman" w:cs="Times New Roman"/>
-        </w:rPr>
-        <w:t>，</w:t>
-      </w:r>
-      <w:r>
-        <w:rPr>
-          <w:rFonts w:hint="eastAsia" w:ascii="Times New Roman" w:hAnsi="Times New Roman" w:eastAsia="FangSong" w:cs="Times New Roman"/>
-          <w:b/>
-          <w:bCs/>
-        </w:rPr>
-        <w:t xml:space="preserve">孤对电子必须绝对锁定赤道向</w:t>
-      </w:r>
-      <w:r>
-        <w:rPr>
-          <w:rFonts w:hint="eastAsia" w:ascii="Times New Roman" w:hAnsi="Times New Roman" w:eastAsia="Times New Roman" w:cs="Times New Roman"/>
-        </w:rPr>
-        <w:t>，</w:t>
-      </w:r>
-      <w:r>
-        <w:rPr>
-          <w:rFonts w:hint="eastAsia" w:ascii="Times New Roman" w:hAnsi="Times New Roman" w:eastAsia="FangSong" w:cs="Times New Roman"/>
-        </w:rPr>
-        <w:t>这是推断</w:t>
-      </w:r>
-      <w:r>
-        <w:rPr>
-          <w:rFonts w:ascii="Times New Roman" w:hAnsi="Times New Roman" w:eastAsia="Times New Roman" w:cs="Times New Roman"/>
-        </w:rPr>
-        <w:t xml:space="preserve"> </w:t>
-      </w:r>
-      <m:oMath>
-        <m:r>
-          <m:rPr>
-            <m:sty m:val="p"/>
-          </m:rPr>
-          <m:t>S</m:t>
-        </m:r>
-        <m:sSub>
-          <m:e>
-            <m:r>
-              <m:rPr>
-                <m:sty m:val="p"/>
-              </m:rPr>
-              <m:t>F</m:t>
-            </m:r>
-          </m:e>
-          <m:sub>
-            <m:r>
-              <m:rPr>
-                <m:sty m:val="p"/>
-              </m:rPr>
-              <m:t>4</m:t>
-            </m:r>
-          </m:sub>
-        </m:sSub>
-      </m:oMath>
-      <w:r>
-        <w:rPr>
-          <w:rFonts w:hint="eastAsia" w:ascii="Times New Roman" w:hAnsi="Times New Roman" w:eastAsia="Times New Roman" w:cs="Times New Roman"/>
-        </w:rPr>
-        <w:t>（</w:t>
-      </w:r>
-      <w:r>
-        <w:rPr>
-          <w:rFonts w:hint="eastAsia" w:ascii="Times New Roman" w:hAnsi="Times New Roman" w:eastAsia="FangSong" w:cs="Times New Roman"/>
-        </w:rPr>
-        <w:t>跷跷板型</w:t>
-      </w:r>
-      <w:r>
-        <w:rPr>
-          <w:rFonts w:hint="eastAsia" w:ascii="Times New Roman" w:hAnsi="Times New Roman" w:eastAsia="Times New Roman" w:cs="Times New Roman"/>
-        </w:rPr>
-        <w:t>）、</w:t>
-      </w:r>
-      <m:oMath>
-        <m:r>
-          <m:rPr>
-            <m:sty m:val="p"/>
-          </m:rPr>
-          <m:t>C</m:t>
-        </m:r>
-        <m:r>
-          <m:rPr>
-            <m:sty m:val="p"/>
-          </m:rPr>
-          <m:t>l</m:t>
-        </m:r>
-        <m:sSub>
-          <m:e>
-            <m:r>
-              <m:rPr>
-                <m:sty m:val="p"/>
-              </m:rPr>
-              <m:t>F</m:t>
-            </m:r>
-          </m:e>
-          <m:sub>
-            <m:r>
-              <m:rPr>
-                <m:sty m:val="p"/>
-              </m:rPr>
-              <m:t>3</m:t>
-            </m:r>
-          </m:sub>
-        </m:sSub>
-      </m:oMath>
-      <w:r>
-        <w:rPr>
-          <w:rFonts w:hint="eastAsia" w:ascii="Times New Roman" w:hAnsi="Times New Roman" w:eastAsia="Times New Roman" w:cs="Times New Roman"/>
-        </w:rPr>
-        <w:t>（T</w:t>
-      </w:r>
-      <w:r>
-        <w:rPr>
-          <w:rFonts w:hint="eastAsia" w:ascii="Times New Roman" w:hAnsi="Times New Roman" w:eastAsia="FangSong" w:cs="Times New Roman"/>
-        </w:rPr>
-        <w:t>型</w:t>
-      </w:r>
-      <w:r>
-        <w:rPr>
-          <w:rFonts w:hint="eastAsia" w:ascii="Times New Roman" w:hAnsi="Times New Roman" w:eastAsia="Times New Roman" w:cs="Times New Roman"/>
-        </w:rPr>
-        <w:t>）</w:t>
-      </w:r>
-      <w:r>
-        <w:rPr>
-          <w:rFonts w:hint="eastAsia" w:ascii="Times New Roman" w:hAnsi="Times New Roman" w:eastAsia="FangSong" w:cs="Times New Roman"/>
-        </w:rPr>
-        <w:t>和</w:t>
-      </w:r>
-      <w:r>
-        <w:rPr>
-          <w:rFonts w:ascii="Times New Roman" w:hAnsi="Times New Roman" w:eastAsia="Times New Roman" w:cs="Times New Roman"/>
-        </w:rPr>
-        <w:t xml:space="preserve"> </w:t>
-      </w:r>
-      <m:oMath>
-        <m:r>
-          <m:rPr>
-            <m:sty m:val="p"/>
-          </m:rPr>
-          <m:t>X</m:t>
-        </m:r>
-        <m:r>
-          <m:rPr>
-            <m:sty m:val="p"/>
-          </m:rPr>
-          <m:t>e</m:t>
-        </m:r>
-        <m:sSub>
-          <m:e>
-            <m:r>
-              <m:rPr>
-                <m:sty m:val="p"/>
-              </m:rPr>
-              <m:t>F</m:t>
-            </m:r>
-          </m:e>
-          <m:sub>
-            <m:r>
-              <m:rPr>
-                <m:sty m:val="p"/>
-              </m:rPr>
-              <m:t>2</m:t>
-            </m:r>
-          </m:sub>
-        </m:sSub>
-      </m:oMath>
-      <w:r>
-        <w:rPr>
-          <w:rFonts w:hint="eastAsia" w:ascii="Times New Roman" w:hAnsi="Times New Roman" w:eastAsia="Times New Roman" w:cs="Times New Roman"/>
-        </w:rPr>
-        <w:t>（</w:t>
-      </w:r>
-      <w:r>
-        <w:rPr>
-          <w:rFonts w:hint="eastAsia" w:ascii="Times New Roman" w:hAnsi="Times New Roman" w:eastAsia="FangSong" w:cs="Times New Roman"/>
-        </w:rPr>
-        <w:t>直线型</w:t>
-      </w:r>
-      <w:r>
-        <w:rPr>
-          <w:rFonts w:hint="eastAsia" w:ascii="Times New Roman" w:hAnsi="Times New Roman" w:eastAsia="Times New Roman" w:cs="Times New Roman"/>
-        </w:rPr>
-        <w:t>）</w:t>
-      </w:r>
-      <w:r>
-        <w:rPr>
-          <w:rFonts w:hint="eastAsia" w:ascii="Times New Roman" w:hAnsi="Times New Roman" w:eastAsia="FangSong" w:cs="Times New Roman"/>
-        </w:rPr>
-        <w:t>构型的铁律</w:t>
-      </w:r>
-      <w:r>
-        <w:rPr>
-          <w:rFonts w:hint="eastAsia" w:ascii="Times New Roman" w:hAnsi="Times New Roman" w:eastAsia="Times New Roman" w:cs="Times New Roman"/>
-        </w:rPr>
-        <w:t>。</w:t>
-      </w:r>
-    </w:p>
-    <w:p>
-      <w:pPr>
-        <w:pStyle w:val="Compact"/>
-        <w:numPr>
-          <w:ilvl w:val="0"/>
-          <w:numId w:val="1001"/>
-        </w:numPr>
-        <w:ind w:firstLine="420"/>
-      </w:pPr>
-      <w:r>
-        <w:rPr>
-          <w:rFonts w:hint="eastAsia" w:ascii="Times New Roman" w:hAnsi="Times New Roman" w:eastAsia="FangSong" w:cs="Times New Roman"/>
-          <w:b/>
-          <w:bCs/>
-        </w:rPr>
-        <w:t xml:space="preserve">一氧化碳配位化学与红外探针极性反常陷阱</w:t>
-      </w:r>
-      <w:r>
-        <w:rPr>
-          <w:rFonts w:hint="eastAsia" w:ascii="Times New Roman" w:hAnsi="Times New Roman" w:eastAsia="Times New Roman" w:cs="Times New Roman"/>
-        </w:rPr>
-        <w:t xml:space="preserve">：</w:t>
-      </w:r>
-      <w:r>
-        <w:rPr>
-          <w:rFonts w:ascii="Times New Roman" w:hAnsi="Times New Roman" w:eastAsia="Times New Roman" w:cs="Times New Roman"/>
-        </w:rPr>
-        <w:t xml:space="preserve"> </w:t>
-      </w:r>
-      <w:r>
-        <w:rPr>
-          <w:rFonts w:hint="eastAsia" w:ascii="Times New Roman" w:hAnsi="Times New Roman" w:eastAsia="FangSong" w:cs="Times New Roman"/>
-        </w:rPr>
-        <w:t>在研究过渡金属羰基化合物时</w:t>
-      </w:r>
-      <w:r>
-        <w:rPr>
-          <w:rFonts w:hint="eastAsia" w:ascii="Times New Roman" w:hAnsi="Times New Roman" w:eastAsia="Times New Roman" w:cs="Times New Roman"/>
-        </w:rPr>
-        <w:t>，</w:t>
-      </w:r>
-      <w:r>
-        <w:rPr>
-          <w:rFonts w:hint="eastAsia" w:ascii="Times New Roman" w:hAnsi="Times New Roman" w:eastAsia="FangSong" w:cs="Times New Roman"/>
-        </w:rPr>
-        <w:t>常有选手依据氧的电负性大这一浅层常识</w:t>
-      </w:r>
-      <w:r>
-        <w:rPr>
-          <w:rFonts w:hint="eastAsia" w:ascii="Times New Roman" w:hAnsi="Times New Roman" w:eastAsia="Times New Roman" w:cs="Times New Roman"/>
-        </w:rPr>
-        <w:t>，</w:t>
-      </w:r>
-      <w:r>
-        <w:rPr>
-          <w:rFonts w:hint="eastAsia" w:ascii="Times New Roman" w:hAnsi="Times New Roman" w:eastAsia="FangSong" w:cs="Times New Roman"/>
-        </w:rPr>
-        <w:t>机械预言金属会与一氧化碳的氧原子配位</w:t>
-      </w:r>
-      <w:r>
-        <w:rPr>
-          <w:rFonts w:hint="eastAsia" w:ascii="Times New Roman" w:hAnsi="Times New Roman" w:eastAsia="Times New Roman" w:cs="Times New Roman"/>
-        </w:rPr>
-        <w:t>。</w:t>
-      </w:r>
-      <w:r>
-        <w:rPr>
-          <w:rFonts w:hint="eastAsia" w:ascii="Times New Roman" w:hAnsi="Times New Roman" w:eastAsia="FangSong" w:cs="Times New Roman"/>
-        </w:rPr>
-        <w:t>必须牢记</w:t>
-      </w:r>
-      <w:r>
-        <w:rPr>
-          <w:rFonts w:ascii="Times New Roman" w:hAnsi="Times New Roman" w:eastAsia="Times New Roman" w:cs="Times New Roman"/>
-        </w:rPr>
-        <w:t xml:space="preserve"> MO </w:t>
-      </w:r>
-      <w:r>
-        <w:rPr>
-          <w:rFonts w:hint="eastAsia" w:ascii="Times New Roman" w:hAnsi="Times New Roman" w:eastAsia="FangSong" w:cs="Times New Roman"/>
-        </w:rPr>
-        <w:t>前线轨道理论的严格实证</w:t>
-      </w:r>
-      <w:r>
-        <w:rPr>
-          <w:rFonts w:hint="eastAsia" w:ascii="Times New Roman" w:hAnsi="Times New Roman" w:eastAsia="Times New Roman" w:cs="Times New Roman"/>
-        </w:rPr>
-        <w:t>：</w:t>
-      </w:r>
-      <m:oMath>
-        <m:r>
-          <m:rPr>
-            <m:sty m:val="p"/>
-          </m:rPr>
-          <m:t>C</m:t>
-        </m:r>
-        <m:r>
-          <m:rPr>
-            <m:sty m:val="p"/>
-          </m:rPr>
-          <m:t>O</m:t>
-        </m:r>
-      </m:oMath>
-      <w:r>
-        <w:rPr>
-          <w:rFonts w:ascii="Times New Roman" w:hAnsi="Times New Roman" w:eastAsia="Times New Roman" w:cs="Times New Roman"/>
-        </w:rPr>
-        <w:t xml:space="preserve"> </w:t>
-      </w:r>
-      <w:r>
-        <w:rPr>
-          <w:rFonts w:hint="eastAsia" w:ascii="Times New Roman" w:hAnsi="Times New Roman" w:eastAsia="FangSong" w:cs="Times New Roman"/>
-        </w:rPr>
-        <w:t>的最高已占轨道</w:t>
-      </w:r>
-      <w:r>
-        <w:rPr>
-          <w:rFonts w:hint="eastAsia" w:ascii="Times New Roman" w:hAnsi="Times New Roman" w:eastAsia="Times New Roman" w:cs="Times New Roman"/>
-        </w:rPr>
-        <w:t>（HOMO）</w:t>
-      </w:r>
-      <w:r>
-        <w:rPr>
-          <w:rFonts w:hint="eastAsia" w:ascii="Times New Roman" w:hAnsi="Times New Roman" w:eastAsia="FangSong" w:cs="Times New Roman"/>
-        </w:rPr>
-        <w:t>是富集于碳原子一端的</w:t>
-      </w:r>
-      <w:r>
-        <w:rPr>
-          <w:rFonts w:ascii="Times New Roman" w:hAnsi="Times New Roman" w:eastAsia="Times New Roman" w:cs="Times New Roman"/>
-        </w:rPr>
-        <w:t xml:space="preserve"> </w:t>
-      </w:r>
-      <m:oMath>
-        <m:r>
-          <m:t>5</m:t>
-        </m:r>
-        <m:r>
-          <m:t>σ</m:t>
-        </m:r>
-      </m:oMath>
-      <w:r>
-        <w:rPr>
-          <w:rFonts w:ascii="Times New Roman" w:hAnsi="Times New Roman" w:eastAsia="Times New Roman" w:cs="Times New Roman"/>
-        </w:rPr>
-        <w:t xml:space="preserve"> </w:t>
-      </w:r>
-      <w:r>
-        <w:rPr>
-          <w:rFonts w:hint="eastAsia" w:ascii="Times New Roman" w:hAnsi="Times New Roman" w:eastAsia="FangSong" w:cs="Times New Roman"/>
-        </w:rPr>
-        <w:t>孤对轨道</w:t>
-      </w:r>
-      <w:r>
-        <w:rPr>
-          <w:rFonts w:hint="eastAsia" w:ascii="Times New Roman" w:hAnsi="Times New Roman" w:eastAsia="Times New Roman" w:cs="Times New Roman"/>
-        </w:rPr>
-        <w:t>，</w:t>
-      </w:r>
-      <w:r>
-        <w:rPr>
-          <w:rFonts w:hint="eastAsia" w:ascii="Times New Roman" w:hAnsi="Times New Roman" w:eastAsia="FangSong" w:cs="Times New Roman"/>
-        </w:rPr>
-        <w:t>金属的空轨道只能与碳端发生有效重叠</w:t>
-      </w:r>
-      <w:r>
-        <w:rPr>
-          <w:rFonts w:hint="eastAsia" w:ascii="Times New Roman" w:hAnsi="Times New Roman" w:eastAsia="Times New Roman" w:cs="Times New Roman"/>
-        </w:rPr>
-        <w:t>；</w:t>
-      </w:r>
-      <w:r>
-        <w:rPr>
-          <w:rFonts w:hint="eastAsia" w:ascii="Times New Roman" w:hAnsi="Times New Roman" w:eastAsia="FangSong" w:cs="Times New Roman"/>
-        </w:rPr>
-        <w:t>形成</w:t>
-      </w:r>
-      <w:r>
-        <w:rPr>
-          <w:rFonts w:ascii="Times New Roman" w:hAnsi="Times New Roman" w:eastAsia="Times New Roman" w:cs="Times New Roman"/>
-        </w:rPr>
-        <w:t xml:space="preserve"> </w:t>
-      </w:r>
-      <m:oMath>
-        <m:r>
-          <m:rPr>
-            <m:sty m:val="p"/>
-          </m:rPr>
-          <m:t>M</m:t>
-        </m:r>
-        <m:r>
-          <m:rPr>
-            <m:sty m:val="p"/>
-          </m:rPr>
-          <m:t>−</m:t>
-        </m:r>
-        <m:r>
-          <m:rPr>
-            <m:sty m:val="p"/>
-          </m:rPr>
-          <m:t>C</m:t>
-        </m:r>
-        <m:r>
-          <m:t> </m:t>
-        </m:r>
-        <m:r>
-          <m:t>σ</m:t>
-        </m:r>
-      </m:oMath>
-      <w:r>
-        <w:rPr>
-          <w:rFonts w:ascii="Times New Roman" w:hAnsi="Times New Roman" w:eastAsia="Times New Roman" w:cs="Times New Roman"/>
-        </w:rPr>
-        <w:t xml:space="preserve"> </w:t>
-      </w:r>
-      <w:r>
-        <w:rPr>
-          <w:rFonts w:hint="eastAsia" w:ascii="Times New Roman" w:hAnsi="Times New Roman" w:eastAsia="FangSong" w:cs="Times New Roman"/>
-        </w:rPr>
-        <w:t xml:space="preserve">配键与</w:t>
-      </w:r>
-      <w:r>
-        <w:rPr>
-          <w:rFonts w:ascii="Times New Roman" w:hAnsi="Times New Roman" w:eastAsia="Times New Roman" w:cs="Times New Roman"/>
-        </w:rPr>
-        <w:t xml:space="preserve"> </w:t>
-      </w:r>
-      <m:oMath>
-        <m:oMathPr>
-          <m:ctrlPr>
-            <w:rPr>
-              <w:sz w:val="28"/>
-              <w:szCs w:val="28"/>
-            </w:rPr>
-          </m:ctrlPr>
-        </m:oMathPr>
-        <m:r>
-          <m:rPr>
-            <m:sty m:val="p"/>
-          </m:rPr>
-          <m:t>M</m:t>
-        </m:r>
-        <m:r>
-          <m:rPr>
-            <m:sty m:val="p"/>
-          </m:rPr>
-          <m:t>→</m:t>
-        </m:r>
-        <m:r>
-          <m:rPr>
-            <m:sty m:val="p"/>
-          </m:rPr>
-          <m:t>C</m:t>
-        </m:r>
-        <m:r>
-          <m:t> </m:t>
-        </m:r>
-        <m:r>
-          <m:t>d</m:t>
-        </m:r>
-        <m:r>
-          <m:rPr>
-            <m:sty m:val="p"/>
-          </m:rPr>
-          <m:t>−</m:t>
-        </m:r>
-        <m:sSup>
-          <m:e>
-            <m:r>
-              <m:t>π</m:t>
-            </m:r>
-          </m:e>
-          <m:sup>
-            <m:r>
-              <m:rPr>
-                <m:sty m:val="p"/>
-              </m:rPr>
-              <m:t>*</m:t>
-            </m:r>
-          </m:sup>
-        </m:sSup>
-      </m:oMath>
-      <w:r>
-        <w:rPr>
-          <w:rFonts w:ascii="Times New Roman" w:hAnsi="Times New Roman" w:eastAsia="Times New Roman" w:cs="Times New Roman"/>
-        </w:rPr>
-        <w:t xml:space="preserve"> </w:t>
-      </w:r>
-      <w:r>
-        <w:rPr>
-          <w:rFonts w:hint="eastAsia" w:ascii="Times New Roman" w:hAnsi="Times New Roman" w:eastAsia="FangSong" w:cs="Times New Roman"/>
-        </w:rPr>
-        <w:t>反馈键后</w:t>
-      </w:r>
-      <w:r>
-        <w:rPr>
-          <w:rFonts w:hint="eastAsia" w:ascii="Times New Roman" w:hAnsi="Times New Roman" w:eastAsia="Times New Roman" w:cs="Times New Roman"/>
-        </w:rPr>
-        <w:t>，</w:t>
-      </w:r>
-      <w:r>
-        <w:rPr>
-          <w:rFonts w:hint="eastAsia" w:ascii="Times New Roman" w:hAnsi="Times New Roman" w:eastAsia="FangSong" w:cs="Times New Roman"/>
-        </w:rPr>
-        <w:t>电子流向配体的</w:t>
-      </w:r>
-      <w:r>
-        <w:rPr>
-          <w:rFonts w:ascii="Times New Roman" w:hAnsi="Times New Roman" w:eastAsia="Times New Roman" w:cs="Times New Roman"/>
-        </w:rPr>
-        <w:t xml:space="preserve"> </w:t>
-      </w:r>
-      <m:oMath>
-        <m:r>
-          <m:t>2</m:t>
-        </m:r>
-        <m:sSup>
-          <m:e>
-            <m:r>
-              <m:t>π</m:t>
-            </m:r>
-          </m:e>
-          <m:sup>
-            <m:r>
-              <m:rPr>
-                <m:sty m:val="p"/>
-              </m:rPr>
-              <m:t>*</m:t>
-            </m:r>
-          </m:sup>
-        </m:sSup>
-      </m:oMath>
-      <w:r>
-        <w:rPr>
-          <w:rFonts w:ascii="Times New Roman" w:hAnsi="Times New Roman" w:eastAsia="Times New Roman" w:cs="Times New Roman"/>
-        </w:rPr>
-        <w:t xml:space="preserve"> </w:t>
-      </w:r>
-      <w:r>
-        <w:rPr>
-          <w:rFonts w:hint="eastAsia" w:ascii="Times New Roman" w:hAnsi="Times New Roman" w:eastAsia="FangSong" w:cs="Times New Roman"/>
-        </w:rPr>
-        <w:t>反键轨道</w:t>
-      </w:r>
-      <w:r>
-        <w:rPr>
-          <w:rFonts w:hint="eastAsia" w:ascii="Times New Roman" w:hAnsi="Times New Roman" w:eastAsia="Times New Roman" w:cs="Times New Roman"/>
-        </w:rPr>
-        <w:t>，</w:t>
-      </w:r>
-      <w:r>
-        <w:rPr>
-          <w:rFonts w:hint="eastAsia" w:ascii="Times New Roman" w:hAnsi="Times New Roman" w:eastAsia="FangSong" w:cs="Times New Roman"/>
-        </w:rPr>
-        <w:t>导致</w:t>
-      </w:r>
-      <w:r>
-        <w:rPr>
-          <w:rFonts w:ascii="Times New Roman" w:hAnsi="Times New Roman" w:eastAsia="Times New Roman" w:cs="Times New Roman"/>
-        </w:rPr>
-        <w:t xml:space="preserve"> </w:t>
-      </w:r>
-      <m:oMath>
-        <m:r>
-          <m:rPr>
-            <m:sty m:val="p"/>
-          </m:rPr>
-          <m:t>C</m:t>
-        </m:r>
-        <m:r>
-          <m:rPr>
-            <m:sty m:val="p"/>
-          </m:rPr>
-          <m:t>−</m:t>
-        </m:r>
-        <m:r>
-          <m:rPr>
-            <m:sty m:val="p"/>
-          </m:rPr>
-          <m:t>O</m:t>
-        </m:r>
-      </m:oMath>
-      <w:r>
-        <w:rPr>
-          <w:rFonts w:ascii="Times New Roman" w:hAnsi="Times New Roman" w:eastAsia="Times New Roman" w:cs="Times New Roman"/>
-        </w:rPr>
-        <w:t xml:space="preserve"> </w:t>
-      </w:r>
-      <w:r>
-        <w:rPr>
-          <w:rFonts w:hint="eastAsia" w:ascii="Times New Roman" w:hAnsi="Times New Roman" w:eastAsia="FangSong" w:cs="Times New Roman"/>
-        </w:rPr>
-        <w:t>键长被拉长</w:t>
-      </w:r>
-      <w:r>
-        <w:rPr>
-          <w:rFonts w:hint="eastAsia" w:ascii="Times New Roman" w:hAnsi="Times New Roman" w:eastAsia="Times New Roman" w:cs="Times New Roman"/>
-        </w:rPr>
-        <w:t>、</w:t>
-      </w:r>
-      <w:r>
-        <w:rPr>
-          <w:rFonts w:hint="eastAsia" w:ascii="Times New Roman" w:hAnsi="Times New Roman" w:eastAsia="FangSong" w:cs="Times New Roman"/>
-        </w:rPr>
-        <w:t>键级下降</w:t>
-      </w:r>
-      <w:r>
-        <w:rPr>
-          <w:rFonts w:hint="eastAsia" w:ascii="Times New Roman" w:hAnsi="Times New Roman" w:eastAsia="Times New Roman" w:cs="Times New Roman"/>
-        </w:rPr>
-        <w:t>，</w:t>
-      </w:r>
-      <w:r>
-        <w:rPr>
-          <w:rFonts w:hint="eastAsia" w:ascii="Times New Roman" w:hAnsi="Times New Roman" w:eastAsia="FangSong" w:cs="Times New Roman"/>
-        </w:rPr>
-        <w:t>其红外伸缩振动特征频率</w:t>
-      </w:r>
-      <w:r>
-        <w:rPr>
-          <w:rFonts w:hint="eastAsia" w:ascii="Times New Roman" w:hAnsi="Times New Roman" w:eastAsia="Times New Roman" w:cs="Times New Roman"/>
-        </w:rPr>
-        <w:t>（</w:t>
-      </w:r>
-      <m:oMath>
-        <m:sSub>
-          <m:e>
-            <m:r>
-              <m:t>ν</m:t>
-            </m:r>
-          </m:e>
-          <m:sub>
-            <m:r>
-              <m:rPr>
-                <m:sty m:val="p"/>
-              </m:rPr>
-              <m:t>C</m:t>
-            </m:r>
-            <m:r>
-              <m:rPr>
-                <m:sty m:val="p"/>
-              </m:rPr>
-              <m:t>O</m:t>
-            </m:r>
-          </m:sub>
-        </m:sSub>
-      </m:oMath>
-      <w:r>
-        <w:rPr>
-          <w:rFonts w:hint="eastAsia" w:ascii="Times New Roman" w:hAnsi="Times New Roman" w:eastAsia="Times New Roman" w:cs="Times New Roman"/>
-        </w:rPr>
-        <w:t>）</w:t>
-      </w:r>
-      <w:r>
-        <w:rPr>
-          <w:rFonts w:hint="eastAsia" w:ascii="Times New Roman" w:hAnsi="Times New Roman" w:eastAsia="FangSong" w:cs="Times New Roman"/>
-        </w:rPr>
-        <w:t>相比于游离态</w:t>
-      </w:r>
-      <w:r>
-        <w:rPr>
-          <w:rFonts w:ascii="Times New Roman" w:hAnsi="Times New Roman" w:eastAsia="Times New Roman" w:cs="Times New Roman"/>
-        </w:rPr>
-        <w:t xml:space="preserve"> </w:t>
-      </w:r>
-      <m:oMath>
-        <m:r>
-          <m:rPr>
-            <m:sty m:val="p"/>
-          </m:rPr>
-          <m:t>C</m:t>
-        </m:r>
-        <m:r>
-          <m:rPr>
-            <m:sty m:val="p"/>
-          </m:rPr>
-          <m:t>O</m:t>
-        </m:r>
-      </m:oMath>
-      <w:r>
-        <w:rPr>
-          <w:rFonts w:hint="eastAsia" w:ascii="Times New Roman" w:hAnsi="Times New Roman" w:eastAsia="Times New Roman" w:cs="Times New Roman"/>
-        </w:rPr>
-        <w:t xml:space="preserve">（</w:t>
-      </w:r>
-      <m:oMath>
-        <m:oMathPr>
-          <m:ctrlPr>
-            <w:rPr>
-              <w:sz w:val="28"/>
-              <w:szCs w:val="28"/>
-            </w:rPr>
-          </m:ctrlPr>
-        </m:oMathPr>
-        <m:r>
-          <m:t>2143</m:t>
-        </m:r>
-        <m:r>
-          <m:t> </m:t>
-        </m:r>
-        <m:r>
-          <m:rPr>
-            <m:sty m:val="p"/>
-          </m:rPr>
-          <m:t>c</m:t>
-        </m:r>
-        <m:sSup>
-          <m:e>
-            <m:r>
-              <m:rPr>
-                <m:sty m:val="p"/>
-              </m:rPr>
-              <m:t>m</m:t>
-            </m:r>
-          </m:e>
-          <m:sup>
-            <m:r>
-              <m:rPr>
-                <m:sty m:val="p"/>
-              </m:rPr>
-              <m:t>−</m:t>
-            </m:r>
-            <m:r>
-              <m:rPr>
-                <m:sty m:val="p"/>
-              </m:rPr>
-              <m:t>1</m:t>
-            </m:r>
-          </m:sup>
-        </m:sSup>
-      </m:oMath>
-      <w:r>
-        <w:rPr>
-          <w:rFonts w:hint="eastAsia" w:ascii="Times New Roman" w:hAnsi="Times New Roman" w:eastAsia="Times New Roman" w:cs="Times New Roman"/>
-        </w:rPr>
-        <w:t>）</w:t>
-      </w:r>
-      <w:r>
-        <w:rPr>
-          <w:rFonts w:hint="eastAsia" w:ascii="Times New Roman" w:hAnsi="Times New Roman" w:eastAsia="FangSong" w:cs="Times New Roman"/>
-        </w:rPr>
-        <w:t>发生显著红移</w:t>
-      </w:r>
-      <w:r>
-        <w:rPr>
-          <w:rFonts w:hint="eastAsia" w:ascii="Times New Roman" w:hAnsi="Times New Roman" w:eastAsia="Times New Roman" w:cs="Times New Roman"/>
-        </w:rPr>
-        <w:t>（</w:t>
-      </w:r>
-      <w:r>
-        <w:rPr>
-          <w:rFonts w:hint="eastAsia" w:ascii="Times New Roman" w:hAnsi="Times New Roman" w:eastAsia="FangSong" w:cs="Times New Roman"/>
-        </w:rPr>
-        <w:t>下降至</w:t>
-      </w:r>
-      <w:r>
-        <w:rPr>
-          <w:rFonts w:ascii="Times New Roman" w:hAnsi="Times New Roman" w:eastAsia="Times New Roman" w:cs="Times New Roman"/>
-        </w:rPr>
-        <w:t xml:space="preserve"> </w:t>
-      </w:r>
-      <m:oMath>
-        <m:oMathPr>
-          <m:ctrlPr>
-            <w:rPr>
-              <w:sz w:val="28"/>
-              <w:szCs w:val="28"/>
-            </w:rPr>
-          </m:ctrlPr>
-        </m:oMathPr>
-        <m:r>
-          <m:t>1800</m:t>
-        </m:r>
-        <m:r>
-          <m:rPr>
-            <m:sty m:val="p"/>
-          </m:rPr>
-          <m:t>∼</m:t>
-        </m:r>
-        <m:r>
-          <m:t>2050</m:t>
-        </m:r>
-        <m:r>
-          <m:t> </m:t>
-        </m:r>
-        <m:r>
-          <m:rPr>
-            <m:sty m:val="p"/>
-          </m:rPr>
-          <m:t>c</m:t>
-        </m:r>
-        <m:sSup>
-          <m:e>
-            <m:r>
-              <m:rPr>
-                <m:sty m:val="p"/>
-              </m:rPr>
-              <m:t>m</m:t>
-            </m:r>
-          </m:e>
-          <m:sup>
-            <m:r>
-              <m:rPr>
-                <m:sty m:val="p"/>
-              </m:rPr>
-              <m:t>−</m:t>
-            </m:r>
-            <m:r>
-              <m:rPr>
-                <m:sty m:val="p"/>
-              </m:rPr>
-              <m:t>1</m:t>
-            </m:r>
-          </m:sup>
-        </m:sSup>
-      </m:oMath>
-      <w:r>
-        <w:rPr>
-          <w:rFonts w:hint="eastAsia" w:ascii="Times New Roman" w:hAnsi="Times New Roman" w:eastAsia="Times New Roman" w:cs="Times New Roman"/>
-        </w:rPr>
-        <w:t xml:space="preserve">）。</w:t>
-      </w:r>
-    </w:p>
-    <w:p>
-      <w:pPr>
-        <w:pStyle w:val="Compact"/>
-        <w:numPr>
-          <w:ilvl w:val="0"/>
-          <w:numId w:val="1001"/>
-        </w:numPr>
-        <w:ind w:firstLine="420"/>
-      </w:pPr>
-      <w:r>
-        <w:rPr>
-          <w:rFonts w:hint="eastAsia" w:ascii="Times New Roman" w:hAnsi="Times New Roman" w:eastAsia="FangSong" w:cs="Times New Roman"/>
-          <w:b/>
-          <w:bCs/>
-        </w:rPr>
-        <w:t xml:space="preserve">主族超价分子机械滥用</w:t>
-      </w:r>
-      <w:r>
-        <w:rPr>
-          <w:rFonts w:ascii="Times New Roman" w:hAnsi="Times New Roman" w:eastAsia="Times New Roman" w:cs="Times New Roman"/>
-          <w:b/>
-          <w:bCs/>
-        </w:rPr>
-        <w:t xml:space="preserve"> </w:t>
-      </w:r>
-      <m:oMath>
-        <m:r>
-          <m:t>d</m:t>
-        </m:r>
-      </m:oMath>
-      <w:r>
-        <w:rPr>
-          <w:rFonts w:ascii="Times New Roman" w:hAnsi="Times New Roman" w:eastAsia="Times New Roman" w:cs="Times New Roman"/>
-          <w:b/>
-          <w:bCs/>
-        </w:rPr>
-        <w:t xml:space="preserve"> </w:t>
-      </w:r>
-      <w:r>
-        <w:rPr>
-          <w:rFonts w:hint="eastAsia" w:ascii="Times New Roman" w:hAnsi="Times New Roman" w:eastAsia="FangSong" w:cs="Times New Roman"/>
-          <w:b/>
-          <w:bCs/>
-        </w:rPr>
-        <w:t xml:space="preserve">轨道杂化陷阱</w:t>
-      </w:r>
-      <w:r>
-        <w:rPr>
-          <w:rFonts w:hint="eastAsia" w:ascii="Times New Roman" w:hAnsi="Times New Roman" w:eastAsia="Times New Roman" w:cs="Times New Roman"/>
-        </w:rPr>
-        <w:t xml:space="preserve">：</w:t>
-      </w:r>
-      <w:r>
-        <w:rPr>
-          <w:rFonts w:ascii="Times New Roman" w:hAnsi="Times New Roman" w:eastAsia="Times New Roman" w:cs="Times New Roman"/>
-        </w:rPr>
-        <w:t xml:space="preserve"> </w:t>
-      </w:r>
-      <w:r>
-        <w:rPr>
-          <w:rFonts w:hint="eastAsia" w:ascii="Times New Roman" w:hAnsi="Times New Roman" w:eastAsia="FangSong" w:cs="Times New Roman"/>
-        </w:rPr>
-        <w:t xml:space="preserve">在解析</w:t>
-      </w:r>
-      <w:r>
-        <w:rPr>
-          <w:rFonts w:ascii="Times New Roman" w:hAnsi="Times New Roman" w:eastAsia="Times New Roman" w:cs="Times New Roman"/>
-        </w:rPr>
-        <w:t xml:space="preserve"> </w:t>
-      </w:r>
-      <m:oMath>
-        <m:oMathPr>
-          <m:ctrlPr>
-            <w:rPr>
-              <w:sz w:val="28"/>
-              <w:szCs w:val="28"/>
-            </w:rPr>
-          </m:ctrlPr>
-        </m:oMathPr>
-        <m:r>
-          <m:rPr>
-            <m:sty m:val="p"/>
-          </m:rPr>
-          <m:t>S</m:t>
-        </m:r>
-        <m:sSub>
-          <m:e>
-            <m:r>
-              <m:rPr>
-                <m:sty m:val="p"/>
-              </m:rPr>
-              <m:t>F</m:t>
-            </m:r>
-          </m:e>
-          <m:sub>
-            <m:r>
-              <m:rPr>
-                <m:sty m:val="p"/>
-              </m:rPr>
-              <m:t>6</m:t>
-            </m:r>
-          </m:sub>
-        </m:sSub>
-        <m:r>
-          <m:rPr>
-            <m:sty m:val="p"/>
-          </m:rPr>
-          <m:t>,</m:t>
-        </m:r>
-        <m:r>
-          <m:rPr>
-            <m:sty m:val="p"/>
-          </m:rPr>
-          <m:t>P</m:t>
-        </m:r>
-        <m:r>
-          <m:rPr>
-            <m:sty m:val="p"/>
-          </m:rPr>
-          <m:t>C</m:t>
-        </m:r>
-        <m:sSub>
-          <m:e>
-            <m:r>
-              <m:rPr>
-                <m:sty m:val="p"/>
-              </m:rPr>
-              <m:t>l</m:t>
-            </m:r>
-          </m:e>
-          <m:sub>
-            <m:r>
-              <m:rPr>
-                <m:sty m:val="p"/>
-              </m:rPr>
-              <m:t>5</m:t>
-            </m:r>
-          </m:sub>
-        </m:sSub>
-        <m:r>
-          <m:rPr>
-            <m:sty m:val="p"/>
-          </m:rPr>
-          <m:t>,</m:t>
-        </m:r>
-        <m:r>
-          <m:rPr>
-            <m:sty m:val="p"/>
-          </m:rPr>
-          <m:t>X</m:t>
-        </m:r>
-        <m:r>
-          <m:rPr>
-            <m:sty m:val="p"/>
-          </m:rPr>
-          <m:t>e</m:t>
-        </m:r>
-        <m:sSub>
-          <m:e>
-            <m:r>
-              <m:rPr>
-                <m:sty m:val="p"/>
-              </m:rPr>
-              <m:t>F</m:t>
-            </m:r>
-          </m:e>
-          <m:sub>
-            <m:r>
-              <m:rPr>
-                <m:sty m:val="p"/>
-              </m:rPr>
-              <m:t>4</m:t>
-            </m:r>
-          </m:sub>
-        </m:sSub>
-      </m:oMath>
-      <w:r>
-        <w:rPr>
-          <w:rFonts w:ascii="Times New Roman" w:hAnsi="Times New Roman" w:eastAsia="Times New Roman" w:cs="Times New Roman"/>
-        </w:rPr>
-        <w:t xml:space="preserve"> </w:t>
-      </w:r>
-      <w:r>
-        <w:rPr>
-          <w:rFonts w:hint="eastAsia" w:ascii="Times New Roman" w:hAnsi="Times New Roman" w:eastAsia="FangSong" w:cs="Times New Roman"/>
-        </w:rPr>
-        <w:t>等所谓超价分子的微观成键时</w:t>
-      </w:r>
-      <w:r>
-        <w:rPr>
-          <w:rFonts w:hint="eastAsia" w:ascii="Times New Roman" w:hAnsi="Times New Roman" w:eastAsia="Times New Roman" w:cs="Times New Roman"/>
-        </w:rPr>
-        <w:t>，</w:t>
-      </w:r>
-      <w:r>
-        <w:rPr>
-          <w:rFonts w:hint="eastAsia" w:ascii="Times New Roman" w:hAnsi="Times New Roman" w:eastAsia="FangSong" w:cs="Times New Roman"/>
-        </w:rPr>
-        <w:t>严禁使用陈旧过时的</w:t>
-      </w:r>
-      <w:r>
-        <w:rPr>
-          <w:rFonts w:hint="eastAsia" w:ascii="Times New Roman" w:hAnsi="Times New Roman" w:eastAsia="Times New Roman" w:cs="Times New Roman"/>
-        </w:rPr>
-        <w:t>“</w:t>
-      </w:r>
-      <m:oMath>
-        <m:r>
-          <m:t>d</m:t>
-        </m:r>
-      </m:oMath>
-      <w:r>
-        <w:rPr>
-          <w:rFonts w:ascii="Times New Roman" w:hAnsi="Times New Roman" w:eastAsia="Times New Roman" w:cs="Times New Roman"/>
-        </w:rPr>
-        <w:t xml:space="preserve"> </w:t>
-      </w:r>
-      <w:r>
-        <w:rPr>
-          <w:rFonts w:hint="eastAsia" w:ascii="Times New Roman" w:hAnsi="Times New Roman" w:eastAsia="FangSong" w:cs="Times New Roman"/>
-        </w:rPr>
-        <w:t>轨道杂化参与理论</w:t>
-      </w:r>
-      <w:r>
-        <w:rPr>
-          <w:rFonts w:hint="eastAsia" w:ascii="Times New Roman" w:hAnsi="Times New Roman" w:eastAsia="Times New Roman" w:cs="Times New Roman"/>
-        </w:rPr>
-        <w:t>”（</w:t>
-      </w:r>
-      <w:r>
-        <w:rPr>
-          <w:rFonts w:hint="eastAsia" w:ascii="Times New Roman" w:hAnsi="Times New Roman" w:eastAsia="FangSong" w:cs="Times New Roman"/>
-        </w:rPr>
-        <w:t>如宣称硫利用</w:t>
-      </w:r>
-      <w:r>
-        <w:rPr>
-          <w:rFonts w:ascii="Times New Roman" w:hAnsi="Times New Roman" w:eastAsia="Times New Roman" w:cs="Times New Roman"/>
-        </w:rPr>
-        <w:t xml:space="preserve"> </w:t>
-      </w:r>
-      <m:oMath>
-        <m:r>
-          <m:t>s</m:t>
-        </m:r>
-        <m:sSup>
-          <m:e>
-            <m:r>
-              <m:t>p</m:t>
-            </m:r>
-          </m:e>
-          <m:sup>
-            <m:r>
-              <m:t>3</m:t>
-            </m:r>
-          </m:sup>
-        </m:sSup>
-        <m:sSup>
-          <m:e>
-            <m:r>
-              <m:t>d</m:t>
-            </m:r>
-          </m:e>
-          <m:sup>
-            <m:r>
-              <m:t>2</m:t>
-            </m:r>
-          </m:sup>
-        </m:sSup>
-      </m:oMath>
-      <w:r>
-        <w:rPr>
-          <w:rFonts w:ascii="Times New Roman" w:hAnsi="Times New Roman" w:eastAsia="Times New Roman" w:cs="Times New Roman"/>
-        </w:rPr>
-        <w:t xml:space="preserve"> </w:t>
-      </w:r>
-      <w:r>
-        <w:rPr>
-          <w:rFonts w:hint="eastAsia" w:ascii="Times New Roman" w:hAnsi="Times New Roman" w:eastAsia="FangSong" w:cs="Times New Roman"/>
-        </w:rPr>
-        <w:t>杂化</w:t>
-      </w:r>
-      <w:r>
-        <w:rPr>
-          <w:rFonts w:hint="eastAsia" w:ascii="Times New Roman" w:hAnsi="Times New Roman" w:eastAsia="Times New Roman" w:cs="Times New Roman"/>
-        </w:rPr>
-        <w:t>）。</w:t>
-      </w:r>
-      <w:r>
-        <w:rPr>
-          <w:rFonts w:hint="eastAsia" w:ascii="Times New Roman" w:hAnsi="Times New Roman" w:eastAsia="FangSong" w:cs="Times New Roman"/>
-        </w:rPr>
-        <w:t>现代量子化学计算表明</w:t>
-      </w:r>
-      <w:r>
-        <w:rPr>
-          <w:rFonts w:hint="eastAsia" w:ascii="Times New Roman" w:hAnsi="Times New Roman" w:eastAsia="Times New Roman" w:cs="Times New Roman"/>
-        </w:rPr>
-        <w:t>，</w:t>
-      </w:r>
-      <w:r>
-        <w:rPr>
-          <w:rFonts w:hint="eastAsia" w:ascii="Times New Roman" w:hAnsi="Times New Roman" w:eastAsia="FangSong" w:cs="Times New Roman"/>
-        </w:rPr>
-        <w:t>第二</w:t>
-      </w:r>
-      <w:r>
-        <w:rPr>
-          <w:rFonts w:hint="eastAsia" w:ascii="Times New Roman" w:hAnsi="Times New Roman" w:eastAsia="Times New Roman" w:cs="Times New Roman"/>
-        </w:rPr>
-        <w:t>、</w:t>
-      </w:r>
-      <w:r>
-        <w:rPr>
-          <w:rFonts w:hint="eastAsia" w:ascii="Times New Roman" w:hAnsi="Times New Roman" w:eastAsia="FangSong" w:cs="Times New Roman"/>
-        </w:rPr>
-        <w:t>三周期非金属的</w:t>
-      </w:r>
-      <w:r>
-        <w:rPr>
-          <w:rFonts w:ascii="Times New Roman" w:hAnsi="Times New Roman" w:eastAsia="Times New Roman" w:cs="Times New Roman"/>
-        </w:rPr>
-        <w:t xml:space="preserve"> </w:t>
-      </w:r>
-      <m:oMath>
-        <m:r>
-          <m:t>3</m:t>
-        </m:r>
-        <m:r>
-          <m:t>d</m:t>
-        </m:r>
-      </m:oMath>
-      <w:r>
-        <w:rPr>
-          <w:rFonts w:ascii="Times New Roman" w:hAnsi="Times New Roman" w:eastAsia="Times New Roman" w:cs="Times New Roman"/>
-        </w:rPr>
-        <w:t xml:space="preserve"> </w:t>
-      </w:r>
-      <w:r>
-        <w:rPr>
-          <w:rFonts w:hint="eastAsia" w:ascii="Times New Roman" w:hAnsi="Times New Roman" w:eastAsia="FangSong" w:cs="Times New Roman"/>
-        </w:rPr>
-        <w:t xml:space="preserve">轨道能量比价轨道高出近</w:t>
-      </w:r>
-      <w:r>
-        <w:rPr>
-          <w:rFonts w:ascii="Times New Roman" w:hAnsi="Times New Roman" w:eastAsia="Times New Roman" w:cs="Times New Roman"/>
-        </w:rPr>
-        <w:t xml:space="preserve"> </w:t>
-      </w:r>
-      <m:oMath>
-        <m:r>
-          <m:t>10</m:t>
-        </m:r>
-        <m:r>
-          <m:t> </m:t>
-        </m:r>
-        <m:r>
-          <m:rPr>
-            <m:sty m:val="p"/>
-          </m:rPr>
-          <m:t>e</m:t>
-        </m:r>
-        <m:r>
-          <m:rPr>
-            <m:sty m:val="p"/>
-          </m:rPr>
-          <m:t>V</m:t>
-        </m:r>
-      </m:oMath>
-      <w:r>
-        <w:rPr>
-          <w:rFonts w:hint="eastAsia" w:ascii="Times New Roman" w:hAnsi="Times New Roman" w:eastAsia="Times New Roman" w:cs="Times New Roman"/>
-        </w:rPr>
-        <w:t>，</w:t>
-      </w:r>
-      <w:r>
-        <w:rPr>
-          <w:rFonts w:hint="eastAsia" w:ascii="Times New Roman" w:hAnsi="Times New Roman" w:eastAsia="FangSong" w:cs="Times New Roman"/>
-        </w:rPr>
-        <w:t>根本无法有效杂化</w:t>
-      </w:r>
-      <w:r>
-        <w:rPr>
-          <w:rFonts w:hint="eastAsia" w:ascii="Times New Roman" w:hAnsi="Times New Roman" w:eastAsia="Times New Roman" w:cs="Times New Roman"/>
-        </w:rPr>
-        <w:t>；</w:t>
-      </w:r>
-      <w:r>
-        <w:rPr>
-          <w:rFonts w:hint="eastAsia" w:ascii="Times New Roman" w:hAnsi="Times New Roman" w:eastAsia="FangSong" w:cs="Times New Roman"/>
-        </w:rPr>
-        <w:t>现代标准答题范式必须采用三中心四电子</w:t>
-      </w:r>
-      <w:r>
-        <w:rPr>
-          <w:rFonts w:hint="eastAsia" w:ascii="Times New Roman" w:hAnsi="Times New Roman" w:eastAsia="Times New Roman" w:cs="Times New Roman"/>
-        </w:rPr>
-        <w:t>（3c-4e）</w:t>
-      </w:r>
-      <w:r>
-        <w:rPr>
-          <w:rFonts w:hint="eastAsia" w:ascii="Times New Roman" w:hAnsi="Times New Roman" w:eastAsia="FangSong" w:cs="Times New Roman"/>
-        </w:rPr>
-        <w:t>离域轨道模型或高度离子极性化的超共轭键合模型予以合理解释</w:t>
-      </w:r>
-      <w:r>
-        <w:rPr>
-          <w:rFonts w:hint="eastAsia" w:ascii="Times New Roman" w:hAnsi="Times New Roman" w:eastAsia="Times New Roman" w:cs="Times New Roman"/>
-        </w:rPr>
-        <w:t>。</w:t>
-      </w:r>
-    </w:p>
-    <w:p>
-      <w:pPr>
-        <w:pStyle w:val="Compact"/>
-        <w:numPr>
-          <w:ilvl w:val="0"/>
-          <w:numId w:val="1001"/>
-        </w:numPr>
-        <w:ind w:firstLine="420"/>
-      </w:pPr>
-      <w:r>
-        <w:rPr>
-          <w:rFonts w:hint="eastAsia" w:ascii="Times New Roman" w:hAnsi="Times New Roman" w:eastAsia="FangSong" w:cs="Times New Roman"/>
-          <w:b/>
-          <w:bCs/>
-        </w:rPr>
-        <w:t xml:space="preserve">双原子</w:t>
-      </w:r>
-      <w:r>
-        <w:rPr>
-          <w:rFonts w:ascii="Times New Roman" w:hAnsi="Times New Roman" w:eastAsia="Times New Roman" w:cs="Times New Roman"/>
-          <w:b/>
-          <w:bCs/>
-        </w:rPr>
-        <w:t xml:space="preserve"> MO </w:t>
-      </w:r>
-      <w:r>
-        <w:rPr>
-          <w:rFonts w:hint="eastAsia" w:ascii="Times New Roman" w:hAnsi="Times New Roman" w:eastAsia="FangSong" w:cs="Times New Roman"/>
-          <w:b/>
-          <w:bCs/>
-        </w:rPr>
-        <w:t xml:space="preserve">顺磁性与能级倒转遗忘陷阱</w:t>
-      </w:r>
-      <w:r>
-        <w:rPr>
-          <w:rFonts w:hint="eastAsia" w:ascii="Times New Roman" w:hAnsi="Times New Roman" w:eastAsia="Times New Roman" w:cs="Times New Roman"/>
-        </w:rPr>
-        <w:t xml:space="preserve">：</w:t>
-      </w:r>
-      <w:r>
-        <w:rPr>
-          <w:rFonts w:ascii="Times New Roman" w:hAnsi="Times New Roman" w:eastAsia="Times New Roman" w:cs="Times New Roman"/>
-        </w:rPr>
-        <w:t xml:space="preserve"> </w:t>
-      </w:r>
-      <w:r>
-        <w:rPr>
-          <w:rFonts w:hint="eastAsia" w:ascii="Times New Roman" w:hAnsi="Times New Roman" w:eastAsia="FangSong" w:cs="Times New Roman"/>
-        </w:rPr>
-        <w:t xml:space="preserve">在运用</w:t>
-      </w:r>
-      <w:r>
-        <w:rPr>
-          <w:rFonts w:ascii="Times New Roman" w:hAnsi="Times New Roman" w:eastAsia="Times New Roman" w:cs="Times New Roman"/>
-        </w:rPr>
-        <w:t xml:space="preserve"> MO </w:t>
-      </w:r>
-      <w:r>
-        <w:rPr>
-          <w:rFonts w:hint="eastAsia" w:ascii="Times New Roman" w:hAnsi="Times New Roman" w:eastAsia="FangSong" w:cs="Times New Roman"/>
-        </w:rPr>
-        <w:t>理论预测分子键级与磁性时</w:t>
-      </w:r>
-      <w:r>
-        <w:rPr>
-          <w:rFonts w:hint="eastAsia" w:ascii="Times New Roman" w:hAnsi="Times New Roman" w:eastAsia="Times New Roman" w:cs="Times New Roman"/>
-        </w:rPr>
-        <w:t>，</w:t>
-      </w:r>
-      <w:r>
-        <w:rPr>
-          <w:rFonts w:hint="eastAsia" w:ascii="Times New Roman" w:hAnsi="Times New Roman" w:eastAsia="FangSong" w:cs="Times New Roman"/>
-        </w:rPr>
-        <w:t>遗忘第二周期前部</w:t>
-      </w:r>
-      <w:r>
-        <w:rPr>
-          <w:rFonts w:hint="eastAsia" w:ascii="Times New Roman" w:hAnsi="Times New Roman" w:eastAsia="Times New Roman" w:cs="Times New Roman"/>
-        </w:rPr>
-        <w:t>（</w:t>
-      </w:r>
-      <m:oMath>
-        <m:sSub>
-          <m:e>
-            <m:r>
-              <m:rPr>
-                <m:sty m:val="p"/>
-              </m:rPr>
-              <m:t>B</m:t>
-            </m:r>
-          </m:e>
-          <m:sub>
-            <m:r>
-              <m:rPr>
-                <m:sty m:val="p"/>
-              </m:rPr>
-              <m:t>2</m:t>
-            </m:r>
-          </m:sub>
-        </m:sSub>
-        <m:r>
-          <m:rPr>
-            <m:sty m:val="p"/>
-          </m:rPr>
-          <m:t>∼</m:t>
-        </m:r>
-        <m:sSub>
-          <m:e>
-            <m:r>
-              <m:rPr>
-                <m:sty m:val="p"/>
-              </m:rPr>
-              <m:t>N</m:t>
-            </m:r>
-          </m:e>
-          <m:sub>
-            <m:r>
-              <m:rPr>
-                <m:sty m:val="p"/>
-              </m:rPr>
-              <m:t>2</m:t>
-            </m:r>
-          </m:sub>
-        </m:sSub>
-      </m:oMath>
-      <w:r>
-        <w:rPr>
-          <w:rFonts w:hint="eastAsia" w:ascii="Times New Roman" w:hAnsi="Times New Roman" w:eastAsia="Times New Roman" w:cs="Times New Roman"/>
-        </w:rPr>
-        <w:t>）</w:t>
-      </w:r>
-      <w:r>
-        <w:rPr>
-          <w:rFonts w:hint="eastAsia" w:ascii="Times New Roman" w:hAnsi="Times New Roman" w:eastAsia="FangSong" w:cs="Times New Roman"/>
-        </w:rPr>
-        <w:t>与后部</w:t>
-      </w:r>
-      <w:r>
-        <w:rPr>
-          <w:rFonts w:hint="eastAsia" w:ascii="Times New Roman" w:hAnsi="Times New Roman" w:eastAsia="Times New Roman" w:cs="Times New Roman"/>
-        </w:rPr>
-        <w:t>（</w:t>
-      </w:r>
-      <m:oMath>
-        <m:sSub>
-          <m:e>
-            <m:r>
-              <m:rPr>
-                <m:sty m:val="p"/>
-              </m:rPr>
-              <m:t>O</m:t>
-            </m:r>
-          </m:e>
-          <m:sub>
-            <m:r>
-              <m:rPr>
-                <m:sty m:val="p"/>
-              </m:rPr>
-              <m:t>2</m:t>
-            </m:r>
-          </m:sub>
-        </m:sSub>
-        <m:r>
-          <m:rPr>
-            <m:sty m:val="p"/>
-          </m:rPr>
-          <m:t>∼</m:t>
-        </m:r>
-        <m:sSub>
-          <m:e>
-            <m:r>
-              <m:rPr>
-                <m:sty m:val="p"/>
-              </m:rPr>
-              <m:t>F</m:t>
-            </m:r>
-          </m:e>
-          <m:sub>
-            <m:r>
-              <m:rPr>
-                <m:sty m:val="p"/>
-              </m:rPr>
-              <m:t>2</m:t>
-            </m:r>
-          </m:sub>
-        </m:sSub>
-      </m:oMath>
-      <w:r>
-        <w:rPr>
-          <w:rFonts w:hint="eastAsia" w:ascii="Times New Roman" w:hAnsi="Times New Roman" w:eastAsia="Times New Roman" w:cs="Times New Roman"/>
-        </w:rPr>
-        <w:t>）</w:t>
-      </w:r>
-      <w:r>
-        <w:rPr>
-          <w:rFonts w:hint="eastAsia" w:ascii="Times New Roman" w:hAnsi="Times New Roman" w:eastAsia="FangSong" w:cs="Times New Roman"/>
-        </w:rPr>
-        <w:t>的能级交错反转</w:t>
-      </w:r>
-      <w:r>
-        <w:rPr>
-          <w:rFonts w:hint="eastAsia" w:ascii="Times New Roman" w:hAnsi="Times New Roman" w:eastAsia="Times New Roman" w:cs="Times New Roman"/>
-        </w:rPr>
-        <w:t>，</w:t>
-      </w:r>
-      <w:r>
-        <w:rPr>
-          <w:rFonts w:hint="eastAsia" w:ascii="Times New Roman" w:hAnsi="Times New Roman" w:eastAsia="FangSong" w:cs="Times New Roman"/>
-        </w:rPr>
-        <w:t>是赛场上最普遍的失分源头</w:t>
-      </w:r>
-      <w:r>
-        <w:rPr>
-          <w:rFonts w:hint="eastAsia" w:ascii="Times New Roman" w:hAnsi="Times New Roman" w:eastAsia="Times New Roman" w:cs="Times New Roman"/>
-        </w:rPr>
-        <w:t>。</w:t>
-      </w:r>
-      <w:r>
-        <w:rPr>
-          <w:rFonts w:hint="eastAsia" w:ascii="Times New Roman" w:hAnsi="Times New Roman" w:eastAsia="FangSong" w:cs="Times New Roman"/>
-        </w:rPr>
-        <w:t>若在写</w:t>
-      </w:r>
-      <w:r>
-        <w:rPr>
-          <w:rFonts w:ascii="Times New Roman" w:hAnsi="Times New Roman" w:eastAsia="Times New Roman" w:cs="Times New Roman"/>
-        </w:rPr>
-        <w:t xml:space="preserve"> </w:t>
-      </w:r>
-      <m:oMath>
-        <m:sSub>
-          <m:e>
-            <m:r>
-              <m:rPr>
-                <m:sty m:val="p"/>
-              </m:rPr>
-              <m:t>B</m:t>
-            </m:r>
-          </m:e>
-          <m:sub>
-            <m:r>
-              <m:rPr>
-                <m:sty m:val="p"/>
-              </m:rPr>
-              <m:t>2</m:t>
-            </m:r>
-          </m:sub>
-        </m:sSub>
-      </m:oMath>
-      <w:r>
-        <w:rPr>
-          <w:rFonts w:ascii="Times New Roman" w:hAnsi="Times New Roman" w:eastAsia="Times New Roman" w:cs="Times New Roman"/>
-        </w:rPr>
-        <w:t xml:space="preserve"> </w:t>
-      </w:r>
-      <w:r>
-        <w:rPr>
-          <w:rFonts w:hint="eastAsia" w:ascii="Times New Roman" w:hAnsi="Times New Roman" w:eastAsia="FangSong" w:cs="Times New Roman"/>
-        </w:rPr>
-        <w:t xml:space="preserve">或</w:t>
-      </w:r>
-      <w:r>
-        <w:rPr>
-          <w:rFonts w:ascii="Times New Roman" w:hAnsi="Times New Roman" w:eastAsia="Times New Roman" w:cs="Times New Roman"/>
-        </w:rPr>
-        <w:t xml:space="preserve"> </w:t>
-      </w:r>
-      <m:oMath>
-        <m:sSub>
-          <m:e>
-            <m:r>
-              <m:rPr>
-                <m:sty m:val="p"/>
-              </m:rPr>
-              <m:t>C</m:t>
-            </m:r>
-          </m:e>
-          <m:sub>
-            <m:r>
-              <m:rPr>
-                <m:sty m:val="p"/>
-              </m:rPr>
-              <m:t>2</m:t>
-            </m:r>
-          </m:sub>
-        </m:sSub>
-      </m:oMath>
-      <w:r>
-        <w:rPr>
-          <w:rFonts w:ascii="Times New Roman" w:hAnsi="Times New Roman" w:eastAsia="Times New Roman" w:cs="Times New Roman"/>
-        </w:rPr>
-        <w:t xml:space="preserve"> </w:t>
-      </w:r>
-      <w:r>
-        <w:rPr>
-          <w:rFonts w:hint="eastAsia" w:ascii="Times New Roman" w:hAnsi="Times New Roman" w:eastAsia="FangSong" w:cs="Times New Roman"/>
-        </w:rPr>
-        <w:t>排布时误用无混杂的</w:t>
-      </w:r>
-      <w:r>
-        <w:rPr>
-          <w:rFonts w:hint="eastAsia" w:ascii="Times New Roman" w:hAnsi="Times New Roman" w:eastAsia="Times New Roman" w:cs="Times New Roman"/>
-        </w:rPr>
-        <w:t>“</w:t>
-      </w:r>
-      <w:r>
-        <w:rPr>
-          <w:rFonts w:hint="eastAsia" w:ascii="Times New Roman" w:hAnsi="Times New Roman" w:eastAsia="FangSong" w:cs="Times New Roman"/>
-        </w:rPr>
-        <w:t>正常</w:t>
-      </w:r>
-      <w:r>
-        <w:rPr>
-          <w:rFonts w:hint="eastAsia" w:ascii="Times New Roman" w:hAnsi="Times New Roman" w:eastAsia="Times New Roman" w:cs="Times New Roman"/>
-        </w:rPr>
-        <w:t>”</w:t>
-      </w:r>
-      <w:r>
-        <w:rPr>
-          <w:rFonts w:hint="eastAsia" w:ascii="Times New Roman" w:hAnsi="Times New Roman" w:eastAsia="FangSong" w:cs="Times New Roman"/>
-        </w:rPr>
-        <w:t>能级顺序</w:t>
-      </w:r>
-      <w:r>
-        <w:rPr>
-          <w:rFonts w:hint="eastAsia" w:ascii="Times New Roman" w:hAnsi="Times New Roman" w:eastAsia="Times New Roman" w:cs="Times New Roman"/>
-        </w:rPr>
-        <w:t>，</w:t>
-      </w:r>
-      <w:r>
-        <w:rPr>
-          <w:rFonts w:hint="eastAsia" w:ascii="Times New Roman" w:hAnsi="Times New Roman" w:eastAsia="FangSong" w:cs="Times New Roman"/>
-        </w:rPr>
-        <w:t>将错误地把</w:t>
-      </w:r>
-      <w:r>
-        <w:rPr>
-          <w:rFonts w:ascii="Times New Roman" w:hAnsi="Times New Roman" w:eastAsia="Times New Roman" w:cs="Times New Roman"/>
-        </w:rPr>
-        <w:t xml:space="preserve"> 6 </w:t>
-      </w:r>
-      <w:r>
-        <w:rPr>
-          <w:rFonts w:hint="eastAsia" w:ascii="Times New Roman" w:hAnsi="Times New Roman" w:eastAsia="FangSong" w:cs="Times New Roman"/>
-        </w:rPr>
-        <w:t xml:space="preserve">个价电子先填入</w:t>
-      </w:r>
-      <w:r>
-        <w:rPr>
-          <w:rFonts w:ascii="Times New Roman" w:hAnsi="Times New Roman" w:eastAsia="Times New Roman" w:cs="Times New Roman"/>
-        </w:rPr>
-        <w:t xml:space="preserve"> </w:t>
-      </w:r>
-      <m:oMath>
-        <m:sSub>
-          <m:e>
-            <m:r>
-              <m:t>σ</m:t>
-            </m:r>
-          </m:e>
-          <m:sub>
-            <m:r>
-              <m:t>g</m:t>
-            </m:r>
-          </m:sub>
-        </m:sSub>
-        <m:r>
-          <m:t>2</m:t>
-        </m:r>
-        <m:r>
-          <m:t>p</m:t>
-        </m:r>
-      </m:oMath>
-      <w:r>
-        <w:rPr>
-          <w:rFonts w:hint="eastAsia" w:ascii="Times New Roman" w:hAnsi="Times New Roman" w:eastAsia="Times New Roman" w:cs="Times New Roman"/>
-        </w:rPr>
-        <w:t>，</w:t>
-      </w:r>
-      <w:r>
-        <w:rPr>
-          <w:rFonts w:hint="eastAsia" w:ascii="Times New Roman" w:hAnsi="Times New Roman" w:eastAsia="FangSong" w:cs="Times New Roman"/>
-        </w:rPr>
-        <w:t>得出</w:t>
-      </w:r>
-      <w:r>
-        <w:rPr>
-          <w:rFonts w:hint="eastAsia" w:ascii="Times New Roman" w:hAnsi="Times New Roman" w:eastAsia="Times New Roman" w:cs="Times New Roman"/>
-        </w:rPr>
-        <w:t>“</w:t>
-      </w:r>
-      <m:oMath>
-        <m:sSub>
-          <m:e>
-            <m:r>
-              <m:rPr>
-                <m:sty m:val="p"/>
-              </m:rPr>
-              <m:t>B</m:t>
-            </m:r>
-          </m:e>
-          <m:sub>
-            <m:r>
-              <m:rPr>
-                <m:sty m:val="p"/>
-              </m:rPr>
-              <m:t>2</m:t>
-            </m:r>
-          </m:sub>
-        </m:sSub>
-      </m:oMath>
-      <w:r>
-        <w:rPr>
-          <w:rFonts w:ascii="Times New Roman" w:hAnsi="Times New Roman" w:eastAsia="Times New Roman" w:cs="Times New Roman"/>
-        </w:rPr>
-        <w:t xml:space="preserve"> </w:t>
-      </w:r>
-      <w:r>
-        <w:rPr>
-          <w:rFonts w:hint="eastAsia" w:ascii="Times New Roman" w:hAnsi="Times New Roman" w:eastAsia="FangSong" w:cs="Times New Roman"/>
-        </w:rPr>
-        <w:t>为抗磁性反磁分子</w:t>
-      </w:r>
-      <w:r>
-        <w:rPr>
-          <w:rFonts w:hint="eastAsia" w:ascii="Times New Roman" w:hAnsi="Times New Roman" w:eastAsia="Times New Roman" w:cs="Times New Roman"/>
-        </w:rPr>
-        <w:t>”</w:t>
-      </w:r>
-      <w:r>
-        <w:rPr>
-          <w:rFonts w:hint="eastAsia" w:ascii="Times New Roman" w:hAnsi="Times New Roman" w:eastAsia="FangSong" w:cs="Times New Roman"/>
-        </w:rPr>
-        <w:t>的荒谬结论</w:t>
-      </w:r>
-      <w:r>
-        <w:rPr>
-          <w:rFonts w:hint="eastAsia" w:ascii="Times New Roman" w:hAnsi="Times New Roman" w:eastAsia="Times New Roman" w:cs="Times New Roman"/>
-        </w:rPr>
-        <w:t>（</w:t>
-      </w:r>
-      <w:r>
-        <w:rPr>
-          <w:rFonts w:hint="eastAsia" w:ascii="Times New Roman" w:hAnsi="Times New Roman" w:eastAsia="FangSong" w:cs="Times New Roman"/>
-        </w:rPr>
-        <w:t>真实情况是填入简并的</w:t>
-      </w:r>
-      <w:r>
-        <w:rPr>
-          <w:rFonts w:ascii="Times New Roman" w:hAnsi="Times New Roman" w:eastAsia="Times New Roman" w:cs="Times New Roman"/>
-        </w:rPr>
-        <w:t xml:space="preserve"> </w:t>
-      </w:r>
-      <m:oMath>
-        <m:sSub>
-          <m:e>
-            <m:r>
-              <m:t>π</m:t>
-            </m:r>
-          </m:e>
-          <m:sub>
-            <m:r>
-              <m:t>u</m:t>
-            </m:r>
-          </m:sub>
-        </m:sSub>
-        <m:r>
-          <m:t>2</m:t>
-        </m:r>
-        <m:r>
-          <m:t>p</m:t>
-        </m:r>
-      </m:oMath>
-      <w:r>
-        <w:rPr>
-          <w:rFonts w:hint="eastAsia" w:ascii="Times New Roman" w:hAnsi="Times New Roman" w:eastAsia="Times New Roman" w:cs="Times New Roman"/>
-        </w:rPr>
-        <w:t>，</w:t>
-      </w:r>
-      <w:r>
-        <w:rPr>
-          <w:rFonts w:hint="eastAsia" w:ascii="Times New Roman" w:hAnsi="Times New Roman" w:eastAsia="FangSong" w:cs="Times New Roman"/>
-        </w:rPr>
-        <w:t>为顺磁性</w:t>
-      </w:r>
-      <w:r>
-        <w:rPr>
-          <w:rFonts w:hint="eastAsia" w:ascii="Times New Roman" w:hAnsi="Times New Roman" w:eastAsia="Times New Roman" w:cs="Times New Roman"/>
-        </w:rPr>
-        <w:t>）。</w:t>
-      </w:r>
-    </w:p>
-    <w:p>
-      <w:pPr>
-        <w:pStyle w:val="Compact"/>
-        <w:numPr>
-          <w:ilvl w:val="0"/>
-          <w:numId w:val="1001"/>
-        </w:numPr>
-        <w:ind w:firstLine="420"/>
-      </w:pPr>
-      <w:r>
-        <w:rPr>
-          <w:rFonts w:hint="eastAsia" w:ascii="Times New Roman" w:hAnsi="Times New Roman" w:eastAsia="FangSong" w:cs="Times New Roman"/>
-          <w:b/>
-          <w:bCs/>
-        </w:rPr>
-        <w:t xml:space="preserve">分子内氢键与分子间氢键宏观物性反向陷阱</w:t>
-      </w:r>
-      <w:r>
-        <w:rPr>
-          <w:rFonts w:hint="eastAsia" w:ascii="Times New Roman" w:hAnsi="Times New Roman" w:eastAsia="Times New Roman" w:cs="Times New Roman"/>
-        </w:rPr>
-        <w:t xml:space="preserve">：</w:t>
-      </w:r>
-      <w:r>
-        <w:rPr>
-          <w:rFonts w:ascii="Times New Roman" w:hAnsi="Times New Roman" w:eastAsia="Times New Roman" w:cs="Times New Roman"/>
-        </w:rPr>
-        <w:t xml:space="preserve"> </w:t>
-      </w:r>
-      <w:r>
-        <w:rPr>
-          <w:rFonts w:hint="eastAsia" w:ascii="Times New Roman" w:hAnsi="Times New Roman" w:eastAsia="FangSong" w:cs="Times New Roman"/>
-        </w:rPr>
-        <w:t>在比较有机同分异构体的熔沸点与溶解度时</w:t>
-      </w:r>
-      <w:r>
-        <w:rPr>
-          <w:rFonts w:hint="eastAsia" w:ascii="Times New Roman" w:hAnsi="Times New Roman" w:eastAsia="Times New Roman" w:cs="Times New Roman"/>
-        </w:rPr>
-        <w:t>，</w:t>
-      </w:r>
-      <w:r>
-        <w:rPr>
-          <w:rFonts w:hint="eastAsia" w:ascii="Times New Roman" w:hAnsi="Times New Roman" w:eastAsia="FangSong" w:cs="Times New Roman"/>
-        </w:rPr>
-        <w:t>机械记住</w:t>
-      </w:r>
-      <w:r>
-        <w:rPr>
-          <w:rFonts w:hint="eastAsia" w:ascii="Times New Roman" w:hAnsi="Times New Roman" w:eastAsia="Times New Roman" w:cs="Times New Roman"/>
-        </w:rPr>
-        <w:t>“</w:t>
-      </w:r>
-      <w:r>
-        <w:rPr>
-          <w:rFonts w:hint="eastAsia" w:ascii="Times New Roman" w:hAnsi="Times New Roman" w:eastAsia="FangSong" w:cs="Times New Roman"/>
-        </w:rPr>
-        <w:t>形成氢键熔沸点升高</w:t>
-      </w:r>
-      <w:r>
-        <w:rPr>
-          <w:rFonts w:hint="eastAsia" w:ascii="Times New Roman" w:hAnsi="Times New Roman" w:eastAsia="Times New Roman" w:cs="Times New Roman"/>
-        </w:rPr>
-        <w:t>”，</w:t>
-      </w:r>
-      <w:r>
-        <w:rPr>
-          <w:rFonts w:hint="eastAsia" w:ascii="Times New Roman" w:hAnsi="Times New Roman" w:eastAsia="FangSong" w:cs="Times New Roman"/>
-        </w:rPr>
-        <w:t>忽视了内氢键与外氢键的剧烈分化</w:t>
-      </w:r>
-      <w:r>
-        <w:rPr>
-          <w:rFonts w:hint="eastAsia" w:ascii="Times New Roman" w:hAnsi="Times New Roman" w:eastAsia="Times New Roman" w:cs="Times New Roman"/>
-        </w:rPr>
-        <w:t>。</w:t>
-      </w:r>
-      <w:r>
-        <w:rPr>
-          <w:rFonts w:hint="eastAsia" w:ascii="Times New Roman" w:hAnsi="Times New Roman" w:eastAsia="FangSong" w:cs="Times New Roman"/>
-        </w:rPr>
-        <w:t>邻羟基苯甲酸</w:t>
-      </w:r>
-      <w:r>
-        <w:rPr>
-          <w:rFonts w:hint="eastAsia" w:ascii="Times New Roman" w:hAnsi="Times New Roman" w:eastAsia="Times New Roman" w:cs="Times New Roman"/>
-        </w:rPr>
-        <w:t>（</w:t>
-      </w:r>
-      <w:r>
-        <w:rPr>
-          <w:rFonts w:hint="eastAsia" w:ascii="Times New Roman" w:hAnsi="Times New Roman" w:eastAsia="FangSong" w:cs="Times New Roman"/>
-        </w:rPr>
-        <w:t>水杨酸</w:t>
-      </w:r>
-      <w:r>
-        <w:rPr>
-          <w:rFonts w:hint="eastAsia" w:ascii="Times New Roman" w:hAnsi="Times New Roman" w:eastAsia="Times New Roman" w:cs="Times New Roman"/>
-        </w:rPr>
-        <w:t>）</w:t>
-      </w:r>
-      <w:r>
-        <w:rPr>
-          <w:rFonts w:hint="eastAsia" w:ascii="Times New Roman" w:hAnsi="Times New Roman" w:eastAsia="FangSong" w:cs="Times New Roman"/>
-        </w:rPr>
-        <w:t>或邻硝基苯酚由于在分子内部自我螯合成环</w:t>
-      </w:r>
-      <w:r>
-        <w:rPr>
-          <w:rFonts w:hint="eastAsia" w:ascii="Times New Roman" w:hAnsi="Times New Roman" w:eastAsia="Times New Roman" w:cs="Times New Roman"/>
-        </w:rPr>
-        <w:t>，</w:t>
-      </w:r>
-      <w:r>
-        <w:rPr>
-          <w:rFonts w:hint="eastAsia" w:ascii="Times New Roman" w:hAnsi="Times New Roman" w:eastAsia="FangSong" w:cs="Times New Roman"/>
-        </w:rPr>
-        <w:t>阻断了向外形成超分子网络</w:t>
-      </w:r>
-      <w:r>
-        <w:rPr>
-          <w:rFonts w:hint="eastAsia" w:ascii="Times New Roman" w:hAnsi="Times New Roman" w:eastAsia="Times New Roman" w:cs="Times New Roman"/>
-        </w:rPr>
-        <w:t>，</w:t>
-      </w:r>
-      <w:r>
-        <w:rPr>
-          <w:rFonts w:hint="eastAsia" w:ascii="Times New Roman" w:hAnsi="Times New Roman" w:eastAsia="FangSong" w:cs="Times New Roman"/>
-        </w:rPr>
-        <w:t>其沸点显著低于对位异构体</w:t>
-      </w:r>
-      <w:r>
-        <w:rPr>
-          <w:rFonts w:hint="eastAsia" w:ascii="Times New Roman" w:hAnsi="Times New Roman" w:eastAsia="Times New Roman" w:cs="Times New Roman"/>
-        </w:rPr>
-        <w:t>。</w:t>
-      </w:r>
-      <w:r>
-        <w:rPr>
-          <w:rFonts w:hint="eastAsia" w:ascii="Times New Roman" w:hAnsi="Times New Roman" w:eastAsia="FangSong" w:cs="Times New Roman"/>
-        </w:rPr>
-        <w:t>若题干设问沸点高低</w:t>
-      </w:r>
-      <w:r>
-        <w:rPr>
-          <w:rFonts w:hint="eastAsia" w:ascii="Times New Roman" w:hAnsi="Times New Roman" w:eastAsia="Times New Roman" w:cs="Times New Roman"/>
-        </w:rPr>
-        <w:t>，</w:t>
-      </w:r>
-      <w:r>
-        <w:rPr>
-          <w:rFonts w:hint="eastAsia" w:ascii="Times New Roman" w:hAnsi="Times New Roman" w:eastAsia="FangSong" w:cs="Times New Roman"/>
-        </w:rPr>
-        <w:t>误选邻位将直接扣光分数</w:t>
-      </w:r>
-      <w:r>
-        <w:rPr>
-          <w:rFonts w:hint="eastAsia" w:ascii="Times New Roman" w:hAnsi="Times New Roman" w:eastAsia="Times New Roman" w:cs="Times New Roman"/>
-        </w:rPr>
-        <w:t>。</w:t>
-      </w:r>
-    </w:p>
-    <w:p>
-      <w:pPr>
-        <w:pStyle w:val="Compact"/>
-        <w:numPr>
-          <w:ilvl w:val="0"/>
-          <w:numId w:val="1001"/>
-        </w:numPr>
-        <w:ind w:firstLine="420"/>
-      </w:pPr>
-      <w:r>
-        <w:rPr>
-          <w:rFonts w:hint="eastAsia" w:ascii="Times New Roman" w:hAnsi="Times New Roman" w:eastAsia="FangSong" w:cs="Times New Roman"/>
-          <w:b/>
-          <w:bCs/>
-        </w:rPr>
-        <w:t xml:space="preserve">离域大</w:t>
-      </w:r>
-      <w:r>
-        <w:rPr>
-          <w:rFonts w:ascii="Times New Roman" w:hAnsi="Times New Roman" w:eastAsia="Times New Roman" w:cs="Times New Roman"/>
-          <w:b/>
-          <w:bCs/>
-        </w:rPr>
-        <w:t xml:space="preserve"> </w:t>
-      </w:r>
-      <m:oMath>
-        <m:r>
-          <m:t>π</m:t>
-        </m:r>
-      </m:oMath>
-      <w:r>
-        <w:rPr>
-          <w:rFonts w:ascii="Times New Roman" w:hAnsi="Times New Roman" w:eastAsia="Times New Roman" w:cs="Times New Roman"/>
-          <w:b/>
-          <w:bCs/>
-        </w:rPr>
-        <w:t xml:space="preserve"> </w:t>
-      </w:r>
-      <w:r>
-        <w:rPr>
-          <w:rFonts w:hint="eastAsia" w:ascii="Times New Roman" w:hAnsi="Times New Roman" w:eastAsia="FangSong" w:cs="Times New Roman"/>
-          <w:b/>
-          <w:bCs/>
-        </w:rPr>
-        <w:t xml:space="preserve">键共面刚性约束误判陷阱</w:t>
-      </w:r>
-      <w:r>
-        <w:rPr>
-          <w:rFonts w:hint="eastAsia" w:ascii="Times New Roman" w:hAnsi="Times New Roman" w:eastAsia="Times New Roman" w:cs="Times New Roman"/>
-        </w:rPr>
-        <w:t xml:space="preserve">：</w:t>
-      </w:r>
-      <w:r>
-        <w:rPr>
-          <w:rFonts w:ascii="Times New Roman" w:hAnsi="Times New Roman" w:eastAsia="Times New Roman" w:cs="Times New Roman"/>
-        </w:rPr>
-        <w:t xml:space="preserve"> </w:t>
-      </w:r>
-      <w:r>
-        <w:rPr>
-          <w:rFonts w:hint="eastAsia" w:ascii="Times New Roman" w:hAnsi="Times New Roman" w:eastAsia="FangSong" w:cs="Times New Roman"/>
-        </w:rPr>
-        <w:t xml:space="preserve">盲目根据分子式拼凑大</w:t>
-      </w:r>
-      <w:r>
-        <w:rPr>
-          <w:rFonts w:ascii="Times New Roman" w:hAnsi="Times New Roman" w:eastAsia="Times New Roman" w:cs="Times New Roman"/>
-        </w:rPr>
-        <w:t xml:space="preserve"> </w:t>
-      </w:r>
-      <m:oMath>
-        <m:r>
-          <m:t>π</m:t>
-        </m:r>
-      </m:oMath>
-      <w:r>
-        <w:rPr>
-          <w:rFonts w:ascii="Times New Roman" w:hAnsi="Times New Roman" w:eastAsia="Times New Roman" w:cs="Times New Roman"/>
-        </w:rPr>
-        <w:t xml:space="preserve"> </w:t>
-      </w:r>
-      <w:r>
-        <w:rPr>
-          <w:rFonts w:hint="eastAsia" w:ascii="Times New Roman" w:hAnsi="Times New Roman" w:eastAsia="FangSong" w:cs="Times New Roman"/>
-        </w:rPr>
-        <w:t xml:space="preserve">键标度</w:t>
-      </w:r>
-      <w:r>
-        <w:rPr>
-          <w:rFonts w:ascii="Times New Roman" w:hAnsi="Times New Roman" w:eastAsia="Times New Roman" w:cs="Times New Roman"/>
-        </w:rPr>
-        <w:t xml:space="preserve"> </w:t>
-      </w:r>
-      <m:oMath>
-        <m:sSubSup>
-          <m:e>
-            <m:r>
-              <m:rPr>
-                <m:sty m:val="p"/>
-              </m:rPr>
-              <m:t>Π</m:t>
-            </m:r>
-          </m:e>
-          <m:sub>
-            <m:r>
-              <m:t>n</m:t>
-            </m:r>
-          </m:sub>
-          <m:sup>
-            <m:r>
-              <m:t>m</m:t>
-            </m:r>
-          </m:sup>
-        </m:sSubSup>
-      </m:oMath>
-      <w:r>
-        <w:rPr>
-          <w:rFonts w:hint="eastAsia" w:ascii="Times New Roman" w:hAnsi="Times New Roman" w:eastAsia="Times New Roman" w:cs="Times New Roman"/>
-        </w:rPr>
-        <w:t>，</w:t>
-      </w:r>
-      <w:r>
-        <w:rPr>
-          <w:rFonts w:hint="eastAsia" w:ascii="Times New Roman" w:hAnsi="Times New Roman" w:eastAsia="FangSong" w:cs="Times New Roman"/>
-        </w:rPr>
-        <w:t>而忽略了立体几何是否允许共平面</w:t>
-      </w:r>
-      <w:r>
-        <w:rPr>
-          <w:rFonts w:hint="eastAsia" w:ascii="Times New Roman" w:hAnsi="Times New Roman" w:eastAsia="Times New Roman" w:cs="Times New Roman"/>
-        </w:rPr>
-        <w:t>。</w:t>
-      </w:r>
-      <w:r>
-        <w:rPr>
-          <w:rFonts w:hint="eastAsia" w:ascii="Times New Roman" w:hAnsi="Times New Roman" w:eastAsia="FangSong" w:cs="Times New Roman"/>
-        </w:rPr>
-        <w:t>例如在环辛四烯</w:t>
-      </w:r>
-      <w:r>
-        <w:rPr>
-          <w:rFonts w:hint="eastAsia" w:ascii="Times New Roman" w:hAnsi="Times New Roman" w:eastAsia="Times New Roman" w:cs="Times New Roman"/>
-        </w:rPr>
-        <w:t>（</w:t>
-      </w:r>
-      <m:oMath>
-        <m:sSub>
-          <m:e>
-            <m:r>
-              <m:rPr>
-                <m:sty m:val="p"/>
-              </m:rPr>
-              <m:t>C</m:t>
-            </m:r>
-          </m:e>
-          <m:sub>
-            <m:r>
-              <m:rPr>
-                <m:sty m:val="p"/>
-              </m:rPr>
-              <m:t>8</m:t>
-            </m:r>
-          </m:sub>
-        </m:sSub>
-        <m:sSub>
-          <m:e>
-            <m:r>
-              <m:rPr>
-                <m:sty m:val="p"/>
-              </m:rPr>
-              <m:t>H</m:t>
-            </m:r>
-          </m:e>
-          <m:sub>
-            <m:r>
-              <m:rPr>
-                <m:sty m:val="p"/>
-              </m:rPr>
-              <m:t>8</m:t>
-            </m:r>
-          </m:sub>
-        </m:sSub>
-      </m:oMath>
-      <w:r>
-        <w:rPr>
-          <w:rFonts w:hint="eastAsia" w:ascii="Times New Roman" w:hAnsi="Times New Roman" w:eastAsia="Times New Roman" w:cs="Times New Roman"/>
-        </w:rPr>
-        <w:t>）</w:t>
-      </w:r>
-      <w:r>
-        <w:rPr>
-          <w:rFonts w:hint="eastAsia" w:ascii="Times New Roman" w:hAnsi="Times New Roman" w:eastAsia="FangSong" w:cs="Times New Roman"/>
-        </w:rPr>
-        <w:t>中</w:t>
-      </w:r>
-      <w:r>
-        <w:rPr>
-          <w:rFonts w:hint="eastAsia" w:ascii="Times New Roman" w:hAnsi="Times New Roman" w:eastAsia="Times New Roman" w:cs="Times New Roman"/>
-        </w:rPr>
-        <w:t>，</w:t>
-      </w:r>
-      <w:r>
-        <w:rPr>
-          <w:rFonts w:hint="eastAsia" w:ascii="Times New Roman" w:hAnsi="Times New Roman" w:eastAsia="FangSong" w:cs="Times New Roman"/>
-        </w:rPr>
-        <w:t>若机械套用</w:t>
-      </w:r>
-      <w:r>
-        <w:rPr>
-          <w:rFonts w:ascii="Times New Roman" w:hAnsi="Times New Roman" w:eastAsia="Times New Roman" w:cs="Times New Roman"/>
-        </w:rPr>
-        <w:t xml:space="preserve"> Huckel </w:t>
-      </w:r>
-      <w:r>
-        <w:rPr>
-          <w:rFonts w:hint="eastAsia" w:ascii="Times New Roman" w:hAnsi="Times New Roman" w:eastAsia="FangSong" w:cs="Times New Roman"/>
-        </w:rPr>
-        <w:t xml:space="preserve">规则将其视为平面</w:t>
-      </w:r>
-      <w:r>
-        <w:rPr>
-          <w:rFonts w:ascii="Times New Roman" w:hAnsi="Times New Roman" w:eastAsia="Times New Roman" w:cs="Times New Roman"/>
-        </w:rPr>
-        <w:t xml:space="preserve"> </w:t>
-      </w:r>
-      <m:oMath>
-        <m:sSubSup>
-          <m:e>
-            <m:r>
-              <m:rPr>
-                <m:sty m:val="p"/>
-              </m:rPr>
-              <m:t>Π</m:t>
-            </m:r>
-          </m:e>
-          <m:sub>
-            <m:r>
-              <m:t>8</m:t>
-            </m:r>
-          </m:sub>
-          <m:sup>
-            <m:r>
-              <m:t>8</m:t>
-            </m:r>
-          </m:sup>
-        </m:sSubSup>
-      </m:oMath>
-      <w:r>
-        <w:rPr>
-          <w:rFonts w:ascii="Times New Roman" w:hAnsi="Times New Roman" w:eastAsia="Times New Roman" w:cs="Times New Roman"/>
-        </w:rPr>
-        <w:t xml:space="preserve"> </w:t>
-      </w:r>
-      <w:r>
-        <w:rPr>
-          <w:rFonts w:hint="eastAsia" w:ascii="Times New Roman" w:hAnsi="Times New Roman" w:eastAsia="FangSong" w:cs="Times New Roman"/>
-        </w:rPr>
-        <w:t>并宣称其具有反芳香性将大错特错</w:t>
-      </w:r>
-      <w:r>
-        <w:rPr>
-          <w:rFonts w:hint="eastAsia" w:ascii="Times New Roman" w:hAnsi="Times New Roman" w:eastAsia="Times New Roman" w:cs="Times New Roman"/>
-        </w:rPr>
-        <w:t>；</w:t>
-      </w:r>
-      <w:r>
-        <w:rPr>
-          <w:rFonts w:hint="eastAsia" w:ascii="Times New Roman" w:hAnsi="Times New Roman" w:eastAsia="FangSong" w:cs="Times New Roman"/>
-        </w:rPr>
-        <w:t>真实环辛四烯为了摆脱严重的角张力与反芳香不稳定性</w:t>
-      </w:r>
-      <w:r>
-        <w:rPr>
-          <w:rFonts w:hint="eastAsia" w:ascii="Times New Roman" w:hAnsi="Times New Roman" w:eastAsia="Times New Roman" w:cs="Times New Roman"/>
-        </w:rPr>
-        <w:t>，</w:t>
-      </w:r>
-      <w:r>
-        <w:rPr>
-          <w:rFonts w:hint="eastAsia" w:ascii="Times New Roman" w:hAnsi="Times New Roman" w:eastAsia="FangSong" w:cs="Times New Roman"/>
-        </w:rPr>
-        <w:t>自发扭曲成完全不共面的</w:t>
-      </w:r>
-      <w:r>
-        <w:rPr>
-          <w:rFonts w:hint="eastAsia" w:ascii="Times New Roman" w:hAnsi="Times New Roman" w:eastAsia="Times New Roman" w:cs="Times New Roman"/>
-        </w:rPr>
-        <w:t>“</w:t>
-      </w:r>
-      <w:r>
-        <w:rPr>
-          <w:rFonts w:hint="eastAsia" w:ascii="Times New Roman" w:hAnsi="Times New Roman" w:eastAsia="FangSong" w:cs="Times New Roman"/>
-        </w:rPr>
-        <w:t>盆状</w:t>
-      </w:r>
-      <w:r>
-        <w:rPr>
-          <w:rFonts w:hint="eastAsia" w:ascii="Times New Roman" w:hAnsi="Times New Roman" w:eastAsia="Times New Roman" w:cs="Times New Roman"/>
-        </w:rPr>
-        <w:t>”（Tub-conformation）</w:t>
-      </w:r>
-      <w:r>
-        <w:rPr>
-          <w:rFonts w:hint="eastAsia" w:ascii="Times New Roman" w:hAnsi="Times New Roman" w:eastAsia="FangSong" w:cs="Times New Roman"/>
-        </w:rPr>
-        <w:t>交替单双键构型</w:t>
-      </w:r>
-      <w:r>
-        <w:rPr>
-          <w:rFonts w:hint="eastAsia" w:ascii="Times New Roman" w:hAnsi="Times New Roman" w:eastAsia="Times New Roman" w:cs="Times New Roman"/>
-        </w:rPr>
-        <w:t>，</w:t>
-      </w:r>
-      <w:r>
-        <w:rPr>
-          <w:rFonts w:hint="eastAsia" w:ascii="Times New Roman" w:hAnsi="Times New Roman" w:eastAsia="FangSong" w:cs="Times New Roman"/>
-        </w:rPr>
-        <w:t>表现为普通的活泼共轭烯烃</w:t>
-      </w:r>
-      <w:r>
-        <w:rPr>
-          <w:rFonts w:hint="eastAsia" w:ascii="Times New Roman" w:hAnsi="Times New Roman" w:eastAsia="Times New Roman" w:cs="Times New Roman"/>
-        </w:rPr>
-        <w:t>。</w:t>
-      </w:r>
-    </w:p>
-    <w:p>
-      <w:pPr>
-        <w:pStyle w:val="Compact"/>
-        <w:numPr>
-          <w:ilvl w:val="0"/>
-          <w:numId w:val="1001"/>
-        </w:numPr>
-        <w:ind w:firstLine="420"/>
-      </w:pPr>
-      <w:r>
-        <w:rPr>
-          <w:rFonts w:hint="eastAsia" w:ascii="Times New Roman" w:hAnsi="Times New Roman" w:eastAsia="FangSong" w:cs="Times New Roman"/>
-          <w:b/>
-          <w:bCs/>
-        </w:rPr>
-        <w:t xml:space="preserve">对称性分子偶极矩与键矩相消陷阱</w:t>
-      </w:r>
-      <w:r>
-        <w:rPr>
-          <w:rFonts w:hint="eastAsia" w:ascii="Times New Roman" w:hAnsi="Times New Roman" w:eastAsia="Times New Roman" w:cs="Times New Roman"/>
-        </w:rPr>
-        <w:t xml:space="preserve">：</w:t>
-      </w:r>
-      <w:r>
-        <w:rPr>
-          <w:rFonts w:ascii="Times New Roman" w:hAnsi="Times New Roman" w:eastAsia="Times New Roman" w:cs="Times New Roman"/>
-        </w:rPr>
-        <w:t xml:space="preserve"> </w:t>
-      </w:r>
-      <w:r>
-        <w:rPr>
-          <w:rFonts w:hint="eastAsia" w:ascii="Times New Roman" w:hAnsi="Times New Roman" w:eastAsia="FangSong" w:cs="Times New Roman"/>
-        </w:rPr>
-        <w:t>误将</w:t>
-      </w:r>
-      <w:r>
-        <w:rPr>
-          <w:rFonts w:hint="eastAsia" w:ascii="Times New Roman" w:hAnsi="Times New Roman" w:eastAsia="Times New Roman" w:cs="Times New Roman"/>
-        </w:rPr>
-        <w:t>“</w:t>
-      </w:r>
-      <w:r>
-        <w:rPr>
-          <w:rFonts w:hint="eastAsia" w:ascii="Times New Roman" w:hAnsi="Times New Roman" w:eastAsia="FangSong" w:cs="Times New Roman"/>
-        </w:rPr>
-        <w:t>含有强极性共价键</w:t>
-      </w:r>
-      <w:r>
-        <w:rPr>
-          <w:rFonts w:hint="eastAsia" w:ascii="Times New Roman" w:hAnsi="Times New Roman" w:eastAsia="Times New Roman" w:cs="Times New Roman"/>
-        </w:rPr>
-        <w:t>”</w:t>
-      </w:r>
-      <w:r>
-        <w:rPr>
-          <w:rFonts w:hint="eastAsia" w:ascii="Times New Roman" w:hAnsi="Times New Roman" w:eastAsia="FangSong" w:cs="Times New Roman"/>
-        </w:rPr>
-        <w:t>等同于</w:t>
-      </w:r>
-      <w:r>
-        <w:rPr>
-          <w:rFonts w:hint="eastAsia" w:ascii="Times New Roman" w:hAnsi="Times New Roman" w:eastAsia="Times New Roman" w:cs="Times New Roman"/>
-        </w:rPr>
-        <w:t>“</w:t>
-      </w:r>
-      <w:r>
-        <w:rPr>
-          <w:rFonts w:hint="eastAsia" w:ascii="Times New Roman" w:hAnsi="Times New Roman" w:eastAsia="FangSong" w:cs="Times New Roman"/>
-        </w:rPr>
-        <w:t>极性分子</w:t>
-      </w:r>
-      <w:r>
-        <w:rPr>
-          <w:rFonts w:hint="eastAsia" w:ascii="Times New Roman" w:hAnsi="Times New Roman" w:eastAsia="Times New Roman" w:cs="Times New Roman"/>
-        </w:rPr>
-        <w:t>”。</w:t>
-      </w:r>
-      <w:r>
-        <w:rPr>
-          <w:rFonts w:hint="eastAsia" w:ascii="Times New Roman" w:hAnsi="Times New Roman" w:eastAsia="FangSong" w:cs="Times New Roman"/>
-        </w:rPr>
-        <w:t>在五氯化磷</w:t>
-      </w:r>
-      <w:r>
-        <w:rPr>
-          <w:rFonts w:hint="eastAsia" w:ascii="Times New Roman" w:hAnsi="Times New Roman" w:eastAsia="Times New Roman" w:cs="Times New Roman"/>
-        </w:rPr>
-        <w:t>（</w:t>
-      </w:r>
-      <m:oMath>
-        <m:r>
-          <m:rPr>
-            <m:sty m:val="p"/>
-          </m:rPr>
-          <m:t>P</m:t>
-        </m:r>
-        <m:r>
-          <m:rPr>
-            <m:sty m:val="p"/>
-          </m:rPr>
-          <m:t>C</m:t>
-        </m:r>
-        <m:sSub>
-          <m:e>
-            <m:r>
-              <m:rPr>
-                <m:sty m:val="p"/>
-              </m:rPr>
-              <m:t>l</m:t>
-            </m:r>
-          </m:e>
-          <m:sub>
-            <m:r>
-              <m:rPr>
-                <m:sty m:val="p"/>
-              </m:rPr>
-              <m:t>5</m:t>
-            </m:r>
-          </m:sub>
-        </m:sSub>
-      </m:oMath>
-      <w:r>
-        <w:rPr>
-          <w:rFonts w:hint="eastAsia" w:ascii="Times New Roman" w:hAnsi="Times New Roman" w:eastAsia="Times New Roman" w:cs="Times New Roman"/>
-        </w:rPr>
-        <w:t>，</w:t>
-      </w:r>
-      <w:r>
-        <w:rPr>
-          <w:rFonts w:hint="eastAsia" w:ascii="Times New Roman" w:hAnsi="Times New Roman" w:eastAsia="FangSong" w:cs="Times New Roman"/>
-        </w:rPr>
-        <w:t>三角双锥</w:t>
-      </w:r>
-      <w:r>
-        <w:rPr>
-          <w:rFonts w:hint="eastAsia" w:ascii="Times New Roman" w:hAnsi="Times New Roman" w:eastAsia="Times New Roman" w:cs="Times New Roman"/>
-        </w:rPr>
-        <w:t>）、</w:t>
-      </w:r>
-      <w:r>
-        <w:rPr>
-          <w:rFonts w:hint="eastAsia" w:ascii="Times New Roman" w:hAnsi="Times New Roman" w:eastAsia="FangSong" w:cs="Times New Roman"/>
-        </w:rPr>
-        <w:t>六氟化硫</w:t>
-      </w:r>
-      <w:r>
-        <w:rPr>
-          <w:rFonts w:hint="eastAsia" w:ascii="Times New Roman" w:hAnsi="Times New Roman" w:eastAsia="Times New Roman" w:cs="Times New Roman"/>
-        </w:rPr>
-        <w:t>（</w:t>
-      </w:r>
-      <m:oMath>
-        <m:r>
-          <m:rPr>
-            <m:sty m:val="p"/>
-          </m:rPr>
-          <m:t>S</m:t>
-        </m:r>
-        <m:sSub>
-          <m:e>
-            <m:r>
-              <m:rPr>
-                <m:sty m:val="p"/>
-              </m:rPr>
-              <m:t>F</m:t>
-            </m:r>
-          </m:e>
-          <m:sub>
-            <m:r>
-              <m:rPr>
-                <m:sty m:val="p"/>
-              </m:rPr>
-              <m:t>6</m:t>
-            </m:r>
-          </m:sub>
-        </m:sSub>
-      </m:oMath>
-      <w:r>
-        <w:rPr>
-          <w:rFonts w:hint="eastAsia" w:ascii="Times New Roman" w:hAnsi="Times New Roman" w:eastAsia="Times New Roman" w:cs="Times New Roman"/>
-        </w:rPr>
-        <w:t>，</w:t>
-      </w:r>
-      <w:r>
-        <w:rPr>
-          <w:rFonts w:hint="eastAsia" w:ascii="Times New Roman" w:hAnsi="Times New Roman" w:eastAsia="FangSong" w:cs="Times New Roman"/>
-        </w:rPr>
-        <w:t>正八面体</w:t>
-      </w:r>
-      <w:r>
-        <w:rPr>
-          <w:rFonts w:hint="eastAsia" w:ascii="Times New Roman" w:hAnsi="Times New Roman" w:eastAsia="Times New Roman" w:cs="Times New Roman"/>
-        </w:rPr>
-        <w:t>）、</w:t>
-      </w:r>
-      <w:r>
-        <w:rPr>
-          <w:rFonts w:hint="eastAsia" w:ascii="Times New Roman" w:hAnsi="Times New Roman" w:eastAsia="FangSong" w:cs="Times New Roman"/>
-        </w:rPr>
-        <w:t>反式二氯乙烯</w:t>
-      </w:r>
-      <w:r>
-        <w:rPr>
-          <w:rFonts w:hint="eastAsia" w:ascii="Times New Roman" w:hAnsi="Times New Roman" w:eastAsia="Times New Roman" w:cs="Times New Roman"/>
-        </w:rPr>
-        <w:t>（</w:t>
-      </w:r>
-      <w:r>
-        <w:rPr>
-          <w:rFonts w:hint="eastAsia" w:ascii="Times New Roman" w:hAnsi="Times New Roman" w:eastAsia="FangSong" w:cs="Times New Roman"/>
-        </w:rPr>
-        <w:t>反式平面</w:t>
-      </w:r>
-      <w:r>
-        <w:rPr>
-          <w:rFonts w:hint="eastAsia" w:ascii="Times New Roman" w:hAnsi="Times New Roman" w:eastAsia="Times New Roman" w:cs="Times New Roman"/>
-        </w:rPr>
-        <w:t>）</w:t>
-      </w:r>
-      <w:r>
-        <w:rPr>
-          <w:rFonts w:hint="eastAsia" w:ascii="Times New Roman" w:hAnsi="Times New Roman" w:eastAsia="FangSong" w:cs="Times New Roman"/>
-        </w:rPr>
-        <w:t>等高对称性分子中</w:t>
-      </w:r>
-      <w:r>
-        <w:rPr>
-          <w:rFonts w:hint="eastAsia" w:ascii="Times New Roman" w:hAnsi="Times New Roman" w:eastAsia="Times New Roman" w:cs="Times New Roman"/>
-        </w:rPr>
-        <w:t>，</w:t>
-      </w:r>
-      <w:r>
-        <w:rPr>
-          <w:rFonts w:hint="eastAsia" w:ascii="Times New Roman" w:hAnsi="Times New Roman" w:eastAsia="FangSong" w:cs="Times New Roman"/>
-        </w:rPr>
-        <w:t>各局部共价键虽然极性极强</w:t>
-      </w:r>
-      <w:r>
-        <w:rPr>
-          <w:rFonts w:hint="eastAsia" w:ascii="Times New Roman" w:hAnsi="Times New Roman" w:eastAsia="Times New Roman" w:cs="Times New Roman"/>
-        </w:rPr>
-        <w:t>，</w:t>
-      </w:r>
-      <w:r>
-        <w:rPr>
-          <w:rFonts w:hint="eastAsia" w:ascii="Times New Roman" w:hAnsi="Times New Roman" w:eastAsia="FangSong" w:cs="Times New Roman"/>
-        </w:rPr>
-        <w:t>但其键偶极矢量在全分子空间积分后严格相消为零</w:t>
-      </w:r>
-      <w:r>
-        <w:rPr>
-          <w:rFonts w:hint="eastAsia" w:ascii="Times New Roman" w:hAnsi="Times New Roman" w:eastAsia="Times New Roman" w:cs="Times New Roman"/>
-        </w:rPr>
-        <w:t>。</w:t>
-      </w:r>
-      <w:r>
-        <w:rPr>
-          <w:rFonts w:hint="eastAsia" w:ascii="Times New Roman" w:hAnsi="Times New Roman" w:eastAsia="FangSong" w:cs="Times New Roman"/>
-        </w:rPr>
-        <w:t>对于具有对称中心</w:t>
-      </w:r>
-      <w:r>
-        <w:rPr>
-          <w:rFonts w:hint="eastAsia" w:ascii="Times New Roman" w:hAnsi="Times New Roman" w:eastAsia="Times New Roman" w:cs="Times New Roman"/>
-        </w:rPr>
-        <w:t>（</w:t>
-      </w:r>
-      <m:oMath>
-        <m:r>
-          <m:t>i</m:t>
-        </m:r>
-      </m:oMath>
-      <w:r>
-        <w:rPr>
-          <w:rFonts w:hint="eastAsia" w:ascii="Times New Roman" w:hAnsi="Times New Roman" w:eastAsia="Times New Roman" w:cs="Times New Roman"/>
-        </w:rPr>
-        <w:t>）</w:t>
-      </w:r>
-      <w:r>
-        <w:rPr>
-          <w:rFonts w:hint="eastAsia" w:ascii="Times New Roman" w:hAnsi="Times New Roman" w:eastAsia="FangSong" w:cs="Times New Roman"/>
-        </w:rPr>
-        <w:t>的物种</w:t>
-      </w:r>
-      <w:r>
-        <w:rPr>
-          <w:rFonts w:hint="eastAsia" w:ascii="Times New Roman" w:hAnsi="Times New Roman" w:eastAsia="Times New Roman" w:cs="Times New Roman"/>
-        </w:rPr>
-        <w:t>，</w:t>
-      </w:r>
-      <w:r>
-        <w:rPr>
-          <w:rFonts w:hint="eastAsia" w:ascii="Times New Roman" w:hAnsi="Times New Roman" w:eastAsia="FangSong" w:cs="Times New Roman"/>
-        </w:rPr>
-        <w:t>其偶极矩严格恒等于零</w:t>
-      </w:r>
-      <w:r>
-        <w:rPr>
-          <w:rFonts w:hint="eastAsia" w:ascii="Times New Roman" w:hAnsi="Times New Roman" w:eastAsia="Times New Roman" w:cs="Times New Roman"/>
-        </w:rPr>
-        <w:t>，</w:t>
-      </w:r>
-      <w:r>
-        <w:rPr>
-          <w:rFonts w:hint="eastAsia" w:ascii="Times New Roman" w:hAnsi="Times New Roman" w:eastAsia="FangSong" w:cs="Times New Roman"/>
-        </w:rPr>
-        <w:t>断不能仅凭含氟</w:t>
-      </w:r>
-      <w:r>
-        <w:rPr>
-          <w:rFonts w:hint="eastAsia" w:ascii="Times New Roman" w:hAnsi="Times New Roman" w:eastAsia="Times New Roman" w:cs="Times New Roman"/>
-        </w:rPr>
-        <w:t>、</w:t>
-      </w:r>
-      <w:r>
-        <w:rPr>
-          <w:rFonts w:hint="eastAsia" w:ascii="Times New Roman" w:hAnsi="Times New Roman" w:eastAsia="FangSong" w:cs="Times New Roman"/>
-        </w:rPr>
-        <w:t>含氯就主观定为极性分子</w:t>
-      </w:r>
-      <w:r>
-        <w:rPr>
-          <w:rFonts w:hint="eastAsia" w:ascii="Times New Roman" w:hAnsi="Times New Roman" w:eastAsia="Times New Roman" w:cs="Times New Roman"/>
-        </w:rPr>
-        <w:t>。</w:t>
-      </w:r>
-    </w:p>
-    <w:bookmarkEnd w:id="94"/>
-    <w:bookmarkStart w:id="95" w:name="竞赛思考强化题与微观机理精解"/>
-    <w:p>
-      <w:pPr>
-        <w:pStyle w:val="Heading2"/>
-        <w:spacing w:before="280" w:after="120"/>
-      </w:pPr>
-      <w:r>
-        <w:rPr>
-          <w:rFonts w:ascii="Times New Roman" w:hAnsi="Times New Roman" w:eastAsia="Times New Roman" w:cs="Times New Roman"/>
-        </w:rPr>
-        <w:t xml:space="preserve">§11 </w:t>
-      </w:r>
-      <w:r>
-        <w:rPr>
-          <w:rFonts w:hint="eastAsia" w:ascii="Times New Roman" w:hAnsi="Times New Roman" w:eastAsia="SimHei" w:cs="Times New Roman"/>
-        </w:rPr>
-        <w:t xml:space="preserve">竞赛思考强化题与微观机理精解</w:t>
+        <w:t xml:space="preserve">课后习题</w:t>
       </w:r>
     </w:p>
     <w:p>
@@ -55230,9 +50931,9 @@
         <w:pStyle w:val="BodyText"/>
       </w:pPr>
     </w:p>
-    <w:bookmarkEnd w:id="95"/>
+    <w:bookmarkEnd w:id="93"/>
     <w:sectPr>
-      <w:footerReference w:type="default" r:id="rId9"/>
+      <w:footerReference w:type="default" r:id="rId10"/>
       <w:footnotePr>
         <w:numRestart w:val="eachSect"/>
       </w:footnotePr>

--- a/06-学生侧材料/讲义/学生专用版/2-结构化学/分子结构基础-超级充实版（学生专用版）.docx
+++ b/06-学生侧材料/讲义/学生专用版/2-结构化学/分子结构基础-超级充实版（学生专用版）.docx
@@ -4968,7 +4968,7 @@
         <w:rPr>
           <w:rFonts w:hint="eastAsia" w:ascii="Times New Roman" w:hAnsi="Times New Roman" w:eastAsia="FangSong" w:cs="Times New Roman"/>
         </w:rPr>
-        <w:t>此类结构通常极度不稳定</w:t>
+        <w:t>此类结构通常不稳定</w:t>
       </w:r>
       <w:r>
         <w:rPr>
@@ -9570,7 +9570,7 @@
         <w:rPr>
           <w:rFonts w:hint="eastAsia" w:ascii="Times New Roman" w:hAnsi="Times New Roman" w:eastAsia="FangSong" w:cs="Times New Roman"/>
         </w:rPr>
-        <w:t xml:space="preserve">时呈断崖式剧增而在</w:t>
+        <w:t xml:space="preserve">时呈显著剧增而在</w:t>
       </w:r>
       <w:r>
         <w:rPr>
@@ -18788,7 +18788,7 @@
         <w:rPr>
           <w:rFonts w:hint="eastAsia" w:ascii="Times New Roman" w:hAnsi="Times New Roman" w:eastAsia="FangSong" w:cs="Times New Roman"/>
         </w:rPr>
-        <w:t>构成化学上极为罕见的</w:t>
+        <w:t>构成化学上罕见的</w:t>
       </w:r>
       <w:r>
         <w:rPr>
@@ -20593,7 +20593,7 @@
         <w:rPr>
           <w:rFonts w:hint="eastAsia" w:ascii="Times New Roman" w:hAnsi="Times New Roman" w:eastAsia="FangSong" w:cs="Times New Roman"/>
         </w:rPr>
-        <w:t>断崖式暴跌</w:t>
+        <w:t>显著下降</w:t>
       </w:r>
       <w:r>
         <w:rPr>
@@ -21111,7 +21111,7 @@
         <w:rPr>
           <w:rFonts w:hint="eastAsia" w:ascii="Times New Roman" w:hAnsi="Times New Roman" w:eastAsia="FangSong" w:cs="Times New Roman"/>
         </w:rPr>
-        <w:t>轨道能量极其深陷</w:t>
+        <w:t>轨道能量深陷</w:t>
       </w:r>
       <w:r>
         <w:rPr>
@@ -23453,7 +23453,7 @@
         <w:rPr>
           <w:rFonts w:hint="eastAsia" w:ascii="Times New Roman" w:hAnsi="Times New Roman" w:eastAsia="FangSong" w:cs="Times New Roman"/>
         </w:rPr>
-        <w:t>孤对电子在碳端极度向外凸出离域</w:t>
+        <w:t>孤对电子在碳端向外凸出离域</w:t>
       </w:r>
       <w:r>
         <w:rPr>
@@ -23497,7 +23497,7 @@
         <w:rPr>
           <w:rFonts w:hint="eastAsia" w:ascii="Times New Roman" w:hAnsi="Times New Roman" w:eastAsia="FangSong" w:cs="Times New Roman"/>
         </w:rPr>
-        <w:t xml:space="preserve">的分子偶极矩仅为极其微弱的</w:t>
+        <w:t xml:space="preserve">的分子偶极矩仅为微弱的</w:t>
       </w:r>
       <w:r>
         <w:rPr>
@@ -23867,7 +23867,7 @@
         <w:rPr>
           <w:rFonts w:hint="eastAsia" w:ascii="Times New Roman" w:hAnsi="Times New Roman" w:eastAsia="FangSong" w:cs="Times New Roman"/>
         </w:rPr>
-        <w:t>未填满的导带赋予了金属锂极其优良的高电导率与金属光泽</w:t>
+        <w:t>未填满的导带赋予了金属锂优良的高电导率与金属光泽</w:t>
       </w:r>
       <w:r>
         <w:rPr>
@@ -25504,7 +25504,7 @@
                 <w:b/>
                 <w:bCs/>
               </w:rPr>
-              <w:t xml:space="preserve">能量发生剧烈崩塌式断崖下降</w:t>
+              <w:t xml:space="preserve">能量发生剧烈急剧下降</w:t>
             </w:r>
           </w:p>
         </w:tc>
@@ -26170,7 +26170,7 @@
         <w:rPr>
           <w:rFonts w:hint="eastAsia" w:ascii="Times New Roman" w:hAnsi="Times New Roman" w:eastAsia="FangSong" w:cs="Times New Roman"/>
         </w:rPr>
-        <w:t>轨道能量极其高悬</w:t>
+        <w:t>轨道能量高悬</w:t>
       </w:r>
       <w:r>
         <w:rPr>
@@ -36204,7 +36204,7 @@
           <w:b/>
           <w:bCs/>
         </w:rPr>
-        <w:t>在水中的溶解度均显著暴跌</w:t>
+        <w:t>在水中的溶解度均显著下降</w:t>
       </w:r>
       <w:r>
         <w:rPr>
@@ -37539,7 +37539,7 @@
         <w:rPr>
           <w:rFonts w:hint="eastAsia" w:ascii="Times New Roman" w:hAnsi="Times New Roman" w:eastAsia="FangSong" w:cs="Times New Roman"/>
         </w:rPr>
-        <w:t>是无机化学与配位化学中极其重要的</w:t>
+        <w:t>是无机化学与配位化学中重要的</w:t>
       </w:r>
       <w:r>
         <w:rPr>
@@ -43977,7 +43977,7 @@
         <w:rPr>
           <w:rFonts w:hint="eastAsia" w:ascii="Times New Roman" w:hAnsi="Times New Roman" w:eastAsia="FangSong" w:cs="Times New Roman"/>
         </w:rPr>
-        <w:t>轨道的单电子能量随弯曲呈断崖式剧降</w:t>
+        <w:t>轨道的单电子能量随弯曲呈显著剧降</w:t>
       </w:r>
       <w:r>
         <w:rPr>

--- a/06-学生侧材料/讲义/学生专用版/2-结构化学/分子结构基础-超级充实版（学生专用版）.docx
+++ b/06-学生侧材料/讲义/学生专用版/2-结构化学/分子结构基础-超级充实版（学生专用版）.docx
@@ -19067,7 +19067,7 @@
         <w:rPr>
           <w:rFonts w:hint="eastAsia" w:ascii="Times New Roman" w:hAnsi="Times New Roman" w:eastAsia="FangSong" w:cs="Times New Roman"/>
         </w:rPr>
-        <w:t>键级达到极致的</w:t>
+        <w:t>键级达到</w:t>
       </w:r>
       <w:r>
         <w:rPr>

--- a/06-学生侧材料/讲义/学生专用版/2-结构化学/分子结构基础-超级充实版（学生专用版）.docx
+++ b/06-学生侧材料/讲义/学生专用版/2-结构化学/分子结构基础-超级充实版（学生专用版）.docx
@@ -317,7 +317,7 @@
               </w:rPr>
               <w:drawing>
                 <wp:inline>
-                  <wp:extent cx="2667000" cy="1789314"/>
+                  <wp:extent cx="2381250" cy="1597602"/>
                   <wp:effectExtent b="0" l="0" r="0" t="0"/>
                   <wp:docPr descr="" title="" id="10" name="Picture"/>
                   <a:graphic>
@@ -338,7 +338,7 @@
                         <pic:spPr bwMode="auto">
                           <a:xfrm>
                             <a:off x="0" y="0"/>
-                            <a:ext cx="2667000" cy="1789314"/>
+                            <a:ext cx="2381250" cy="1597602"/>
                           </a:xfrm>
                           <a:prstGeom prst="rect">
                             <a:avLst/>
@@ -371,7 +371,7 @@
               </w:rPr>
               <w:drawing>
                 <wp:inline>
-                  <wp:extent cx="2667000" cy="1666875"/>
+                  <wp:extent cx="2381250" cy="1488281"/>
                   <wp:effectExtent b="0" l="0" r="0" t="0"/>
                   <wp:docPr descr="" title="" id="13" name="Picture"/>
                   <a:graphic>
@@ -392,7 +392,7 @@
                         <pic:spPr bwMode="auto">
                           <a:xfrm>
                             <a:off x="0" y="0"/>
-                            <a:ext cx="2667000" cy="1666875"/>
+                            <a:ext cx="2381250" cy="1488281"/>
                           </a:xfrm>
                           <a:prstGeom prst="rect">
                             <a:avLst/>
@@ -3824,7 +3824,7 @@
               </w:rPr>
               <w:drawing>
                 <wp:inline>
-                  <wp:extent cx="2667000" cy="2032596"/>
+                  <wp:extent cx="2381250" cy="1814818"/>
                   <wp:effectExtent b="0" l="0" r="0" t="0"/>
                   <wp:docPr descr="" title="" id="16" name="Picture"/>
                   <a:graphic>
@@ -3845,7 +3845,7 @@
                         <pic:spPr bwMode="auto">
                           <a:xfrm>
                             <a:off x="0" y="0"/>
-                            <a:ext cx="2667000" cy="2032596"/>
+                            <a:ext cx="2381250" cy="1814818"/>
                           </a:xfrm>
                           <a:prstGeom prst="rect">
                             <a:avLst/>
@@ -3878,7 +3878,7 @@
               </w:rPr>
               <w:drawing>
                 <wp:inline>
-                  <wp:extent cx="2667000" cy="478292"/>
+                  <wp:extent cx="2381250" cy="427046"/>
                   <wp:effectExtent b="0" l="0" r="0" t="0"/>
                   <wp:docPr descr="" title="" id="19" name="Picture"/>
                   <a:graphic>
@@ -3899,7 +3899,7 @@
                         <pic:spPr bwMode="auto">
                           <a:xfrm>
                             <a:off x="0" y="0"/>
-                            <a:ext cx="2667000" cy="478292"/>
+                            <a:ext cx="2381250" cy="427046"/>
                           </a:xfrm>
                           <a:prstGeom prst="rect">
                             <a:avLst/>
@@ -5140,7 +5140,7 @@
               </w:rPr>
               <w:drawing>
                 <wp:inline>
-                  <wp:extent cx="2667000" cy="1716187"/>
+                  <wp:extent cx="2381250" cy="1532310"/>
                   <wp:effectExtent b="0" l="0" r="0" t="0"/>
                   <wp:docPr descr="" title="" id="23" name="Picture"/>
                   <a:graphic>
@@ -5161,7 +5161,7 @@
                         <pic:spPr bwMode="auto">
                           <a:xfrm>
                             <a:off x="0" y="0"/>
-                            <a:ext cx="2667000" cy="1716187"/>
+                            <a:ext cx="2381250" cy="1532310"/>
                           </a:xfrm>
                           <a:prstGeom prst="rect">
                             <a:avLst/>
@@ -5194,7 +5194,7 @@
               </w:rPr>
               <w:drawing>
                 <wp:inline>
-                  <wp:extent cx="2667000" cy="884361"/>
+                  <wp:extent cx="2381250" cy="789608"/>
                   <wp:effectExtent b="0" l="0" r="0" t="0"/>
                   <wp:docPr descr="" title="" id="26" name="Picture"/>
                   <a:graphic>
@@ -5215,7 +5215,7 @@
                         <pic:spPr bwMode="auto">
                           <a:xfrm>
                             <a:off x="0" y="0"/>
-                            <a:ext cx="2667000" cy="884361"/>
+                            <a:ext cx="2381250" cy="789608"/>
                           </a:xfrm>
                           <a:prstGeom prst="rect">
                             <a:avLst/>
@@ -9169,7 +9169,7 @@
               </w:rPr>
               <w:drawing>
                 <wp:inline>
-                  <wp:extent cx="2667000" cy="2115871"/>
+                  <wp:extent cx="2381250" cy="1889170"/>
                   <wp:effectExtent b="0" l="0" r="0" t="0"/>
                   <wp:docPr descr="" title="" id="30" name="Picture"/>
                   <a:graphic>
@@ -9190,7 +9190,7 @@
                         <pic:spPr bwMode="auto">
                           <a:xfrm>
                             <a:off x="0" y="0"/>
-                            <a:ext cx="2667000" cy="2115871"/>
+                            <a:ext cx="2381250" cy="1889170"/>
                           </a:xfrm>
                           <a:prstGeom prst="rect">
                             <a:avLst/>
@@ -9223,7 +9223,7 @@
               </w:rPr>
               <w:drawing>
                 <wp:inline>
-                  <wp:extent cx="2667000" cy="1317000"/>
+                  <wp:extent cx="2381250" cy="1175892"/>
                   <wp:effectExtent b="0" l="0" r="0" t="0"/>
                   <wp:docPr descr="" title="" id="33" name="Picture"/>
                   <a:graphic>
@@ -9244,7 +9244,7 @@
                         <pic:spPr bwMode="auto">
                           <a:xfrm>
                             <a:off x="0" y="0"/>
-                            <a:ext cx="2667000" cy="1317000"/>
+                            <a:ext cx="2381250" cy="1175892"/>
                           </a:xfrm>
                           <a:prstGeom prst="rect">
                             <a:avLst/>
@@ -11240,7 +11240,7 @@
               </w:rPr>
               <w:drawing>
                 <wp:inline>
-                  <wp:extent cx="2667000" cy="2629719"/>
+                  <wp:extent cx="2381250" cy="2347963"/>
                   <wp:effectExtent b="0" l="0" r="0" t="0"/>
                   <wp:docPr descr="" title="" id="37" name="Picture"/>
                   <a:graphic>
@@ -11261,7 +11261,7 @@
                         <pic:spPr bwMode="auto">
                           <a:xfrm>
                             <a:off x="0" y="0"/>
-                            <a:ext cx="2667000" cy="2629719"/>
+                            <a:ext cx="2381250" cy="2347963"/>
                           </a:xfrm>
                           <a:prstGeom prst="rect">
                             <a:avLst/>
@@ -11294,7 +11294,7 @@
               </w:rPr>
               <w:drawing>
                 <wp:inline>
-                  <wp:extent cx="2667000" cy="872836"/>
+                  <wp:extent cx="2381250" cy="779318"/>
                   <wp:effectExtent b="0" l="0" r="0" t="0"/>
                   <wp:docPr descr="" title="" id="40" name="Picture"/>
                   <a:graphic>
@@ -11315,7 +11315,7 @@
                         <pic:spPr bwMode="auto">
                           <a:xfrm>
                             <a:off x="0" y="0"/>
-                            <a:ext cx="2667000" cy="872836"/>
+                            <a:ext cx="2381250" cy="779318"/>
                           </a:xfrm>
                           <a:prstGeom prst="rect">
                             <a:avLst/>
@@ -16234,7 +16234,7 @@
               </w:rPr>
               <w:drawing>
                 <wp:inline>
-                  <wp:extent cx="2667000" cy="2044445"/>
+                  <wp:extent cx="2381250" cy="1825398"/>
                   <wp:effectExtent b="0" l="0" r="0" t="0"/>
                   <wp:docPr descr="" title="" id="44" name="Picture"/>
                   <a:graphic>
@@ -16255,7 +16255,7 @@
                         <pic:spPr bwMode="auto">
                           <a:xfrm>
                             <a:off x="0" y="0"/>
-                            <a:ext cx="2667000" cy="2044445"/>
+                            <a:ext cx="2381250" cy="1825398"/>
                           </a:xfrm>
                           <a:prstGeom prst="rect">
                             <a:avLst/>
@@ -16288,7 +16288,7 @@
               </w:rPr>
               <w:drawing>
                 <wp:inline>
-                  <wp:extent cx="2667000" cy="1778000"/>
+                  <wp:extent cx="2381250" cy="1587500"/>
                   <wp:effectExtent b="0" l="0" r="0" t="0"/>
                   <wp:docPr descr="" title="" id="47" name="Picture"/>
                   <a:graphic>
@@ -16309,7 +16309,7 @@
                         <pic:spPr bwMode="auto">
                           <a:xfrm>
                             <a:off x="0" y="0"/>
-                            <a:ext cx="2667000" cy="1778000"/>
+                            <a:ext cx="2381250" cy="1587500"/>
                           </a:xfrm>
                           <a:prstGeom prst="rect">
                             <a:avLst/>
@@ -19708,7 +19708,7 @@
               </w:rPr>
               <w:drawing>
                 <wp:inline>
-                  <wp:extent cx="2667000" cy="1778000"/>
+                  <wp:extent cx="2381250" cy="1587500"/>
                   <wp:effectExtent b="0" l="0" r="0" t="0"/>
                   <wp:docPr descr="" title="" id="50" name="Picture"/>
                   <a:graphic>
@@ -19729,7 +19729,7 @@
                         <pic:spPr bwMode="auto">
                           <a:xfrm>
                             <a:off x="0" y="0"/>
-                            <a:ext cx="2667000" cy="1778000"/>
+                            <a:ext cx="2381250" cy="1587500"/>
                           </a:xfrm>
                           <a:prstGeom prst="rect">
                             <a:avLst/>
@@ -19762,7 +19762,7 @@
               </w:rPr>
               <w:drawing>
                 <wp:inline>
-                  <wp:extent cx="2667000" cy="2189162"/>
+                  <wp:extent cx="2381250" cy="1954609"/>
                   <wp:effectExtent b="0" l="0" r="0" t="0"/>
                   <wp:docPr descr="" title="" id="53" name="Picture"/>
                   <a:graphic>
@@ -19783,7 +19783,7 @@
                         <pic:spPr bwMode="auto">
                           <a:xfrm>
                             <a:off x="0" y="0"/>
-                            <a:ext cx="2667000" cy="2189162"/>
+                            <a:ext cx="2381250" cy="1954609"/>
                           </a:xfrm>
                           <a:prstGeom prst="rect">
                             <a:avLst/>
@@ -20693,7 +20693,7 @@
               </w:rPr>
               <w:drawing>
                 <wp:inline>
-                  <wp:extent cx="2667000" cy="1761012"/>
+                  <wp:extent cx="2381250" cy="1572332"/>
                   <wp:effectExtent b="0" l="0" r="0" t="0"/>
                   <wp:docPr descr="" title="" id="56" name="Picture"/>
                   <a:graphic>
@@ -20714,7 +20714,7 @@
                         <pic:spPr bwMode="auto">
                           <a:xfrm>
                             <a:off x="0" y="0"/>
-                            <a:ext cx="2667000" cy="1761012"/>
+                            <a:ext cx="2381250" cy="1572332"/>
                           </a:xfrm>
                           <a:prstGeom prst="rect">
                             <a:avLst/>
@@ -20747,7 +20747,7 @@
               </w:rPr>
               <w:drawing>
                 <wp:inline>
-                  <wp:extent cx="2667000" cy="2740159"/>
+                  <wp:extent cx="2381250" cy="2446571"/>
                   <wp:effectExtent b="0" l="0" r="0" t="0"/>
                   <wp:docPr descr="" title="" id="59" name="Picture"/>
                   <a:graphic>
@@ -20768,7 +20768,7 @@
                         <pic:spPr bwMode="auto">
                           <a:xfrm>
                             <a:off x="0" y="0"/>
-                            <a:ext cx="2667000" cy="2740159"/>
+                            <a:ext cx="2381250" cy="2446571"/>
                           </a:xfrm>
                           <a:prstGeom prst="rect">
                             <a:avLst/>
@@ -22247,7 +22247,7 @@
               </w:rPr>
               <w:drawing>
                 <wp:inline>
-                  <wp:extent cx="2667000" cy="3627119"/>
+                  <wp:extent cx="2381250" cy="3238499"/>
                   <wp:effectExtent b="0" l="0" r="0" t="0"/>
                   <wp:docPr descr="" title="" id="63" name="Picture"/>
                   <a:graphic>
@@ -22268,7 +22268,7 @@
                         <pic:spPr bwMode="auto">
                           <a:xfrm>
                             <a:off x="0" y="0"/>
-                            <a:ext cx="2667000" cy="3627119"/>
+                            <a:ext cx="2381250" cy="3238499"/>
                           </a:xfrm>
                           <a:prstGeom prst="rect">
                             <a:avLst/>
@@ -22301,7 +22301,7 @@
               </w:rPr>
               <w:drawing>
                 <wp:inline>
-                  <wp:extent cx="2667000" cy="1097359"/>
+                  <wp:extent cx="2381250" cy="979785"/>
                   <wp:effectExtent b="0" l="0" r="0" t="0"/>
                   <wp:docPr descr="" title="" id="66" name="Picture"/>
                   <a:graphic>
@@ -22322,7 +22322,7 @@
                         <pic:spPr bwMode="auto">
                           <a:xfrm>
                             <a:off x="0" y="0"/>
-                            <a:ext cx="2667000" cy="1097359"/>
+                            <a:ext cx="2381250" cy="979785"/>
                           </a:xfrm>
                           <a:prstGeom prst="rect">
                             <a:avLst/>
@@ -23955,7 +23955,7 @@
               </w:rPr>
               <w:drawing>
                 <wp:inline>
-                  <wp:extent cx="2667000" cy="1780773"/>
+                  <wp:extent cx="2381250" cy="1589976"/>
                   <wp:effectExtent b="0" l="0" r="0" t="0"/>
                   <wp:docPr descr="" title="" id="69" name="Picture"/>
                   <a:graphic>
@@ -23976,7 +23976,7 @@
                         <pic:spPr bwMode="auto">
                           <a:xfrm>
                             <a:off x="0" y="0"/>
-                            <a:ext cx="2667000" cy="1780773"/>
+                            <a:ext cx="2381250" cy="1589976"/>
                           </a:xfrm>
                           <a:prstGeom prst="rect">
                             <a:avLst/>
@@ -24009,7 +24009,7 @@
               </w:rPr>
               <w:drawing>
                 <wp:inline>
-                  <wp:extent cx="2667000" cy="3647514"/>
+                  <wp:extent cx="2381250" cy="3256709"/>
                   <wp:effectExtent b="0" l="0" r="0" t="0"/>
                   <wp:docPr descr="" title="" id="72" name="Picture"/>
                   <a:graphic>
@@ -24030,7 +24030,7 @@
                         <pic:spPr bwMode="auto">
                           <a:xfrm>
                             <a:off x="0" y="0"/>
-                            <a:ext cx="2667000" cy="3647514"/>
+                            <a:ext cx="2381250" cy="3256709"/>
                           </a:xfrm>
                           <a:prstGeom prst="rect">
                             <a:avLst/>
@@ -33128,7 +33128,7 @@
               </w:rPr>
               <w:drawing>
                 <wp:inline>
-                  <wp:extent cx="2667000" cy="1414591"/>
+                  <wp:extent cx="2381250" cy="1263027"/>
                   <wp:effectExtent b="0" l="0" r="0" t="0"/>
                   <wp:docPr descr="" title="" id="78" name="Picture"/>
                   <a:graphic>
@@ -33149,7 +33149,7 @@
                         <pic:spPr bwMode="auto">
                           <a:xfrm>
                             <a:off x="0" y="0"/>
-                            <a:ext cx="2667000" cy="1414591"/>
+                            <a:ext cx="2381250" cy="1263027"/>
                           </a:xfrm>
                           <a:prstGeom prst="rect">
                             <a:avLst/>
@@ -33182,7 +33182,7 @@
               </w:rPr>
               <w:drawing>
                 <wp:inline>
-                  <wp:extent cx="2667000" cy="2213610"/>
+                  <wp:extent cx="2381250" cy="1976437"/>
                   <wp:effectExtent b="0" l="0" r="0" t="0"/>
                   <wp:docPr descr="" title="" id="81" name="Picture"/>
                   <a:graphic>
@@ -33203,7 +33203,7 @@
                         <pic:spPr bwMode="auto">
                           <a:xfrm>
                             <a:off x="0" y="0"/>
-                            <a:ext cx="2667000" cy="2213610"/>
+                            <a:ext cx="2381250" cy="1976437"/>
                           </a:xfrm>
                           <a:prstGeom prst="rect">
                             <a:avLst/>
@@ -35525,7 +35525,7 @@
               </w:rPr>
               <w:drawing>
                 <wp:inline>
-                  <wp:extent cx="2667000" cy="2342202"/>
+                  <wp:extent cx="2381250" cy="2091252"/>
                   <wp:effectExtent b="0" l="0" r="0" t="0"/>
                   <wp:docPr descr="" title="" id="84" name="Picture"/>
                   <a:graphic>
@@ -35546,7 +35546,7 @@
                         <pic:spPr bwMode="auto">
                           <a:xfrm>
                             <a:off x="0" y="0"/>
-                            <a:ext cx="2667000" cy="2342202"/>
+                            <a:ext cx="2381250" cy="2091252"/>
                           </a:xfrm>
                           <a:prstGeom prst="rect">
                             <a:avLst/>
@@ -35579,7 +35579,7 @@
               </w:rPr>
               <w:drawing>
                 <wp:inline>
-                  <wp:extent cx="2667000" cy="1480058"/>
+                  <wp:extent cx="2381250" cy="1321480"/>
                   <wp:effectExtent b="0" l="0" r="0" t="0"/>
                   <wp:docPr descr="" title="" id="87" name="Picture"/>
                   <a:graphic>
@@ -35600,7 +35600,7 @@
                         <pic:spPr bwMode="auto">
                           <a:xfrm>
                             <a:off x="0" y="0"/>
-                            <a:ext cx="2667000" cy="1480058"/>
+                            <a:ext cx="2381250" cy="1321480"/>
                           </a:xfrm>
                           <a:prstGeom prst="rect">
                             <a:avLst/>

--- a/06-学生侧材料/讲义/学生专用版/2-结构化学/分子结构基础-超级充实版（学生专用版）.docx
+++ b/06-学生侧材料/讲义/学生专用版/2-结构化学/分子结构基础-超级充实版（学生专用版）.docx
@@ -36946,18 +36946,16 @@
         </w:rPr>
         <w:t xml:space="preserve">：</w:t>
       </w:r>
-      <w:r>
-        <w:rPr>
-          <w:rFonts w:ascii="Times New Roman" w:hAnsi="Times New Roman" w:eastAsia="Times New Roman" w:cs="Times New Roman"/>
-        </w:rPr>
-        <w:t xml:space="preserve"> </w:t>
-      </w:r>
-      <w:r>
-        <w:rPr>
-          <w:rFonts w:ascii="Times New Roman" w:hAnsi="Times New Roman" w:eastAsia="Times New Roman" w:cs="Times New Roman"/>
-        </w:rPr>
-        <w:t xml:space="preserve">(1) </w:t>
-      </w:r>
+    </w:p>
+    <w:p>
+      <w:pPr>
+        <w:pStyle w:val="Compact"/>
+        <w:numPr>
+          <w:ilvl w:val="0"/>
+          <w:numId w:val="1002"/>
+        </w:numPr>
+        <w:ind w:firstLine="420"/>
+      </w:pPr>
       <w:r>
         <w:rPr>
           <w:rFonts w:hint="eastAsia" w:ascii="Times New Roman" w:hAnsi="Times New Roman" w:eastAsia="FangSong" w:cs="Times New Roman"/>
@@ -37051,18 +37049,16 @@
         </w:rPr>
         <w:t>；</w:t>
       </w:r>
-      <w:r>
-        <w:rPr>
-          <w:rFonts w:ascii="Times New Roman" w:hAnsi="Times New Roman" w:eastAsia="Times New Roman" w:cs="Times New Roman"/>
-        </w:rPr>
-        <w:t xml:space="preserve"> </w:t>
-      </w:r>
-      <w:r>
-        <w:rPr>
-          <w:rFonts w:ascii="Times New Roman" w:hAnsi="Times New Roman" w:eastAsia="Times New Roman" w:cs="Times New Roman"/>
-        </w:rPr>
-        <w:t xml:space="preserve">(2) </w:t>
-      </w:r>
+    </w:p>
+    <w:p>
+      <w:pPr>
+        <w:pStyle w:val="Compact"/>
+        <w:numPr>
+          <w:ilvl w:val="0"/>
+          <w:numId w:val="1002"/>
+        </w:numPr>
+        <w:ind w:firstLine="420"/>
+      </w:pPr>
       <w:r>
         <w:rPr>
           <w:rFonts w:hint="eastAsia" w:ascii="Times New Roman" w:hAnsi="Times New Roman" w:eastAsia="FangSong" w:cs="Times New Roman"/>
@@ -37171,18 +37167,16 @@
         </w:rPr>
         <w:t>；</w:t>
       </w:r>
-      <w:r>
-        <w:rPr>
-          <w:rFonts w:ascii="Times New Roman" w:hAnsi="Times New Roman" w:eastAsia="Times New Roman" w:cs="Times New Roman"/>
-        </w:rPr>
-        <w:t xml:space="preserve"> </w:t>
-      </w:r>
-      <w:r>
-        <w:rPr>
-          <w:rFonts w:ascii="Times New Roman" w:hAnsi="Times New Roman" w:eastAsia="Times New Roman" w:cs="Times New Roman"/>
-        </w:rPr>
-        <w:t xml:space="preserve">(3) </w:t>
-      </w:r>
+    </w:p>
+    <w:p>
+      <w:pPr>
+        <w:pStyle w:val="Compact"/>
+        <w:numPr>
+          <w:ilvl w:val="0"/>
+          <w:numId w:val="1002"/>
+        </w:numPr>
+        <w:ind w:firstLine="420"/>
+      </w:pPr>
       <w:r>
         <w:rPr>
           <w:rFonts w:hint="eastAsia" w:ascii="Times New Roman" w:hAnsi="Times New Roman" w:eastAsia="FangSong" w:cs="Times New Roman"/>
@@ -37407,7 +37401,7 @@
     </w:p>
     <w:p>
       <w:pPr>
-        <w:pStyle w:val="BodyText"/>
+        <w:pStyle w:val="FirstParagraph"/>
       </w:pPr>
     </w:p>
     <w:p>
@@ -37559,18 +37553,16 @@
         </w:rPr>
         <w:t>：</w:t>
       </w:r>
-      <w:r>
-        <w:rPr>
-          <w:rFonts w:ascii="Times New Roman" w:hAnsi="Times New Roman" w:eastAsia="Times New Roman" w:cs="Times New Roman"/>
-        </w:rPr>
-        <w:t xml:space="preserve"> </w:t>
-      </w:r>
-      <w:r>
-        <w:rPr>
-          <w:rFonts w:ascii="Times New Roman" w:hAnsi="Times New Roman" w:eastAsia="Times New Roman" w:cs="Times New Roman"/>
-        </w:rPr>
-        <w:t xml:space="preserve">(1) </w:t>
-      </w:r>
+    </w:p>
+    <w:p>
+      <w:pPr>
+        <w:pStyle w:val="Compact"/>
+        <w:numPr>
+          <w:ilvl w:val="0"/>
+          <w:numId w:val="1003"/>
+        </w:numPr>
+        <w:ind w:firstLine="420"/>
+      </w:pPr>
       <w:r>
         <w:rPr>
           <w:rFonts w:hint="eastAsia" w:ascii="Times New Roman" w:hAnsi="Times New Roman" w:eastAsia="FangSong" w:cs="Times New Roman"/>
@@ -37671,18 +37663,16 @@
         </w:rPr>
         <w:t xml:space="preserve">）；</w:t>
       </w:r>
-      <w:r>
-        <w:rPr>
-          <w:rFonts w:ascii="Times New Roman" w:hAnsi="Times New Roman" w:eastAsia="Times New Roman" w:cs="Times New Roman"/>
-        </w:rPr>
-        <w:t xml:space="preserve"> </w:t>
-      </w:r>
-      <w:r>
-        <w:rPr>
-          <w:rFonts w:ascii="Times New Roman" w:hAnsi="Times New Roman" w:eastAsia="Times New Roman" w:cs="Times New Roman"/>
-        </w:rPr>
-        <w:t xml:space="preserve">(2) </w:t>
-      </w:r>
+    </w:p>
+    <w:p>
+      <w:pPr>
+        <w:pStyle w:val="Compact"/>
+        <w:numPr>
+          <w:ilvl w:val="0"/>
+          <w:numId w:val="1003"/>
+        </w:numPr>
+        <w:ind w:firstLine="420"/>
+      </w:pPr>
       <w:r>
         <w:rPr>
           <w:rFonts w:hint="eastAsia" w:ascii="Times New Roman" w:hAnsi="Times New Roman" w:eastAsia="FangSong" w:cs="Times New Roman"/>
@@ -37905,146 +37895,144 @@
         </w:rPr>
         <w:t>；</w:t>
       </w:r>
-      <w:r>
-        <w:rPr>
-          <w:rFonts w:ascii="Times New Roman" w:hAnsi="Times New Roman" w:eastAsia="Times New Roman" w:cs="Times New Roman"/>
-        </w:rPr>
-        <w:t xml:space="preserve"> </w:t>
-      </w:r>
-      <w:r>
-        <w:rPr>
-          <w:rFonts w:ascii="Times New Roman" w:hAnsi="Times New Roman" w:eastAsia="Times New Roman" w:cs="Times New Roman"/>
-        </w:rPr>
-        <w:t xml:space="preserve">(3) </w:t>
-      </w:r>
-      <w:r>
-        <w:rPr>
-          <w:rFonts w:hint="eastAsia" w:ascii="Times New Roman" w:hAnsi="Times New Roman" w:eastAsia="FangSong" w:cs="Times New Roman"/>
-        </w:rPr>
-        <w:t xml:space="preserve">一氧化二氮分子的三个原子排列顺序为</w:t>
-      </w:r>
-      <w:r>
-        <w:rPr>
-          <w:rFonts w:ascii="Times New Roman" w:hAnsi="Times New Roman" w:eastAsia="Times New Roman" w:cs="Times New Roman"/>
-        </w:rPr>
-        <w:t xml:space="preserve"> </w:t>
-      </w:r>
-      <m:oMath>
-        <m:r>
-          <m:rPr>
-            <m:sty m:val="p"/>
-          </m:rPr>
-          <m:t>N</m:t>
-        </m:r>
-        <m:r>
-          <m:rPr>
-            <m:sty m:val="p"/>
-          </m:rPr>
-          <m:t>−</m:t>
-        </m:r>
-        <m:r>
-          <m:rPr>
-            <m:sty m:val="p"/>
-          </m:rPr>
-          <m:t>N</m:t>
-        </m:r>
-        <m:r>
-          <m:rPr>
-            <m:sty m:val="p"/>
-          </m:rPr>
-          <m:t>−</m:t>
-        </m:r>
-        <m:r>
-          <m:rPr>
-            <m:sty m:val="p"/>
-          </m:rPr>
-          <m:t>O</m:t>
-        </m:r>
-      </m:oMath>
-      <w:r>
-        <w:rPr>
-          <w:rFonts w:ascii="Times New Roman" w:hAnsi="Times New Roman" w:eastAsia="Times New Roman" w:cs="Times New Roman"/>
-        </w:rPr>
-        <w:t xml:space="preserve"> </w:t>
-      </w:r>
-      <w:r>
-        <w:rPr>
-          <w:rFonts w:hint="eastAsia" w:ascii="Times New Roman" w:hAnsi="Times New Roman" w:eastAsia="FangSong" w:cs="Times New Roman"/>
-        </w:rPr>
-        <w:t xml:space="preserve">而非对称的</w:t>
-      </w:r>
-      <w:r>
-        <w:rPr>
-          <w:rFonts w:ascii="Times New Roman" w:hAnsi="Times New Roman" w:eastAsia="Times New Roman" w:cs="Times New Roman"/>
-        </w:rPr>
-        <w:t xml:space="preserve"> </w:t>
-      </w:r>
-      <m:oMath>
-        <m:r>
-          <m:rPr>
-            <m:sty m:val="p"/>
-          </m:rPr>
-          <m:t>N</m:t>
-        </m:r>
-        <m:r>
-          <m:rPr>
-            <m:sty m:val="p"/>
-          </m:rPr>
-          <m:t>−</m:t>
-        </m:r>
-        <m:r>
-          <m:rPr>
-            <m:sty m:val="p"/>
-          </m:rPr>
-          <m:t>O</m:t>
-        </m:r>
-        <m:r>
-          <m:rPr>
-            <m:sty m:val="p"/>
-          </m:rPr>
-          <m:t>−</m:t>
-        </m:r>
-        <m:r>
-          <m:rPr>
-            <m:sty m:val="p"/>
-          </m:rPr>
-          <m:t>N</m:t>
-        </m:r>
-      </m:oMath>
-      <w:r>
-        <w:rPr>
-          <w:rFonts w:hint="eastAsia" w:ascii="Times New Roman" w:hAnsi="Times New Roman" w:eastAsia="Times New Roman" w:cs="Times New Roman"/>
-        </w:rPr>
-        <w:t>。</w:t>
-      </w:r>
-      <w:r>
-        <w:rPr>
-          <w:rFonts w:hint="eastAsia" w:ascii="Times New Roman" w:hAnsi="Times New Roman" w:eastAsia="FangSong" w:cs="Times New Roman"/>
-        </w:rPr>
-        <w:t>试通过计算两种排列方式下各原子的形式电荷分布</w:t>
-      </w:r>
-      <w:r>
-        <w:rPr>
-          <w:rFonts w:hint="eastAsia" w:ascii="Times New Roman" w:hAnsi="Times New Roman" w:eastAsia="Times New Roman" w:cs="Times New Roman"/>
-        </w:rPr>
-        <w:t>，</w:t>
-      </w:r>
-      <w:r>
-        <w:rPr>
-          <w:rFonts w:hint="eastAsia" w:ascii="Times New Roman" w:hAnsi="Times New Roman" w:eastAsia="FangSong" w:cs="Times New Roman"/>
-        </w:rPr>
-        <w:t>给出严格的力学稳定性判据</w:t>
-      </w:r>
-      <w:r>
-        <w:rPr>
-          <w:rFonts w:hint="eastAsia" w:ascii="Times New Roman" w:hAnsi="Times New Roman" w:eastAsia="Times New Roman" w:cs="Times New Roman"/>
-        </w:rPr>
-        <w:t>。</w:t>
-      </w:r>
     </w:p>
     <w:p>
       <w:pPr>
-        <w:pStyle w:val="BodyText"/>
+        <w:pStyle w:val="Compact"/>
+        <w:numPr>
+          <w:ilvl w:val="0"/>
+          <w:numId w:val="1003"/>
+        </w:numPr>
+        <w:ind w:firstLine="420"/>
+      </w:pPr>
+      <w:r>
+        <w:rPr>
+          <w:rFonts w:hint="eastAsia" w:ascii="Times New Roman" w:hAnsi="Times New Roman" w:eastAsia="FangSong" w:cs="Times New Roman"/>
+        </w:rPr>
+        <w:t xml:space="preserve">一氧化二氮分子的三个原子排列顺序为</w:t>
+      </w:r>
+      <w:r>
+        <w:rPr>
+          <w:rFonts w:ascii="Times New Roman" w:hAnsi="Times New Roman" w:eastAsia="Times New Roman" w:cs="Times New Roman"/>
+        </w:rPr>
+        <w:t xml:space="preserve"> </w:t>
+      </w:r>
+      <m:oMath>
+        <m:r>
+          <m:rPr>
+            <m:sty m:val="p"/>
+          </m:rPr>
+          <m:t>N</m:t>
+        </m:r>
+        <m:r>
+          <m:rPr>
+            <m:sty m:val="p"/>
+          </m:rPr>
+          <m:t>−</m:t>
+        </m:r>
+        <m:r>
+          <m:rPr>
+            <m:sty m:val="p"/>
+          </m:rPr>
+          <m:t>N</m:t>
+        </m:r>
+        <m:r>
+          <m:rPr>
+            <m:sty m:val="p"/>
+          </m:rPr>
+          <m:t>−</m:t>
+        </m:r>
+        <m:r>
+          <m:rPr>
+            <m:sty m:val="p"/>
+          </m:rPr>
+          <m:t>O</m:t>
+        </m:r>
+      </m:oMath>
+      <w:r>
+        <w:rPr>
+          <w:rFonts w:ascii="Times New Roman" w:hAnsi="Times New Roman" w:eastAsia="Times New Roman" w:cs="Times New Roman"/>
+        </w:rPr>
+        <w:t xml:space="preserve"> </w:t>
+      </w:r>
+      <w:r>
+        <w:rPr>
+          <w:rFonts w:hint="eastAsia" w:ascii="Times New Roman" w:hAnsi="Times New Roman" w:eastAsia="FangSong" w:cs="Times New Roman"/>
+        </w:rPr>
+        <w:t xml:space="preserve">而非对称的</w:t>
+      </w:r>
+      <w:r>
+        <w:rPr>
+          <w:rFonts w:ascii="Times New Roman" w:hAnsi="Times New Roman" w:eastAsia="Times New Roman" w:cs="Times New Roman"/>
+        </w:rPr>
+        <w:t xml:space="preserve"> </w:t>
+      </w:r>
+      <m:oMath>
+        <m:r>
+          <m:rPr>
+            <m:sty m:val="p"/>
+          </m:rPr>
+          <m:t>N</m:t>
+        </m:r>
+        <m:r>
+          <m:rPr>
+            <m:sty m:val="p"/>
+          </m:rPr>
+          <m:t>−</m:t>
+        </m:r>
+        <m:r>
+          <m:rPr>
+            <m:sty m:val="p"/>
+          </m:rPr>
+          <m:t>O</m:t>
+        </m:r>
+        <m:r>
+          <m:rPr>
+            <m:sty m:val="p"/>
+          </m:rPr>
+          <m:t>−</m:t>
+        </m:r>
+        <m:r>
+          <m:rPr>
+            <m:sty m:val="p"/>
+          </m:rPr>
+          <m:t>N</m:t>
+        </m:r>
+      </m:oMath>
+      <w:r>
+        <w:rPr>
+          <w:rFonts w:hint="eastAsia" w:ascii="Times New Roman" w:hAnsi="Times New Roman" w:eastAsia="Times New Roman" w:cs="Times New Roman"/>
+        </w:rPr>
+        <w:t>。</w:t>
+      </w:r>
+      <w:r>
+        <w:rPr>
+          <w:rFonts w:hint="eastAsia" w:ascii="Times New Roman" w:hAnsi="Times New Roman" w:eastAsia="FangSong" w:cs="Times New Roman"/>
+        </w:rPr>
+        <w:t>试通过计算两种排列方式下各原子的形式电荷分布</w:t>
+      </w:r>
+      <w:r>
+        <w:rPr>
+          <w:rFonts w:hint="eastAsia" w:ascii="Times New Roman" w:hAnsi="Times New Roman" w:eastAsia="Times New Roman" w:cs="Times New Roman"/>
+        </w:rPr>
+        <w:t>，</w:t>
+      </w:r>
+      <w:r>
+        <w:rPr>
+          <w:rFonts w:hint="eastAsia" w:ascii="Times New Roman" w:hAnsi="Times New Roman" w:eastAsia="FangSong" w:cs="Times New Roman"/>
+        </w:rPr>
+        <w:t>给出严格的力学稳定性判据</w:t>
+      </w:r>
+      <w:r>
+        <w:rPr>
+          <w:rFonts w:hint="eastAsia" w:ascii="Times New Roman" w:hAnsi="Times New Roman" w:eastAsia="Times New Roman" w:cs="Times New Roman"/>
+        </w:rPr>
+        <w:t>。</w:t>
+      </w:r>
+    </w:p>
+    <w:p>
+      <w:pPr>
+        <w:pStyle w:val="FirstParagraph"/>
       </w:pPr>
     </w:p>
     <w:p>
@@ -38102,18 +38090,16 @@
         </w:rPr>
         <w:t>：</w:t>
       </w:r>
-      <w:r>
-        <w:rPr>
-          <w:rFonts w:ascii="Times New Roman" w:hAnsi="Times New Roman" w:eastAsia="Times New Roman" w:cs="Times New Roman"/>
-        </w:rPr>
-        <w:t xml:space="preserve"> </w:t>
-      </w:r>
-      <w:r>
-        <w:rPr>
-          <w:rFonts w:ascii="Times New Roman" w:hAnsi="Times New Roman" w:eastAsia="Times New Roman" w:cs="Times New Roman"/>
-        </w:rPr>
-        <w:t xml:space="preserve">(1) </w:t>
-      </w:r>
+    </w:p>
+    <w:p>
+      <w:pPr>
+        <w:pStyle w:val="Compact"/>
+        <w:numPr>
+          <w:ilvl w:val="0"/>
+          <w:numId w:val="1004"/>
+        </w:numPr>
+        <w:ind w:firstLine="420"/>
+      </w:pPr>
       <w:r>
         <w:rPr>
           <w:rFonts w:hint="eastAsia" w:ascii="Times New Roman" w:hAnsi="Times New Roman" w:eastAsia="FangSong" w:cs="Times New Roman"/>
@@ -38194,18 +38180,16 @@
         </w:rPr>
         <w:t>；</w:t>
       </w:r>
-      <w:r>
-        <w:rPr>
-          <w:rFonts w:ascii="Times New Roman" w:hAnsi="Times New Roman" w:eastAsia="Times New Roman" w:cs="Times New Roman"/>
-        </w:rPr>
-        <w:t xml:space="preserve"> </w:t>
-      </w:r>
-      <w:r>
-        <w:rPr>
-          <w:rFonts w:ascii="Times New Roman" w:hAnsi="Times New Roman" w:eastAsia="Times New Roman" w:cs="Times New Roman"/>
-        </w:rPr>
-        <w:t xml:space="preserve">(2) </w:t>
-      </w:r>
+    </w:p>
+    <w:p>
+      <w:pPr>
+        <w:pStyle w:val="Compact"/>
+        <w:numPr>
+          <w:ilvl w:val="0"/>
+          <w:numId w:val="1004"/>
+        </w:numPr>
+        <w:ind w:firstLine="420"/>
+      </w:pPr>
       <w:r>
         <w:rPr>
           <w:rFonts w:hint="eastAsia" w:ascii="Times New Roman" w:hAnsi="Times New Roman" w:eastAsia="FangSong" w:cs="Times New Roman"/>
@@ -38384,18 +38368,16 @@
         </w:rPr>
         <w:t>；</w:t>
       </w:r>
-      <w:r>
-        <w:rPr>
-          <w:rFonts w:ascii="Times New Roman" w:hAnsi="Times New Roman" w:eastAsia="Times New Roman" w:cs="Times New Roman"/>
-        </w:rPr>
-        <w:t xml:space="preserve"> </w:t>
-      </w:r>
-      <w:r>
-        <w:rPr>
-          <w:rFonts w:ascii="Times New Roman" w:hAnsi="Times New Roman" w:eastAsia="Times New Roman" w:cs="Times New Roman"/>
-        </w:rPr>
-        <w:t xml:space="preserve">(3) </w:t>
-      </w:r>
+    </w:p>
+    <w:p>
+      <w:pPr>
+        <w:pStyle w:val="Compact"/>
+        <w:numPr>
+          <w:ilvl w:val="0"/>
+          <w:numId w:val="1004"/>
+        </w:numPr>
+        <w:ind w:firstLine="420"/>
+      </w:pPr>
       <w:r>
         <w:rPr>
           <w:rFonts w:hint="eastAsia" w:ascii="Times New Roman" w:hAnsi="Times New Roman" w:eastAsia="FangSong" w:cs="Times New Roman"/>
@@ -38481,7 +38463,7 @@
     </w:p>
     <w:p>
       <w:pPr>
-        <w:pStyle w:val="BodyText"/>
+        <w:pStyle w:val="FirstParagraph"/>
       </w:pPr>
     </w:p>
     <w:p>
@@ -38596,18 +38578,16 @@
         </w:rPr>
         <w:t>：</w:t>
       </w:r>
-      <w:r>
-        <w:rPr>
-          <w:rFonts w:ascii="Times New Roman" w:hAnsi="Times New Roman" w:eastAsia="Times New Roman" w:cs="Times New Roman"/>
-        </w:rPr>
-        <w:t xml:space="preserve"> </w:t>
-      </w:r>
-      <w:r>
-        <w:rPr>
-          <w:rFonts w:ascii="Times New Roman" w:hAnsi="Times New Roman" w:eastAsia="Times New Roman" w:cs="Times New Roman"/>
-        </w:rPr>
-        <w:t xml:space="preserve">(1) </w:t>
-      </w:r>
+    </w:p>
+    <w:p>
+      <w:pPr>
+        <w:pStyle w:val="Compact"/>
+        <w:numPr>
+          <w:ilvl w:val="0"/>
+          <w:numId w:val="1005"/>
+        </w:numPr>
+        <w:ind w:firstLine="420"/>
+      </w:pPr>
       <w:r>
         <w:rPr>
           <w:rFonts w:hint="eastAsia" w:ascii="Times New Roman" w:hAnsi="Times New Roman" w:eastAsia="FangSong" w:cs="Times New Roman"/>
@@ -38690,18 +38670,16 @@
         </w:rPr>
         <w:t>）；</w:t>
       </w:r>
-      <w:r>
-        <w:rPr>
-          <w:rFonts w:ascii="Times New Roman" w:hAnsi="Times New Roman" w:eastAsia="Times New Roman" w:cs="Times New Roman"/>
-        </w:rPr>
-        <w:t xml:space="preserve"> </w:t>
-      </w:r>
-      <w:r>
-        <w:rPr>
-          <w:rFonts w:ascii="Times New Roman" w:hAnsi="Times New Roman" w:eastAsia="Times New Roman" w:cs="Times New Roman"/>
-        </w:rPr>
-        <w:t xml:space="preserve">(2) </w:t>
-      </w:r>
+    </w:p>
+    <w:p>
+      <w:pPr>
+        <w:pStyle w:val="Compact"/>
+        <w:numPr>
+          <w:ilvl w:val="0"/>
+          <w:numId w:val="1005"/>
+        </w:numPr>
+        <w:ind w:firstLine="420"/>
+      </w:pPr>
       <w:r>
         <w:rPr>
           <w:rFonts w:hint="eastAsia" w:ascii="Times New Roman" w:hAnsi="Times New Roman" w:eastAsia="FangSong" w:cs="Times New Roman"/>
@@ -38870,18 +38848,16 @@
         </w:rPr>
         <w:t xml:space="preserve">）；</w:t>
       </w:r>
-      <w:r>
-        <w:rPr>
-          <w:rFonts w:ascii="Times New Roman" w:hAnsi="Times New Roman" w:eastAsia="Times New Roman" w:cs="Times New Roman"/>
-        </w:rPr>
-        <w:t xml:space="preserve"> </w:t>
-      </w:r>
-      <w:r>
-        <w:rPr>
-          <w:rFonts w:ascii="Times New Roman" w:hAnsi="Times New Roman" w:eastAsia="Times New Roman" w:cs="Times New Roman"/>
-        </w:rPr>
-        <w:t xml:space="preserve">(3) </w:t>
-      </w:r>
+    </w:p>
+    <w:p>
+      <w:pPr>
+        <w:pStyle w:val="Compact"/>
+        <w:numPr>
+          <w:ilvl w:val="0"/>
+          <w:numId w:val="1005"/>
+        </w:numPr>
+        <w:ind w:firstLine="420"/>
+      </w:pPr>
       <w:r>
         <w:rPr>
           <w:rFonts w:hint="eastAsia" w:ascii="Times New Roman" w:hAnsi="Times New Roman" w:eastAsia="FangSong" w:cs="Times New Roman"/>
@@ -39062,7 +39038,7 @@
     </w:p>
     <w:p>
       <w:pPr>
-        <w:pStyle w:val="BodyText"/>
+        <w:pStyle w:val="FirstParagraph"/>
       </w:pPr>
     </w:p>
     <w:p>
@@ -39108,18 +39084,16 @@
         </w:rPr>
         <w:t>：</w:t>
       </w:r>
-      <w:r>
-        <w:rPr>
-          <w:rFonts w:ascii="Times New Roman" w:hAnsi="Times New Roman" w:eastAsia="Times New Roman" w:cs="Times New Roman"/>
-        </w:rPr>
-        <w:t xml:space="preserve"> </w:t>
-      </w:r>
-      <w:r>
-        <w:rPr>
-          <w:rFonts w:ascii="Times New Roman" w:hAnsi="Times New Roman" w:eastAsia="Times New Roman" w:cs="Times New Roman"/>
-        </w:rPr>
-        <w:t xml:space="preserve">(1) </w:t>
-      </w:r>
+    </w:p>
+    <w:p>
+      <w:pPr>
+        <w:pStyle w:val="Compact"/>
+        <w:numPr>
+          <w:ilvl w:val="0"/>
+          <w:numId w:val="1006"/>
+        </w:numPr>
+        <w:ind w:firstLine="420"/>
+      </w:pPr>
       <w:r>
         <w:rPr>
           <w:rFonts w:hint="eastAsia" w:ascii="Times New Roman" w:hAnsi="Times New Roman" w:eastAsia="FangSong" w:cs="Times New Roman"/>
@@ -39144,18 +39118,16 @@
         </w:rPr>
         <w:t>；</w:t>
       </w:r>
-      <w:r>
-        <w:rPr>
-          <w:rFonts w:ascii="Times New Roman" w:hAnsi="Times New Roman" w:eastAsia="Times New Roman" w:cs="Times New Roman"/>
-        </w:rPr>
-        <w:t xml:space="preserve"> </w:t>
-      </w:r>
-      <w:r>
-        <w:rPr>
-          <w:rFonts w:ascii="Times New Roman" w:hAnsi="Times New Roman" w:eastAsia="Times New Roman" w:cs="Times New Roman"/>
-        </w:rPr>
-        <w:t xml:space="preserve">(2) </w:t>
-      </w:r>
+    </w:p>
+    <w:p>
+      <w:pPr>
+        <w:pStyle w:val="Compact"/>
+        <w:numPr>
+          <w:ilvl w:val="0"/>
+          <w:numId w:val="1006"/>
+        </w:numPr>
+        <w:ind w:firstLine="420"/>
+      </w:pPr>
       <w:r>
         <w:rPr>
           <w:rFonts w:hint="eastAsia" w:ascii="Times New Roman" w:hAnsi="Times New Roman" w:eastAsia="FangSong" w:cs="Times New Roman"/>
@@ -39394,18 +39366,16 @@
         </w:rPr>
         <w:t xml:space="preserve">109°28’；</w:t>
       </w:r>
-      <w:r>
-        <w:rPr>
-          <w:rFonts w:ascii="Times New Roman" w:hAnsi="Times New Roman" w:eastAsia="Times New Roman" w:cs="Times New Roman"/>
-        </w:rPr>
-        <w:t xml:space="preserve"> </w:t>
-      </w:r>
-      <w:r>
-        <w:rPr>
-          <w:rFonts w:ascii="Times New Roman" w:hAnsi="Times New Roman" w:eastAsia="Times New Roman" w:cs="Times New Roman"/>
-        </w:rPr>
-        <w:t xml:space="preserve">(3) </w:t>
-      </w:r>
+    </w:p>
+    <w:p>
+      <w:pPr>
+        <w:pStyle w:val="Compact"/>
+        <w:numPr>
+          <w:ilvl w:val="0"/>
+          <w:numId w:val="1006"/>
+        </w:numPr>
+        <w:ind w:firstLine="420"/>
+      </w:pPr>
       <w:r>
         <w:rPr>
           <w:rFonts w:hint="eastAsia" w:ascii="Times New Roman" w:hAnsi="Times New Roman" w:eastAsia="FangSong" w:cs="Times New Roman"/>
@@ -39581,7 +39551,7 @@
     </w:p>
     <w:p>
       <w:pPr>
-        <w:pStyle w:val="BodyText"/>
+        <w:pStyle w:val="FirstParagraph"/>
       </w:pPr>
     </w:p>
     <w:p>
@@ -39860,18 +39830,16 @@
         </w:rPr>
         <w:t>）：</w:t>
       </w:r>
-      <w:r>
-        <w:rPr>
-          <w:rFonts w:ascii="Times New Roman" w:hAnsi="Times New Roman" w:eastAsia="Times New Roman" w:cs="Times New Roman"/>
-        </w:rPr>
-        <w:t xml:space="preserve"> </w:t>
-      </w:r>
-      <w:r>
-        <w:rPr>
-          <w:rFonts w:ascii="Times New Roman" w:hAnsi="Times New Roman" w:eastAsia="Times New Roman" w:cs="Times New Roman"/>
-        </w:rPr>
-        <w:t xml:space="preserve">(1) </w:t>
-      </w:r>
+    </w:p>
+    <w:p>
+      <w:pPr>
+        <w:pStyle w:val="Compact"/>
+        <w:numPr>
+          <w:ilvl w:val="0"/>
+          <w:numId w:val="1007"/>
+        </w:numPr>
+        <w:ind w:firstLine="420"/>
+      </w:pPr>
       <w:r>
         <w:rPr>
           <w:rFonts w:hint="eastAsia" w:ascii="Times New Roman" w:hAnsi="Times New Roman" w:eastAsia="FangSong" w:cs="Times New Roman"/>
@@ -39993,18 +39961,16 @@
         </w:rPr>
         <w:t xml:space="preserve">；</w:t>
       </w:r>
-      <w:r>
-        <w:rPr>
-          <w:rFonts w:ascii="Times New Roman" w:hAnsi="Times New Roman" w:eastAsia="Times New Roman" w:cs="Times New Roman"/>
-        </w:rPr>
-        <w:t xml:space="preserve"> </w:t>
-      </w:r>
-      <w:r>
-        <w:rPr>
-          <w:rFonts w:ascii="Times New Roman" w:hAnsi="Times New Roman" w:eastAsia="Times New Roman" w:cs="Times New Roman"/>
-        </w:rPr>
-        <w:t xml:space="preserve">(2) </w:t>
-      </w:r>
+    </w:p>
+    <w:p>
+      <w:pPr>
+        <w:pStyle w:val="Compact"/>
+        <w:numPr>
+          <w:ilvl w:val="0"/>
+          <w:numId w:val="1007"/>
+        </w:numPr>
+        <w:ind w:firstLine="420"/>
+      </w:pPr>
       <w:r>
         <w:rPr>
           <w:rFonts w:hint="eastAsia" w:ascii="Times New Roman" w:hAnsi="Times New Roman" w:eastAsia="FangSong" w:cs="Times New Roman"/>
@@ -40207,58 +40173,56 @@
         </w:rPr>
         <w:t>；</w:t>
       </w:r>
-      <w:r>
-        <w:rPr>
-          <w:rFonts w:ascii="Times New Roman" w:hAnsi="Times New Roman" w:eastAsia="Times New Roman" w:cs="Times New Roman"/>
-        </w:rPr>
-        <w:t xml:space="preserve"> </w:t>
-      </w:r>
-      <w:r>
-        <w:rPr>
-          <w:rFonts w:ascii="Times New Roman" w:hAnsi="Times New Roman" w:eastAsia="Times New Roman" w:cs="Times New Roman"/>
-        </w:rPr>
-        <w:t xml:space="preserve">(3) </w:t>
-      </w:r>
-      <w:r>
-        <w:rPr>
-          <w:rFonts w:hint="eastAsia" w:ascii="Times New Roman" w:hAnsi="Times New Roman" w:eastAsia="FangSong" w:cs="Times New Roman"/>
-        </w:rPr>
-        <w:t>结合轨道总成分守恒定理</w:t>
-      </w:r>
-      <w:r>
-        <w:rPr>
-          <w:rFonts w:hint="eastAsia" w:ascii="Times New Roman" w:hAnsi="Times New Roman" w:eastAsia="Times New Roman" w:cs="Times New Roman"/>
-        </w:rPr>
-        <w:t>，</w:t>
-      </w:r>
-      <w:r>
-        <w:rPr>
-          <w:rFonts w:hint="eastAsia" w:ascii="Times New Roman" w:hAnsi="Times New Roman" w:eastAsia="FangSong" w:cs="Times New Roman"/>
-        </w:rPr>
-        <w:t>计算氧原子上容纳两对孤对电子的杂化轨道成分</w:t>
-      </w:r>
-      <w:r>
-        <w:rPr>
-          <w:rFonts w:hint="eastAsia" w:ascii="Times New Roman" w:hAnsi="Times New Roman" w:eastAsia="Times New Roman" w:cs="Times New Roman"/>
-        </w:rPr>
-        <w:t>，</w:t>
-      </w:r>
-      <w:r>
-        <w:rPr>
-          <w:rFonts w:hint="eastAsia" w:ascii="Times New Roman" w:hAnsi="Times New Roman" w:eastAsia="FangSong" w:cs="Times New Roman"/>
-        </w:rPr>
-        <w:t>并说明为什么孤对电子更加紧贴原子核</w:t>
-      </w:r>
-      <w:r>
-        <w:rPr>
-          <w:rFonts w:hint="eastAsia" w:ascii="Times New Roman" w:hAnsi="Times New Roman" w:eastAsia="Times New Roman" w:cs="Times New Roman"/>
-        </w:rPr>
-        <w:t>。</w:t>
-      </w:r>
     </w:p>
     <w:p>
       <w:pPr>
-        <w:pStyle w:val="BodyText"/>
+        <w:pStyle w:val="Compact"/>
+        <w:numPr>
+          <w:ilvl w:val="0"/>
+          <w:numId w:val="1007"/>
+        </w:numPr>
+        <w:ind w:firstLine="420"/>
+      </w:pPr>
+      <w:r>
+        <w:rPr>
+          <w:rFonts w:hint="eastAsia" w:ascii="Times New Roman" w:hAnsi="Times New Roman" w:eastAsia="FangSong" w:cs="Times New Roman"/>
+        </w:rPr>
+        <w:t>结合轨道总成分守恒定理</w:t>
+      </w:r>
+      <w:r>
+        <w:rPr>
+          <w:rFonts w:hint="eastAsia" w:ascii="Times New Roman" w:hAnsi="Times New Roman" w:eastAsia="Times New Roman" w:cs="Times New Roman"/>
+        </w:rPr>
+        <w:t>，</w:t>
+      </w:r>
+      <w:r>
+        <w:rPr>
+          <w:rFonts w:hint="eastAsia" w:ascii="Times New Roman" w:hAnsi="Times New Roman" w:eastAsia="FangSong" w:cs="Times New Roman"/>
+        </w:rPr>
+        <w:t>计算氧原子上容纳两对孤对电子的杂化轨道成分</w:t>
+      </w:r>
+      <w:r>
+        <w:rPr>
+          <w:rFonts w:hint="eastAsia" w:ascii="Times New Roman" w:hAnsi="Times New Roman" w:eastAsia="Times New Roman" w:cs="Times New Roman"/>
+        </w:rPr>
+        <w:t>，</w:t>
+      </w:r>
+      <w:r>
+        <w:rPr>
+          <w:rFonts w:hint="eastAsia" w:ascii="Times New Roman" w:hAnsi="Times New Roman" w:eastAsia="FangSong" w:cs="Times New Roman"/>
+        </w:rPr>
+        <w:t>并说明为什么孤对电子更加紧贴原子核</w:t>
+      </w:r>
+      <w:r>
+        <w:rPr>
+          <w:rFonts w:hint="eastAsia" w:ascii="Times New Roman" w:hAnsi="Times New Roman" w:eastAsia="Times New Roman" w:cs="Times New Roman"/>
+        </w:rPr>
+        <w:t>。</w:t>
+      </w:r>
+    </w:p>
+    <w:p>
+      <w:pPr>
+        <w:pStyle w:val="FirstParagraph"/>
       </w:pPr>
     </w:p>
     <w:p>
@@ -40486,18 +40450,16 @@
         </w:rPr>
         <w:t>：</w:t>
       </w:r>
-      <w:r>
-        <w:rPr>
-          <w:rFonts w:ascii="Times New Roman" w:hAnsi="Times New Roman" w:eastAsia="Times New Roman" w:cs="Times New Roman"/>
-        </w:rPr>
-        <w:t xml:space="preserve"> </w:t>
-      </w:r>
-      <w:r>
-        <w:rPr>
-          <w:rFonts w:ascii="Times New Roman" w:hAnsi="Times New Roman" w:eastAsia="Times New Roman" w:cs="Times New Roman"/>
-        </w:rPr>
-        <w:t xml:space="preserve">(1) </w:t>
-      </w:r>
+    </w:p>
+    <w:p>
+      <w:pPr>
+        <w:pStyle w:val="Compact"/>
+        <w:numPr>
+          <w:ilvl w:val="0"/>
+          <w:numId w:val="1008"/>
+        </w:numPr>
+        <w:ind w:firstLine="420"/>
+      </w:pPr>
       <w:r>
         <w:rPr>
           <w:rFonts w:hint="eastAsia" w:ascii="Times New Roman" w:hAnsi="Times New Roman" w:eastAsia="FangSong" w:cs="Times New Roman"/>
@@ -40823,217 +40785,213 @@
         </w:rPr>
         <w:t xml:space="preserve">）；</w:t>
       </w:r>
-      <w:r>
-        <w:rPr>
-          <w:rFonts w:ascii="Times New Roman" w:hAnsi="Times New Roman" w:eastAsia="Times New Roman" w:cs="Times New Roman"/>
-        </w:rPr>
-        <w:t xml:space="preserve"> </w:t>
-      </w:r>
-      <w:r>
-        <w:rPr>
-          <w:rFonts w:ascii="Times New Roman" w:hAnsi="Times New Roman" w:eastAsia="Times New Roman" w:cs="Times New Roman"/>
-        </w:rPr>
-        <w:t xml:space="preserve">(2) </w:t>
-      </w:r>
-      <w:r>
-        <w:rPr>
-          <w:rFonts w:hint="eastAsia" w:ascii="Times New Roman" w:hAnsi="Times New Roman" w:eastAsia="FangSong" w:cs="Times New Roman"/>
-        </w:rPr>
-        <w:t xml:space="preserve">说明体系的</w:t>
-      </w:r>
-      <w:r>
-        <w:rPr>
-          <w:rFonts w:ascii="Times New Roman" w:hAnsi="Times New Roman" w:eastAsia="Times New Roman" w:cs="Times New Roman"/>
-        </w:rPr>
-        <w:t xml:space="preserve"> 4 </w:t>
-      </w:r>
-      <w:r>
-        <w:rPr>
-          <w:rFonts w:hint="eastAsia" w:ascii="Times New Roman" w:hAnsi="Times New Roman" w:eastAsia="FangSong" w:cs="Times New Roman"/>
-        </w:rPr>
-        <w:t>个价电子在上述三个轨道中的基态排布</w:t>
-      </w:r>
-      <w:r>
-        <w:rPr>
-          <w:rFonts w:hint="eastAsia" w:ascii="Times New Roman" w:hAnsi="Times New Roman" w:eastAsia="Times New Roman" w:cs="Times New Roman"/>
-        </w:rPr>
-        <w:t>，</w:t>
-      </w:r>
-      <w:r>
-        <w:rPr>
-          <w:rFonts w:hint="eastAsia" w:ascii="Times New Roman" w:hAnsi="Times New Roman" w:eastAsia="FangSong" w:cs="Times New Roman"/>
-        </w:rPr>
-        <w:t>计算净键级</w:t>
-      </w:r>
-      <w:r>
-        <w:rPr>
-          <w:rFonts w:hint="eastAsia" w:ascii="Times New Roman" w:hAnsi="Times New Roman" w:eastAsia="Times New Roman" w:cs="Times New Roman"/>
-        </w:rPr>
-        <w:t>，</w:t>
-      </w:r>
-      <w:r>
-        <w:rPr>
-          <w:rFonts w:hint="eastAsia" w:ascii="Times New Roman" w:hAnsi="Times New Roman" w:eastAsia="FangSong" w:cs="Times New Roman"/>
-        </w:rPr>
-        <w:t>并指出每根</w:t>
-      </w:r>
-      <w:r>
-        <w:rPr>
-          <w:rFonts w:ascii="Times New Roman" w:hAnsi="Times New Roman" w:eastAsia="Times New Roman" w:cs="Times New Roman"/>
-        </w:rPr>
-        <w:t xml:space="preserve"> </w:t>
-      </w:r>
-      <m:oMath>
-        <m:r>
-          <m:rPr>
-            <m:sty m:val="p"/>
-          </m:rPr>
-          <m:t>X</m:t>
-        </m:r>
-        <m:r>
-          <m:rPr>
-            <m:sty m:val="p"/>
-          </m:rPr>
-          <m:t>e</m:t>
-        </m:r>
-        <m:r>
-          <m:rPr>
-            <m:sty m:val="p"/>
-          </m:rPr>
-          <m:t>−</m:t>
-        </m:r>
-        <m:r>
-          <m:rPr>
-            <m:sty m:val="p"/>
-          </m:rPr>
-          <m:t>F</m:t>
-        </m:r>
-      </m:oMath>
-      <w:r>
-        <w:rPr>
-          <w:rFonts w:ascii="Times New Roman" w:hAnsi="Times New Roman" w:eastAsia="Times New Roman" w:cs="Times New Roman"/>
-        </w:rPr>
-        <w:t xml:space="preserve"> </w:t>
-      </w:r>
-      <w:r>
-        <w:rPr>
-          <w:rFonts w:hint="eastAsia" w:ascii="Times New Roman" w:hAnsi="Times New Roman" w:eastAsia="FangSong" w:cs="Times New Roman"/>
-        </w:rPr>
-        <w:t>键的平均键级</w:t>
-      </w:r>
-      <w:r>
-        <w:rPr>
-          <w:rFonts w:hint="eastAsia" w:ascii="Times New Roman" w:hAnsi="Times New Roman" w:eastAsia="Times New Roman" w:cs="Times New Roman"/>
-        </w:rPr>
-        <w:t>；</w:t>
-      </w:r>
-      <w:r>
-        <w:rPr>
-          <w:rFonts w:ascii="Times New Roman" w:hAnsi="Times New Roman" w:eastAsia="Times New Roman" w:cs="Times New Roman"/>
-        </w:rPr>
-        <w:t xml:space="preserve"> </w:t>
-      </w:r>
-      <w:r>
-        <w:rPr>
-          <w:rFonts w:ascii="Times New Roman" w:hAnsi="Times New Roman" w:eastAsia="Times New Roman" w:cs="Times New Roman"/>
-        </w:rPr>
-        <w:t xml:space="preserve">(3) </w:t>
-      </w:r>
-      <w:r>
-        <w:rPr>
-          <w:rFonts w:hint="eastAsia" w:ascii="Times New Roman" w:hAnsi="Times New Roman" w:eastAsia="FangSong" w:cs="Times New Roman"/>
-        </w:rPr>
-        <w:t xml:space="preserve">结合非键轨道</w:t>
-      </w:r>
-      <w:r>
-        <w:rPr>
-          <w:rFonts w:ascii="Times New Roman" w:hAnsi="Times New Roman" w:eastAsia="Times New Roman" w:cs="Times New Roman"/>
-        </w:rPr>
-        <w:t xml:space="preserve"> </w:t>
-      </w:r>
-      <m:oMath>
-        <m:sSub>
-          <m:e>
-            <m:r>
-              <m:t>ψ</m:t>
-            </m:r>
-          </m:e>
-          <m:sub>
-            <m:r>
-              <m:t>2</m:t>
-            </m:r>
-          </m:sub>
-        </m:sSub>
-      </m:oMath>
-      <w:r>
-        <w:rPr>
-          <w:rFonts w:ascii="Times New Roman" w:hAnsi="Times New Roman" w:eastAsia="Times New Roman" w:cs="Times New Roman"/>
-        </w:rPr>
-        <w:t xml:space="preserve"> </w:t>
-      </w:r>
-      <w:r>
-        <w:rPr>
-          <w:rFonts w:hint="eastAsia" w:ascii="Times New Roman" w:hAnsi="Times New Roman" w:eastAsia="FangSong" w:cs="Times New Roman"/>
-        </w:rPr>
-        <w:t>中中心原子贡献为零的数理特征</w:t>
-      </w:r>
-      <w:r>
-        <w:rPr>
-          <w:rFonts w:hint="eastAsia" w:ascii="Times New Roman" w:hAnsi="Times New Roman" w:eastAsia="Times New Roman" w:cs="Times New Roman"/>
-        </w:rPr>
-        <w:t>，</w:t>
-      </w:r>
-      <w:r>
-        <w:rPr>
-          <w:rFonts w:hint="eastAsia" w:ascii="Times New Roman" w:hAnsi="Times New Roman" w:eastAsia="FangSong" w:cs="Times New Roman"/>
-        </w:rPr>
-        <w:t>分析分子内部的真实电荷分布格局</w:t>
-      </w:r>
-      <w:r>
-        <w:rPr>
-          <w:rFonts w:hint="eastAsia" w:ascii="Times New Roman" w:hAnsi="Times New Roman" w:eastAsia="Times New Roman" w:cs="Times New Roman"/>
-        </w:rPr>
-        <w:t>，</w:t>
-      </w:r>
-      <w:r>
-        <w:rPr>
-          <w:rFonts w:hint="eastAsia" w:ascii="Times New Roman" w:hAnsi="Times New Roman" w:eastAsia="FangSong" w:cs="Times New Roman"/>
-        </w:rPr>
-        <w:t>解释为什么该结构不需要任何</w:t>
-      </w:r>
-      <w:r>
-        <w:rPr>
-          <w:rFonts w:ascii="Times New Roman" w:hAnsi="Times New Roman" w:eastAsia="Times New Roman" w:cs="Times New Roman"/>
-        </w:rPr>
-        <w:t xml:space="preserve"> </w:t>
-      </w:r>
-      <m:oMath>
-        <m:r>
-          <m:t>d</m:t>
-        </m:r>
-      </m:oMath>
-      <w:r>
-        <w:rPr>
-          <w:rFonts w:ascii="Times New Roman" w:hAnsi="Times New Roman" w:eastAsia="Times New Roman" w:cs="Times New Roman"/>
-        </w:rPr>
-        <w:t xml:space="preserve"> </w:t>
-      </w:r>
-      <w:r>
-        <w:rPr>
-          <w:rFonts w:hint="eastAsia" w:ascii="Times New Roman" w:hAnsi="Times New Roman" w:eastAsia="FangSong" w:cs="Times New Roman"/>
-        </w:rPr>
-        <w:t>轨道参与即可保持极高稳定性</w:t>
-      </w:r>
-      <w:r>
-        <w:rPr>
-          <w:rFonts w:hint="eastAsia" w:ascii="Times New Roman" w:hAnsi="Times New Roman" w:eastAsia="Times New Roman" w:cs="Times New Roman"/>
-        </w:rPr>
-        <w:t>。</w:t>
-      </w:r>
     </w:p>
     <w:p>
       <w:pPr>
-        <w:pStyle w:val="BodyText"/>
+        <w:pStyle w:val="Compact"/>
+        <w:numPr>
+          <w:ilvl w:val="0"/>
+          <w:numId w:val="1008"/>
+        </w:numPr>
+        <w:ind w:firstLine="420"/>
+      </w:pPr>
+      <w:r>
+        <w:rPr>
+          <w:rFonts w:hint="eastAsia" w:ascii="Times New Roman" w:hAnsi="Times New Roman" w:eastAsia="FangSong" w:cs="Times New Roman"/>
+        </w:rPr>
+        <w:t xml:space="preserve">说明体系的</w:t>
+      </w:r>
+      <w:r>
+        <w:rPr>
+          <w:rFonts w:ascii="Times New Roman" w:hAnsi="Times New Roman" w:eastAsia="Times New Roman" w:cs="Times New Roman"/>
+        </w:rPr>
+        <w:t xml:space="preserve"> 4 </w:t>
+      </w:r>
+      <w:r>
+        <w:rPr>
+          <w:rFonts w:hint="eastAsia" w:ascii="Times New Roman" w:hAnsi="Times New Roman" w:eastAsia="FangSong" w:cs="Times New Roman"/>
+        </w:rPr>
+        <w:t>个价电子在上述三个轨道中的基态排布</w:t>
+      </w:r>
+      <w:r>
+        <w:rPr>
+          <w:rFonts w:hint="eastAsia" w:ascii="Times New Roman" w:hAnsi="Times New Roman" w:eastAsia="Times New Roman" w:cs="Times New Roman"/>
+        </w:rPr>
+        <w:t>，</w:t>
+      </w:r>
+      <w:r>
+        <w:rPr>
+          <w:rFonts w:hint="eastAsia" w:ascii="Times New Roman" w:hAnsi="Times New Roman" w:eastAsia="FangSong" w:cs="Times New Roman"/>
+        </w:rPr>
+        <w:t>计算净键级</w:t>
+      </w:r>
+      <w:r>
+        <w:rPr>
+          <w:rFonts w:hint="eastAsia" w:ascii="Times New Roman" w:hAnsi="Times New Roman" w:eastAsia="Times New Roman" w:cs="Times New Roman"/>
+        </w:rPr>
+        <w:t>，</w:t>
+      </w:r>
+      <w:r>
+        <w:rPr>
+          <w:rFonts w:hint="eastAsia" w:ascii="Times New Roman" w:hAnsi="Times New Roman" w:eastAsia="FangSong" w:cs="Times New Roman"/>
+        </w:rPr>
+        <w:t>并指出每根</w:t>
+      </w:r>
+      <w:r>
+        <w:rPr>
+          <w:rFonts w:ascii="Times New Roman" w:hAnsi="Times New Roman" w:eastAsia="Times New Roman" w:cs="Times New Roman"/>
+        </w:rPr>
+        <w:t xml:space="preserve"> </w:t>
+      </w:r>
+      <m:oMath>
+        <m:r>
+          <m:rPr>
+            <m:sty m:val="p"/>
+          </m:rPr>
+          <m:t>X</m:t>
+        </m:r>
+        <m:r>
+          <m:rPr>
+            <m:sty m:val="p"/>
+          </m:rPr>
+          <m:t>e</m:t>
+        </m:r>
+        <m:r>
+          <m:rPr>
+            <m:sty m:val="p"/>
+          </m:rPr>
+          <m:t>−</m:t>
+        </m:r>
+        <m:r>
+          <m:rPr>
+            <m:sty m:val="p"/>
+          </m:rPr>
+          <m:t>F</m:t>
+        </m:r>
+      </m:oMath>
+      <w:r>
+        <w:rPr>
+          <w:rFonts w:ascii="Times New Roman" w:hAnsi="Times New Roman" w:eastAsia="Times New Roman" w:cs="Times New Roman"/>
+        </w:rPr>
+        <w:t xml:space="preserve"> </w:t>
+      </w:r>
+      <w:r>
+        <w:rPr>
+          <w:rFonts w:hint="eastAsia" w:ascii="Times New Roman" w:hAnsi="Times New Roman" w:eastAsia="FangSong" w:cs="Times New Roman"/>
+        </w:rPr>
+        <w:t>键的平均键级</w:t>
+      </w:r>
+      <w:r>
+        <w:rPr>
+          <w:rFonts w:hint="eastAsia" w:ascii="Times New Roman" w:hAnsi="Times New Roman" w:eastAsia="Times New Roman" w:cs="Times New Roman"/>
+        </w:rPr>
+        <w:t>；</w:t>
+      </w:r>
+    </w:p>
+    <w:p>
+      <w:pPr>
+        <w:pStyle w:val="Compact"/>
+        <w:numPr>
+          <w:ilvl w:val="0"/>
+          <w:numId w:val="1008"/>
+        </w:numPr>
+        <w:ind w:firstLine="420"/>
+      </w:pPr>
+      <w:r>
+        <w:rPr>
+          <w:rFonts w:hint="eastAsia" w:ascii="Times New Roman" w:hAnsi="Times New Roman" w:eastAsia="FangSong" w:cs="Times New Roman"/>
+        </w:rPr>
+        <w:t xml:space="preserve">结合非键轨道</w:t>
+      </w:r>
+      <w:r>
+        <w:rPr>
+          <w:rFonts w:ascii="Times New Roman" w:hAnsi="Times New Roman" w:eastAsia="Times New Roman" w:cs="Times New Roman"/>
+        </w:rPr>
+        <w:t xml:space="preserve"> </w:t>
+      </w:r>
+      <m:oMath>
+        <m:sSub>
+          <m:e>
+            <m:r>
+              <m:t>ψ</m:t>
+            </m:r>
+          </m:e>
+          <m:sub>
+            <m:r>
+              <m:t>2</m:t>
+            </m:r>
+          </m:sub>
+        </m:sSub>
+      </m:oMath>
+      <w:r>
+        <w:rPr>
+          <w:rFonts w:ascii="Times New Roman" w:hAnsi="Times New Roman" w:eastAsia="Times New Roman" w:cs="Times New Roman"/>
+        </w:rPr>
+        <w:t xml:space="preserve"> </w:t>
+      </w:r>
+      <w:r>
+        <w:rPr>
+          <w:rFonts w:hint="eastAsia" w:ascii="Times New Roman" w:hAnsi="Times New Roman" w:eastAsia="FangSong" w:cs="Times New Roman"/>
+        </w:rPr>
+        <w:t>中中心原子贡献为零的数理特征</w:t>
+      </w:r>
+      <w:r>
+        <w:rPr>
+          <w:rFonts w:hint="eastAsia" w:ascii="Times New Roman" w:hAnsi="Times New Roman" w:eastAsia="Times New Roman" w:cs="Times New Roman"/>
+        </w:rPr>
+        <w:t>，</w:t>
+      </w:r>
+      <w:r>
+        <w:rPr>
+          <w:rFonts w:hint="eastAsia" w:ascii="Times New Roman" w:hAnsi="Times New Roman" w:eastAsia="FangSong" w:cs="Times New Roman"/>
+        </w:rPr>
+        <w:t>分析分子内部的真实电荷分布格局</w:t>
+      </w:r>
+      <w:r>
+        <w:rPr>
+          <w:rFonts w:hint="eastAsia" w:ascii="Times New Roman" w:hAnsi="Times New Roman" w:eastAsia="Times New Roman" w:cs="Times New Roman"/>
+        </w:rPr>
+        <w:t>，</w:t>
+      </w:r>
+      <w:r>
+        <w:rPr>
+          <w:rFonts w:hint="eastAsia" w:ascii="Times New Roman" w:hAnsi="Times New Roman" w:eastAsia="FangSong" w:cs="Times New Roman"/>
+        </w:rPr>
+        <w:t>解释为什么该结构不需要任何</w:t>
+      </w:r>
+      <w:r>
+        <w:rPr>
+          <w:rFonts w:ascii="Times New Roman" w:hAnsi="Times New Roman" w:eastAsia="Times New Roman" w:cs="Times New Roman"/>
+        </w:rPr>
+        <w:t xml:space="preserve"> </w:t>
+      </w:r>
+      <m:oMath>
+        <m:r>
+          <m:t>d</m:t>
+        </m:r>
+      </m:oMath>
+      <w:r>
+        <w:rPr>
+          <w:rFonts w:ascii="Times New Roman" w:hAnsi="Times New Roman" w:eastAsia="Times New Roman" w:cs="Times New Roman"/>
+        </w:rPr>
+        <w:t xml:space="preserve"> </w:t>
+      </w:r>
+      <w:r>
+        <w:rPr>
+          <w:rFonts w:hint="eastAsia" w:ascii="Times New Roman" w:hAnsi="Times New Roman" w:eastAsia="FangSong" w:cs="Times New Roman"/>
+        </w:rPr>
+        <w:t>轨道参与即可保持极高稳定性</w:t>
+      </w:r>
+      <w:r>
+        <w:rPr>
+          <w:rFonts w:hint="eastAsia" w:ascii="Times New Roman" w:hAnsi="Times New Roman" w:eastAsia="Times New Roman" w:cs="Times New Roman"/>
+        </w:rPr>
+        <w:t>。</w:t>
+      </w:r>
+    </w:p>
+    <w:p>
+      <w:pPr>
+        <w:pStyle w:val="FirstParagraph"/>
       </w:pPr>
     </w:p>
     <w:p>
@@ -41079,18 +41037,16 @@
         </w:rPr>
         <w:t>：</w:t>
       </w:r>
-      <w:r>
-        <w:rPr>
-          <w:rFonts w:ascii="Times New Roman" w:hAnsi="Times New Roman" w:eastAsia="Times New Roman" w:cs="Times New Roman"/>
-        </w:rPr>
-        <w:t xml:space="preserve"> </w:t>
-      </w:r>
-      <w:r>
-        <w:rPr>
-          <w:rFonts w:ascii="Times New Roman" w:hAnsi="Times New Roman" w:eastAsia="Times New Roman" w:cs="Times New Roman"/>
-        </w:rPr>
-        <w:t xml:space="preserve">(1) </w:t>
-      </w:r>
+    </w:p>
+    <w:p>
+      <w:pPr>
+        <w:pStyle w:val="Compact"/>
+        <w:numPr>
+          <w:ilvl w:val="0"/>
+          <w:numId w:val="1009"/>
+        </w:numPr>
+        <w:ind w:firstLine="420"/>
+      </w:pPr>
       <w:r>
         <w:rPr>
           <w:rFonts w:hint="eastAsia" w:ascii="Times New Roman" w:hAnsi="Times New Roman" w:eastAsia="FangSong" w:cs="Times New Roman"/>
@@ -41384,18 +41340,16 @@
         </w:rPr>
         <w:t>；</w:t>
       </w:r>
-      <w:r>
-        <w:rPr>
-          <w:rFonts w:ascii="Times New Roman" w:hAnsi="Times New Roman" w:eastAsia="Times New Roman" w:cs="Times New Roman"/>
-        </w:rPr>
-        <w:t xml:space="preserve"> </w:t>
-      </w:r>
-      <w:r>
-        <w:rPr>
-          <w:rFonts w:ascii="Times New Roman" w:hAnsi="Times New Roman" w:eastAsia="Times New Roman" w:cs="Times New Roman"/>
-        </w:rPr>
-        <w:t xml:space="preserve">(2) </w:t>
-      </w:r>
+    </w:p>
+    <w:p>
+      <w:pPr>
+        <w:pStyle w:val="Compact"/>
+        <w:numPr>
+          <w:ilvl w:val="0"/>
+          <w:numId w:val="1009"/>
+        </w:numPr>
+        <w:ind w:firstLine="420"/>
+      </w:pPr>
       <w:r>
         <w:rPr>
           <w:rFonts w:hint="eastAsia" w:ascii="Times New Roman" w:hAnsi="Times New Roman" w:eastAsia="FangSong" w:cs="Times New Roman"/>
@@ -41520,18 +41474,16 @@
         </w:rPr>
         <w:t>）；</w:t>
       </w:r>
-      <w:r>
-        <w:rPr>
-          <w:rFonts w:ascii="Times New Roman" w:hAnsi="Times New Roman" w:eastAsia="Times New Roman" w:cs="Times New Roman"/>
-        </w:rPr>
-        <w:t xml:space="preserve"> </w:t>
-      </w:r>
-      <w:r>
-        <w:rPr>
-          <w:rFonts w:ascii="Times New Roman" w:hAnsi="Times New Roman" w:eastAsia="Times New Roman" w:cs="Times New Roman"/>
-        </w:rPr>
-        <w:t xml:space="preserve">(3) </w:t>
-      </w:r>
+    </w:p>
+    <w:p>
+      <w:pPr>
+        <w:pStyle w:val="Compact"/>
+        <w:numPr>
+          <w:ilvl w:val="0"/>
+          <w:numId w:val="1009"/>
+        </w:numPr>
+        <w:ind w:firstLine="420"/>
+      </w:pPr>
       <w:r>
         <w:rPr>
           <w:rFonts w:hint="eastAsia" w:ascii="Times New Roman" w:hAnsi="Times New Roman" w:eastAsia="FangSong" w:cs="Times New Roman"/>
@@ -41655,7 +41607,7 @@
     </w:p>
     <w:p>
       <w:pPr>
-        <w:pStyle w:val="BodyText"/>
+        <w:pStyle w:val="FirstParagraph"/>
       </w:pPr>
     </w:p>
     <w:p>
@@ -41689,18 +41641,16 @@
         </w:rPr>
         <w:t>：</w:t>
       </w:r>
-      <w:r>
-        <w:rPr>
-          <w:rFonts w:ascii="Times New Roman" w:hAnsi="Times New Roman" w:eastAsia="Times New Roman" w:cs="Times New Roman"/>
-        </w:rPr>
-        <w:t xml:space="preserve"> </w:t>
-      </w:r>
-      <w:r>
-        <w:rPr>
-          <w:rFonts w:ascii="Times New Roman" w:hAnsi="Times New Roman" w:eastAsia="Times New Roman" w:cs="Times New Roman"/>
-        </w:rPr>
-        <w:t xml:space="preserve">(1) </w:t>
-      </w:r>
+    </w:p>
+    <w:p>
+      <w:pPr>
+        <w:pStyle w:val="Compact"/>
+        <w:numPr>
+          <w:ilvl w:val="0"/>
+          <w:numId w:val="1010"/>
+        </w:numPr>
+        <w:ind w:firstLine="420"/>
+      </w:pPr>
       <w:r>
         <w:rPr>
           <w:rFonts w:hint="eastAsia" w:ascii="Times New Roman" w:hAnsi="Times New Roman" w:eastAsia="FangSong" w:cs="Times New Roman"/>
@@ -41775,18 +41725,16 @@
         </w:rPr>
         <w:t>；</w:t>
       </w:r>
-      <w:r>
-        <w:rPr>
-          <w:rFonts w:ascii="Times New Roman" w:hAnsi="Times New Roman" w:eastAsia="Times New Roman" w:cs="Times New Roman"/>
-        </w:rPr>
-        <w:t xml:space="preserve"> </w:t>
-      </w:r>
-      <w:r>
-        <w:rPr>
-          <w:rFonts w:ascii="Times New Roman" w:hAnsi="Times New Roman" w:eastAsia="Times New Roman" w:cs="Times New Roman"/>
-        </w:rPr>
-        <w:t xml:space="preserve">(2) </w:t>
-      </w:r>
+    </w:p>
+    <w:p>
+      <w:pPr>
+        <w:pStyle w:val="Compact"/>
+        <w:numPr>
+          <w:ilvl w:val="0"/>
+          <w:numId w:val="1010"/>
+        </w:numPr>
+        <w:ind w:firstLine="420"/>
+      </w:pPr>
       <w:r>
         <w:rPr>
           <w:rFonts w:hint="eastAsia" w:ascii="Times New Roman" w:hAnsi="Times New Roman" w:eastAsia="FangSong" w:cs="Times New Roman"/>
@@ -41995,18 +41943,16 @@
         </w:rPr>
         <w:t>；</w:t>
       </w:r>
-      <w:r>
-        <w:rPr>
-          <w:rFonts w:ascii="Times New Roman" w:hAnsi="Times New Roman" w:eastAsia="Times New Roman" w:cs="Times New Roman"/>
-        </w:rPr>
-        <w:t xml:space="preserve"> </w:t>
-      </w:r>
-      <w:r>
-        <w:rPr>
-          <w:rFonts w:ascii="Times New Roman" w:hAnsi="Times New Roman" w:eastAsia="Times New Roman" w:cs="Times New Roman"/>
-        </w:rPr>
-        <w:t xml:space="preserve">(3) </w:t>
-      </w:r>
+    </w:p>
+    <w:p>
+      <w:pPr>
+        <w:pStyle w:val="Compact"/>
+        <w:numPr>
+          <w:ilvl w:val="0"/>
+          <w:numId w:val="1010"/>
+        </w:numPr>
+        <w:ind w:firstLine="420"/>
+      </w:pPr>
       <w:r>
         <w:rPr>
           <w:rFonts w:hint="eastAsia" w:ascii="Times New Roman" w:hAnsi="Times New Roman" w:eastAsia="FangSong" w:cs="Times New Roman"/>
@@ -42140,7 +42086,7 @@
     </w:p>
     <w:p>
       <w:pPr>
-        <w:pStyle w:val="BodyText"/>
+        <w:pStyle w:val="FirstParagraph"/>
       </w:pPr>
     </w:p>
     <w:p>
@@ -42206,18 +42152,16 @@
         </w:rPr>
         <w:t>：</w:t>
       </w:r>
-      <w:r>
-        <w:rPr>
-          <w:rFonts w:ascii="Times New Roman" w:hAnsi="Times New Roman" w:eastAsia="Times New Roman" w:cs="Times New Roman"/>
-        </w:rPr>
-        <w:t xml:space="preserve"> </w:t>
-      </w:r>
-      <w:r>
-        <w:rPr>
-          <w:rFonts w:ascii="Times New Roman" w:hAnsi="Times New Roman" w:eastAsia="Times New Roman" w:cs="Times New Roman"/>
-        </w:rPr>
-        <w:t xml:space="preserve">(1) </w:t>
-      </w:r>
+    </w:p>
+    <w:p>
+      <w:pPr>
+        <w:pStyle w:val="Compact"/>
+        <w:numPr>
+          <w:ilvl w:val="0"/>
+          <w:numId w:val="1011"/>
+        </w:numPr>
+        <w:ind w:firstLine="420"/>
+      </w:pPr>
       <w:r>
         <w:rPr>
           <w:rFonts w:hint="eastAsia" w:ascii="Times New Roman" w:hAnsi="Times New Roman" w:eastAsia="FangSong" w:cs="Times New Roman"/>
@@ -42366,18 +42310,16 @@
         </w:rPr>
         <w:t>；</w:t>
       </w:r>
-      <w:r>
-        <w:rPr>
-          <w:rFonts w:ascii="Times New Roman" w:hAnsi="Times New Roman" w:eastAsia="Times New Roman" w:cs="Times New Roman"/>
-        </w:rPr>
-        <w:t xml:space="preserve"> </w:t>
-      </w:r>
-      <w:r>
-        <w:rPr>
-          <w:rFonts w:ascii="Times New Roman" w:hAnsi="Times New Roman" w:eastAsia="Times New Roman" w:cs="Times New Roman"/>
-        </w:rPr>
-        <w:t xml:space="preserve">(2) </w:t>
-      </w:r>
+    </w:p>
+    <w:p>
+      <w:pPr>
+        <w:pStyle w:val="Compact"/>
+        <w:numPr>
+          <w:ilvl w:val="0"/>
+          <w:numId w:val="1011"/>
+        </w:numPr>
+        <w:ind w:firstLine="420"/>
+      </w:pPr>
       <w:r>
         <w:rPr>
           <w:rFonts w:hint="eastAsia" w:ascii="Times New Roman" w:hAnsi="Times New Roman" w:eastAsia="FangSong" w:cs="Times New Roman"/>
@@ -42660,18 +42602,16 @@
         </w:rPr>
         <w:t>；</w:t>
       </w:r>
-      <w:r>
-        <w:rPr>
-          <w:rFonts w:ascii="Times New Roman" w:hAnsi="Times New Roman" w:eastAsia="Times New Roman" w:cs="Times New Roman"/>
-        </w:rPr>
-        <w:t xml:space="preserve"> </w:t>
-      </w:r>
-      <w:r>
-        <w:rPr>
-          <w:rFonts w:ascii="Times New Roman" w:hAnsi="Times New Roman" w:eastAsia="Times New Roman" w:cs="Times New Roman"/>
-        </w:rPr>
-        <w:t xml:space="preserve">(3) </w:t>
-      </w:r>
+    </w:p>
+    <w:p>
+      <w:pPr>
+        <w:pStyle w:val="Compact"/>
+        <w:numPr>
+          <w:ilvl w:val="0"/>
+          <w:numId w:val="1011"/>
+        </w:numPr>
+        <w:ind w:firstLine="420"/>
+      </w:pPr>
       <w:r>
         <w:rPr>
           <w:rFonts w:hint="eastAsia" w:ascii="Times New Roman" w:hAnsi="Times New Roman" w:eastAsia="FangSong" w:cs="Times New Roman"/>
@@ -42974,7 +42914,7 @@
     </w:p>
     <w:p>
       <w:pPr>
-        <w:pStyle w:val="BodyText"/>
+        <w:pStyle w:val="FirstParagraph"/>
       </w:pPr>
     </w:p>
     <w:p>
@@ -43052,18 +42992,16 @@
         </w:rPr>
         <w:t>：</w:t>
       </w:r>
-      <w:r>
-        <w:rPr>
-          <w:rFonts w:ascii="Times New Roman" w:hAnsi="Times New Roman" w:eastAsia="Times New Roman" w:cs="Times New Roman"/>
-        </w:rPr>
-        <w:t xml:space="preserve"> </w:t>
-      </w:r>
-      <w:r>
-        <w:rPr>
-          <w:rFonts w:ascii="Times New Roman" w:hAnsi="Times New Roman" w:eastAsia="Times New Roman" w:cs="Times New Roman"/>
-        </w:rPr>
-        <w:t xml:space="preserve">(1) </w:t>
-      </w:r>
+    </w:p>
+    <w:p>
+      <w:pPr>
+        <w:pStyle w:val="Compact"/>
+        <w:numPr>
+          <w:ilvl w:val="0"/>
+          <w:numId w:val="1012"/>
+        </w:numPr>
+        <w:ind w:firstLine="420"/>
+      </w:pPr>
       <w:r>
         <w:rPr>
           <w:rFonts w:hint="eastAsia" w:ascii="Times New Roman" w:hAnsi="Times New Roman" w:eastAsia="FangSong" w:cs="Times New Roman"/>
@@ -43270,18 +43208,16 @@
         </w:rPr>
         <w:t>；</w:t>
       </w:r>
-      <w:r>
-        <w:rPr>
-          <w:rFonts w:ascii="Times New Roman" w:hAnsi="Times New Roman" w:eastAsia="Times New Roman" w:cs="Times New Roman"/>
-        </w:rPr>
-        <w:t xml:space="preserve"> </w:t>
-      </w:r>
-      <w:r>
-        <w:rPr>
-          <w:rFonts w:ascii="Times New Roman" w:hAnsi="Times New Roman" w:eastAsia="Times New Roman" w:cs="Times New Roman"/>
-        </w:rPr>
-        <w:t xml:space="preserve">(2) </w:t>
-      </w:r>
+    </w:p>
+    <w:p>
+      <w:pPr>
+        <w:pStyle w:val="Compact"/>
+        <w:numPr>
+          <w:ilvl w:val="0"/>
+          <w:numId w:val="1012"/>
+        </w:numPr>
+        <w:ind w:firstLine="420"/>
+      </w:pPr>
       <w:r>
         <w:rPr>
           <w:rFonts w:hint="eastAsia" w:ascii="Times New Roman" w:hAnsi="Times New Roman" w:eastAsia="FangSong" w:cs="Times New Roman"/>
@@ -43483,158 +43419,156 @@
         </w:rPr>
         <w:t>；</w:t>
       </w:r>
-      <w:r>
-        <w:rPr>
-          <w:rFonts w:ascii="Times New Roman" w:hAnsi="Times New Roman" w:eastAsia="Times New Roman" w:cs="Times New Roman"/>
-        </w:rPr>
-        <w:t xml:space="preserve"> </w:t>
-      </w:r>
-      <w:r>
-        <w:rPr>
-          <w:rFonts w:ascii="Times New Roman" w:hAnsi="Times New Roman" w:eastAsia="Times New Roman" w:cs="Times New Roman"/>
-        </w:rPr>
-        <w:t xml:space="preserve">(3) </w:t>
-      </w:r>
-      <w:r>
-        <w:rPr>
-          <w:rFonts w:hint="eastAsia" w:ascii="Times New Roman" w:hAnsi="Times New Roman" w:eastAsia="FangSong" w:cs="Times New Roman"/>
-        </w:rPr>
-        <w:t xml:space="preserve">计算</w:t>
-      </w:r>
-      <w:r>
-        <w:rPr>
-          <w:rFonts w:ascii="Times New Roman" w:hAnsi="Times New Roman" w:eastAsia="Times New Roman" w:cs="Times New Roman"/>
-        </w:rPr>
-        <w:t xml:space="preserve"> </w:t>
-      </w:r>
-      <m:oMath>
-        <m:r>
-          <m:rPr>
-            <m:sty m:val="p"/>
-          </m:rPr>
-          <m:t>H</m:t>
-        </m:r>
-        <m:r>
-          <m:rPr>
-            <m:sty m:val="p"/>
-          </m:rPr>
-          <m:t>F</m:t>
-        </m:r>
-      </m:oMath>
-      <w:r>
-        <w:rPr>
-          <w:rFonts w:ascii="Times New Roman" w:hAnsi="Times New Roman" w:eastAsia="Times New Roman" w:cs="Times New Roman"/>
-        </w:rPr>
-        <w:t xml:space="preserve"> </w:t>
-      </w:r>
-      <w:r>
-        <w:rPr>
-          <w:rFonts w:hint="eastAsia" w:ascii="Times New Roman" w:hAnsi="Times New Roman" w:eastAsia="FangSong" w:cs="Times New Roman"/>
-        </w:rPr>
-        <w:t>分子的净键级</w:t>
-      </w:r>
-      <w:r>
-        <w:rPr>
-          <w:rFonts w:hint="eastAsia" w:ascii="Times New Roman" w:hAnsi="Times New Roman" w:eastAsia="Times New Roman" w:cs="Times New Roman"/>
-        </w:rPr>
-        <w:t>，</w:t>
-      </w:r>
-      <w:r>
-        <w:rPr>
-          <w:rFonts w:hint="eastAsia" w:ascii="Times New Roman" w:hAnsi="Times New Roman" w:eastAsia="FangSong" w:cs="Times New Roman"/>
-        </w:rPr>
-        <w:t>并结合光电子能谱</w:t>
-      </w:r>
-      <w:r>
-        <w:rPr>
-          <w:rFonts w:hint="eastAsia" w:ascii="Times New Roman" w:hAnsi="Times New Roman" w:eastAsia="Times New Roman" w:cs="Times New Roman"/>
-        </w:rPr>
-        <w:t>（PES）</w:t>
-      </w:r>
-      <w:r>
-        <w:rPr>
-          <w:rFonts w:hint="eastAsia" w:ascii="Times New Roman" w:hAnsi="Times New Roman" w:eastAsia="FangSong" w:cs="Times New Roman"/>
-        </w:rPr>
-        <w:t>数据</w:t>
-      </w:r>
-      <w:r>
-        <w:rPr>
-          <w:rFonts w:hint="eastAsia" w:ascii="Times New Roman" w:hAnsi="Times New Roman" w:eastAsia="Times New Roman" w:cs="Times New Roman"/>
-        </w:rPr>
-        <w:t>，</w:t>
-      </w:r>
-      <w:r>
-        <w:rPr>
-          <w:rFonts w:hint="eastAsia" w:ascii="Times New Roman" w:hAnsi="Times New Roman" w:eastAsia="FangSong" w:cs="Times New Roman"/>
-        </w:rPr>
-        <w:t>说明</w:t>
-      </w:r>
-      <w:r>
-        <w:rPr>
-          <w:rFonts w:ascii="Times New Roman" w:hAnsi="Times New Roman" w:eastAsia="Times New Roman" w:cs="Times New Roman"/>
-        </w:rPr>
-        <w:t xml:space="preserve"> </w:t>
-      </w:r>
-      <m:oMath>
-        <m:r>
-          <m:rPr>
-            <m:sty m:val="p"/>
-          </m:rPr>
-          <m:t>H</m:t>
-        </m:r>
-        <m:r>
-          <m:rPr>
-            <m:sty m:val="p"/>
-          </m:rPr>
-          <m:t>F</m:t>
-        </m:r>
-      </m:oMath>
-      <w:r>
-        <w:rPr>
-          <w:rFonts w:ascii="Times New Roman" w:hAnsi="Times New Roman" w:eastAsia="Times New Roman" w:cs="Times New Roman"/>
-        </w:rPr>
-        <w:t xml:space="preserve"> </w:t>
-      </w:r>
-      <w:r>
-        <w:rPr>
-          <w:rFonts w:hint="eastAsia" w:ascii="Times New Roman" w:hAnsi="Times New Roman" w:eastAsia="FangSong" w:cs="Times New Roman"/>
-        </w:rPr>
-        <w:t>分子内部价层三个非键电子对</w:t>
-      </w:r>
-      <w:r>
-        <w:rPr>
-          <w:rFonts w:hint="eastAsia" w:ascii="Times New Roman" w:hAnsi="Times New Roman" w:eastAsia="Times New Roman" w:cs="Times New Roman"/>
-        </w:rPr>
-        <w:t>（</w:t>
-      </w:r>
-      <w:r>
-        <w:rPr>
-          <w:rFonts w:hint="eastAsia" w:ascii="Times New Roman" w:hAnsi="Times New Roman" w:eastAsia="FangSong" w:cs="Times New Roman"/>
-        </w:rPr>
-        <w:t>孤对</w:t>
-      </w:r>
-      <w:r>
-        <w:rPr>
-          <w:rFonts w:hint="eastAsia" w:ascii="Times New Roman" w:hAnsi="Times New Roman" w:eastAsia="Times New Roman" w:cs="Times New Roman"/>
-        </w:rPr>
-        <w:t>）</w:t>
-      </w:r>
-      <w:r>
-        <w:rPr>
-          <w:rFonts w:hint="eastAsia" w:ascii="Times New Roman" w:hAnsi="Times New Roman" w:eastAsia="FangSong" w:cs="Times New Roman"/>
-        </w:rPr>
-        <w:t>的能级分布特征</w:t>
-      </w:r>
-      <w:r>
-        <w:rPr>
-          <w:rFonts w:hint="eastAsia" w:ascii="Times New Roman" w:hAnsi="Times New Roman" w:eastAsia="Times New Roman" w:cs="Times New Roman"/>
-        </w:rPr>
-        <w:t>。</w:t>
-      </w:r>
     </w:p>
     <w:p>
       <w:pPr>
-        <w:pStyle w:val="BodyText"/>
+        <w:pStyle w:val="Compact"/>
+        <w:numPr>
+          <w:ilvl w:val="0"/>
+          <w:numId w:val="1012"/>
+        </w:numPr>
+        <w:ind w:firstLine="420"/>
+      </w:pPr>
+      <w:r>
+        <w:rPr>
+          <w:rFonts w:hint="eastAsia" w:ascii="Times New Roman" w:hAnsi="Times New Roman" w:eastAsia="FangSong" w:cs="Times New Roman"/>
+        </w:rPr>
+        <w:t xml:space="preserve">计算</w:t>
+      </w:r>
+      <w:r>
+        <w:rPr>
+          <w:rFonts w:ascii="Times New Roman" w:hAnsi="Times New Roman" w:eastAsia="Times New Roman" w:cs="Times New Roman"/>
+        </w:rPr>
+        <w:t xml:space="preserve"> </w:t>
+      </w:r>
+      <m:oMath>
+        <m:r>
+          <m:rPr>
+            <m:sty m:val="p"/>
+          </m:rPr>
+          <m:t>H</m:t>
+        </m:r>
+        <m:r>
+          <m:rPr>
+            <m:sty m:val="p"/>
+          </m:rPr>
+          <m:t>F</m:t>
+        </m:r>
+      </m:oMath>
+      <w:r>
+        <w:rPr>
+          <w:rFonts w:ascii="Times New Roman" w:hAnsi="Times New Roman" w:eastAsia="Times New Roman" w:cs="Times New Roman"/>
+        </w:rPr>
+        <w:t xml:space="preserve"> </w:t>
+      </w:r>
+      <w:r>
+        <w:rPr>
+          <w:rFonts w:hint="eastAsia" w:ascii="Times New Roman" w:hAnsi="Times New Roman" w:eastAsia="FangSong" w:cs="Times New Roman"/>
+        </w:rPr>
+        <w:t>分子的净键级</w:t>
+      </w:r>
+      <w:r>
+        <w:rPr>
+          <w:rFonts w:hint="eastAsia" w:ascii="Times New Roman" w:hAnsi="Times New Roman" w:eastAsia="Times New Roman" w:cs="Times New Roman"/>
+        </w:rPr>
+        <w:t>，</w:t>
+      </w:r>
+      <w:r>
+        <w:rPr>
+          <w:rFonts w:hint="eastAsia" w:ascii="Times New Roman" w:hAnsi="Times New Roman" w:eastAsia="FangSong" w:cs="Times New Roman"/>
+        </w:rPr>
+        <w:t>并结合光电子能谱</w:t>
+      </w:r>
+      <w:r>
+        <w:rPr>
+          <w:rFonts w:hint="eastAsia" w:ascii="Times New Roman" w:hAnsi="Times New Roman" w:eastAsia="Times New Roman" w:cs="Times New Roman"/>
+        </w:rPr>
+        <w:t>（PES）</w:t>
+      </w:r>
+      <w:r>
+        <w:rPr>
+          <w:rFonts w:hint="eastAsia" w:ascii="Times New Roman" w:hAnsi="Times New Roman" w:eastAsia="FangSong" w:cs="Times New Roman"/>
+        </w:rPr>
+        <w:t>数据</w:t>
+      </w:r>
+      <w:r>
+        <w:rPr>
+          <w:rFonts w:hint="eastAsia" w:ascii="Times New Roman" w:hAnsi="Times New Roman" w:eastAsia="Times New Roman" w:cs="Times New Roman"/>
+        </w:rPr>
+        <w:t>，</w:t>
+      </w:r>
+      <w:r>
+        <w:rPr>
+          <w:rFonts w:hint="eastAsia" w:ascii="Times New Roman" w:hAnsi="Times New Roman" w:eastAsia="FangSong" w:cs="Times New Roman"/>
+        </w:rPr>
+        <w:t>说明</w:t>
+      </w:r>
+      <w:r>
+        <w:rPr>
+          <w:rFonts w:ascii="Times New Roman" w:hAnsi="Times New Roman" w:eastAsia="Times New Roman" w:cs="Times New Roman"/>
+        </w:rPr>
+        <w:t xml:space="preserve"> </w:t>
+      </w:r>
+      <m:oMath>
+        <m:r>
+          <m:rPr>
+            <m:sty m:val="p"/>
+          </m:rPr>
+          <m:t>H</m:t>
+        </m:r>
+        <m:r>
+          <m:rPr>
+            <m:sty m:val="p"/>
+          </m:rPr>
+          <m:t>F</m:t>
+        </m:r>
+      </m:oMath>
+      <w:r>
+        <w:rPr>
+          <w:rFonts w:ascii="Times New Roman" w:hAnsi="Times New Roman" w:eastAsia="Times New Roman" w:cs="Times New Roman"/>
+        </w:rPr>
+        <w:t xml:space="preserve"> </w:t>
+      </w:r>
+      <w:r>
+        <w:rPr>
+          <w:rFonts w:hint="eastAsia" w:ascii="Times New Roman" w:hAnsi="Times New Roman" w:eastAsia="FangSong" w:cs="Times New Roman"/>
+        </w:rPr>
+        <w:t>分子内部价层三个非键电子对</w:t>
+      </w:r>
+      <w:r>
+        <w:rPr>
+          <w:rFonts w:hint="eastAsia" w:ascii="Times New Roman" w:hAnsi="Times New Roman" w:eastAsia="Times New Roman" w:cs="Times New Roman"/>
+        </w:rPr>
+        <w:t>（</w:t>
+      </w:r>
+      <w:r>
+        <w:rPr>
+          <w:rFonts w:hint="eastAsia" w:ascii="Times New Roman" w:hAnsi="Times New Roman" w:eastAsia="FangSong" w:cs="Times New Roman"/>
+        </w:rPr>
+        <w:t>孤对</w:t>
+      </w:r>
+      <w:r>
+        <w:rPr>
+          <w:rFonts w:hint="eastAsia" w:ascii="Times New Roman" w:hAnsi="Times New Roman" w:eastAsia="Times New Roman" w:cs="Times New Roman"/>
+        </w:rPr>
+        <w:t>）</w:t>
+      </w:r>
+      <w:r>
+        <w:rPr>
+          <w:rFonts w:hint="eastAsia" w:ascii="Times New Roman" w:hAnsi="Times New Roman" w:eastAsia="FangSong" w:cs="Times New Roman"/>
+        </w:rPr>
+        <w:t>的能级分布特征</w:t>
+      </w:r>
+      <w:r>
+        <w:rPr>
+          <w:rFonts w:hint="eastAsia" w:ascii="Times New Roman" w:hAnsi="Times New Roman" w:eastAsia="Times New Roman" w:cs="Times New Roman"/>
+        </w:rPr>
+        <w:t>。</w:t>
+      </w:r>
+    </w:p>
+    <w:p>
+      <w:pPr>
+        <w:pStyle w:val="FirstParagraph"/>
       </w:pPr>
     </w:p>
     <w:p>
@@ -43680,18 +43614,16 @@
         </w:rPr>
         <w:t>：</w:t>
       </w:r>
-      <w:r>
-        <w:rPr>
-          <w:rFonts w:ascii="Times New Roman" w:hAnsi="Times New Roman" w:eastAsia="Times New Roman" w:cs="Times New Roman"/>
-        </w:rPr>
-        <w:t xml:space="preserve"> </w:t>
-      </w:r>
-      <w:r>
-        <w:rPr>
-          <w:rFonts w:ascii="Times New Roman" w:hAnsi="Times New Roman" w:eastAsia="Times New Roman" w:cs="Times New Roman"/>
-        </w:rPr>
-        <w:t xml:space="preserve">(1) </w:t>
-      </w:r>
+    </w:p>
+    <w:p>
+      <w:pPr>
+        <w:pStyle w:val="Compact"/>
+        <w:numPr>
+          <w:ilvl w:val="0"/>
+          <w:numId w:val="1013"/>
+        </w:numPr>
+        <w:ind w:firstLine="420"/>
+      </w:pPr>
       <w:r>
         <w:rPr>
           <w:rFonts w:hint="eastAsia" w:ascii="Times New Roman" w:hAnsi="Times New Roman" w:eastAsia="FangSong" w:cs="Times New Roman"/>
@@ -43985,18 +43917,16 @@
         </w:rPr>
         <w:t>；</w:t>
       </w:r>
-      <w:r>
-        <w:rPr>
-          <w:rFonts w:ascii="Times New Roman" w:hAnsi="Times New Roman" w:eastAsia="Times New Roman" w:cs="Times New Roman"/>
-        </w:rPr>
-        <w:t xml:space="preserve"> </w:t>
-      </w:r>
-      <w:r>
-        <w:rPr>
-          <w:rFonts w:ascii="Times New Roman" w:hAnsi="Times New Roman" w:eastAsia="Times New Roman" w:cs="Times New Roman"/>
-        </w:rPr>
-        <w:t xml:space="preserve">(2) </w:t>
-      </w:r>
+    </w:p>
+    <w:p>
+      <w:pPr>
+        <w:pStyle w:val="Compact"/>
+        <w:numPr>
+          <w:ilvl w:val="0"/>
+          <w:numId w:val="1013"/>
+        </w:numPr>
+        <w:ind w:firstLine="420"/>
+      </w:pPr>
       <w:r>
         <w:rPr>
           <w:rFonts w:hint="eastAsia" w:ascii="Times New Roman" w:hAnsi="Times New Roman" w:eastAsia="FangSong" w:cs="Times New Roman"/>
@@ -44151,18 +44081,16 @@
         </w:rPr>
         <w:t>；</w:t>
       </w:r>
-      <w:r>
-        <w:rPr>
-          <w:rFonts w:ascii="Times New Roman" w:hAnsi="Times New Roman" w:eastAsia="Times New Roman" w:cs="Times New Roman"/>
-        </w:rPr>
-        <w:t xml:space="preserve"> </w:t>
-      </w:r>
-      <w:r>
-        <w:rPr>
-          <w:rFonts w:ascii="Times New Roman" w:hAnsi="Times New Roman" w:eastAsia="Times New Roman" w:cs="Times New Roman"/>
-        </w:rPr>
-        <w:t xml:space="preserve">(3) </w:t>
-      </w:r>
+    </w:p>
+    <w:p>
+      <w:pPr>
+        <w:pStyle w:val="Compact"/>
+        <w:numPr>
+          <w:ilvl w:val="0"/>
+          <w:numId w:val="1013"/>
+        </w:numPr>
+        <w:ind w:firstLine="420"/>
+      </w:pPr>
       <w:r>
         <w:rPr>
           <w:rFonts w:hint="eastAsia" w:ascii="Times New Roman" w:hAnsi="Times New Roman" w:eastAsia="FangSong" w:cs="Times New Roman"/>
@@ -44322,7 +44250,7 @@
     </w:p>
     <w:p>
       <w:pPr>
-        <w:pStyle w:val="BodyText"/>
+        <w:pStyle w:val="FirstParagraph"/>
       </w:pPr>
     </w:p>
     <w:p>
@@ -44465,18 +44393,16 @@
         </w:rPr>
         <w:t xml:space="preserve">）：</w:t>
       </w:r>
-      <w:r>
-        <w:rPr>
-          <w:rFonts w:ascii="Times New Roman" w:hAnsi="Times New Roman" w:eastAsia="Times New Roman" w:cs="Times New Roman"/>
-        </w:rPr>
-        <w:t xml:space="preserve"> </w:t>
-      </w:r>
-      <w:r>
-        <w:rPr>
-          <w:rFonts w:ascii="Times New Roman" w:hAnsi="Times New Roman" w:eastAsia="Times New Roman" w:cs="Times New Roman"/>
-        </w:rPr>
-        <w:t xml:space="preserve">(1) </w:t>
-      </w:r>
+    </w:p>
+    <w:p>
+      <w:pPr>
+        <w:pStyle w:val="Compact"/>
+        <w:numPr>
+          <w:ilvl w:val="0"/>
+          <w:numId w:val="1014"/>
+        </w:numPr>
+        <w:ind w:firstLine="420"/>
+      </w:pPr>
       <w:r>
         <w:rPr>
           <w:rFonts w:hint="eastAsia" w:ascii="Times New Roman" w:hAnsi="Times New Roman" w:eastAsia="FangSong" w:cs="Times New Roman"/>
@@ -44557,18 +44483,16 @@
         </w:rPr>
         <w:t>）；</w:t>
       </w:r>
-      <w:r>
-        <w:rPr>
-          <w:rFonts w:ascii="Times New Roman" w:hAnsi="Times New Roman" w:eastAsia="Times New Roman" w:cs="Times New Roman"/>
-        </w:rPr>
-        <w:t xml:space="preserve"> </w:t>
-      </w:r>
-      <w:r>
-        <w:rPr>
-          <w:rFonts w:ascii="Times New Roman" w:hAnsi="Times New Roman" w:eastAsia="Times New Roman" w:cs="Times New Roman"/>
-        </w:rPr>
-        <w:t xml:space="preserve">(2) </w:t>
-      </w:r>
+    </w:p>
+    <w:p>
+      <w:pPr>
+        <w:pStyle w:val="Compact"/>
+        <w:numPr>
+          <w:ilvl w:val="0"/>
+          <w:numId w:val="1014"/>
+        </w:numPr>
+        <w:ind w:firstLine="420"/>
+      </w:pPr>
       <w:r>
         <w:rPr>
           <w:rFonts w:hint="eastAsia" w:ascii="Times New Roman" w:hAnsi="Times New Roman" w:eastAsia="FangSong" w:cs="Times New Roman"/>
@@ -44695,18 +44619,16 @@
         </w:rPr>
         <w:t xml:space="preserve">；</w:t>
       </w:r>
-      <w:r>
-        <w:rPr>
-          <w:rFonts w:ascii="Times New Roman" w:hAnsi="Times New Roman" w:eastAsia="Times New Roman" w:cs="Times New Roman"/>
-        </w:rPr>
-        <w:t xml:space="preserve"> </w:t>
-      </w:r>
-      <w:r>
-        <w:rPr>
-          <w:rFonts w:ascii="Times New Roman" w:hAnsi="Times New Roman" w:eastAsia="Times New Roman" w:cs="Times New Roman"/>
-        </w:rPr>
-        <w:t xml:space="preserve">(3) </w:t>
-      </w:r>
+    </w:p>
+    <w:p>
+      <w:pPr>
+        <w:pStyle w:val="Compact"/>
+        <w:numPr>
+          <w:ilvl w:val="0"/>
+          <w:numId w:val="1014"/>
+        </w:numPr>
+        <w:ind w:firstLine="420"/>
+      </w:pPr>
       <w:r>
         <w:rPr>
           <w:rFonts w:hint="eastAsia" w:ascii="Times New Roman" w:hAnsi="Times New Roman" w:eastAsia="FangSong" w:cs="Times New Roman"/>
@@ -45001,7 +44923,7 @@
     </w:p>
     <w:p>
       <w:pPr>
-        <w:pStyle w:val="BodyText"/>
+        <w:pStyle w:val="FirstParagraph"/>
       </w:pPr>
     </w:p>
     <w:p>
@@ -45091,308 +45013,302 @@
         </w:rPr>
         <w:t>：</w:t>
       </w:r>
-      <w:r>
-        <w:rPr>
-          <w:rFonts w:ascii="Times New Roman" w:hAnsi="Times New Roman" w:eastAsia="Times New Roman" w:cs="Times New Roman"/>
-        </w:rPr>
-        <w:t xml:space="preserve"> </w:t>
-      </w:r>
-      <w:r>
-        <w:rPr>
-          <w:rFonts w:ascii="Times New Roman" w:hAnsi="Times New Roman" w:eastAsia="Times New Roman" w:cs="Times New Roman"/>
-        </w:rPr>
-        <w:t xml:space="preserve">(1) </w:t>
-      </w:r>
-      <w:r>
-        <w:rPr>
-          <w:rFonts w:hint="eastAsia" w:ascii="Times New Roman" w:hAnsi="Times New Roman" w:eastAsia="FangSong" w:cs="Times New Roman"/>
-        </w:rPr>
-        <w:t>若假设环丁二烯为严格的正方形平面构型</w:t>
-      </w:r>
-      <w:r>
-        <w:rPr>
-          <w:rFonts w:hint="eastAsia" w:ascii="Times New Roman" w:hAnsi="Times New Roman" w:eastAsia="Times New Roman" w:cs="Times New Roman"/>
-        </w:rPr>
-        <w:t>（</w:t>
-      </w:r>
-      <w:r>
-        <w:rPr>
-          <w:rFonts w:hint="eastAsia" w:ascii="Times New Roman" w:hAnsi="Times New Roman" w:eastAsia="FangSong" w:cs="Times New Roman"/>
-        </w:rPr>
-        <w:t>点群</w:t>
-      </w:r>
-      <w:r>
-        <w:rPr>
-          <w:rFonts w:ascii="Times New Roman" w:hAnsi="Times New Roman" w:eastAsia="Times New Roman" w:cs="Times New Roman"/>
-        </w:rPr>
-        <w:t xml:space="preserve"> </w:t>
-      </w:r>
-      <m:oMath>
-        <m:sSub>
-          <m:e>
-            <m:r>
-              <m:t>D</m:t>
-            </m:r>
-          </m:e>
-          <m:sub>
-            <m:r>
-              <m:t>4</m:t>
-            </m:r>
-            <m:r>
-              <m:t>h</m:t>
-            </m:r>
-          </m:sub>
-        </m:sSub>
-      </m:oMath>
-      <w:r>
-        <w:rPr>
-          <w:rFonts w:hint="eastAsia" w:ascii="Times New Roman" w:hAnsi="Times New Roman" w:eastAsia="Times New Roman" w:cs="Times New Roman"/>
-        </w:rPr>
-        <w:t>），</w:t>
-      </w:r>
-      <w:r>
-        <w:rPr>
-          <w:rFonts w:hint="eastAsia" w:ascii="Times New Roman" w:hAnsi="Times New Roman" w:eastAsia="FangSong" w:cs="Times New Roman"/>
-        </w:rPr>
-        <w:t>写出其</w:t>
-      </w:r>
-      <w:r>
-        <w:rPr>
-          <w:rFonts w:ascii="Times New Roman" w:hAnsi="Times New Roman" w:eastAsia="Times New Roman" w:cs="Times New Roman"/>
-        </w:rPr>
-        <w:t xml:space="preserve"> HMO </w:t>
-      </w:r>
-      <w:r>
-        <w:rPr>
-          <w:rFonts w:hint="eastAsia" w:ascii="Times New Roman" w:hAnsi="Times New Roman" w:eastAsia="FangSong" w:cs="Times New Roman"/>
-        </w:rPr>
-        <w:t>久期行列式</w:t>
-      </w:r>
-      <w:r>
-        <w:rPr>
-          <w:rFonts w:hint="eastAsia" w:ascii="Times New Roman" w:hAnsi="Times New Roman" w:eastAsia="Times New Roman" w:cs="Times New Roman"/>
-        </w:rPr>
-        <w:t>，</w:t>
-      </w:r>
-      <w:r>
-        <w:rPr>
-          <w:rFonts w:hint="eastAsia" w:ascii="Times New Roman" w:hAnsi="Times New Roman" w:eastAsia="FangSong" w:cs="Times New Roman"/>
-        </w:rPr>
-        <w:t>并解出体系的</w:t>
-      </w:r>
-      <w:r>
-        <w:rPr>
-          <w:rFonts w:ascii="Times New Roman" w:hAnsi="Times New Roman" w:eastAsia="Times New Roman" w:cs="Times New Roman"/>
-        </w:rPr>
-        <w:t xml:space="preserve"> 4 </w:t>
-      </w:r>
-      <w:r>
-        <w:rPr>
-          <w:rFonts w:hint="eastAsia" w:ascii="Times New Roman" w:hAnsi="Times New Roman" w:eastAsia="FangSong" w:cs="Times New Roman"/>
-        </w:rPr>
-        <w:t>个分子轨道能级</w:t>
-      </w:r>
-      <w:r>
-        <w:rPr>
-          <w:rFonts w:hint="eastAsia" w:ascii="Times New Roman" w:hAnsi="Times New Roman" w:eastAsia="Times New Roman" w:cs="Times New Roman"/>
-        </w:rPr>
-        <w:t>；</w:t>
-      </w:r>
-      <w:r>
-        <w:rPr>
-          <w:rFonts w:ascii="Times New Roman" w:hAnsi="Times New Roman" w:eastAsia="Times New Roman" w:cs="Times New Roman"/>
-        </w:rPr>
-        <w:t xml:space="preserve"> </w:t>
-      </w:r>
-      <w:r>
-        <w:rPr>
-          <w:rFonts w:ascii="Times New Roman" w:hAnsi="Times New Roman" w:eastAsia="Times New Roman" w:cs="Times New Roman"/>
-        </w:rPr>
-        <w:t xml:space="preserve">(2) </w:t>
-      </w:r>
-      <w:r>
-        <w:rPr>
-          <w:rFonts w:hint="eastAsia" w:ascii="Times New Roman" w:hAnsi="Times New Roman" w:eastAsia="FangSong" w:cs="Times New Roman"/>
-        </w:rPr>
-        <w:t xml:space="preserve">将</w:t>
-      </w:r>
-      <w:r>
-        <w:rPr>
-          <w:rFonts w:ascii="Times New Roman" w:hAnsi="Times New Roman" w:eastAsia="Times New Roman" w:cs="Times New Roman"/>
-        </w:rPr>
-        <w:t xml:space="preserve"> 4 </w:t>
-      </w:r>
-      <w:r>
-        <w:rPr>
-          <w:rFonts w:hint="eastAsia" w:ascii="Times New Roman" w:hAnsi="Times New Roman" w:eastAsia="FangSong" w:cs="Times New Roman"/>
-        </w:rPr>
-        <w:t xml:space="preserve">个</w:t>
-      </w:r>
-      <w:r>
-        <w:rPr>
-          <w:rFonts w:ascii="Times New Roman" w:hAnsi="Times New Roman" w:eastAsia="Times New Roman" w:cs="Times New Roman"/>
-        </w:rPr>
-        <w:t xml:space="preserve"> </w:t>
-      </w:r>
-      <m:oMath>
-        <m:r>
-          <m:t>π</m:t>
-        </m:r>
-      </m:oMath>
-      <w:r>
-        <w:rPr>
-          <w:rFonts w:ascii="Times New Roman" w:hAnsi="Times New Roman" w:eastAsia="Times New Roman" w:cs="Times New Roman"/>
-        </w:rPr>
-        <w:t xml:space="preserve"> </w:t>
-      </w:r>
-      <w:r>
-        <w:rPr>
-          <w:rFonts w:hint="eastAsia" w:ascii="Times New Roman" w:hAnsi="Times New Roman" w:eastAsia="FangSong" w:cs="Times New Roman"/>
-        </w:rPr>
-        <w:t>电子填入上述能级</w:t>
-      </w:r>
-      <w:r>
-        <w:rPr>
-          <w:rFonts w:hint="eastAsia" w:ascii="Times New Roman" w:hAnsi="Times New Roman" w:eastAsia="Times New Roman" w:cs="Times New Roman"/>
-        </w:rPr>
-        <w:t>，</w:t>
-      </w:r>
-      <w:r>
-        <w:rPr>
-          <w:rFonts w:hint="eastAsia" w:ascii="Times New Roman" w:hAnsi="Times New Roman" w:eastAsia="FangSong" w:cs="Times New Roman"/>
-        </w:rPr>
-        <w:t>指出体系的前线电子排布与单电子占据情况</w:t>
-      </w:r>
-      <w:r>
-        <w:rPr>
-          <w:rFonts w:hint="eastAsia" w:ascii="Times New Roman" w:hAnsi="Times New Roman" w:eastAsia="Times New Roman" w:cs="Times New Roman"/>
-        </w:rPr>
-        <w:t>，</w:t>
-      </w:r>
-      <w:r>
-        <w:rPr>
-          <w:rFonts w:hint="eastAsia" w:ascii="Times New Roman" w:hAnsi="Times New Roman" w:eastAsia="FangSong" w:cs="Times New Roman"/>
-        </w:rPr>
-        <w:t>并由此解释为什么正方形环丁二烯呈现极不稳定的双自由基三重态</w:t>
-      </w:r>
-      <w:r>
-        <w:rPr>
-          <w:rFonts w:hint="eastAsia" w:ascii="Times New Roman" w:hAnsi="Times New Roman" w:eastAsia="Times New Roman" w:cs="Times New Roman"/>
-        </w:rPr>
-        <w:t>（</w:t>
-      </w:r>
-      <w:r>
-        <w:rPr>
-          <w:rFonts w:hint="eastAsia" w:ascii="Times New Roman" w:hAnsi="Times New Roman" w:eastAsia="FangSong" w:cs="Times New Roman"/>
-        </w:rPr>
-        <w:t>反芳香性</w:t>
-      </w:r>
-      <w:r>
-        <w:rPr>
-          <w:rFonts w:hint="eastAsia" w:ascii="Times New Roman" w:hAnsi="Times New Roman" w:eastAsia="Times New Roman" w:cs="Times New Roman"/>
-        </w:rPr>
-        <w:t>）；</w:t>
-      </w:r>
-      <w:r>
-        <w:rPr>
-          <w:rFonts w:ascii="Times New Roman" w:hAnsi="Times New Roman" w:eastAsia="Times New Roman" w:cs="Times New Roman"/>
-        </w:rPr>
-        <w:t xml:space="preserve"> </w:t>
-      </w:r>
-      <w:r>
-        <w:rPr>
-          <w:rFonts w:ascii="Times New Roman" w:hAnsi="Times New Roman" w:eastAsia="Times New Roman" w:cs="Times New Roman"/>
-        </w:rPr>
-        <w:t xml:space="preserve">(3) </w:t>
-      </w:r>
-      <w:r>
-        <w:rPr>
-          <w:rFonts w:hint="eastAsia" w:ascii="Times New Roman" w:hAnsi="Times New Roman" w:eastAsia="FangSong" w:cs="Times New Roman"/>
-        </w:rPr>
-        <w:t>实验测得游离的环丁二烯并非正方形</w:t>
-      </w:r>
-      <w:r>
-        <w:rPr>
-          <w:rFonts w:hint="eastAsia" w:ascii="Times New Roman" w:hAnsi="Times New Roman" w:eastAsia="Times New Roman" w:cs="Times New Roman"/>
-        </w:rPr>
-        <w:t>，</w:t>
-      </w:r>
-      <w:r>
-        <w:rPr>
-          <w:rFonts w:hint="eastAsia" w:ascii="Times New Roman" w:hAnsi="Times New Roman" w:eastAsia="FangSong" w:cs="Times New Roman"/>
-        </w:rPr>
-        <w:t>而是自发发生一阶姜</w:t>
-      </w:r>
-      <w:r>
-        <w:rPr>
-          <w:rFonts w:hint="eastAsia" w:ascii="Times New Roman" w:hAnsi="Times New Roman" w:eastAsia="Times New Roman" w:cs="Times New Roman"/>
-        </w:rPr>
-        <w:t>-</w:t>
-      </w:r>
-      <w:r>
-        <w:rPr>
-          <w:rFonts w:hint="eastAsia" w:ascii="Times New Roman" w:hAnsi="Times New Roman" w:eastAsia="FangSong" w:cs="Times New Roman"/>
-        </w:rPr>
-        <w:t>泰勒</w:t>
-      </w:r>
-      <w:r>
-        <w:rPr>
-          <w:rFonts w:hint="eastAsia" w:ascii="Times New Roman" w:hAnsi="Times New Roman" w:eastAsia="Times New Roman" w:cs="Times New Roman"/>
-        </w:rPr>
-        <w:t>（Jahn-Teller）</w:t>
-      </w:r>
-      <w:r>
-        <w:rPr>
-          <w:rFonts w:hint="eastAsia" w:ascii="Times New Roman" w:hAnsi="Times New Roman" w:eastAsia="FangSong" w:cs="Times New Roman"/>
-        </w:rPr>
-        <w:t>协同形变</w:t>
-      </w:r>
-      <w:r>
-        <w:rPr>
-          <w:rFonts w:hint="eastAsia" w:ascii="Times New Roman" w:hAnsi="Times New Roman" w:eastAsia="Times New Roman" w:cs="Times New Roman"/>
-        </w:rPr>
-        <w:t>，</w:t>
-      </w:r>
-      <w:r>
-        <w:rPr>
-          <w:rFonts w:hint="eastAsia" w:ascii="Times New Roman" w:hAnsi="Times New Roman" w:eastAsia="FangSong" w:cs="Times New Roman"/>
-        </w:rPr>
-        <w:t>稳定存在于单键长与双键长交替的长方形平面构型中</w:t>
-      </w:r>
-      <w:r>
-        <w:rPr>
-          <w:rFonts w:hint="eastAsia" w:ascii="Times New Roman" w:hAnsi="Times New Roman" w:eastAsia="Times New Roman" w:cs="Times New Roman"/>
-        </w:rPr>
-        <w:t>。</w:t>
-      </w:r>
-      <w:r>
-        <w:rPr>
-          <w:rFonts w:hint="eastAsia" w:ascii="Times New Roman" w:hAnsi="Times New Roman" w:eastAsia="FangSong" w:cs="Times New Roman"/>
-        </w:rPr>
-        <w:t>简述此几何畸变消除轨道简并</w:t>
-      </w:r>
-      <w:r>
-        <w:rPr>
-          <w:rFonts w:hint="eastAsia" w:ascii="Times New Roman" w:hAnsi="Times New Roman" w:eastAsia="Times New Roman" w:cs="Times New Roman"/>
-        </w:rPr>
-        <w:t>、</w:t>
-      </w:r>
-      <w:r>
-        <w:rPr>
-          <w:rFonts w:hint="eastAsia" w:ascii="Times New Roman" w:hAnsi="Times New Roman" w:eastAsia="FangSong" w:cs="Times New Roman"/>
-        </w:rPr>
-        <w:t>降低体系总能量的微观动力</w:t>
-      </w:r>
-      <w:r>
-        <w:rPr>
-          <w:rFonts w:hint="eastAsia" w:ascii="Times New Roman" w:hAnsi="Times New Roman" w:eastAsia="Times New Roman" w:cs="Times New Roman"/>
-        </w:rPr>
-        <w:t>。</w:t>
-      </w:r>
     </w:p>
     <w:p>
       <w:pPr>
-        <w:pStyle w:val="BodyText"/>
+        <w:pStyle w:val="Compact"/>
+        <w:numPr>
+          <w:ilvl w:val="0"/>
+          <w:numId w:val="1015"/>
+        </w:numPr>
+        <w:ind w:firstLine="420"/>
+      </w:pPr>
+      <w:r>
+        <w:rPr>
+          <w:rFonts w:hint="eastAsia" w:ascii="Times New Roman" w:hAnsi="Times New Roman" w:eastAsia="FangSong" w:cs="Times New Roman"/>
+        </w:rPr>
+        <w:t>若假设环丁二烯为严格的正方形平面构型</w:t>
+      </w:r>
+      <w:r>
+        <w:rPr>
+          <w:rFonts w:hint="eastAsia" w:ascii="Times New Roman" w:hAnsi="Times New Roman" w:eastAsia="Times New Roman" w:cs="Times New Roman"/>
+        </w:rPr>
+        <w:t>（</w:t>
+      </w:r>
+      <w:r>
+        <w:rPr>
+          <w:rFonts w:hint="eastAsia" w:ascii="Times New Roman" w:hAnsi="Times New Roman" w:eastAsia="FangSong" w:cs="Times New Roman"/>
+        </w:rPr>
+        <w:t>点群</w:t>
+      </w:r>
+      <w:r>
+        <w:rPr>
+          <w:rFonts w:ascii="Times New Roman" w:hAnsi="Times New Roman" w:eastAsia="Times New Roman" w:cs="Times New Roman"/>
+        </w:rPr>
+        <w:t xml:space="preserve"> </w:t>
+      </w:r>
+      <m:oMath>
+        <m:sSub>
+          <m:e>
+            <m:r>
+              <m:t>D</m:t>
+            </m:r>
+          </m:e>
+          <m:sub>
+            <m:r>
+              <m:t>4</m:t>
+            </m:r>
+            <m:r>
+              <m:t>h</m:t>
+            </m:r>
+          </m:sub>
+        </m:sSub>
+      </m:oMath>
+      <w:r>
+        <w:rPr>
+          <w:rFonts w:hint="eastAsia" w:ascii="Times New Roman" w:hAnsi="Times New Roman" w:eastAsia="Times New Roman" w:cs="Times New Roman"/>
+        </w:rPr>
+        <w:t>），</w:t>
+      </w:r>
+      <w:r>
+        <w:rPr>
+          <w:rFonts w:hint="eastAsia" w:ascii="Times New Roman" w:hAnsi="Times New Roman" w:eastAsia="FangSong" w:cs="Times New Roman"/>
+        </w:rPr>
+        <w:t>写出其</w:t>
+      </w:r>
+      <w:r>
+        <w:rPr>
+          <w:rFonts w:ascii="Times New Roman" w:hAnsi="Times New Roman" w:eastAsia="Times New Roman" w:cs="Times New Roman"/>
+        </w:rPr>
+        <w:t xml:space="preserve"> HMO </w:t>
+      </w:r>
+      <w:r>
+        <w:rPr>
+          <w:rFonts w:hint="eastAsia" w:ascii="Times New Roman" w:hAnsi="Times New Roman" w:eastAsia="FangSong" w:cs="Times New Roman"/>
+        </w:rPr>
+        <w:t>久期行列式</w:t>
+      </w:r>
+      <w:r>
+        <w:rPr>
+          <w:rFonts w:hint="eastAsia" w:ascii="Times New Roman" w:hAnsi="Times New Roman" w:eastAsia="Times New Roman" w:cs="Times New Roman"/>
+        </w:rPr>
+        <w:t>，</w:t>
+      </w:r>
+      <w:r>
+        <w:rPr>
+          <w:rFonts w:hint="eastAsia" w:ascii="Times New Roman" w:hAnsi="Times New Roman" w:eastAsia="FangSong" w:cs="Times New Roman"/>
+        </w:rPr>
+        <w:t>并解出体系的</w:t>
+      </w:r>
+      <w:r>
+        <w:rPr>
+          <w:rFonts w:ascii="Times New Roman" w:hAnsi="Times New Roman" w:eastAsia="Times New Roman" w:cs="Times New Roman"/>
+        </w:rPr>
+        <w:t xml:space="preserve"> 4 </w:t>
+      </w:r>
+      <w:r>
+        <w:rPr>
+          <w:rFonts w:hint="eastAsia" w:ascii="Times New Roman" w:hAnsi="Times New Roman" w:eastAsia="FangSong" w:cs="Times New Roman"/>
+        </w:rPr>
+        <w:t>个分子轨道能级</w:t>
+      </w:r>
+      <w:r>
+        <w:rPr>
+          <w:rFonts w:hint="eastAsia" w:ascii="Times New Roman" w:hAnsi="Times New Roman" w:eastAsia="Times New Roman" w:cs="Times New Roman"/>
+        </w:rPr>
+        <w:t>；</w:t>
+      </w:r>
+    </w:p>
+    <w:p>
+      <w:pPr>
+        <w:pStyle w:val="Compact"/>
+        <w:numPr>
+          <w:ilvl w:val="0"/>
+          <w:numId w:val="1015"/>
+        </w:numPr>
+        <w:ind w:firstLine="420"/>
+      </w:pPr>
+      <w:r>
+        <w:rPr>
+          <w:rFonts w:hint="eastAsia" w:ascii="Times New Roman" w:hAnsi="Times New Roman" w:eastAsia="FangSong" w:cs="Times New Roman"/>
+        </w:rPr>
+        <w:t xml:space="preserve">将</w:t>
+      </w:r>
+      <w:r>
+        <w:rPr>
+          <w:rFonts w:ascii="Times New Roman" w:hAnsi="Times New Roman" w:eastAsia="Times New Roman" w:cs="Times New Roman"/>
+        </w:rPr>
+        <w:t xml:space="preserve"> 4 </w:t>
+      </w:r>
+      <w:r>
+        <w:rPr>
+          <w:rFonts w:hint="eastAsia" w:ascii="Times New Roman" w:hAnsi="Times New Roman" w:eastAsia="FangSong" w:cs="Times New Roman"/>
+        </w:rPr>
+        <w:t xml:space="preserve">个</w:t>
+      </w:r>
+      <w:r>
+        <w:rPr>
+          <w:rFonts w:ascii="Times New Roman" w:hAnsi="Times New Roman" w:eastAsia="Times New Roman" w:cs="Times New Roman"/>
+        </w:rPr>
+        <w:t xml:space="preserve"> </w:t>
+      </w:r>
+      <m:oMath>
+        <m:r>
+          <m:t>π</m:t>
+        </m:r>
+      </m:oMath>
+      <w:r>
+        <w:rPr>
+          <w:rFonts w:ascii="Times New Roman" w:hAnsi="Times New Roman" w:eastAsia="Times New Roman" w:cs="Times New Roman"/>
+        </w:rPr>
+        <w:t xml:space="preserve"> </w:t>
+      </w:r>
+      <w:r>
+        <w:rPr>
+          <w:rFonts w:hint="eastAsia" w:ascii="Times New Roman" w:hAnsi="Times New Roman" w:eastAsia="FangSong" w:cs="Times New Roman"/>
+        </w:rPr>
+        <w:t>电子填入上述能级</w:t>
+      </w:r>
+      <w:r>
+        <w:rPr>
+          <w:rFonts w:hint="eastAsia" w:ascii="Times New Roman" w:hAnsi="Times New Roman" w:eastAsia="Times New Roman" w:cs="Times New Roman"/>
+        </w:rPr>
+        <w:t>，</w:t>
+      </w:r>
+      <w:r>
+        <w:rPr>
+          <w:rFonts w:hint="eastAsia" w:ascii="Times New Roman" w:hAnsi="Times New Roman" w:eastAsia="FangSong" w:cs="Times New Roman"/>
+        </w:rPr>
+        <w:t>指出体系的前线电子排布与单电子占据情况</w:t>
+      </w:r>
+      <w:r>
+        <w:rPr>
+          <w:rFonts w:hint="eastAsia" w:ascii="Times New Roman" w:hAnsi="Times New Roman" w:eastAsia="Times New Roman" w:cs="Times New Roman"/>
+        </w:rPr>
+        <w:t>，</w:t>
+      </w:r>
+      <w:r>
+        <w:rPr>
+          <w:rFonts w:hint="eastAsia" w:ascii="Times New Roman" w:hAnsi="Times New Roman" w:eastAsia="FangSong" w:cs="Times New Roman"/>
+        </w:rPr>
+        <w:t>并由此解释为什么正方形环丁二烯呈现极不稳定的双自由基三重态</w:t>
+      </w:r>
+      <w:r>
+        <w:rPr>
+          <w:rFonts w:hint="eastAsia" w:ascii="Times New Roman" w:hAnsi="Times New Roman" w:eastAsia="Times New Roman" w:cs="Times New Roman"/>
+        </w:rPr>
+        <w:t>（</w:t>
+      </w:r>
+      <w:r>
+        <w:rPr>
+          <w:rFonts w:hint="eastAsia" w:ascii="Times New Roman" w:hAnsi="Times New Roman" w:eastAsia="FangSong" w:cs="Times New Roman"/>
+        </w:rPr>
+        <w:t>反芳香性</w:t>
+      </w:r>
+      <w:r>
+        <w:rPr>
+          <w:rFonts w:hint="eastAsia" w:ascii="Times New Roman" w:hAnsi="Times New Roman" w:eastAsia="Times New Roman" w:cs="Times New Roman"/>
+        </w:rPr>
+        <w:t>）；</w:t>
+      </w:r>
+    </w:p>
+    <w:p>
+      <w:pPr>
+        <w:pStyle w:val="Compact"/>
+        <w:numPr>
+          <w:ilvl w:val="0"/>
+          <w:numId w:val="1015"/>
+        </w:numPr>
+        <w:ind w:firstLine="420"/>
+      </w:pPr>
+      <w:r>
+        <w:rPr>
+          <w:rFonts w:hint="eastAsia" w:ascii="Times New Roman" w:hAnsi="Times New Roman" w:eastAsia="FangSong" w:cs="Times New Roman"/>
+        </w:rPr>
+        <w:t>实验测得游离的环丁二烯并非正方形</w:t>
+      </w:r>
+      <w:r>
+        <w:rPr>
+          <w:rFonts w:hint="eastAsia" w:ascii="Times New Roman" w:hAnsi="Times New Roman" w:eastAsia="Times New Roman" w:cs="Times New Roman"/>
+        </w:rPr>
+        <w:t>，</w:t>
+      </w:r>
+      <w:r>
+        <w:rPr>
+          <w:rFonts w:hint="eastAsia" w:ascii="Times New Roman" w:hAnsi="Times New Roman" w:eastAsia="FangSong" w:cs="Times New Roman"/>
+        </w:rPr>
+        <w:t>而是自发发生一阶姜</w:t>
+      </w:r>
+      <w:r>
+        <w:rPr>
+          <w:rFonts w:hint="eastAsia" w:ascii="Times New Roman" w:hAnsi="Times New Roman" w:eastAsia="Times New Roman" w:cs="Times New Roman"/>
+        </w:rPr>
+        <w:t>-</w:t>
+      </w:r>
+      <w:r>
+        <w:rPr>
+          <w:rFonts w:hint="eastAsia" w:ascii="Times New Roman" w:hAnsi="Times New Roman" w:eastAsia="FangSong" w:cs="Times New Roman"/>
+        </w:rPr>
+        <w:t>泰勒</w:t>
+      </w:r>
+      <w:r>
+        <w:rPr>
+          <w:rFonts w:hint="eastAsia" w:ascii="Times New Roman" w:hAnsi="Times New Roman" w:eastAsia="Times New Roman" w:cs="Times New Roman"/>
+        </w:rPr>
+        <w:t>（Jahn-Teller）</w:t>
+      </w:r>
+      <w:r>
+        <w:rPr>
+          <w:rFonts w:hint="eastAsia" w:ascii="Times New Roman" w:hAnsi="Times New Roman" w:eastAsia="FangSong" w:cs="Times New Roman"/>
+        </w:rPr>
+        <w:t>协同形变</w:t>
+      </w:r>
+      <w:r>
+        <w:rPr>
+          <w:rFonts w:hint="eastAsia" w:ascii="Times New Roman" w:hAnsi="Times New Roman" w:eastAsia="Times New Roman" w:cs="Times New Roman"/>
+        </w:rPr>
+        <w:t>，</w:t>
+      </w:r>
+      <w:r>
+        <w:rPr>
+          <w:rFonts w:hint="eastAsia" w:ascii="Times New Roman" w:hAnsi="Times New Roman" w:eastAsia="FangSong" w:cs="Times New Roman"/>
+        </w:rPr>
+        <w:t>稳定存在于单键长与双键长交替的长方形平面构型中</w:t>
+      </w:r>
+      <w:r>
+        <w:rPr>
+          <w:rFonts w:hint="eastAsia" w:ascii="Times New Roman" w:hAnsi="Times New Roman" w:eastAsia="Times New Roman" w:cs="Times New Roman"/>
+        </w:rPr>
+        <w:t>。</w:t>
+      </w:r>
+      <w:r>
+        <w:rPr>
+          <w:rFonts w:hint="eastAsia" w:ascii="Times New Roman" w:hAnsi="Times New Roman" w:eastAsia="FangSong" w:cs="Times New Roman"/>
+        </w:rPr>
+        <w:t>简述此几何畸变消除轨道简并</w:t>
+      </w:r>
+      <w:r>
+        <w:rPr>
+          <w:rFonts w:hint="eastAsia" w:ascii="Times New Roman" w:hAnsi="Times New Roman" w:eastAsia="Times New Roman" w:cs="Times New Roman"/>
+        </w:rPr>
+        <w:t>、</w:t>
+      </w:r>
+      <w:r>
+        <w:rPr>
+          <w:rFonts w:hint="eastAsia" w:ascii="Times New Roman" w:hAnsi="Times New Roman" w:eastAsia="FangSong" w:cs="Times New Roman"/>
+        </w:rPr>
+        <w:t>降低体系总能量的微观动力</w:t>
+      </w:r>
+      <w:r>
+        <w:rPr>
+          <w:rFonts w:hint="eastAsia" w:ascii="Times New Roman" w:hAnsi="Times New Roman" w:eastAsia="Times New Roman" w:cs="Times New Roman"/>
+        </w:rPr>
+        <w:t>。</w:t>
+      </w:r>
+    </w:p>
+    <w:p>
+      <w:pPr>
+        <w:pStyle w:val="FirstParagraph"/>
       </w:pPr>
     </w:p>
     <w:p>
@@ -45449,18 +45365,16 @@
         </w:rPr>
         <w:t>：</w:t>
       </w:r>
-      <w:r>
-        <w:rPr>
-          <w:rFonts w:ascii="Times New Roman" w:hAnsi="Times New Roman" w:eastAsia="Times New Roman" w:cs="Times New Roman"/>
-        </w:rPr>
-        <w:t xml:space="preserve"> </w:t>
-      </w:r>
-      <w:r>
-        <w:rPr>
-          <w:rFonts w:ascii="Times New Roman" w:hAnsi="Times New Roman" w:eastAsia="Times New Roman" w:cs="Times New Roman"/>
-        </w:rPr>
-        <w:t xml:space="preserve">(1) </w:t>
-      </w:r>
+    </w:p>
+    <w:p>
+      <w:pPr>
+        <w:pStyle w:val="Compact"/>
+        <w:numPr>
+          <w:ilvl w:val="0"/>
+          <w:numId w:val="1016"/>
+        </w:numPr>
+        <w:ind w:firstLine="420"/>
+      </w:pPr>
       <w:r>
         <w:rPr>
           <w:rFonts w:hint="eastAsia" w:ascii="Times New Roman" w:hAnsi="Times New Roman" w:eastAsia="FangSong" w:cs="Times New Roman"/>
@@ -45536,18 +45450,16 @@
         </w:rPr>
         <w:t>；</w:t>
       </w:r>
-      <w:r>
-        <w:rPr>
-          <w:rFonts w:ascii="Times New Roman" w:hAnsi="Times New Roman" w:eastAsia="Times New Roman" w:cs="Times New Roman"/>
-        </w:rPr>
-        <w:t xml:space="preserve"> </w:t>
-      </w:r>
-      <w:r>
-        <w:rPr>
-          <w:rFonts w:ascii="Times New Roman" w:hAnsi="Times New Roman" w:eastAsia="Times New Roman" w:cs="Times New Roman"/>
-        </w:rPr>
-        <w:t xml:space="preserve">(2) </w:t>
-      </w:r>
+    </w:p>
+    <w:p>
+      <w:pPr>
+        <w:pStyle w:val="Compact"/>
+        <w:numPr>
+          <w:ilvl w:val="0"/>
+          <w:numId w:val="1016"/>
+        </w:numPr>
+        <w:ind w:firstLine="420"/>
+      </w:pPr>
       <w:r>
         <w:rPr>
           <w:rFonts w:hint="eastAsia" w:ascii="Times New Roman" w:hAnsi="Times New Roman" w:eastAsia="FangSong" w:cs="Times New Roman"/>
@@ -45801,18 +45713,16 @@
         </w:rPr>
         <w:t xml:space="preserve">）；</w:t>
       </w:r>
-      <w:r>
-        <w:rPr>
-          <w:rFonts w:ascii="Times New Roman" w:hAnsi="Times New Roman" w:eastAsia="Times New Roman" w:cs="Times New Roman"/>
-        </w:rPr>
-        <w:t xml:space="preserve"> </w:t>
-      </w:r>
-      <w:r>
-        <w:rPr>
-          <w:rFonts w:ascii="Times New Roman" w:hAnsi="Times New Roman" w:eastAsia="Times New Roman" w:cs="Times New Roman"/>
-        </w:rPr>
-        <w:t xml:space="preserve">(3) </w:t>
-      </w:r>
+    </w:p>
+    <w:p>
+      <w:pPr>
+        <w:pStyle w:val="Compact"/>
+        <w:numPr>
+          <w:ilvl w:val="0"/>
+          <w:numId w:val="1016"/>
+        </w:numPr>
+        <w:ind w:firstLine="420"/>
+      </w:pPr>
       <w:r>
         <w:rPr>
           <w:rFonts w:hint="eastAsia" w:ascii="Times New Roman" w:hAnsi="Times New Roman" w:eastAsia="FangSong" w:cs="Times New Roman"/>
@@ -46150,7 +46060,7 @@
     </w:p>
     <w:p>
       <w:pPr>
-        <w:pStyle w:val="BodyText"/>
+        <w:pStyle w:val="FirstParagraph"/>
       </w:pPr>
     </w:p>
     <w:p>
@@ -46184,18 +46094,16 @@
         </w:rPr>
         <w:t>：</w:t>
       </w:r>
-      <w:r>
-        <w:rPr>
-          <w:rFonts w:ascii="Times New Roman" w:hAnsi="Times New Roman" w:eastAsia="Times New Roman" w:cs="Times New Roman"/>
-        </w:rPr>
-        <w:t xml:space="preserve"> </w:t>
-      </w:r>
-      <w:r>
-        <w:rPr>
-          <w:rFonts w:ascii="Times New Roman" w:hAnsi="Times New Roman" w:eastAsia="Times New Roman" w:cs="Times New Roman"/>
-        </w:rPr>
-        <w:t xml:space="preserve">(1) </w:t>
-      </w:r>
+    </w:p>
+    <w:p>
+      <w:pPr>
+        <w:pStyle w:val="Compact"/>
+        <w:numPr>
+          <w:ilvl w:val="0"/>
+          <w:numId w:val="1017"/>
+        </w:numPr>
+        <w:ind w:firstLine="420"/>
+      </w:pPr>
       <w:r>
         <w:rPr>
           <w:rFonts w:hint="eastAsia" w:ascii="Times New Roman" w:hAnsi="Times New Roman" w:eastAsia="FangSong" w:cs="Times New Roman"/>
@@ -46295,18 +46203,16 @@
         </w:rPr>
         <w:t xml:space="preserve">）；</w:t>
       </w:r>
-      <w:r>
-        <w:rPr>
-          <w:rFonts w:ascii="Times New Roman" w:hAnsi="Times New Roman" w:eastAsia="Times New Roman" w:cs="Times New Roman"/>
-        </w:rPr>
-        <w:t xml:space="preserve"> </w:t>
-      </w:r>
-      <w:r>
-        <w:rPr>
-          <w:rFonts w:ascii="Times New Roman" w:hAnsi="Times New Roman" w:eastAsia="Times New Roman" w:cs="Times New Roman"/>
-        </w:rPr>
-        <w:t xml:space="preserve">(2) </w:t>
-      </w:r>
+    </w:p>
+    <w:p>
+      <w:pPr>
+        <w:pStyle w:val="Compact"/>
+        <w:numPr>
+          <w:ilvl w:val="0"/>
+          <w:numId w:val="1017"/>
+        </w:numPr>
+        <w:ind w:firstLine="420"/>
+      </w:pPr>
       <w:r>
         <w:rPr>
           <w:rFonts w:hint="eastAsia" w:ascii="Times New Roman" w:hAnsi="Times New Roman" w:eastAsia="FangSong" w:cs="Times New Roman"/>
@@ -46523,18 +46429,16 @@
         </w:rPr>
         <w:t>；</w:t>
       </w:r>
-      <w:r>
-        <w:rPr>
-          <w:rFonts w:ascii="Times New Roman" w:hAnsi="Times New Roman" w:eastAsia="Times New Roman" w:cs="Times New Roman"/>
-        </w:rPr>
-        <w:t xml:space="preserve"> </w:t>
-      </w:r>
-      <w:r>
-        <w:rPr>
-          <w:rFonts w:ascii="Times New Roman" w:hAnsi="Times New Roman" w:eastAsia="Times New Roman" w:cs="Times New Roman"/>
-        </w:rPr>
-        <w:t xml:space="preserve">(3) </w:t>
-      </w:r>
+    </w:p>
+    <w:p>
+      <w:pPr>
+        <w:pStyle w:val="Compact"/>
+        <w:numPr>
+          <w:ilvl w:val="0"/>
+          <w:numId w:val="1017"/>
+        </w:numPr>
+        <w:ind w:firstLine="420"/>
+      </w:pPr>
       <w:r>
         <w:rPr>
           <w:rFonts w:hint="eastAsia" w:ascii="Times New Roman" w:hAnsi="Times New Roman" w:eastAsia="FangSong" w:cs="Times New Roman"/>
@@ -46712,7 +46616,7 @@
     </w:p>
     <w:p>
       <w:pPr>
-        <w:pStyle w:val="BodyText"/>
+        <w:pStyle w:val="FirstParagraph"/>
       </w:pPr>
     </w:p>
     <w:p>
@@ -46782,253 +46686,247 @@
         </w:rPr>
         <w:t>：</w:t>
       </w:r>
-      <w:r>
-        <w:rPr>
-          <w:rFonts w:ascii="Times New Roman" w:hAnsi="Times New Roman" w:eastAsia="Times New Roman" w:cs="Times New Roman"/>
-        </w:rPr>
-        <w:t xml:space="preserve"> </w:t>
-      </w:r>
-      <w:r>
-        <w:rPr>
-          <w:rFonts w:ascii="Times New Roman" w:hAnsi="Times New Roman" w:eastAsia="Times New Roman" w:cs="Times New Roman"/>
-        </w:rPr>
-        <w:t xml:space="preserve">(1) </w:t>
-      </w:r>
-      <w:r>
-        <w:rPr>
-          <w:rFonts w:hint="eastAsia" w:ascii="Times New Roman" w:hAnsi="Times New Roman" w:eastAsia="FangSong" w:cs="Times New Roman"/>
-        </w:rPr>
-        <w:t>简述三大范德华力的微观力学起因</w:t>
-      </w:r>
-      <w:r>
-        <w:rPr>
-          <w:rFonts w:hint="eastAsia" w:ascii="Times New Roman" w:hAnsi="Times New Roman" w:eastAsia="Times New Roman" w:cs="Times New Roman"/>
-        </w:rPr>
-        <w:t>，</w:t>
-      </w:r>
-      <w:r>
-        <w:rPr>
-          <w:rFonts w:hint="eastAsia" w:ascii="Times New Roman" w:hAnsi="Times New Roman" w:eastAsia="FangSong" w:cs="Times New Roman"/>
-        </w:rPr>
-        <w:t>并写出它们与分子间距离</w:t>
-      </w:r>
-      <w:r>
-        <w:rPr>
-          <w:rFonts w:ascii="Times New Roman" w:hAnsi="Times New Roman" w:eastAsia="Times New Roman" w:cs="Times New Roman"/>
-        </w:rPr>
-        <w:t xml:space="preserve"> </w:t>
-      </w:r>
-      <m:oMath>
-        <m:r>
-          <m:t>r</m:t>
-        </m:r>
-      </m:oMath>
-      <w:r>
-        <w:rPr>
-          <w:rFonts w:ascii="Times New Roman" w:hAnsi="Times New Roman" w:eastAsia="Times New Roman" w:cs="Times New Roman"/>
-        </w:rPr>
-        <w:t xml:space="preserve"> </w:t>
-      </w:r>
-      <w:r>
-        <w:rPr>
-          <w:rFonts w:hint="eastAsia" w:ascii="Times New Roman" w:hAnsi="Times New Roman" w:eastAsia="FangSong" w:cs="Times New Roman"/>
-        </w:rPr>
-        <w:t>的定势函数依赖关系</w:t>
-      </w:r>
-      <w:r>
-        <w:rPr>
-          <w:rFonts w:hint="eastAsia" w:ascii="Times New Roman" w:hAnsi="Times New Roman" w:eastAsia="Times New Roman" w:cs="Times New Roman"/>
-        </w:rPr>
-        <w:t>；</w:t>
-      </w:r>
-      <w:r>
-        <w:rPr>
-          <w:rFonts w:ascii="Times New Roman" w:hAnsi="Times New Roman" w:eastAsia="Times New Roman" w:cs="Times New Roman"/>
-        </w:rPr>
-        <w:t xml:space="preserve"> </w:t>
-      </w:r>
-      <w:r>
-        <w:rPr>
-          <w:rFonts w:ascii="Times New Roman" w:hAnsi="Times New Roman" w:eastAsia="Times New Roman" w:cs="Times New Roman"/>
-        </w:rPr>
-        <w:t xml:space="preserve">(2) </w:t>
-      </w:r>
-      <w:r>
-        <w:rPr>
-          <w:rFonts w:hint="eastAsia" w:ascii="Times New Roman" w:hAnsi="Times New Roman" w:eastAsia="FangSong" w:cs="Times New Roman"/>
-        </w:rPr>
-        <w:t>为什么说在绝大多数非氢键分子间相互作用中</w:t>
-      </w:r>
-      <w:r>
-        <w:rPr>
-          <w:rFonts w:hint="eastAsia" w:ascii="Times New Roman" w:hAnsi="Times New Roman" w:eastAsia="Times New Roman" w:cs="Times New Roman"/>
-        </w:rPr>
-        <w:t>，</w:t>
-      </w:r>
-      <w:r>
-        <w:rPr>
-          <w:rFonts w:hint="eastAsia" w:ascii="Times New Roman" w:hAnsi="Times New Roman" w:eastAsia="FangSong" w:cs="Times New Roman"/>
-        </w:rPr>
-        <w:t>色散力占据了总吸引能量的</w:t>
-      </w:r>
-      <w:r>
-        <w:rPr>
-          <w:rFonts w:ascii="Times New Roman" w:hAnsi="Times New Roman" w:eastAsia="Times New Roman" w:cs="Times New Roman"/>
-        </w:rPr>
-        <w:t xml:space="preserve"> </w:t>
-      </w:r>
-      <m:oMath>
-        <m:r>
-          <m:t>80</m:t>
-        </m:r>
-        <m:r>
-          <m:rPr>
-            <m:sty m:val="p"/>
-          </m:rPr>
-          <m:t>%</m:t>
-        </m:r>
-      </m:oMath>
-      <w:r>
-        <w:rPr>
-          <w:rFonts w:ascii="Times New Roman" w:hAnsi="Times New Roman" w:eastAsia="Times New Roman" w:cs="Times New Roman"/>
-        </w:rPr>
-        <w:t xml:space="preserve"> </w:t>
-      </w:r>
-      <w:r>
-        <w:rPr>
-          <w:rFonts w:hint="eastAsia" w:ascii="Times New Roman" w:hAnsi="Times New Roman" w:eastAsia="FangSong" w:cs="Times New Roman"/>
-        </w:rPr>
-        <w:t>以上</w:t>
-      </w:r>
-      <w:r>
-        <w:rPr>
-          <w:rFonts w:hint="eastAsia" w:ascii="Times New Roman" w:hAnsi="Times New Roman" w:eastAsia="Times New Roman" w:cs="Times New Roman"/>
-        </w:rPr>
-        <w:t>？</w:t>
-      </w:r>
-      <w:r>
-        <w:rPr>
-          <w:rFonts w:hint="eastAsia" w:ascii="Times New Roman" w:hAnsi="Times New Roman" w:eastAsia="FangSong" w:cs="Times New Roman"/>
-        </w:rPr>
-        <w:t>极化率</w:t>
-      </w:r>
-      <w:r>
-        <w:rPr>
-          <w:rFonts w:ascii="Times New Roman" w:hAnsi="Times New Roman" w:eastAsia="Times New Roman" w:cs="Times New Roman"/>
-        </w:rPr>
-        <w:t xml:space="preserve"> </w:t>
-      </w:r>
-      <m:oMath>
-        <m:r>
-          <m:t>α</m:t>
-        </m:r>
-      </m:oMath>
-      <w:r>
-        <w:rPr>
-          <w:rFonts w:ascii="Times New Roman" w:hAnsi="Times New Roman" w:eastAsia="Times New Roman" w:cs="Times New Roman"/>
-        </w:rPr>
-        <w:t xml:space="preserve"> </w:t>
-      </w:r>
-      <w:r>
-        <w:rPr>
-          <w:rFonts w:hint="eastAsia" w:ascii="Times New Roman" w:hAnsi="Times New Roman" w:eastAsia="FangSong" w:cs="Times New Roman"/>
-        </w:rPr>
-        <w:t>的微观物理本质是什么</w:t>
-      </w:r>
-      <w:r>
-        <w:rPr>
-          <w:rFonts w:hint="eastAsia" w:ascii="Times New Roman" w:hAnsi="Times New Roman" w:eastAsia="Times New Roman" w:cs="Times New Roman"/>
-        </w:rPr>
-        <w:t>？</w:t>
-      </w:r>
-      <w:r>
-        <w:rPr>
-          <w:rFonts w:ascii="Times New Roman" w:hAnsi="Times New Roman" w:eastAsia="Times New Roman" w:cs="Times New Roman"/>
-        </w:rPr>
-        <w:t xml:space="preserve"> </w:t>
-      </w:r>
-      <w:r>
-        <w:rPr>
-          <w:rFonts w:ascii="Times New Roman" w:hAnsi="Times New Roman" w:eastAsia="Times New Roman" w:cs="Times New Roman"/>
-        </w:rPr>
-        <w:t xml:space="preserve">(3) </w:t>
-      </w:r>
-      <w:r>
-        <w:rPr>
-          <w:rFonts w:hint="eastAsia" w:ascii="Times New Roman" w:hAnsi="Times New Roman" w:eastAsia="FangSong" w:cs="Times New Roman"/>
-        </w:rPr>
-        <w:t>卤素单质物理聚集态随周期序数的递增发生了剧烈演化</w:t>
-      </w:r>
-      <w:r>
-        <w:rPr>
-          <w:rFonts w:hint="eastAsia" w:ascii="Times New Roman" w:hAnsi="Times New Roman" w:eastAsia="Times New Roman" w:cs="Times New Roman"/>
-        </w:rPr>
-        <w:t>：</w:t>
-      </w:r>
-      <w:r>
-        <w:rPr>
-          <w:rFonts w:hint="eastAsia" w:ascii="Times New Roman" w:hAnsi="Times New Roman" w:eastAsia="FangSong" w:cs="Times New Roman"/>
-        </w:rPr>
-        <w:t>氟与氯在常温下为气体</w:t>
-      </w:r>
-      <w:r>
-        <w:rPr>
-          <w:rFonts w:hint="eastAsia" w:ascii="Times New Roman" w:hAnsi="Times New Roman" w:eastAsia="Times New Roman" w:cs="Times New Roman"/>
-        </w:rPr>
-        <w:t>，</w:t>
-      </w:r>
-      <w:r>
-        <w:rPr>
-          <w:rFonts w:hint="eastAsia" w:ascii="Times New Roman" w:hAnsi="Times New Roman" w:eastAsia="FangSong" w:cs="Times New Roman"/>
-        </w:rPr>
-        <w:t>溴为液态</w:t>
-      </w:r>
-      <w:r>
-        <w:rPr>
-          <w:rFonts w:hint="eastAsia" w:ascii="Times New Roman" w:hAnsi="Times New Roman" w:eastAsia="Times New Roman" w:cs="Times New Roman"/>
-        </w:rPr>
-        <w:t>，</w:t>
-      </w:r>
-      <w:r>
-        <w:rPr>
-          <w:rFonts w:hint="eastAsia" w:ascii="Times New Roman" w:hAnsi="Times New Roman" w:eastAsia="FangSong" w:cs="Times New Roman"/>
-        </w:rPr>
-        <w:t>碘为固体</w:t>
-      </w:r>
-      <w:r>
-        <w:rPr>
-          <w:rFonts w:hint="eastAsia" w:ascii="Times New Roman" w:hAnsi="Times New Roman" w:eastAsia="Times New Roman" w:cs="Times New Roman"/>
-        </w:rPr>
-        <w:t>。</w:t>
-      </w:r>
-      <w:r>
-        <w:rPr>
-          <w:rFonts w:hint="eastAsia" w:ascii="Times New Roman" w:hAnsi="Times New Roman" w:eastAsia="FangSong" w:cs="Times New Roman"/>
-        </w:rPr>
-        <w:t>试从分子量</w:t>
-      </w:r>
-      <w:r>
-        <w:rPr>
-          <w:rFonts w:hint="eastAsia" w:ascii="Times New Roman" w:hAnsi="Times New Roman" w:eastAsia="Times New Roman" w:cs="Times New Roman"/>
-        </w:rPr>
-        <w:t>、</w:t>
-      </w:r>
-      <w:r>
-        <w:rPr>
-          <w:rFonts w:hint="eastAsia" w:ascii="Times New Roman" w:hAnsi="Times New Roman" w:eastAsia="FangSong" w:cs="Times New Roman"/>
-        </w:rPr>
-        <w:t>电子云弥散度与色散力微观机理给予严格解释</w:t>
-      </w:r>
-      <w:r>
-        <w:rPr>
-          <w:rFonts w:hint="eastAsia" w:ascii="Times New Roman" w:hAnsi="Times New Roman" w:eastAsia="Times New Roman" w:cs="Times New Roman"/>
-        </w:rPr>
-        <w:t>。</w:t>
-      </w:r>
     </w:p>
     <w:p>
       <w:pPr>
-        <w:pStyle w:val="BodyText"/>
+        <w:pStyle w:val="Compact"/>
+        <w:numPr>
+          <w:ilvl w:val="0"/>
+          <w:numId w:val="1018"/>
+        </w:numPr>
+        <w:ind w:firstLine="420"/>
+      </w:pPr>
+      <w:r>
+        <w:rPr>
+          <w:rFonts w:hint="eastAsia" w:ascii="Times New Roman" w:hAnsi="Times New Roman" w:eastAsia="FangSong" w:cs="Times New Roman"/>
+        </w:rPr>
+        <w:t>简述三大范德华力的微观力学起因</w:t>
+      </w:r>
+      <w:r>
+        <w:rPr>
+          <w:rFonts w:hint="eastAsia" w:ascii="Times New Roman" w:hAnsi="Times New Roman" w:eastAsia="Times New Roman" w:cs="Times New Roman"/>
+        </w:rPr>
+        <w:t>，</w:t>
+      </w:r>
+      <w:r>
+        <w:rPr>
+          <w:rFonts w:hint="eastAsia" w:ascii="Times New Roman" w:hAnsi="Times New Roman" w:eastAsia="FangSong" w:cs="Times New Roman"/>
+        </w:rPr>
+        <w:t>并写出它们与分子间距离</w:t>
+      </w:r>
+      <w:r>
+        <w:rPr>
+          <w:rFonts w:ascii="Times New Roman" w:hAnsi="Times New Roman" w:eastAsia="Times New Roman" w:cs="Times New Roman"/>
+        </w:rPr>
+        <w:t xml:space="preserve"> </w:t>
+      </w:r>
+      <m:oMath>
+        <m:r>
+          <m:t>r</m:t>
+        </m:r>
+      </m:oMath>
+      <w:r>
+        <w:rPr>
+          <w:rFonts w:ascii="Times New Roman" w:hAnsi="Times New Roman" w:eastAsia="Times New Roman" w:cs="Times New Roman"/>
+        </w:rPr>
+        <w:t xml:space="preserve"> </w:t>
+      </w:r>
+      <w:r>
+        <w:rPr>
+          <w:rFonts w:hint="eastAsia" w:ascii="Times New Roman" w:hAnsi="Times New Roman" w:eastAsia="FangSong" w:cs="Times New Roman"/>
+        </w:rPr>
+        <w:t>的定势函数依赖关系</w:t>
+      </w:r>
+      <w:r>
+        <w:rPr>
+          <w:rFonts w:hint="eastAsia" w:ascii="Times New Roman" w:hAnsi="Times New Roman" w:eastAsia="Times New Roman" w:cs="Times New Roman"/>
+        </w:rPr>
+        <w:t>；</w:t>
+      </w:r>
+    </w:p>
+    <w:p>
+      <w:pPr>
+        <w:pStyle w:val="Compact"/>
+        <w:numPr>
+          <w:ilvl w:val="0"/>
+          <w:numId w:val="1018"/>
+        </w:numPr>
+        <w:ind w:firstLine="420"/>
+      </w:pPr>
+      <w:r>
+        <w:rPr>
+          <w:rFonts w:hint="eastAsia" w:ascii="Times New Roman" w:hAnsi="Times New Roman" w:eastAsia="FangSong" w:cs="Times New Roman"/>
+        </w:rPr>
+        <w:t>为什么说在绝大多数非氢键分子间相互作用中</w:t>
+      </w:r>
+      <w:r>
+        <w:rPr>
+          <w:rFonts w:hint="eastAsia" w:ascii="Times New Roman" w:hAnsi="Times New Roman" w:eastAsia="Times New Roman" w:cs="Times New Roman"/>
+        </w:rPr>
+        <w:t>，</w:t>
+      </w:r>
+      <w:r>
+        <w:rPr>
+          <w:rFonts w:hint="eastAsia" w:ascii="Times New Roman" w:hAnsi="Times New Roman" w:eastAsia="FangSong" w:cs="Times New Roman"/>
+        </w:rPr>
+        <w:t>色散力占据了总吸引能量的</w:t>
+      </w:r>
+      <w:r>
+        <w:rPr>
+          <w:rFonts w:ascii="Times New Roman" w:hAnsi="Times New Roman" w:eastAsia="Times New Roman" w:cs="Times New Roman"/>
+        </w:rPr>
+        <w:t xml:space="preserve"> </w:t>
+      </w:r>
+      <m:oMath>
+        <m:r>
+          <m:t>80</m:t>
+        </m:r>
+        <m:r>
+          <m:rPr>
+            <m:sty m:val="p"/>
+          </m:rPr>
+          <m:t>%</m:t>
+        </m:r>
+      </m:oMath>
+      <w:r>
+        <w:rPr>
+          <w:rFonts w:ascii="Times New Roman" w:hAnsi="Times New Roman" w:eastAsia="Times New Roman" w:cs="Times New Roman"/>
+        </w:rPr>
+        <w:t xml:space="preserve"> </w:t>
+      </w:r>
+      <w:r>
+        <w:rPr>
+          <w:rFonts w:hint="eastAsia" w:ascii="Times New Roman" w:hAnsi="Times New Roman" w:eastAsia="FangSong" w:cs="Times New Roman"/>
+        </w:rPr>
+        <w:t>以上</w:t>
+      </w:r>
+      <w:r>
+        <w:rPr>
+          <w:rFonts w:hint="eastAsia" w:ascii="Times New Roman" w:hAnsi="Times New Roman" w:eastAsia="Times New Roman" w:cs="Times New Roman"/>
+        </w:rPr>
+        <w:t>？</w:t>
+      </w:r>
+      <w:r>
+        <w:rPr>
+          <w:rFonts w:hint="eastAsia" w:ascii="Times New Roman" w:hAnsi="Times New Roman" w:eastAsia="FangSong" w:cs="Times New Roman"/>
+        </w:rPr>
+        <w:t>极化率</w:t>
+      </w:r>
+      <w:r>
+        <w:rPr>
+          <w:rFonts w:ascii="Times New Roman" w:hAnsi="Times New Roman" w:eastAsia="Times New Roman" w:cs="Times New Roman"/>
+        </w:rPr>
+        <w:t xml:space="preserve"> </w:t>
+      </w:r>
+      <m:oMath>
+        <m:r>
+          <m:t>α</m:t>
+        </m:r>
+      </m:oMath>
+      <w:r>
+        <w:rPr>
+          <w:rFonts w:ascii="Times New Roman" w:hAnsi="Times New Roman" w:eastAsia="Times New Roman" w:cs="Times New Roman"/>
+        </w:rPr>
+        <w:t xml:space="preserve"> </w:t>
+      </w:r>
+      <w:r>
+        <w:rPr>
+          <w:rFonts w:hint="eastAsia" w:ascii="Times New Roman" w:hAnsi="Times New Roman" w:eastAsia="FangSong" w:cs="Times New Roman"/>
+        </w:rPr>
+        <w:t>的微观物理本质是什么</w:t>
+      </w:r>
+      <w:r>
+        <w:rPr>
+          <w:rFonts w:hint="eastAsia" w:ascii="Times New Roman" w:hAnsi="Times New Roman" w:eastAsia="Times New Roman" w:cs="Times New Roman"/>
+        </w:rPr>
+        <w:t>？</w:t>
+      </w:r>
+    </w:p>
+    <w:p>
+      <w:pPr>
+        <w:pStyle w:val="Compact"/>
+        <w:numPr>
+          <w:ilvl w:val="0"/>
+          <w:numId w:val="1018"/>
+        </w:numPr>
+        <w:ind w:firstLine="420"/>
+      </w:pPr>
+      <w:r>
+        <w:rPr>
+          <w:rFonts w:hint="eastAsia" w:ascii="Times New Roman" w:hAnsi="Times New Roman" w:eastAsia="FangSong" w:cs="Times New Roman"/>
+        </w:rPr>
+        <w:t>卤素单质物理聚集态随周期序数的递增发生了剧烈演化</w:t>
+      </w:r>
+      <w:r>
+        <w:rPr>
+          <w:rFonts w:hint="eastAsia" w:ascii="Times New Roman" w:hAnsi="Times New Roman" w:eastAsia="Times New Roman" w:cs="Times New Roman"/>
+        </w:rPr>
+        <w:t>：</w:t>
+      </w:r>
+      <w:r>
+        <w:rPr>
+          <w:rFonts w:hint="eastAsia" w:ascii="Times New Roman" w:hAnsi="Times New Roman" w:eastAsia="FangSong" w:cs="Times New Roman"/>
+        </w:rPr>
+        <w:t>氟与氯在常温下为气体</w:t>
+      </w:r>
+      <w:r>
+        <w:rPr>
+          <w:rFonts w:hint="eastAsia" w:ascii="Times New Roman" w:hAnsi="Times New Roman" w:eastAsia="Times New Roman" w:cs="Times New Roman"/>
+        </w:rPr>
+        <w:t>，</w:t>
+      </w:r>
+      <w:r>
+        <w:rPr>
+          <w:rFonts w:hint="eastAsia" w:ascii="Times New Roman" w:hAnsi="Times New Roman" w:eastAsia="FangSong" w:cs="Times New Roman"/>
+        </w:rPr>
+        <w:t>溴为液态</w:t>
+      </w:r>
+      <w:r>
+        <w:rPr>
+          <w:rFonts w:hint="eastAsia" w:ascii="Times New Roman" w:hAnsi="Times New Roman" w:eastAsia="Times New Roman" w:cs="Times New Roman"/>
+        </w:rPr>
+        <w:t>，</w:t>
+      </w:r>
+      <w:r>
+        <w:rPr>
+          <w:rFonts w:hint="eastAsia" w:ascii="Times New Roman" w:hAnsi="Times New Roman" w:eastAsia="FangSong" w:cs="Times New Roman"/>
+        </w:rPr>
+        <w:t>碘为固体</w:t>
+      </w:r>
+      <w:r>
+        <w:rPr>
+          <w:rFonts w:hint="eastAsia" w:ascii="Times New Roman" w:hAnsi="Times New Roman" w:eastAsia="Times New Roman" w:cs="Times New Roman"/>
+        </w:rPr>
+        <w:t>。</w:t>
+      </w:r>
+      <w:r>
+        <w:rPr>
+          <w:rFonts w:hint="eastAsia" w:ascii="Times New Roman" w:hAnsi="Times New Roman" w:eastAsia="FangSong" w:cs="Times New Roman"/>
+        </w:rPr>
+        <w:t>试从分子量</w:t>
+      </w:r>
+      <w:r>
+        <w:rPr>
+          <w:rFonts w:hint="eastAsia" w:ascii="Times New Roman" w:hAnsi="Times New Roman" w:eastAsia="Times New Roman" w:cs="Times New Roman"/>
+        </w:rPr>
+        <w:t>、</w:t>
+      </w:r>
+      <w:r>
+        <w:rPr>
+          <w:rFonts w:hint="eastAsia" w:ascii="Times New Roman" w:hAnsi="Times New Roman" w:eastAsia="FangSong" w:cs="Times New Roman"/>
+        </w:rPr>
+        <w:t>电子云弥散度与色散力微观机理给予严格解释</w:t>
+      </w:r>
+      <w:r>
+        <w:rPr>
+          <w:rFonts w:hint="eastAsia" w:ascii="Times New Roman" w:hAnsi="Times New Roman" w:eastAsia="Times New Roman" w:cs="Times New Roman"/>
+        </w:rPr>
+        <w:t>。</w:t>
+      </w:r>
+    </w:p>
+    <w:p>
+      <w:pPr>
+        <w:pStyle w:val="FirstParagraph"/>
       </w:pPr>
     </w:p>
     <w:p>
@@ -47112,301 +47010,295 @@
         </w:rPr>
         <w:t>：</w:t>
       </w:r>
-      <w:r>
-        <w:rPr>
-          <w:rFonts w:ascii="Times New Roman" w:hAnsi="Times New Roman" w:eastAsia="Times New Roman" w:cs="Times New Roman"/>
-        </w:rPr>
-        <w:t xml:space="preserve"> </w:t>
-      </w:r>
-      <w:r>
-        <w:rPr>
-          <w:rFonts w:ascii="Times New Roman" w:hAnsi="Times New Roman" w:eastAsia="Times New Roman" w:cs="Times New Roman"/>
-        </w:rPr>
-        <w:t xml:space="preserve">(1) </w:t>
-      </w:r>
-      <w:r>
-        <w:rPr>
-          <w:rFonts w:hint="eastAsia" w:ascii="Times New Roman" w:hAnsi="Times New Roman" w:eastAsia="FangSong" w:cs="Times New Roman"/>
-        </w:rPr>
-        <w:t>现代量子力学将氢键相互作用能严格分解为四大微观正交成分</w:t>
-      </w:r>
-      <w:r>
-        <w:rPr>
-          <w:rFonts w:hint="eastAsia" w:ascii="Times New Roman" w:hAnsi="Times New Roman" w:eastAsia="Times New Roman" w:cs="Times New Roman"/>
-        </w:rPr>
-        <w:t>，</w:t>
-      </w:r>
-      <w:r>
-        <w:rPr>
-          <w:rFonts w:hint="eastAsia" w:ascii="Times New Roman" w:hAnsi="Times New Roman" w:eastAsia="FangSong" w:cs="Times New Roman"/>
-        </w:rPr>
-        <w:t>试阐述这四种能量成分的具体物理本质</w:t>
-      </w:r>
-      <w:r>
-        <w:rPr>
-          <w:rFonts w:hint="eastAsia" w:ascii="Times New Roman" w:hAnsi="Times New Roman" w:eastAsia="Times New Roman" w:cs="Times New Roman"/>
-        </w:rPr>
-        <w:t>；</w:t>
-      </w:r>
-      <w:r>
-        <w:rPr>
-          <w:rFonts w:ascii="Times New Roman" w:hAnsi="Times New Roman" w:eastAsia="Times New Roman" w:cs="Times New Roman"/>
-        </w:rPr>
-        <w:t xml:space="preserve"> </w:t>
-      </w:r>
-      <w:r>
-        <w:rPr>
-          <w:rFonts w:ascii="Times New Roman" w:hAnsi="Times New Roman" w:eastAsia="Times New Roman" w:cs="Times New Roman"/>
-        </w:rPr>
-        <w:t xml:space="preserve">(2) </w:t>
-      </w:r>
-      <w:r>
-        <w:rPr>
-          <w:rFonts w:hint="eastAsia" w:ascii="Times New Roman" w:hAnsi="Times New Roman" w:eastAsia="FangSong" w:cs="Times New Roman"/>
-        </w:rPr>
-        <w:t xml:space="preserve">当给体基团</w:t>
-      </w:r>
-      <w:r>
-        <w:rPr>
-          <w:rFonts w:ascii="Times New Roman" w:hAnsi="Times New Roman" w:eastAsia="Times New Roman" w:cs="Times New Roman"/>
-        </w:rPr>
-        <w:t xml:space="preserve"> </w:t>
-      </w:r>
-      <m:oMath>
-        <m:r>
-          <m:rPr>
-            <m:sty m:val="p"/>
-          </m:rPr>
-          <m:t>X</m:t>
-        </m:r>
-        <m:r>
-          <m:rPr>
-            <m:sty m:val="p"/>
-          </m:rPr>
-          <m:t>−</m:t>
-        </m:r>
-        <m:r>
-          <m:rPr>
-            <m:sty m:val="p"/>
-          </m:rPr>
-          <m:t>H</m:t>
-        </m:r>
-      </m:oMath>
-      <w:r>
-        <w:rPr>
-          <w:rFonts w:ascii="Times New Roman" w:hAnsi="Times New Roman" w:eastAsia="Times New Roman" w:cs="Times New Roman"/>
-        </w:rPr>
-        <w:t xml:space="preserve"> </w:t>
-      </w:r>
-      <w:r>
-        <w:rPr>
-          <w:rFonts w:hint="eastAsia" w:ascii="Times New Roman" w:hAnsi="Times New Roman" w:eastAsia="FangSong" w:cs="Times New Roman"/>
-        </w:rPr>
-        <w:t xml:space="preserve">与受体原子</w:t>
-      </w:r>
-      <w:r>
-        <w:rPr>
-          <w:rFonts w:ascii="Times New Roman" w:hAnsi="Times New Roman" w:eastAsia="Times New Roman" w:cs="Times New Roman"/>
-        </w:rPr>
-        <w:t xml:space="preserve"> </w:t>
-      </w:r>
-      <m:oMath>
-        <m:r>
-          <m:t>Y</m:t>
-        </m:r>
-      </m:oMath>
-      <w:r>
-        <w:rPr>
-          <w:rFonts w:ascii="Times New Roman" w:hAnsi="Times New Roman" w:eastAsia="Times New Roman" w:cs="Times New Roman"/>
-        </w:rPr>
-        <w:t xml:space="preserve"> </w:t>
-      </w:r>
-      <w:r>
-        <w:rPr>
-          <w:rFonts w:hint="eastAsia" w:ascii="Times New Roman" w:hAnsi="Times New Roman" w:eastAsia="FangSong" w:cs="Times New Roman"/>
-        </w:rPr>
-        <w:t>形成稳定氢键后</w:t>
-      </w:r>
-      <w:r>
-        <w:rPr>
-          <w:rFonts w:hint="eastAsia" w:ascii="Times New Roman" w:hAnsi="Times New Roman" w:eastAsia="Times New Roman" w:cs="Times New Roman"/>
-        </w:rPr>
-        <w:t>，</w:t>
-      </w:r>
-      <w:r>
-        <w:rPr>
-          <w:rFonts w:hint="eastAsia" w:ascii="Times New Roman" w:hAnsi="Times New Roman" w:eastAsia="FangSong" w:cs="Times New Roman"/>
-        </w:rPr>
-        <w:t>实验测得红外光谱中</w:t>
-      </w:r>
-      <w:r>
-        <w:rPr>
-          <w:rFonts w:ascii="Times New Roman" w:hAnsi="Times New Roman" w:eastAsia="Times New Roman" w:cs="Times New Roman"/>
-        </w:rPr>
-        <w:t xml:space="preserve"> </w:t>
-      </w:r>
-      <m:oMath>
-        <m:r>
-          <m:rPr>
-            <m:sty m:val="p"/>
-          </m:rPr>
-          <m:t>X</m:t>
-        </m:r>
-        <m:r>
-          <m:rPr>
-            <m:sty m:val="p"/>
-          </m:rPr>
-          <m:t>−</m:t>
-        </m:r>
-        <m:r>
-          <m:rPr>
-            <m:sty m:val="p"/>
-          </m:rPr>
-          <m:t>H</m:t>
-        </m:r>
-      </m:oMath>
-      <w:r>
-        <w:rPr>
-          <w:rFonts w:ascii="Times New Roman" w:hAnsi="Times New Roman" w:eastAsia="Times New Roman" w:cs="Times New Roman"/>
-        </w:rPr>
-        <w:t xml:space="preserve"> </w:t>
-      </w:r>
-      <w:r>
-        <w:rPr>
-          <w:rFonts w:hint="eastAsia" w:ascii="Times New Roman" w:hAnsi="Times New Roman" w:eastAsia="FangSong" w:cs="Times New Roman"/>
-        </w:rPr>
-        <w:t>键的特征共振伸缩振动吸收峰发生了剧烈的红移</w:t>
-      </w:r>
-      <w:r>
-        <w:rPr>
-          <w:rFonts w:hint="eastAsia" w:ascii="Times New Roman" w:hAnsi="Times New Roman" w:eastAsia="Times New Roman" w:cs="Times New Roman"/>
-        </w:rPr>
-        <w:t>（</w:t>
-      </w:r>
-      <w:r>
-        <w:rPr>
-          <w:rFonts w:hint="eastAsia" w:ascii="Times New Roman" w:hAnsi="Times New Roman" w:eastAsia="FangSong" w:cs="Times New Roman"/>
-        </w:rPr>
-        <w:t>波长变长</w:t>
-      </w:r>
-      <w:r>
-        <w:rPr>
-          <w:rFonts w:hint="eastAsia" w:ascii="Times New Roman" w:hAnsi="Times New Roman" w:eastAsia="Times New Roman" w:cs="Times New Roman"/>
-        </w:rPr>
-        <w:t>、</w:t>
-      </w:r>
-      <w:r>
-        <w:rPr>
-          <w:rFonts w:hint="eastAsia" w:ascii="Times New Roman" w:hAnsi="Times New Roman" w:eastAsia="FangSong" w:cs="Times New Roman"/>
-        </w:rPr>
-        <w:t>波数变小</w:t>
-      </w:r>
-      <w:r>
-        <w:rPr>
-          <w:rFonts w:hint="eastAsia" w:ascii="Times New Roman" w:hAnsi="Times New Roman" w:eastAsia="Times New Roman" w:cs="Times New Roman"/>
-        </w:rPr>
-        <w:t>），</w:t>
-      </w:r>
-      <w:r>
-        <w:rPr>
-          <w:rFonts w:hint="eastAsia" w:ascii="Times New Roman" w:hAnsi="Times New Roman" w:eastAsia="FangSong" w:cs="Times New Roman"/>
-        </w:rPr>
-        <w:t>且峰形严重宽化</w:t>
-      </w:r>
-      <w:r>
-        <w:rPr>
-          <w:rFonts w:hint="eastAsia" w:ascii="Times New Roman" w:hAnsi="Times New Roman" w:eastAsia="Times New Roman" w:cs="Times New Roman"/>
-        </w:rPr>
-        <w:t>。</w:t>
-      </w:r>
-      <w:r>
-        <w:rPr>
-          <w:rFonts w:hint="eastAsia" w:ascii="Times New Roman" w:hAnsi="Times New Roman" w:eastAsia="FangSong" w:cs="Times New Roman"/>
-        </w:rPr>
-        <w:t>试从势能曲线或反键轨道电子转移机理解释红外红移的微观原因</w:t>
-      </w:r>
-      <w:r>
-        <w:rPr>
-          <w:rFonts w:hint="eastAsia" w:ascii="Times New Roman" w:hAnsi="Times New Roman" w:eastAsia="Times New Roman" w:cs="Times New Roman"/>
-        </w:rPr>
-        <w:t>；</w:t>
-      </w:r>
-      <w:r>
-        <w:rPr>
-          <w:rFonts w:ascii="Times New Roman" w:hAnsi="Times New Roman" w:eastAsia="Times New Roman" w:cs="Times New Roman"/>
-        </w:rPr>
-        <w:t xml:space="preserve"> </w:t>
-      </w:r>
-      <w:r>
-        <w:rPr>
-          <w:rFonts w:ascii="Times New Roman" w:hAnsi="Times New Roman" w:eastAsia="Times New Roman" w:cs="Times New Roman"/>
-        </w:rPr>
-        <w:t xml:space="preserve">(3) </w:t>
-      </w:r>
-      <w:r>
-        <w:rPr>
-          <w:rFonts w:hint="eastAsia" w:ascii="Times New Roman" w:hAnsi="Times New Roman" w:eastAsia="FangSong" w:cs="Times New Roman"/>
-        </w:rPr>
-        <w:t>简述氢键具备的</w:t>
-      </w:r>
-      <w:r>
-        <w:rPr>
-          <w:rFonts w:hint="eastAsia" w:ascii="Times New Roman" w:hAnsi="Times New Roman" w:eastAsia="Times New Roman" w:cs="Times New Roman"/>
-        </w:rPr>
-        <w:t>“</w:t>
-      </w:r>
-      <w:r>
-        <w:rPr>
-          <w:rFonts w:hint="eastAsia" w:ascii="Times New Roman" w:hAnsi="Times New Roman" w:eastAsia="FangSong" w:cs="Times New Roman"/>
-        </w:rPr>
-        <w:t>饱和性</w:t>
-      </w:r>
-      <w:r>
-        <w:rPr>
-          <w:rFonts w:hint="eastAsia" w:ascii="Times New Roman" w:hAnsi="Times New Roman" w:eastAsia="Times New Roman" w:cs="Times New Roman"/>
-        </w:rPr>
-        <w:t>”</w:t>
-      </w:r>
-      <w:r>
-        <w:rPr>
-          <w:rFonts w:hint="eastAsia" w:ascii="Times New Roman" w:hAnsi="Times New Roman" w:eastAsia="FangSong" w:cs="Times New Roman"/>
-        </w:rPr>
-        <w:t>与</w:t>
-      </w:r>
-      <w:r>
-        <w:rPr>
-          <w:rFonts w:hint="eastAsia" w:ascii="Times New Roman" w:hAnsi="Times New Roman" w:eastAsia="Times New Roman" w:cs="Times New Roman"/>
-        </w:rPr>
-        <w:t>“</w:t>
-      </w:r>
-      <w:r>
-        <w:rPr>
-          <w:rFonts w:hint="eastAsia" w:ascii="Times New Roman" w:hAnsi="Times New Roman" w:eastAsia="FangSong" w:cs="Times New Roman"/>
-        </w:rPr>
-        <w:t>方向性</w:t>
-      </w:r>
-      <w:r>
-        <w:rPr>
-          <w:rFonts w:hint="eastAsia" w:ascii="Times New Roman" w:hAnsi="Times New Roman" w:eastAsia="Times New Roman" w:cs="Times New Roman"/>
-        </w:rPr>
-        <w:t>”</w:t>
-      </w:r>
-      <w:r>
-        <w:rPr>
-          <w:rFonts w:hint="eastAsia" w:ascii="Times New Roman" w:hAnsi="Times New Roman" w:eastAsia="FangSong" w:cs="Times New Roman"/>
-        </w:rPr>
-        <w:t>两大微观特征的物理根源</w:t>
-      </w:r>
-      <w:r>
-        <w:rPr>
-          <w:rFonts w:hint="eastAsia" w:ascii="Times New Roman" w:hAnsi="Times New Roman" w:eastAsia="Times New Roman" w:cs="Times New Roman"/>
-        </w:rPr>
-        <w:t>。</w:t>
-      </w:r>
     </w:p>
     <w:p>
       <w:pPr>
-        <w:pStyle w:val="BodyText"/>
+        <w:pStyle w:val="Compact"/>
+        <w:numPr>
+          <w:ilvl w:val="0"/>
+          <w:numId w:val="1019"/>
+        </w:numPr>
+        <w:ind w:firstLine="420"/>
+      </w:pPr>
+      <w:r>
+        <w:rPr>
+          <w:rFonts w:hint="eastAsia" w:ascii="Times New Roman" w:hAnsi="Times New Roman" w:eastAsia="FangSong" w:cs="Times New Roman"/>
+        </w:rPr>
+        <w:t>现代量子力学将氢键相互作用能严格分解为四大微观正交成分</w:t>
+      </w:r>
+      <w:r>
+        <w:rPr>
+          <w:rFonts w:hint="eastAsia" w:ascii="Times New Roman" w:hAnsi="Times New Roman" w:eastAsia="Times New Roman" w:cs="Times New Roman"/>
+        </w:rPr>
+        <w:t>，</w:t>
+      </w:r>
+      <w:r>
+        <w:rPr>
+          <w:rFonts w:hint="eastAsia" w:ascii="Times New Roman" w:hAnsi="Times New Roman" w:eastAsia="FangSong" w:cs="Times New Roman"/>
+        </w:rPr>
+        <w:t>试阐述这四种能量成分的具体物理本质</w:t>
+      </w:r>
+      <w:r>
+        <w:rPr>
+          <w:rFonts w:hint="eastAsia" w:ascii="Times New Roman" w:hAnsi="Times New Roman" w:eastAsia="Times New Roman" w:cs="Times New Roman"/>
+        </w:rPr>
+        <w:t>；</w:t>
+      </w:r>
+    </w:p>
+    <w:p>
+      <w:pPr>
+        <w:pStyle w:val="Compact"/>
+        <w:numPr>
+          <w:ilvl w:val="0"/>
+          <w:numId w:val="1019"/>
+        </w:numPr>
+        <w:ind w:firstLine="420"/>
+      </w:pPr>
+      <w:r>
+        <w:rPr>
+          <w:rFonts w:hint="eastAsia" w:ascii="Times New Roman" w:hAnsi="Times New Roman" w:eastAsia="FangSong" w:cs="Times New Roman"/>
+        </w:rPr>
+        <w:t xml:space="preserve">当给体基团</w:t>
+      </w:r>
+      <w:r>
+        <w:rPr>
+          <w:rFonts w:ascii="Times New Roman" w:hAnsi="Times New Roman" w:eastAsia="Times New Roman" w:cs="Times New Roman"/>
+        </w:rPr>
+        <w:t xml:space="preserve"> </w:t>
+      </w:r>
+      <m:oMath>
+        <m:r>
+          <m:rPr>
+            <m:sty m:val="p"/>
+          </m:rPr>
+          <m:t>X</m:t>
+        </m:r>
+        <m:r>
+          <m:rPr>
+            <m:sty m:val="p"/>
+          </m:rPr>
+          <m:t>−</m:t>
+        </m:r>
+        <m:r>
+          <m:rPr>
+            <m:sty m:val="p"/>
+          </m:rPr>
+          <m:t>H</m:t>
+        </m:r>
+      </m:oMath>
+      <w:r>
+        <w:rPr>
+          <w:rFonts w:ascii="Times New Roman" w:hAnsi="Times New Roman" w:eastAsia="Times New Roman" w:cs="Times New Roman"/>
+        </w:rPr>
+        <w:t xml:space="preserve"> </w:t>
+      </w:r>
+      <w:r>
+        <w:rPr>
+          <w:rFonts w:hint="eastAsia" w:ascii="Times New Roman" w:hAnsi="Times New Roman" w:eastAsia="FangSong" w:cs="Times New Roman"/>
+        </w:rPr>
+        <w:t xml:space="preserve">与受体原子</w:t>
+      </w:r>
+      <w:r>
+        <w:rPr>
+          <w:rFonts w:ascii="Times New Roman" w:hAnsi="Times New Roman" w:eastAsia="Times New Roman" w:cs="Times New Roman"/>
+        </w:rPr>
+        <w:t xml:space="preserve"> </w:t>
+      </w:r>
+      <m:oMath>
+        <m:r>
+          <m:t>Y</m:t>
+        </m:r>
+      </m:oMath>
+      <w:r>
+        <w:rPr>
+          <w:rFonts w:ascii="Times New Roman" w:hAnsi="Times New Roman" w:eastAsia="Times New Roman" w:cs="Times New Roman"/>
+        </w:rPr>
+        <w:t xml:space="preserve"> </w:t>
+      </w:r>
+      <w:r>
+        <w:rPr>
+          <w:rFonts w:hint="eastAsia" w:ascii="Times New Roman" w:hAnsi="Times New Roman" w:eastAsia="FangSong" w:cs="Times New Roman"/>
+        </w:rPr>
+        <w:t>形成稳定氢键后</w:t>
+      </w:r>
+      <w:r>
+        <w:rPr>
+          <w:rFonts w:hint="eastAsia" w:ascii="Times New Roman" w:hAnsi="Times New Roman" w:eastAsia="Times New Roman" w:cs="Times New Roman"/>
+        </w:rPr>
+        <w:t>，</w:t>
+      </w:r>
+      <w:r>
+        <w:rPr>
+          <w:rFonts w:hint="eastAsia" w:ascii="Times New Roman" w:hAnsi="Times New Roman" w:eastAsia="FangSong" w:cs="Times New Roman"/>
+        </w:rPr>
+        <w:t>实验测得红外光谱中</w:t>
+      </w:r>
+      <w:r>
+        <w:rPr>
+          <w:rFonts w:ascii="Times New Roman" w:hAnsi="Times New Roman" w:eastAsia="Times New Roman" w:cs="Times New Roman"/>
+        </w:rPr>
+        <w:t xml:space="preserve"> </w:t>
+      </w:r>
+      <m:oMath>
+        <m:r>
+          <m:rPr>
+            <m:sty m:val="p"/>
+          </m:rPr>
+          <m:t>X</m:t>
+        </m:r>
+        <m:r>
+          <m:rPr>
+            <m:sty m:val="p"/>
+          </m:rPr>
+          <m:t>−</m:t>
+        </m:r>
+        <m:r>
+          <m:rPr>
+            <m:sty m:val="p"/>
+          </m:rPr>
+          <m:t>H</m:t>
+        </m:r>
+      </m:oMath>
+      <w:r>
+        <w:rPr>
+          <w:rFonts w:ascii="Times New Roman" w:hAnsi="Times New Roman" w:eastAsia="Times New Roman" w:cs="Times New Roman"/>
+        </w:rPr>
+        <w:t xml:space="preserve"> </w:t>
+      </w:r>
+      <w:r>
+        <w:rPr>
+          <w:rFonts w:hint="eastAsia" w:ascii="Times New Roman" w:hAnsi="Times New Roman" w:eastAsia="FangSong" w:cs="Times New Roman"/>
+        </w:rPr>
+        <w:t>键的特征共振伸缩振动吸收峰发生了剧烈的红移</w:t>
+      </w:r>
+      <w:r>
+        <w:rPr>
+          <w:rFonts w:hint="eastAsia" w:ascii="Times New Roman" w:hAnsi="Times New Roman" w:eastAsia="Times New Roman" w:cs="Times New Roman"/>
+        </w:rPr>
+        <w:t>（</w:t>
+      </w:r>
+      <w:r>
+        <w:rPr>
+          <w:rFonts w:hint="eastAsia" w:ascii="Times New Roman" w:hAnsi="Times New Roman" w:eastAsia="FangSong" w:cs="Times New Roman"/>
+        </w:rPr>
+        <w:t>波长变长</w:t>
+      </w:r>
+      <w:r>
+        <w:rPr>
+          <w:rFonts w:hint="eastAsia" w:ascii="Times New Roman" w:hAnsi="Times New Roman" w:eastAsia="Times New Roman" w:cs="Times New Roman"/>
+        </w:rPr>
+        <w:t>、</w:t>
+      </w:r>
+      <w:r>
+        <w:rPr>
+          <w:rFonts w:hint="eastAsia" w:ascii="Times New Roman" w:hAnsi="Times New Roman" w:eastAsia="FangSong" w:cs="Times New Roman"/>
+        </w:rPr>
+        <w:t>波数变小</w:t>
+      </w:r>
+      <w:r>
+        <w:rPr>
+          <w:rFonts w:hint="eastAsia" w:ascii="Times New Roman" w:hAnsi="Times New Roman" w:eastAsia="Times New Roman" w:cs="Times New Roman"/>
+        </w:rPr>
+        <w:t>），</w:t>
+      </w:r>
+      <w:r>
+        <w:rPr>
+          <w:rFonts w:hint="eastAsia" w:ascii="Times New Roman" w:hAnsi="Times New Roman" w:eastAsia="FangSong" w:cs="Times New Roman"/>
+        </w:rPr>
+        <w:t>且峰形严重宽化</w:t>
+      </w:r>
+      <w:r>
+        <w:rPr>
+          <w:rFonts w:hint="eastAsia" w:ascii="Times New Roman" w:hAnsi="Times New Roman" w:eastAsia="Times New Roman" w:cs="Times New Roman"/>
+        </w:rPr>
+        <w:t>。</w:t>
+      </w:r>
+      <w:r>
+        <w:rPr>
+          <w:rFonts w:hint="eastAsia" w:ascii="Times New Roman" w:hAnsi="Times New Roman" w:eastAsia="FangSong" w:cs="Times New Roman"/>
+        </w:rPr>
+        <w:t>试从势能曲线或反键轨道电子转移机理解释红外红移的微观原因</w:t>
+      </w:r>
+      <w:r>
+        <w:rPr>
+          <w:rFonts w:hint="eastAsia" w:ascii="Times New Roman" w:hAnsi="Times New Roman" w:eastAsia="Times New Roman" w:cs="Times New Roman"/>
+        </w:rPr>
+        <w:t>；</w:t>
+      </w:r>
+    </w:p>
+    <w:p>
+      <w:pPr>
+        <w:pStyle w:val="Compact"/>
+        <w:numPr>
+          <w:ilvl w:val="0"/>
+          <w:numId w:val="1019"/>
+        </w:numPr>
+        <w:ind w:firstLine="420"/>
+      </w:pPr>
+      <w:r>
+        <w:rPr>
+          <w:rFonts w:hint="eastAsia" w:ascii="Times New Roman" w:hAnsi="Times New Roman" w:eastAsia="FangSong" w:cs="Times New Roman"/>
+        </w:rPr>
+        <w:t>简述氢键具备的</w:t>
+      </w:r>
+      <w:r>
+        <w:rPr>
+          <w:rFonts w:hint="eastAsia" w:ascii="Times New Roman" w:hAnsi="Times New Roman" w:eastAsia="Times New Roman" w:cs="Times New Roman"/>
+        </w:rPr>
+        <w:t>“</w:t>
+      </w:r>
+      <w:r>
+        <w:rPr>
+          <w:rFonts w:hint="eastAsia" w:ascii="Times New Roman" w:hAnsi="Times New Roman" w:eastAsia="FangSong" w:cs="Times New Roman"/>
+        </w:rPr>
+        <w:t>饱和性</w:t>
+      </w:r>
+      <w:r>
+        <w:rPr>
+          <w:rFonts w:hint="eastAsia" w:ascii="Times New Roman" w:hAnsi="Times New Roman" w:eastAsia="Times New Roman" w:cs="Times New Roman"/>
+        </w:rPr>
+        <w:t>”</w:t>
+      </w:r>
+      <w:r>
+        <w:rPr>
+          <w:rFonts w:hint="eastAsia" w:ascii="Times New Roman" w:hAnsi="Times New Roman" w:eastAsia="FangSong" w:cs="Times New Roman"/>
+        </w:rPr>
+        <w:t>与</w:t>
+      </w:r>
+      <w:r>
+        <w:rPr>
+          <w:rFonts w:hint="eastAsia" w:ascii="Times New Roman" w:hAnsi="Times New Roman" w:eastAsia="Times New Roman" w:cs="Times New Roman"/>
+        </w:rPr>
+        <w:t>“</w:t>
+      </w:r>
+      <w:r>
+        <w:rPr>
+          <w:rFonts w:hint="eastAsia" w:ascii="Times New Roman" w:hAnsi="Times New Roman" w:eastAsia="FangSong" w:cs="Times New Roman"/>
+        </w:rPr>
+        <w:t>方向性</w:t>
+      </w:r>
+      <w:r>
+        <w:rPr>
+          <w:rFonts w:hint="eastAsia" w:ascii="Times New Roman" w:hAnsi="Times New Roman" w:eastAsia="Times New Roman" w:cs="Times New Roman"/>
+        </w:rPr>
+        <w:t>”</w:t>
+      </w:r>
+      <w:r>
+        <w:rPr>
+          <w:rFonts w:hint="eastAsia" w:ascii="Times New Roman" w:hAnsi="Times New Roman" w:eastAsia="FangSong" w:cs="Times New Roman"/>
+        </w:rPr>
+        <w:t>两大微观特征的物理根源</w:t>
+      </w:r>
+      <w:r>
+        <w:rPr>
+          <w:rFonts w:hint="eastAsia" w:ascii="Times New Roman" w:hAnsi="Times New Roman" w:eastAsia="Times New Roman" w:cs="Times New Roman"/>
+        </w:rPr>
+        <w:t>。</w:t>
+      </w:r>
+    </w:p>
+    <w:p>
+      <w:pPr>
+        <w:pStyle w:val="FirstParagraph"/>
       </w:pPr>
     </w:p>
     <w:p>
@@ -47440,320 +47332,316 @@
         </w:rPr>
         <w:t>：</w:t>
       </w:r>
-      <w:r>
-        <w:rPr>
-          <w:rFonts w:ascii="Times New Roman" w:hAnsi="Times New Roman" w:eastAsia="Times New Roman" w:cs="Times New Roman"/>
-        </w:rPr>
-        <w:t xml:space="preserve"> </w:t>
-      </w:r>
-      <w:r>
-        <w:rPr>
-          <w:rFonts w:ascii="Times New Roman" w:hAnsi="Times New Roman" w:eastAsia="Times New Roman" w:cs="Times New Roman"/>
-        </w:rPr>
-        <w:t xml:space="preserve">(1) </w:t>
-      </w:r>
-      <w:r>
-        <w:rPr>
-          <w:rFonts w:hint="eastAsia" w:ascii="Times New Roman" w:hAnsi="Times New Roman" w:eastAsia="FangSong" w:cs="Times New Roman"/>
-        </w:rPr>
-        <w:t>邻硝基苯酚与对硝基苯酚互为同分异构体</w:t>
-      </w:r>
-      <w:r>
-        <w:rPr>
-          <w:rFonts w:hint="eastAsia" w:ascii="Times New Roman" w:hAnsi="Times New Roman" w:eastAsia="Times New Roman" w:cs="Times New Roman"/>
-        </w:rPr>
-        <w:t>。</w:t>
-      </w:r>
-      <w:r>
-        <w:rPr>
-          <w:rFonts w:hint="eastAsia" w:ascii="Times New Roman" w:hAnsi="Times New Roman" w:eastAsia="FangSong" w:cs="Times New Roman"/>
-        </w:rPr>
-        <w:t>实验测得邻硝基苯酚的熔点为</w:t>
-      </w:r>
-      <w:r>
-        <w:rPr>
-          <w:rFonts w:ascii="Times New Roman" w:hAnsi="Times New Roman" w:eastAsia="Times New Roman" w:cs="Times New Roman"/>
-        </w:rPr>
-        <w:t xml:space="preserve"> 45 </w:t>
-      </w:r>
-      <w:r>
-        <w:rPr>
-          <w:rFonts w:hint="eastAsia" w:ascii="Times New Roman" w:hAnsi="Times New Roman" w:eastAsia="Times New Roman" w:cs="Times New Roman"/>
-        </w:rPr>
-        <w:t>℃，</w:t>
-      </w:r>
-      <w:r>
-        <w:rPr>
-          <w:rFonts w:hint="eastAsia" w:ascii="Times New Roman" w:hAnsi="Times New Roman" w:eastAsia="FangSong" w:cs="Times New Roman"/>
-        </w:rPr>
-        <w:t>沸点为</w:t>
-      </w:r>
-      <w:r>
-        <w:rPr>
-          <w:rFonts w:ascii="Times New Roman" w:hAnsi="Times New Roman" w:eastAsia="Times New Roman" w:cs="Times New Roman"/>
-        </w:rPr>
-        <w:t xml:space="preserve"> 216 </w:t>
-      </w:r>
-      <w:r>
-        <w:rPr>
-          <w:rFonts w:hint="eastAsia" w:ascii="Times New Roman" w:hAnsi="Times New Roman" w:eastAsia="Times New Roman" w:cs="Times New Roman"/>
-        </w:rPr>
-        <w:t>℃，</w:t>
-      </w:r>
-      <w:r>
-        <w:rPr>
-          <w:rFonts w:hint="eastAsia" w:ascii="Times New Roman" w:hAnsi="Times New Roman" w:eastAsia="FangSong" w:cs="Times New Roman"/>
-        </w:rPr>
-        <w:t>易随水蒸气蒸馏</w:t>
-      </w:r>
-      <w:r>
-        <w:rPr>
-          <w:rFonts w:hint="eastAsia" w:ascii="Times New Roman" w:hAnsi="Times New Roman" w:eastAsia="Times New Roman" w:cs="Times New Roman"/>
-        </w:rPr>
-        <w:t>；</w:t>
-      </w:r>
-      <w:r>
-        <w:rPr>
-          <w:rFonts w:hint="eastAsia" w:ascii="Times New Roman" w:hAnsi="Times New Roman" w:eastAsia="FangSong" w:cs="Times New Roman"/>
-        </w:rPr>
-        <w:t>而对硝基苯酚的熔点高达</w:t>
-      </w:r>
-      <w:r>
-        <w:rPr>
-          <w:rFonts w:ascii="Times New Roman" w:hAnsi="Times New Roman" w:eastAsia="Times New Roman" w:cs="Times New Roman"/>
-        </w:rPr>
-        <w:t xml:space="preserve"> 114 </w:t>
-      </w:r>
-      <w:r>
-        <w:rPr>
-          <w:rFonts w:hint="eastAsia" w:ascii="Times New Roman" w:hAnsi="Times New Roman" w:eastAsia="Times New Roman" w:cs="Times New Roman"/>
-        </w:rPr>
-        <w:t>℃，</w:t>
-      </w:r>
-      <w:r>
-        <w:rPr>
-          <w:rFonts w:hint="eastAsia" w:ascii="Times New Roman" w:hAnsi="Times New Roman" w:eastAsia="FangSong" w:cs="Times New Roman"/>
-        </w:rPr>
-        <w:t>沸点约为</w:t>
-      </w:r>
-      <w:r>
-        <w:rPr>
-          <w:rFonts w:ascii="Times New Roman" w:hAnsi="Times New Roman" w:eastAsia="Times New Roman" w:cs="Times New Roman"/>
-        </w:rPr>
-        <w:t xml:space="preserve"> 279 </w:t>
-      </w:r>
-      <w:r>
-        <w:rPr>
-          <w:rFonts w:hint="eastAsia" w:ascii="Times New Roman" w:hAnsi="Times New Roman" w:eastAsia="Times New Roman" w:cs="Times New Roman"/>
-        </w:rPr>
-        <w:t>℃（</w:t>
-      </w:r>
-      <w:r>
-        <w:rPr>
-          <w:rFonts w:hint="eastAsia" w:ascii="Times New Roman" w:hAnsi="Times New Roman" w:eastAsia="FangSong" w:cs="Times New Roman"/>
-        </w:rPr>
-        <w:t>受热易分解</w:t>
-      </w:r>
-      <w:r>
-        <w:rPr>
-          <w:rFonts w:hint="eastAsia" w:ascii="Times New Roman" w:hAnsi="Times New Roman" w:eastAsia="Times New Roman" w:cs="Times New Roman"/>
-        </w:rPr>
-        <w:t>），</w:t>
-      </w:r>
-      <w:r>
-        <w:rPr>
-          <w:rFonts w:hint="eastAsia" w:ascii="Times New Roman" w:hAnsi="Times New Roman" w:eastAsia="FangSong" w:cs="Times New Roman"/>
-        </w:rPr>
-        <w:t>极难随水蒸气蒸馏</w:t>
-      </w:r>
-      <w:r>
-        <w:rPr>
-          <w:rFonts w:hint="eastAsia" w:ascii="Times New Roman" w:hAnsi="Times New Roman" w:eastAsia="Times New Roman" w:cs="Times New Roman"/>
-        </w:rPr>
-        <w:t>。</w:t>
-      </w:r>
-      <w:r>
-        <w:rPr>
-          <w:rFonts w:hint="eastAsia" w:ascii="Times New Roman" w:hAnsi="Times New Roman" w:eastAsia="FangSong" w:cs="Times New Roman"/>
-        </w:rPr>
-        <w:t>试结合分子内与分子间氢键的形成机制解释该显著差异</w:t>
-      </w:r>
-      <w:r>
-        <w:rPr>
-          <w:rFonts w:hint="eastAsia" w:ascii="Times New Roman" w:hAnsi="Times New Roman" w:eastAsia="Times New Roman" w:cs="Times New Roman"/>
-        </w:rPr>
-        <w:t>；</w:t>
-      </w:r>
-      <w:r>
-        <w:rPr>
-          <w:rFonts w:ascii="Times New Roman" w:hAnsi="Times New Roman" w:eastAsia="Times New Roman" w:cs="Times New Roman"/>
-        </w:rPr>
-        <w:t xml:space="preserve"> </w:t>
-      </w:r>
-      <w:r>
-        <w:rPr>
-          <w:rFonts w:ascii="Times New Roman" w:hAnsi="Times New Roman" w:eastAsia="Times New Roman" w:cs="Times New Roman"/>
-        </w:rPr>
-        <w:t xml:space="preserve">(2) </w:t>
-      </w:r>
-      <w:r>
-        <w:rPr>
-          <w:rFonts w:hint="eastAsia" w:ascii="Times New Roman" w:hAnsi="Times New Roman" w:eastAsia="FangSong" w:cs="Times New Roman"/>
-        </w:rPr>
-        <w:t>水杨酸</w:t>
-      </w:r>
-      <w:r>
-        <w:rPr>
-          <w:rFonts w:hint="eastAsia" w:ascii="Times New Roman" w:hAnsi="Times New Roman" w:eastAsia="Times New Roman" w:cs="Times New Roman"/>
-        </w:rPr>
-        <w:t>（</w:t>
-      </w:r>
-      <w:r>
-        <w:rPr>
-          <w:rFonts w:hint="eastAsia" w:ascii="Times New Roman" w:hAnsi="Times New Roman" w:eastAsia="FangSong" w:cs="Times New Roman"/>
-        </w:rPr>
-        <w:t>邻羟基苯甲酸</w:t>
-      </w:r>
-      <w:r>
-        <w:rPr>
-          <w:rFonts w:hint="eastAsia" w:ascii="Times New Roman" w:hAnsi="Times New Roman" w:eastAsia="Times New Roman" w:cs="Times New Roman"/>
-        </w:rPr>
-        <w:t>）</w:t>
-      </w:r>
-      <w:r>
-        <w:rPr>
-          <w:rFonts w:hint="eastAsia" w:ascii="Times New Roman" w:hAnsi="Times New Roman" w:eastAsia="FangSong" w:cs="Times New Roman"/>
-        </w:rPr>
-        <w:t>的第一级电离常数</w:t>
-      </w:r>
-      <w:r>
-        <w:rPr>
-          <w:rFonts w:ascii="Times New Roman" w:hAnsi="Times New Roman" w:eastAsia="Times New Roman" w:cs="Times New Roman"/>
-        </w:rPr>
-        <w:t xml:space="preserve"> </w:t>
-      </w:r>
-      <m:oMath>
-        <m:sSub>
-          <m:e>
-            <m:r>
-              <m:t>K</m:t>
-            </m:r>
-          </m:e>
-          <m:sub>
-            <m:r>
-              <m:t>a</m:t>
-            </m:r>
-            <m:r>
-              <m:t>1</m:t>
-            </m:r>
-          </m:sub>
-        </m:sSub>
-      </m:oMath>
-      <w:r>
-        <w:rPr>
-          <w:rFonts w:ascii="Times New Roman" w:hAnsi="Times New Roman" w:eastAsia="Times New Roman" w:cs="Times New Roman"/>
-        </w:rPr>
-        <w:t xml:space="preserve"> </w:t>
-      </w:r>
-      <w:r>
-        <w:rPr>
-          <w:rFonts w:hint="eastAsia" w:ascii="Times New Roman" w:hAnsi="Times New Roman" w:eastAsia="FangSong" w:cs="Times New Roman"/>
-        </w:rPr>
-        <w:t>显著大于其对位异构体对羟基苯甲酸</w:t>
-      </w:r>
-      <w:r>
-        <w:rPr>
-          <w:rFonts w:hint="eastAsia" w:ascii="Times New Roman" w:hAnsi="Times New Roman" w:eastAsia="Times New Roman" w:cs="Times New Roman"/>
-        </w:rPr>
-        <w:t>（</w:t>
-      </w:r>
-      <w:r>
-        <w:rPr>
-          <w:rFonts w:hint="eastAsia" w:ascii="Times New Roman" w:hAnsi="Times New Roman" w:eastAsia="FangSong" w:cs="Times New Roman"/>
-        </w:rPr>
-        <w:t>酸性反常强近</w:t>
-      </w:r>
-      <w:r>
-        <w:rPr>
-          <w:rFonts w:ascii="Times New Roman" w:hAnsi="Times New Roman" w:eastAsia="Times New Roman" w:cs="Times New Roman"/>
-        </w:rPr>
-        <w:t xml:space="preserve"> 40 </w:t>
-      </w:r>
-      <w:r>
-        <w:rPr>
-          <w:rFonts w:hint="eastAsia" w:ascii="Times New Roman" w:hAnsi="Times New Roman" w:eastAsia="FangSong" w:cs="Times New Roman"/>
-        </w:rPr>
-        <w:t>倍</w:t>
-      </w:r>
-      <w:r>
-        <w:rPr>
-          <w:rFonts w:hint="eastAsia" w:ascii="Times New Roman" w:hAnsi="Times New Roman" w:eastAsia="Times New Roman" w:cs="Times New Roman"/>
-        </w:rPr>
-        <w:t>），</w:t>
-      </w:r>
-      <w:r>
-        <w:rPr>
-          <w:rFonts w:hint="eastAsia" w:ascii="Times New Roman" w:hAnsi="Times New Roman" w:eastAsia="FangSong" w:cs="Times New Roman"/>
-        </w:rPr>
-        <w:t>但水杨酸的第二级电离常数</w:t>
-      </w:r>
-      <w:r>
-        <w:rPr>
-          <w:rFonts w:ascii="Times New Roman" w:hAnsi="Times New Roman" w:eastAsia="Times New Roman" w:cs="Times New Roman"/>
-        </w:rPr>
-        <w:t xml:space="preserve"> </w:t>
-      </w:r>
-      <m:oMath>
-        <m:sSub>
-          <m:e>
-            <m:r>
-              <m:t>K</m:t>
-            </m:r>
-          </m:e>
-          <m:sub>
-            <m:r>
-              <m:t>a</m:t>
-            </m:r>
-            <m:r>
-              <m:t>2</m:t>
-            </m:r>
-          </m:sub>
-        </m:sSub>
-      </m:oMath>
-      <w:r>
-        <w:rPr>
-          <w:rFonts w:ascii="Times New Roman" w:hAnsi="Times New Roman" w:eastAsia="Times New Roman" w:cs="Times New Roman"/>
-        </w:rPr>
-        <w:t xml:space="preserve"> </w:t>
-      </w:r>
-      <w:r>
-        <w:rPr>
-          <w:rFonts w:hint="eastAsia" w:ascii="Times New Roman" w:hAnsi="Times New Roman" w:eastAsia="FangSong" w:cs="Times New Roman"/>
-        </w:rPr>
-        <w:t>却极小</w:t>
-      </w:r>
-      <w:r>
-        <w:rPr>
-          <w:rFonts w:hint="eastAsia" w:ascii="Times New Roman" w:hAnsi="Times New Roman" w:eastAsia="Times New Roman" w:cs="Times New Roman"/>
-        </w:rPr>
-        <w:t>。</w:t>
-      </w:r>
-      <w:r>
-        <w:rPr>
-          <w:rFonts w:hint="eastAsia" w:ascii="Times New Roman" w:hAnsi="Times New Roman" w:eastAsia="FangSong" w:cs="Times New Roman"/>
-        </w:rPr>
-        <w:t>试从电离产物阴离子形成的分子内氢键螯合环的稳定性给予深入论证</w:t>
-      </w:r>
-      <w:r>
-        <w:rPr>
-          <w:rFonts w:hint="eastAsia" w:ascii="Times New Roman" w:hAnsi="Times New Roman" w:eastAsia="Times New Roman" w:cs="Times New Roman"/>
-        </w:rPr>
-        <w:t>。</w:t>
-      </w:r>
     </w:p>
     <w:p>
       <w:pPr>
-        <w:pStyle w:val="BodyText"/>
+        <w:pStyle w:val="Compact"/>
+        <w:numPr>
+          <w:ilvl w:val="0"/>
+          <w:numId w:val="1020"/>
+        </w:numPr>
+        <w:ind w:firstLine="420"/>
+      </w:pPr>
+      <w:r>
+        <w:rPr>
+          <w:rFonts w:hint="eastAsia" w:ascii="Times New Roman" w:hAnsi="Times New Roman" w:eastAsia="FangSong" w:cs="Times New Roman"/>
+        </w:rPr>
+        <w:t>邻硝基苯酚与对硝基苯酚互为同分异构体</w:t>
+      </w:r>
+      <w:r>
+        <w:rPr>
+          <w:rFonts w:hint="eastAsia" w:ascii="Times New Roman" w:hAnsi="Times New Roman" w:eastAsia="Times New Roman" w:cs="Times New Roman"/>
+        </w:rPr>
+        <w:t>。</w:t>
+      </w:r>
+      <w:r>
+        <w:rPr>
+          <w:rFonts w:hint="eastAsia" w:ascii="Times New Roman" w:hAnsi="Times New Roman" w:eastAsia="FangSong" w:cs="Times New Roman"/>
+        </w:rPr>
+        <w:t>实验测得邻硝基苯酚的熔点为</w:t>
+      </w:r>
+      <w:r>
+        <w:rPr>
+          <w:rFonts w:ascii="Times New Roman" w:hAnsi="Times New Roman" w:eastAsia="Times New Roman" w:cs="Times New Roman"/>
+        </w:rPr>
+        <w:t xml:space="preserve"> 45 </w:t>
+      </w:r>
+      <w:r>
+        <w:rPr>
+          <w:rFonts w:hint="eastAsia" w:ascii="Times New Roman" w:hAnsi="Times New Roman" w:eastAsia="Times New Roman" w:cs="Times New Roman"/>
+        </w:rPr>
+        <w:t>℃，</w:t>
+      </w:r>
+      <w:r>
+        <w:rPr>
+          <w:rFonts w:hint="eastAsia" w:ascii="Times New Roman" w:hAnsi="Times New Roman" w:eastAsia="FangSong" w:cs="Times New Roman"/>
+        </w:rPr>
+        <w:t>沸点为</w:t>
+      </w:r>
+      <w:r>
+        <w:rPr>
+          <w:rFonts w:ascii="Times New Roman" w:hAnsi="Times New Roman" w:eastAsia="Times New Roman" w:cs="Times New Roman"/>
+        </w:rPr>
+        <w:t xml:space="preserve"> 216 </w:t>
+      </w:r>
+      <w:r>
+        <w:rPr>
+          <w:rFonts w:hint="eastAsia" w:ascii="Times New Roman" w:hAnsi="Times New Roman" w:eastAsia="Times New Roman" w:cs="Times New Roman"/>
+        </w:rPr>
+        <w:t>℃，</w:t>
+      </w:r>
+      <w:r>
+        <w:rPr>
+          <w:rFonts w:hint="eastAsia" w:ascii="Times New Roman" w:hAnsi="Times New Roman" w:eastAsia="FangSong" w:cs="Times New Roman"/>
+        </w:rPr>
+        <w:t>易随水蒸气蒸馏</w:t>
+      </w:r>
+      <w:r>
+        <w:rPr>
+          <w:rFonts w:hint="eastAsia" w:ascii="Times New Roman" w:hAnsi="Times New Roman" w:eastAsia="Times New Roman" w:cs="Times New Roman"/>
+        </w:rPr>
+        <w:t>；</w:t>
+      </w:r>
+      <w:r>
+        <w:rPr>
+          <w:rFonts w:hint="eastAsia" w:ascii="Times New Roman" w:hAnsi="Times New Roman" w:eastAsia="FangSong" w:cs="Times New Roman"/>
+        </w:rPr>
+        <w:t>而对硝基苯酚的熔点高达</w:t>
+      </w:r>
+      <w:r>
+        <w:rPr>
+          <w:rFonts w:ascii="Times New Roman" w:hAnsi="Times New Roman" w:eastAsia="Times New Roman" w:cs="Times New Roman"/>
+        </w:rPr>
+        <w:t xml:space="preserve"> 114 </w:t>
+      </w:r>
+      <w:r>
+        <w:rPr>
+          <w:rFonts w:hint="eastAsia" w:ascii="Times New Roman" w:hAnsi="Times New Roman" w:eastAsia="Times New Roman" w:cs="Times New Roman"/>
+        </w:rPr>
+        <w:t>℃，</w:t>
+      </w:r>
+      <w:r>
+        <w:rPr>
+          <w:rFonts w:hint="eastAsia" w:ascii="Times New Roman" w:hAnsi="Times New Roman" w:eastAsia="FangSong" w:cs="Times New Roman"/>
+        </w:rPr>
+        <w:t>沸点约为</w:t>
+      </w:r>
+      <w:r>
+        <w:rPr>
+          <w:rFonts w:ascii="Times New Roman" w:hAnsi="Times New Roman" w:eastAsia="Times New Roman" w:cs="Times New Roman"/>
+        </w:rPr>
+        <w:t xml:space="preserve"> 279 </w:t>
+      </w:r>
+      <w:r>
+        <w:rPr>
+          <w:rFonts w:hint="eastAsia" w:ascii="Times New Roman" w:hAnsi="Times New Roman" w:eastAsia="Times New Roman" w:cs="Times New Roman"/>
+        </w:rPr>
+        <w:t>℃（</w:t>
+      </w:r>
+      <w:r>
+        <w:rPr>
+          <w:rFonts w:hint="eastAsia" w:ascii="Times New Roman" w:hAnsi="Times New Roman" w:eastAsia="FangSong" w:cs="Times New Roman"/>
+        </w:rPr>
+        <w:t>受热易分解</w:t>
+      </w:r>
+      <w:r>
+        <w:rPr>
+          <w:rFonts w:hint="eastAsia" w:ascii="Times New Roman" w:hAnsi="Times New Roman" w:eastAsia="Times New Roman" w:cs="Times New Roman"/>
+        </w:rPr>
+        <w:t>），</w:t>
+      </w:r>
+      <w:r>
+        <w:rPr>
+          <w:rFonts w:hint="eastAsia" w:ascii="Times New Roman" w:hAnsi="Times New Roman" w:eastAsia="FangSong" w:cs="Times New Roman"/>
+        </w:rPr>
+        <w:t>极难随水蒸气蒸馏</w:t>
+      </w:r>
+      <w:r>
+        <w:rPr>
+          <w:rFonts w:hint="eastAsia" w:ascii="Times New Roman" w:hAnsi="Times New Roman" w:eastAsia="Times New Roman" w:cs="Times New Roman"/>
+        </w:rPr>
+        <w:t>。</w:t>
+      </w:r>
+      <w:r>
+        <w:rPr>
+          <w:rFonts w:hint="eastAsia" w:ascii="Times New Roman" w:hAnsi="Times New Roman" w:eastAsia="FangSong" w:cs="Times New Roman"/>
+        </w:rPr>
+        <w:t>试结合分子内与分子间氢键的形成机制解释该显著差异</w:t>
+      </w:r>
+      <w:r>
+        <w:rPr>
+          <w:rFonts w:hint="eastAsia" w:ascii="Times New Roman" w:hAnsi="Times New Roman" w:eastAsia="Times New Roman" w:cs="Times New Roman"/>
+        </w:rPr>
+        <w:t>；</w:t>
+      </w:r>
+    </w:p>
+    <w:p>
+      <w:pPr>
+        <w:pStyle w:val="Compact"/>
+        <w:numPr>
+          <w:ilvl w:val="0"/>
+          <w:numId w:val="1020"/>
+        </w:numPr>
+        <w:ind w:firstLine="420"/>
+      </w:pPr>
+      <w:r>
+        <w:rPr>
+          <w:rFonts w:hint="eastAsia" w:ascii="Times New Roman" w:hAnsi="Times New Roman" w:eastAsia="FangSong" w:cs="Times New Roman"/>
+        </w:rPr>
+        <w:t>水杨酸</w:t>
+      </w:r>
+      <w:r>
+        <w:rPr>
+          <w:rFonts w:hint="eastAsia" w:ascii="Times New Roman" w:hAnsi="Times New Roman" w:eastAsia="Times New Roman" w:cs="Times New Roman"/>
+        </w:rPr>
+        <w:t>（</w:t>
+      </w:r>
+      <w:r>
+        <w:rPr>
+          <w:rFonts w:hint="eastAsia" w:ascii="Times New Roman" w:hAnsi="Times New Roman" w:eastAsia="FangSong" w:cs="Times New Roman"/>
+        </w:rPr>
+        <w:t>邻羟基苯甲酸</w:t>
+      </w:r>
+      <w:r>
+        <w:rPr>
+          <w:rFonts w:hint="eastAsia" w:ascii="Times New Roman" w:hAnsi="Times New Roman" w:eastAsia="Times New Roman" w:cs="Times New Roman"/>
+        </w:rPr>
+        <w:t>）</w:t>
+      </w:r>
+      <w:r>
+        <w:rPr>
+          <w:rFonts w:hint="eastAsia" w:ascii="Times New Roman" w:hAnsi="Times New Roman" w:eastAsia="FangSong" w:cs="Times New Roman"/>
+        </w:rPr>
+        <w:t>的第一级电离常数</w:t>
+      </w:r>
+      <w:r>
+        <w:rPr>
+          <w:rFonts w:ascii="Times New Roman" w:hAnsi="Times New Roman" w:eastAsia="Times New Roman" w:cs="Times New Roman"/>
+        </w:rPr>
+        <w:t xml:space="preserve"> </w:t>
+      </w:r>
+      <m:oMath>
+        <m:sSub>
+          <m:e>
+            <m:r>
+              <m:t>K</m:t>
+            </m:r>
+          </m:e>
+          <m:sub>
+            <m:r>
+              <m:t>a</m:t>
+            </m:r>
+            <m:r>
+              <m:t>1</m:t>
+            </m:r>
+          </m:sub>
+        </m:sSub>
+      </m:oMath>
+      <w:r>
+        <w:rPr>
+          <w:rFonts w:ascii="Times New Roman" w:hAnsi="Times New Roman" w:eastAsia="Times New Roman" w:cs="Times New Roman"/>
+        </w:rPr>
+        <w:t xml:space="preserve"> </w:t>
+      </w:r>
+      <w:r>
+        <w:rPr>
+          <w:rFonts w:hint="eastAsia" w:ascii="Times New Roman" w:hAnsi="Times New Roman" w:eastAsia="FangSong" w:cs="Times New Roman"/>
+        </w:rPr>
+        <w:t>显著大于其对位异构体对羟基苯甲酸</w:t>
+      </w:r>
+      <w:r>
+        <w:rPr>
+          <w:rFonts w:hint="eastAsia" w:ascii="Times New Roman" w:hAnsi="Times New Roman" w:eastAsia="Times New Roman" w:cs="Times New Roman"/>
+        </w:rPr>
+        <w:t>（</w:t>
+      </w:r>
+      <w:r>
+        <w:rPr>
+          <w:rFonts w:hint="eastAsia" w:ascii="Times New Roman" w:hAnsi="Times New Roman" w:eastAsia="FangSong" w:cs="Times New Roman"/>
+        </w:rPr>
+        <w:t>酸性反常强近</w:t>
+      </w:r>
+      <w:r>
+        <w:rPr>
+          <w:rFonts w:ascii="Times New Roman" w:hAnsi="Times New Roman" w:eastAsia="Times New Roman" w:cs="Times New Roman"/>
+        </w:rPr>
+        <w:t xml:space="preserve"> 40 </w:t>
+      </w:r>
+      <w:r>
+        <w:rPr>
+          <w:rFonts w:hint="eastAsia" w:ascii="Times New Roman" w:hAnsi="Times New Roman" w:eastAsia="FangSong" w:cs="Times New Roman"/>
+        </w:rPr>
+        <w:t>倍</w:t>
+      </w:r>
+      <w:r>
+        <w:rPr>
+          <w:rFonts w:hint="eastAsia" w:ascii="Times New Roman" w:hAnsi="Times New Roman" w:eastAsia="Times New Roman" w:cs="Times New Roman"/>
+        </w:rPr>
+        <w:t>），</w:t>
+      </w:r>
+      <w:r>
+        <w:rPr>
+          <w:rFonts w:hint="eastAsia" w:ascii="Times New Roman" w:hAnsi="Times New Roman" w:eastAsia="FangSong" w:cs="Times New Roman"/>
+        </w:rPr>
+        <w:t>但水杨酸的第二级电离常数</w:t>
+      </w:r>
+      <w:r>
+        <w:rPr>
+          <w:rFonts w:ascii="Times New Roman" w:hAnsi="Times New Roman" w:eastAsia="Times New Roman" w:cs="Times New Roman"/>
+        </w:rPr>
+        <w:t xml:space="preserve"> </w:t>
+      </w:r>
+      <m:oMath>
+        <m:sSub>
+          <m:e>
+            <m:r>
+              <m:t>K</m:t>
+            </m:r>
+          </m:e>
+          <m:sub>
+            <m:r>
+              <m:t>a</m:t>
+            </m:r>
+            <m:r>
+              <m:t>2</m:t>
+            </m:r>
+          </m:sub>
+        </m:sSub>
+      </m:oMath>
+      <w:r>
+        <w:rPr>
+          <w:rFonts w:ascii="Times New Roman" w:hAnsi="Times New Roman" w:eastAsia="Times New Roman" w:cs="Times New Roman"/>
+        </w:rPr>
+        <w:t xml:space="preserve"> </w:t>
+      </w:r>
+      <w:r>
+        <w:rPr>
+          <w:rFonts w:hint="eastAsia" w:ascii="Times New Roman" w:hAnsi="Times New Roman" w:eastAsia="FangSong" w:cs="Times New Roman"/>
+        </w:rPr>
+        <w:t>却极小</w:t>
+      </w:r>
+      <w:r>
+        <w:rPr>
+          <w:rFonts w:hint="eastAsia" w:ascii="Times New Roman" w:hAnsi="Times New Roman" w:eastAsia="Times New Roman" w:cs="Times New Roman"/>
+        </w:rPr>
+        <w:t>。</w:t>
+      </w:r>
+      <w:r>
+        <w:rPr>
+          <w:rFonts w:hint="eastAsia" w:ascii="Times New Roman" w:hAnsi="Times New Roman" w:eastAsia="FangSong" w:cs="Times New Roman"/>
+        </w:rPr>
+        <w:t>试从电离产物阴离子形成的分子内氢键螯合环的稳定性给予深入论证</w:t>
+      </w:r>
+      <w:r>
+        <w:rPr>
+          <w:rFonts w:hint="eastAsia" w:ascii="Times New Roman" w:hAnsi="Times New Roman" w:eastAsia="Times New Roman" w:cs="Times New Roman"/>
+        </w:rPr>
+        <w:t>。</w:t>
+      </w:r>
+    </w:p>
+    <w:p>
+      <w:pPr>
+        <w:pStyle w:val="FirstParagraph"/>
       </w:pPr>
     </w:p>
     <w:p>
@@ -47957,18 +47845,16 @@
         </w:rPr>
         <w:t xml:space="preserve">）：</w:t>
       </w:r>
-      <w:r>
-        <w:rPr>
-          <w:rFonts w:ascii="Times New Roman" w:hAnsi="Times New Roman" w:eastAsia="Times New Roman" w:cs="Times New Roman"/>
-        </w:rPr>
-        <w:t xml:space="preserve"> </w:t>
-      </w:r>
-      <w:r>
-        <w:rPr>
-          <w:rFonts w:ascii="Times New Roman" w:hAnsi="Times New Roman" w:eastAsia="Times New Roman" w:cs="Times New Roman"/>
-        </w:rPr>
-        <w:t xml:space="preserve">(1) </w:t>
-      </w:r>
+    </w:p>
+    <w:p>
+      <w:pPr>
+        <w:pStyle w:val="Compact"/>
+        <w:numPr>
+          <w:ilvl w:val="0"/>
+          <w:numId w:val="1021"/>
+        </w:numPr>
+        <w:ind w:firstLine="420"/>
+      </w:pPr>
       <w:r>
         <w:rPr>
           <w:rFonts w:hint="eastAsia" w:ascii="Times New Roman" w:hAnsi="Times New Roman" w:eastAsia="FangSong" w:cs="Times New Roman"/>
@@ -48155,131 +48041,129 @@
         </w:rPr>
         <w:t>；</w:t>
       </w:r>
-      <w:r>
-        <w:rPr>
-          <w:rFonts w:ascii="Times New Roman" w:hAnsi="Times New Roman" w:eastAsia="Times New Roman" w:cs="Times New Roman"/>
-        </w:rPr>
-        <w:t xml:space="preserve"> </w:t>
-      </w:r>
-      <w:r>
-        <w:rPr>
-          <w:rFonts w:ascii="Times New Roman" w:hAnsi="Times New Roman" w:eastAsia="Times New Roman" w:cs="Times New Roman"/>
-        </w:rPr>
-        <w:t xml:space="preserve">(2) </w:t>
-      </w:r>
-      <w:r>
-        <w:rPr>
-          <w:rFonts w:hint="eastAsia" w:ascii="Times New Roman" w:hAnsi="Times New Roman" w:eastAsia="FangSong" w:cs="Times New Roman"/>
-        </w:rPr>
-        <w:t>试运用三中心四电子</w:t>
-      </w:r>
-      <w:r>
-        <w:rPr>
-          <w:rFonts w:hint="eastAsia" w:ascii="Times New Roman" w:hAnsi="Times New Roman" w:eastAsia="Times New Roman" w:cs="Times New Roman"/>
-        </w:rPr>
-        <w:t>（3c-4e）</w:t>
-      </w:r>
-      <w:r>
-        <w:rPr>
-          <w:rFonts w:hint="eastAsia" w:ascii="Times New Roman" w:hAnsi="Times New Roman" w:eastAsia="FangSong" w:cs="Times New Roman"/>
-        </w:rPr>
-        <w:t>分子轨道模型</w:t>
-      </w:r>
-      <w:r>
-        <w:rPr>
-          <w:rFonts w:hint="eastAsia" w:ascii="Times New Roman" w:hAnsi="Times New Roman" w:eastAsia="Times New Roman" w:cs="Times New Roman"/>
-        </w:rPr>
-        <w:t>，</w:t>
-      </w:r>
-      <w:r>
-        <w:rPr>
-          <w:rFonts w:hint="eastAsia" w:ascii="Times New Roman" w:hAnsi="Times New Roman" w:eastAsia="FangSong" w:cs="Times New Roman"/>
-        </w:rPr>
-        <w:t>构造包含氢原子</w:t>
-      </w:r>
-      <w:r>
-        <w:rPr>
-          <w:rFonts w:ascii="Times New Roman" w:hAnsi="Times New Roman" w:eastAsia="Times New Roman" w:cs="Times New Roman"/>
-        </w:rPr>
-        <w:t xml:space="preserve"> </w:t>
-      </w:r>
-      <m:oMath>
-        <m:r>
-          <m:t>1</m:t>
-        </m:r>
-        <m:r>
-          <m:t>s</m:t>
-        </m:r>
-      </m:oMath>
-      <w:r>
-        <w:rPr>
-          <w:rFonts w:ascii="Times New Roman" w:hAnsi="Times New Roman" w:eastAsia="Times New Roman" w:cs="Times New Roman"/>
-        </w:rPr>
-        <w:t xml:space="preserve"> </w:t>
-      </w:r>
-      <w:r>
-        <w:rPr>
-          <w:rFonts w:hint="eastAsia" w:ascii="Times New Roman" w:hAnsi="Times New Roman" w:eastAsia="FangSong" w:cs="Times New Roman"/>
-        </w:rPr>
-        <w:t xml:space="preserve">轨道与两端氟原子</w:t>
-      </w:r>
-      <w:r>
-        <w:rPr>
-          <w:rFonts w:ascii="Times New Roman" w:hAnsi="Times New Roman" w:eastAsia="Times New Roman" w:cs="Times New Roman"/>
-        </w:rPr>
-        <w:t xml:space="preserve"> </w:t>
-      </w:r>
-      <m:oMath>
-        <m:r>
-          <m:t>2</m:t>
-        </m:r>
-        <m:sSub>
-          <m:e>
-            <m:r>
-              <m:t>p</m:t>
-            </m:r>
-          </m:e>
-          <m:sub>
-            <m:r>
-              <m:t>z</m:t>
-            </m:r>
-          </m:sub>
-        </m:sSub>
-      </m:oMath>
-      <w:r>
-        <w:rPr>
-          <w:rFonts w:ascii="Times New Roman" w:hAnsi="Times New Roman" w:eastAsia="Times New Roman" w:cs="Times New Roman"/>
-        </w:rPr>
-        <w:t xml:space="preserve"> </w:t>
-      </w:r>
-      <w:r>
-        <w:rPr>
-          <w:rFonts w:hint="eastAsia" w:ascii="Times New Roman" w:hAnsi="Times New Roman" w:eastAsia="FangSong" w:cs="Times New Roman"/>
-        </w:rPr>
-        <w:t>轨道的分子轨道</w:t>
-      </w:r>
-      <w:r>
-        <w:rPr>
-          <w:rFonts w:hint="eastAsia" w:ascii="Times New Roman" w:hAnsi="Times New Roman" w:eastAsia="Times New Roman" w:cs="Times New Roman"/>
-        </w:rPr>
-        <w:t>，</w:t>
-      </w:r>
-      <w:r>
-        <w:rPr>
-          <w:rFonts w:hint="eastAsia" w:ascii="Times New Roman" w:hAnsi="Times New Roman" w:eastAsia="FangSong" w:cs="Times New Roman"/>
-        </w:rPr>
-        <w:t>并说明为什么其结合强度几乎匹敌一般的共价单键</w:t>
-      </w:r>
-      <w:r>
-        <w:rPr>
-          <w:rFonts w:hint="eastAsia" w:ascii="Times New Roman" w:hAnsi="Times New Roman" w:eastAsia="Times New Roman" w:cs="Times New Roman"/>
-        </w:rPr>
-        <w:t>。</w:t>
-      </w:r>
     </w:p>
     <w:p>
       <w:pPr>
-        <w:pStyle w:val="BodyText"/>
+        <w:pStyle w:val="Compact"/>
+        <w:numPr>
+          <w:ilvl w:val="0"/>
+          <w:numId w:val="1021"/>
+        </w:numPr>
+        <w:ind w:firstLine="420"/>
+      </w:pPr>
+      <w:r>
+        <w:rPr>
+          <w:rFonts w:hint="eastAsia" w:ascii="Times New Roman" w:hAnsi="Times New Roman" w:eastAsia="FangSong" w:cs="Times New Roman"/>
+        </w:rPr>
+        <w:t>试运用三中心四电子</w:t>
+      </w:r>
+      <w:r>
+        <w:rPr>
+          <w:rFonts w:hint="eastAsia" w:ascii="Times New Roman" w:hAnsi="Times New Roman" w:eastAsia="Times New Roman" w:cs="Times New Roman"/>
+        </w:rPr>
+        <w:t>（3c-4e）</w:t>
+      </w:r>
+      <w:r>
+        <w:rPr>
+          <w:rFonts w:hint="eastAsia" w:ascii="Times New Roman" w:hAnsi="Times New Roman" w:eastAsia="FangSong" w:cs="Times New Roman"/>
+        </w:rPr>
+        <w:t>分子轨道模型</w:t>
+      </w:r>
+      <w:r>
+        <w:rPr>
+          <w:rFonts w:hint="eastAsia" w:ascii="Times New Roman" w:hAnsi="Times New Roman" w:eastAsia="Times New Roman" w:cs="Times New Roman"/>
+        </w:rPr>
+        <w:t>，</w:t>
+      </w:r>
+      <w:r>
+        <w:rPr>
+          <w:rFonts w:hint="eastAsia" w:ascii="Times New Roman" w:hAnsi="Times New Roman" w:eastAsia="FangSong" w:cs="Times New Roman"/>
+        </w:rPr>
+        <w:t>构造包含氢原子</w:t>
+      </w:r>
+      <w:r>
+        <w:rPr>
+          <w:rFonts w:ascii="Times New Roman" w:hAnsi="Times New Roman" w:eastAsia="Times New Roman" w:cs="Times New Roman"/>
+        </w:rPr>
+        <w:t xml:space="preserve"> </w:t>
+      </w:r>
+      <m:oMath>
+        <m:r>
+          <m:t>1</m:t>
+        </m:r>
+        <m:r>
+          <m:t>s</m:t>
+        </m:r>
+      </m:oMath>
+      <w:r>
+        <w:rPr>
+          <w:rFonts w:ascii="Times New Roman" w:hAnsi="Times New Roman" w:eastAsia="Times New Roman" w:cs="Times New Roman"/>
+        </w:rPr>
+        <w:t xml:space="preserve"> </w:t>
+      </w:r>
+      <w:r>
+        <w:rPr>
+          <w:rFonts w:hint="eastAsia" w:ascii="Times New Roman" w:hAnsi="Times New Roman" w:eastAsia="FangSong" w:cs="Times New Roman"/>
+        </w:rPr>
+        <w:t xml:space="preserve">轨道与两端氟原子</w:t>
+      </w:r>
+      <w:r>
+        <w:rPr>
+          <w:rFonts w:ascii="Times New Roman" w:hAnsi="Times New Roman" w:eastAsia="Times New Roman" w:cs="Times New Roman"/>
+        </w:rPr>
+        <w:t xml:space="preserve"> </w:t>
+      </w:r>
+      <m:oMath>
+        <m:r>
+          <m:t>2</m:t>
+        </m:r>
+        <m:sSub>
+          <m:e>
+            <m:r>
+              <m:t>p</m:t>
+            </m:r>
+          </m:e>
+          <m:sub>
+            <m:r>
+              <m:t>z</m:t>
+            </m:r>
+          </m:sub>
+        </m:sSub>
+      </m:oMath>
+      <w:r>
+        <w:rPr>
+          <w:rFonts w:ascii="Times New Roman" w:hAnsi="Times New Roman" w:eastAsia="Times New Roman" w:cs="Times New Roman"/>
+        </w:rPr>
+        <w:t xml:space="preserve"> </w:t>
+      </w:r>
+      <w:r>
+        <w:rPr>
+          <w:rFonts w:hint="eastAsia" w:ascii="Times New Roman" w:hAnsi="Times New Roman" w:eastAsia="FangSong" w:cs="Times New Roman"/>
+        </w:rPr>
+        <w:t>轨道的分子轨道</w:t>
+      </w:r>
+      <w:r>
+        <w:rPr>
+          <w:rFonts w:hint="eastAsia" w:ascii="Times New Roman" w:hAnsi="Times New Roman" w:eastAsia="Times New Roman" w:cs="Times New Roman"/>
+        </w:rPr>
+        <w:t>，</w:t>
+      </w:r>
+      <w:r>
+        <w:rPr>
+          <w:rFonts w:hint="eastAsia" w:ascii="Times New Roman" w:hAnsi="Times New Roman" w:eastAsia="FangSong" w:cs="Times New Roman"/>
+        </w:rPr>
+        <w:t>并说明为什么其结合强度几乎匹敌一般的共价单键</w:t>
+      </w:r>
+      <w:r>
+        <w:rPr>
+          <w:rFonts w:hint="eastAsia" w:ascii="Times New Roman" w:hAnsi="Times New Roman" w:eastAsia="Times New Roman" w:cs="Times New Roman"/>
+        </w:rPr>
+        <w:t>。</w:t>
+      </w:r>
+    </w:p>
+    <w:p>
+      <w:pPr>
+        <w:pStyle w:val="FirstParagraph"/>
       </w:pPr>
     </w:p>
     <w:p>
@@ -48313,18 +48197,16 @@
         </w:rPr>
         <w:t>：</w:t>
       </w:r>
-      <w:r>
-        <w:rPr>
-          <w:rFonts w:ascii="Times New Roman" w:hAnsi="Times New Roman" w:eastAsia="Times New Roman" w:cs="Times New Roman"/>
-        </w:rPr>
-        <w:t xml:space="preserve"> </w:t>
-      </w:r>
-      <w:r>
-        <w:rPr>
-          <w:rFonts w:ascii="Times New Roman" w:hAnsi="Times New Roman" w:eastAsia="Times New Roman" w:cs="Times New Roman"/>
-        </w:rPr>
-        <w:t xml:space="preserve">(1) </w:t>
-      </w:r>
+    </w:p>
+    <w:p>
+      <w:pPr>
+        <w:pStyle w:val="Compact"/>
+        <w:numPr>
+          <w:ilvl w:val="0"/>
+          <w:numId w:val="1022"/>
+        </w:numPr>
+        <w:ind w:firstLine="420"/>
+      </w:pPr>
       <w:r>
         <w:rPr>
           <w:rFonts w:hint="eastAsia" w:ascii="Times New Roman" w:hAnsi="Times New Roman" w:eastAsia="FangSong" w:cs="Times New Roman"/>
@@ -48393,123 +48275,119 @@
         </w:rPr>
         <w:t>？</w:t>
       </w:r>
-      <w:r>
-        <w:rPr>
-          <w:rFonts w:ascii="Times New Roman" w:hAnsi="Times New Roman" w:eastAsia="Times New Roman" w:cs="Times New Roman"/>
-        </w:rPr>
-        <w:t xml:space="preserve"> </w:t>
-      </w:r>
-      <w:r>
-        <w:rPr>
-          <w:rFonts w:ascii="Times New Roman" w:hAnsi="Times New Roman" w:eastAsia="Times New Roman" w:cs="Times New Roman"/>
-        </w:rPr>
-        <w:t xml:space="preserve">(2) </w:t>
-      </w:r>
-      <w:r>
-        <w:rPr>
-          <w:rFonts w:hint="eastAsia" w:ascii="Times New Roman" w:hAnsi="Times New Roman" w:eastAsia="FangSong" w:cs="Times New Roman"/>
-        </w:rPr>
-        <w:t>结合晶胞几何结构分析</w:t>
-      </w:r>
-      <w:r>
-        <w:rPr>
-          <w:rFonts w:hint="eastAsia" w:ascii="Times New Roman" w:hAnsi="Times New Roman" w:eastAsia="Times New Roman" w:cs="Times New Roman"/>
-        </w:rPr>
-        <w:t>，</w:t>
-      </w:r>
-      <w:r>
-        <w:rPr>
-          <w:rFonts w:hint="eastAsia" w:ascii="Times New Roman" w:hAnsi="Times New Roman" w:eastAsia="FangSong" w:cs="Times New Roman"/>
-        </w:rPr>
-        <w:t>为什么水结成冰时体积会反常膨胀约</w:t>
-      </w:r>
-      <w:r>
-        <w:rPr>
-          <w:rFonts w:ascii="Times New Roman" w:hAnsi="Times New Roman" w:eastAsia="Times New Roman" w:cs="Times New Roman"/>
-        </w:rPr>
-        <w:t xml:space="preserve"> </w:t>
-      </w:r>
-      <m:oMath>
-        <m:r>
-          <m:t>9</m:t>
-        </m:r>
-        <m:r>
-          <m:rPr>
-            <m:sty m:val="p"/>
-          </m:rPr>
-          <m:t>%</m:t>
-        </m:r>
-      </m:oMath>
-      <w:r>
-        <w:rPr>
-          <w:rFonts w:hint="eastAsia" w:ascii="Times New Roman" w:hAnsi="Times New Roman" w:eastAsia="Times New Roman" w:cs="Times New Roman"/>
-        </w:rPr>
-        <w:t>，</w:t>
-      </w:r>
-      <w:r>
-        <w:rPr>
-          <w:rFonts w:hint="eastAsia" w:ascii="Times New Roman" w:hAnsi="Times New Roman" w:eastAsia="FangSong" w:cs="Times New Roman"/>
-        </w:rPr>
-        <w:t>导致固态冰的密度显著小于液态水</w:t>
-      </w:r>
-      <w:r>
-        <w:rPr>
-          <w:rFonts w:hint="eastAsia" w:ascii="Times New Roman" w:hAnsi="Times New Roman" w:eastAsia="Times New Roman" w:cs="Times New Roman"/>
-        </w:rPr>
-        <w:t>？</w:t>
-      </w:r>
-      <w:r>
-        <w:rPr>
-          <w:rFonts w:ascii="Times New Roman" w:hAnsi="Times New Roman" w:eastAsia="Times New Roman" w:cs="Times New Roman"/>
-        </w:rPr>
-        <w:t xml:space="preserve"> </w:t>
-      </w:r>
-      <w:r>
-        <w:rPr>
-          <w:rFonts w:ascii="Times New Roman" w:hAnsi="Times New Roman" w:eastAsia="Times New Roman" w:cs="Times New Roman"/>
-        </w:rPr>
-        <w:t xml:space="preserve">(3) </w:t>
-      </w:r>
-      <w:r>
-        <w:rPr>
-          <w:rFonts w:hint="eastAsia" w:ascii="Times New Roman" w:hAnsi="Times New Roman" w:eastAsia="FangSong" w:cs="Times New Roman"/>
-        </w:rPr>
-        <w:t xml:space="preserve">液态水在</w:t>
-      </w:r>
-      <w:r>
-        <w:rPr>
-          <w:rFonts w:ascii="Times New Roman" w:hAnsi="Times New Roman" w:eastAsia="Times New Roman" w:cs="Times New Roman"/>
-        </w:rPr>
-        <w:t xml:space="preserve"> 3.98 ℃ </w:t>
-      </w:r>
-      <w:r>
-        <w:rPr>
-          <w:rFonts w:hint="eastAsia" w:ascii="Times New Roman" w:hAnsi="Times New Roman" w:eastAsia="FangSong" w:cs="Times New Roman"/>
-        </w:rPr>
-        <w:t>处呈现反常的最大密度峰值</w:t>
-      </w:r>
-      <w:r>
-        <w:rPr>
-          <w:rFonts w:hint="eastAsia" w:ascii="Times New Roman" w:hAnsi="Times New Roman" w:eastAsia="Times New Roman" w:cs="Times New Roman"/>
-        </w:rPr>
-        <w:t>，</w:t>
-      </w:r>
-      <w:r>
-        <w:rPr>
-          <w:rFonts w:hint="eastAsia" w:ascii="Times New Roman" w:hAnsi="Times New Roman" w:eastAsia="FangSong" w:cs="Times New Roman"/>
-        </w:rPr>
-        <w:t>试从热运动微观破坏三维空旷冰骨架与分子热膨胀的竞争机制予以解释</w:t>
-      </w:r>
-      <w:r>
-        <w:rPr>
-          <w:rFonts w:hint="eastAsia" w:ascii="Times New Roman" w:hAnsi="Times New Roman" w:eastAsia="Times New Roman" w:cs="Times New Roman"/>
-        </w:rPr>
-        <w:t>。</w:t>
-      </w:r>
     </w:p>
     <w:p>
       <w:pPr>
-        <w:pStyle w:val="BodyText"/>
+        <w:pStyle w:val="Compact"/>
+        <w:numPr>
+          <w:ilvl w:val="0"/>
+          <w:numId w:val="1022"/>
+        </w:numPr>
+        <w:ind w:firstLine="420"/>
+      </w:pPr>
+      <w:r>
+        <w:rPr>
+          <w:rFonts w:hint="eastAsia" w:ascii="Times New Roman" w:hAnsi="Times New Roman" w:eastAsia="FangSong" w:cs="Times New Roman"/>
+        </w:rPr>
+        <w:t>结合晶胞几何结构分析</w:t>
+      </w:r>
+      <w:r>
+        <w:rPr>
+          <w:rFonts w:hint="eastAsia" w:ascii="Times New Roman" w:hAnsi="Times New Roman" w:eastAsia="Times New Roman" w:cs="Times New Roman"/>
+        </w:rPr>
+        <w:t>，</w:t>
+      </w:r>
+      <w:r>
+        <w:rPr>
+          <w:rFonts w:hint="eastAsia" w:ascii="Times New Roman" w:hAnsi="Times New Roman" w:eastAsia="FangSong" w:cs="Times New Roman"/>
+        </w:rPr>
+        <w:t>为什么水结成冰时体积会反常膨胀约</w:t>
+      </w:r>
+      <w:r>
+        <w:rPr>
+          <w:rFonts w:ascii="Times New Roman" w:hAnsi="Times New Roman" w:eastAsia="Times New Roman" w:cs="Times New Roman"/>
+        </w:rPr>
+        <w:t xml:space="preserve"> </w:t>
+      </w:r>
+      <m:oMath>
+        <m:r>
+          <m:t>9</m:t>
+        </m:r>
+        <m:r>
+          <m:rPr>
+            <m:sty m:val="p"/>
+          </m:rPr>
+          <m:t>%</m:t>
+        </m:r>
+      </m:oMath>
+      <w:r>
+        <w:rPr>
+          <w:rFonts w:hint="eastAsia" w:ascii="Times New Roman" w:hAnsi="Times New Roman" w:eastAsia="Times New Roman" w:cs="Times New Roman"/>
+        </w:rPr>
+        <w:t>，</w:t>
+      </w:r>
+      <w:r>
+        <w:rPr>
+          <w:rFonts w:hint="eastAsia" w:ascii="Times New Roman" w:hAnsi="Times New Roman" w:eastAsia="FangSong" w:cs="Times New Roman"/>
+        </w:rPr>
+        <w:t>导致固态冰的密度显著小于液态水</w:t>
+      </w:r>
+      <w:r>
+        <w:rPr>
+          <w:rFonts w:hint="eastAsia" w:ascii="Times New Roman" w:hAnsi="Times New Roman" w:eastAsia="Times New Roman" w:cs="Times New Roman"/>
+        </w:rPr>
+        <w:t>？</w:t>
+      </w:r>
+    </w:p>
+    <w:p>
+      <w:pPr>
+        <w:pStyle w:val="Compact"/>
+        <w:numPr>
+          <w:ilvl w:val="0"/>
+          <w:numId w:val="1022"/>
+        </w:numPr>
+        <w:ind w:firstLine="420"/>
+      </w:pPr>
+      <w:r>
+        <w:rPr>
+          <w:rFonts w:hint="eastAsia" w:ascii="Times New Roman" w:hAnsi="Times New Roman" w:eastAsia="FangSong" w:cs="Times New Roman"/>
+        </w:rPr>
+        <w:t xml:space="preserve">液态水在</w:t>
+      </w:r>
+      <w:r>
+        <w:rPr>
+          <w:rFonts w:ascii="Times New Roman" w:hAnsi="Times New Roman" w:eastAsia="Times New Roman" w:cs="Times New Roman"/>
+        </w:rPr>
+        <w:t xml:space="preserve"> 3.98 ℃ </w:t>
+      </w:r>
+      <w:r>
+        <w:rPr>
+          <w:rFonts w:hint="eastAsia" w:ascii="Times New Roman" w:hAnsi="Times New Roman" w:eastAsia="FangSong" w:cs="Times New Roman"/>
+        </w:rPr>
+        <w:t>处呈现反常的最大密度峰值</w:t>
+      </w:r>
+      <w:r>
+        <w:rPr>
+          <w:rFonts w:hint="eastAsia" w:ascii="Times New Roman" w:hAnsi="Times New Roman" w:eastAsia="Times New Roman" w:cs="Times New Roman"/>
+        </w:rPr>
+        <w:t>，</w:t>
+      </w:r>
+      <w:r>
+        <w:rPr>
+          <w:rFonts w:hint="eastAsia" w:ascii="Times New Roman" w:hAnsi="Times New Roman" w:eastAsia="FangSong" w:cs="Times New Roman"/>
+        </w:rPr>
+        <w:t>试从热运动微观破坏三维空旷冰骨架与分子热膨胀的竞争机制予以解释</w:t>
+      </w:r>
+      <w:r>
+        <w:rPr>
+          <w:rFonts w:hint="eastAsia" w:ascii="Times New Roman" w:hAnsi="Times New Roman" w:eastAsia="Times New Roman" w:cs="Times New Roman"/>
+        </w:rPr>
+        <w:t>。</w:t>
+      </w:r>
+    </w:p>
+    <w:p>
+      <w:pPr>
+        <w:pStyle w:val="FirstParagraph"/>
       </w:pPr>
     </w:p>
     <w:p>
@@ -48575,18 +48453,16 @@
         </w:rPr>
         <w:t>：</w:t>
       </w:r>
-      <w:r>
-        <w:rPr>
-          <w:rFonts w:ascii="Times New Roman" w:hAnsi="Times New Roman" w:eastAsia="Times New Roman" w:cs="Times New Roman"/>
-        </w:rPr>
-        <w:t xml:space="preserve"> </w:t>
-      </w:r>
-      <w:r>
-        <w:rPr>
-          <w:rFonts w:ascii="Times New Roman" w:hAnsi="Times New Roman" w:eastAsia="Times New Roman" w:cs="Times New Roman"/>
-        </w:rPr>
-        <w:t xml:space="preserve">(1) </w:t>
-      </w:r>
+    </w:p>
+    <w:p>
+      <w:pPr>
+        <w:pStyle w:val="Compact"/>
+        <w:numPr>
+          <w:ilvl w:val="0"/>
+          <w:numId w:val="1023"/>
+        </w:numPr>
+        <w:ind w:firstLine="420"/>
+      </w:pPr>
       <w:r>
         <w:rPr>
           <w:rFonts w:hint="eastAsia" w:ascii="Times New Roman" w:hAnsi="Times New Roman" w:eastAsia="FangSong" w:cs="Times New Roman"/>
@@ -48655,18 +48531,16 @@
         </w:rPr>
         <w:t>；</w:t>
       </w:r>
-      <w:r>
-        <w:rPr>
-          <w:rFonts w:ascii="Times New Roman" w:hAnsi="Times New Roman" w:eastAsia="Times New Roman" w:cs="Times New Roman"/>
-        </w:rPr>
-        <w:t xml:space="preserve"> </w:t>
-      </w:r>
-      <w:r>
-        <w:rPr>
-          <w:rFonts w:ascii="Times New Roman" w:hAnsi="Times New Roman" w:eastAsia="Times New Roman" w:cs="Times New Roman"/>
-        </w:rPr>
-        <w:t xml:space="preserve">(2) </w:t>
-      </w:r>
+    </w:p>
+    <w:p>
+      <w:pPr>
+        <w:pStyle w:val="Compact"/>
+        <w:numPr>
+          <w:ilvl w:val="0"/>
+          <w:numId w:val="1023"/>
+        </w:numPr>
+        <w:ind w:firstLine="420"/>
+      </w:pPr>
       <w:r>
         <w:rPr>
           <w:rFonts w:hint="eastAsia" w:ascii="Times New Roman" w:hAnsi="Times New Roman" w:eastAsia="FangSong" w:cs="Times New Roman"/>
@@ -48779,18 +48653,16 @@
         </w:rPr>
         <w:t>；</w:t>
       </w:r>
-      <w:r>
-        <w:rPr>
-          <w:rFonts w:ascii="Times New Roman" w:hAnsi="Times New Roman" w:eastAsia="Times New Roman" w:cs="Times New Roman"/>
-        </w:rPr>
-        <w:t xml:space="preserve"> </w:t>
-      </w:r>
-      <w:r>
-        <w:rPr>
-          <w:rFonts w:ascii="Times New Roman" w:hAnsi="Times New Roman" w:eastAsia="Times New Roman" w:cs="Times New Roman"/>
-        </w:rPr>
-        <w:t xml:space="preserve">(3) </w:t>
-      </w:r>
+    </w:p>
+    <w:p>
+      <w:pPr>
+        <w:pStyle w:val="Compact"/>
+        <w:numPr>
+          <w:ilvl w:val="0"/>
+          <w:numId w:val="1023"/>
+        </w:numPr>
+        <w:ind w:firstLine="420"/>
+      </w:pPr>
       <w:r>
         <w:rPr>
           <w:rFonts w:hint="eastAsia" w:ascii="Times New Roman" w:hAnsi="Times New Roman" w:eastAsia="FangSong" w:cs="Times New Roman"/>
@@ -48938,7 +48810,7 @@
     </w:p>
     <w:p>
       <w:pPr>
-        <w:pStyle w:val="BodyText"/>
+        <w:pStyle w:val="FirstParagraph"/>
       </w:pPr>
     </w:p>
     <w:p>
@@ -48996,18 +48868,16 @@
         </w:rPr>
         <w:t>：</w:t>
       </w:r>
-      <w:r>
-        <w:rPr>
-          <w:rFonts w:ascii="Times New Roman" w:hAnsi="Times New Roman" w:eastAsia="Times New Roman" w:cs="Times New Roman"/>
-        </w:rPr>
-        <w:t xml:space="preserve"> </w:t>
-      </w:r>
-      <w:r>
-        <w:rPr>
-          <w:rFonts w:ascii="Times New Roman" w:hAnsi="Times New Roman" w:eastAsia="Times New Roman" w:cs="Times New Roman"/>
-        </w:rPr>
-        <w:t xml:space="preserve">(1) </w:t>
-      </w:r>
+    </w:p>
+    <w:p>
+      <w:pPr>
+        <w:pStyle w:val="Compact"/>
+        <w:numPr>
+          <w:ilvl w:val="0"/>
+          <w:numId w:val="1024"/>
+        </w:numPr>
+        <w:ind w:firstLine="420"/>
+      </w:pPr>
       <w:r>
         <w:rPr>
           <w:rFonts w:hint="eastAsia" w:ascii="Times New Roman" w:hAnsi="Times New Roman" w:eastAsia="FangSong" w:cs="Times New Roman"/>
@@ -49290,266 +49160,262 @@
         </w:rPr>
         <w:t>；</w:t>
       </w:r>
-      <w:r>
-        <w:rPr>
-          <w:rFonts w:ascii="Times New Roman" w:hAnsi="Times New Roman" w:eastAsia="Times New Roman" w:cs="Times New Roman"/>
-        </w:rPr>
-        <w:t xml:space="preserve"> </w:t>
-      </w:r>
-      <w:r>
-        <w:rPr>
-          <w:rFonts w:ascii="Times New Roman" w:hAnsi="Times New Roman" w:eastAsia="Times New Roman" w:cs="Times New Roman"/>
-        </w:rPr>
-        <w:t xml:space="preserve">(2) </w:t>
-      </w:r>
-      <w:r>
-        <w:rPr>
-          <w:rFonts w:hint="eastAsia" w:ascii="Times New Roman" w:hAnsi="Times New Roman" w:eastAsia="FangSong" w:cs="Times New Roman"/>
-        </w:rPr>
-        <w:t xml:space="preserve">结合铬原子价层</w:t>
-      </w:r>
-      <w:r>
-        <w:rPr>
-          <w:rFonts w:ascii="Times New Roman" w:hAnsi="Times New Roman" w:eastAsia="Times New Roman" w:cs="Times New Roman"/>
-        </w:rPr>
-        <w:t xml:space="preserve"> </w:t>
-      </w:r>
-      <m:oMath>
-        <m:r>
-          <m:t>3</m:t>
-        </m:r>
-        <m:r>
-          <m:t>d</m:t>
-        </m:r>
-      </m:oMath>
-      <w:r>
-        <w:rPr>
-          <w:rFonts w:ascii="Times New Roman" w:hAnsi="Times New Roman" w:eastAsia="Times New Roman" w:cs="Times New Roman"/>
-        </w:rPr>
-        <w:t xml:space="preserve"> </w:t>
-      </w:r>
-      <w:r>
-        <w:rPr>
-          <w:rFonts w:hint="eastAsia" w:ascii="Times New Roman" w:hAnsi="Times New Roman" w:eastAsia="FangSong" w:cs="Times New Roman"/>
-        </w:rPr>
-        <w:t>轨道的空间角向取向</w:t>
-      </w:r>
-      <w:r>
-        <w:rPr>
-          <w:rFonts w:hint="eastAsia" w:ascii="Times New Roman" w:hAnsi="Times New Roman" w:eastAsia="Times New Roman" w:cs="Times New Roman"/>
-        </w:rPr>
-        <w:t>，</w:t>
-      </w:r>
-      <w:r>
-        <w:rPr>
-          <w:rFonts w:hint="eastAsia" w:ascii="Times New Roman" w:hAnsi="Times New Roman" w:eastAsia="FangSong" w:cs="Times New Roman"/>
-        </w:rPr>
-        <w:t>详细列出形成该四重键的</w:t>
-      </w:r>
-      <w:r>
-        <w:rPr>
-          <w:rFonts w:ascii="Times New Roman" w:hAnsi="Times New Roman" w:eastAsia="Times New Roman" w:cs="Times New Roman"/>
-        </w:rPr>
-        <w:t xml:space="preserve"> 4 </w:t>
-      </w:r>
-      <w:r>
-        <w:rPr>
-          <w:rFonts w:hint="eastAsia" w:ascii="Times New Roman" w:hAnsi="Times New Roman" w:eastAsia="FangSong" w:cs="Times New Roman"/>
-        </w:rPr>
-        <w:t>个微观分子轨道成分</w:t>
-      </w:r>
-      <w:r>
-        <w:rPr>
-          <w:rFonts w:hint="eastAsia" w:ascii="Times New Roman" w:hAnsi="Times New Roman" w:eastAsia="Times New Roman" w:cs="Times New Roman"/>
-        </w:rPr>
-        <w:t>（</w:t>
-      </w:r>
-      <w:r>
-        <w:rPr>
-          <w:rFonts w:hint="eastAsia" w:ascii="Times New Roman" w:hAnsi="Times New Roman" w:eastAsia="FangSong" w:cs="Times New Roman"/>
-        </w:rPr>
-        <w:t>分别由哪些</w:t>
-      </w:r>
-      <w:r>
-        <w:rPr>
-          <w:rFonts w:ascii="Times New Roman" w:hAnsi="Times New Roman" w:eastAsia="Times New Roman" w:cs="Times New Roman"/>
-        </w:rPr>
-        <w:t xml:space="preserve"> </w:t>
-      </w:r>
-      <m:oMath>
-        <m:r>
-          <m:t>d</m:t>
-        </m:r>
-      </m:oMath>
-      <w:r>
-        <w:rPr>
-          <w:rFonts w:ascii="Times New Roman" w:hAnsi="Times New Roman" w:eastAsia="Times New Roman" w:cs="Times New Roman"/>
-        </w:rPr>
-        <w:t xml:space="preserve"> </w:t>
-      </w:r>
-      <w:r>
-        <w:rPr>
-          <w:rFonts w:hint="eastAsia" w:ascii="Times New Roman" w:hAnsi="Times New Roman" w:eastAsia="FangSong" w:cs="Times New Roman"/>
-        </w:rPr>
-        <w:t xml:space="preserve">轨道线性组合形成</w:t>
-      </w:r>
-      <w:r>
-        <w:rPr>
-          <w:rFonts w:ascii="Times New Roman" w:hAnsi="Times New Roman" w:eastAsia="Times New Roman" w:cs="Times New Roman"/>
-        </w:rPr>
-        <w:t xml:space="preserve"> 1 </w:t>
-      </w:r>
-      <w:r>
-        <w:rPr>
-          <w:rFonts w:hint="eastAsia" w:ascii="Times New Roman" w:hAnsi="Times New Roman" w:eastAsia="FangSong" w:cs="Times New Roman"/>
-        </w:rPr>
-        <w:t xml:space="preserve">条</w:t>
-      </w:r>
-      <w:r>
-        <w:rPr>
-          <w:rFonts w:ascii="Times New Roman" w:hAnsi="Times New Roman" w:eastAsia="Times New Roman" w:cs="Times New Roman"/>
-        </w:rPr>
-        <w:t xml:space="preserve"> </w:t>
-      </w:r>
-      <m:oMath>
-        <m:r>
-          <m:t>σ</m:t>
-        </m:r>
-      </m:oMath>
-      <w:r>
-        <w:rPr>
-          <w:rFonts w:ascii="Times New Roman" w:hAnsi="Times New Roman" w:eastAsia="Times New Roman" w:cs="Times New Roman"/>
-        </w:rPr>
-        <w:t xml:space="preserve"> </w:t>
-      </w:r>
-      <w:r>
-        <w:rPr>
-          <w:rFonts w:hint="eastAsia" w:ascii="Times New Roman" w:hAnsi="Times New Roman" w:eastAsia="FangSong" w:cs="Times New Roman"/>
-        </w:rPr>
-        <w:t>键</w:t>
-      </w:r>
-      <w:r>
-        <w:rPr>
-          <w:rFonts w:hint="eastAsia" w:ascii="Times New Roman" w:hAnsi="Times New Roman" w:eastAsia="Times New Roman" w:cs="Times New Roman"/>
-        </w:rPr>
-        <w:t>、2</w:t>
-      </w:r>
-      <w:r>
-        <w:rPr>
-          <w:rFonts w:ascii="Times New Roman" w:hAnsi="Times New Roman" w:eastAsia="Times New Roman" w:cs="Times New Roman"/>
-        </w:rPr>
-        <w:t xml:space="preserve"> </w:t>
-      </w:r>
-      <w:r>
-        <w:rPr>
-          <w:rFonts w:hint="eastAsia" w:ascii="Times New Roman" w:hAnsi="Times New Roman" w:eastAsia="FangSong" w:cs="Times New Roman"/>
-        </w:rPr>
-        <w:t xml:space="preserve">条</w:t>
-      </w:r>
-      <w:r>
-        <w:rPr>
-          <w:rFonts w:ascii="Times New Roman" w:hAnsi="Times New Roman" w:eastAsia="Times New Roman" w:cs="Times New Roman"/>
-        </w:rPr>
-        <w:t xml:space="preserve"> </w:t>
-      </w:r>
-      <m:oMath>
-        <m:r>
-          <m:t>π</m:t>
-        </m:r>
-      </m:oMath>
-      <w:r>
-        <w:rPr>
-          <w:rFonts w:ascii="Times New Roman" w:hAnsi="Times New Roman" w:eastAsia="Times New Roman" w:cs="Times New Roman"/>
-        </w:rPr>
-        <w:t xml:space="preserve"> </w:t>
-      </w:r>
-      <w:r>
-        <w:rPr>
-          <w:rFonts w:hint="eastAsia" w:ascii="Times New Roman" w:hAnsi="Times New Roman" w:eastAsia="FangSong" w:cs="Times New Roman"/>
-        </w:rPr>
-        <w:t xml:space="preserve">键以及</w:t>
-      </w:r>
-      <w:r>
-        <w:rPr>
-          <w:rFonts w:ascii="Times New Roman" w:hAnsi="Times New Roman" w:eastAsia="Times New Roman" w:cs="Times New Roman"/>
-        </w:rPr>
-        <w:t xml:space="preserve"> 1 </w:t>
-      </w:r>
-      <w:r>
-        <w:rPr>
-          <w:rFonts w:hint="eastAsia" w:ascii="Times New Roman" w:hAnsi="Times New Roman" w:eastAsia="FangSong" w:cs="Times New Roman"/>
-        </w:rPr>
-        <w:t xml:space="preserve">条</w:t>
-      </w:r>
-      <w:r>
-        <w:rPr>
-          <w:rFonts w:ascii="Times New Roman" w:hAnsi="Times New Roman" w:eastAsia="Times New Roman" w:cs="Times New Roman"/>
-        </w:rPr>
-        <w:t xml:space="preserve"> </w:t>
-      </w:r>
-      <m:oMath>
-        <m:r>
-          <m:t>δ</m:t>
-        </m:r>
-      </m:oMath>
-      <w:r>
-        <w:rPr>
-          <w:rFonts w:ascii="Times New Roman" w:hAnsi="Times New Roman" w:eastAsia="Times New Roman" w:cs="Times New Roman"/>
-        </w:rPr>
-        <w:t xml:space="preserve"> </w:t>
-      </w:r>
-      <w:r>
-        <w:rPr>
-          <w:rFonts w:hint="eastAsia" w:ascii="Times New Roman" w:hAnsi="Times New Roman" w:eastAsia="FangSong" w:cs="Times New Roman"/>
-        </w:rPr>
-        <w:t>键</w:t>
-      </w:r>
-      <w:r>
-        <w:rPr>
-          <w:rFonts w:hint="eastAsia" w:ascii="Times New Roman" w:hAnsi="Times New Roman" w:eastAsia="Times New Roman" w:cs="Times New Roman"/>
-        </w:rPr>
-        <w:t>）；</w:t>
-      </w:r>
-      <w:r>
-        <w:rPr>
-          <w:rFonts w:ascii="Times New Roman" w:hAnsi="Times New Roman" w:eastAsia="Times New Roman" w:cs="Times New Roman"/>
-        </w:rPr>
-        <w:t xml:space="preserve"> </w:t>
-      </w:r>
-      <w:r>
-        <w:rPr>
-          <w:rFonts w:ascii="Times New Roman" w:hAnsi="Times New Roman" w:eastAsia="Times New Roman" w:cs="Times New Roman"/>
-        </w:rPr>
-        <w:t xml:space="preserve">(3) </w:t>
-      </w:r>
-      <w:r>
-        <w:rPr>
-          <w:rFonts w:hint="eastAsia" w:ascii="Times New Roman" w:hAnsi="Times New Roman" w:eastAsia="FangSong" w:cs="Times New Roman"/>
-        </w:rPr>
-        <w:t>解释为什么该配合物中两端的轴向配位水分子结合力极弱</w:t>
-      </w:r>
-      <w:r>
-        <w:rPr>
-          <w:rFonts w:hint="eastAsia" w:ascii="Times New Roman" w:hAnsi="Times New Roman" w:eastAsia="Times New Roman" w:cs="Times New Roman"/>
-        </w:rPr>
-        <w:t>，</w:t>
-      </w:r>
-      <w:r>
-        <w:rPr>
-          <w:rFonts w:hint="eastAsia" w:ascii="Times New Roman" w:hAnsi="Times New Roman" w:eastAsia="FangSong" w:cs="Times New Roman"/>
-        </w:rPr>
-        <w:t>易在加热时脱去</w:t>
-      </w:r>
-      <w:r>
-        <w:rPr>
-          <w:rFonts w:hint="eastAsia" w:ascii="Times New Roman" w:hAnsi="Times New Roman" w:eastAsia="Times New Roman" w:cs="Times New Roman"/>
-        </w:rPr>
-        <w:t>。</w:t>
-      </w:r>
     </w:p>
     <w:p>
       <w:pPr>
-        <w:pStyle w:val="BodyText"/>
+        <w:pStyle w:val="Compact"/>
+        <w:numPr>
+          <w:ilvl w:val="0"/>
+          <w:numId w:val="1024"/>
+        </w:numPr>
+        <w:ind w:firstLine="420"/>
+      </w:pPr>
+      <w:r>
+        <w:rPr>
+          <w:rFonts w:hint="eastAsia" w:ascii="Times New Roman" w:hAnsi="Times New Roman" w:eastAsia="FangSong" w:cs="Times New Roman"/>
+        </w:rPr>
+        <w:t xml:space="preserve">结合铬原子价层</w:t>
+      </w:r>
+      <w:r>
+        <w:rPr>
+          <w:rFonts w:ascii="Times New Roman" w:hAnsi="Times New Roman" w:eastAsia="Times New Roman" w:cs="Times New Roman"/>
+        </w:rPr>
+        <w:t xml:space="preserve"> </w:t>
+      </w:r>
+      <m:oMath>
+        <m:r>
+          <m:t>3</m:t>
+        </m:r>
+        <m:r>
+          <m:t>d</m:t>
+        </m:r>
+      </m:oMath>
+      <w:r>
+        <w:rPr>
+          <w:rFonts w:ascii="Times New Roman" w:hAnsi="Times New Roman" w:eastAsia="Times New Roman" w:cs="Times New Roman"/>
+        </w:rPr>
+        <w:t xml:space="preserve"> </w:t>
+      </w:r>
+      <w:r>
+        <w:rPr>
+          <w:rFonts w:hint="eastAsia" w:ascii="Times New Roman" w:hAnsi="Times New Roman" w:eastAsia="FangSong" w:cs="Times New Roman"/>
+        </w:rPr>
+        <w:t>轨道的空间角向取向</w:t>
+      </w:r>
+      <w:r>
+        <w:rPr>
+          <w:rFonts w:hint="eastAsia" w:ascii="Times New Roman" w:hAnsi="Times New Roman" w:eastAsia="Times New Roman" w:cs="Times New Roman"/>
+        </w:rPr>
+        <w:t>，</w:t>
+      </w:r>
+      <w:r>
+        <w:rPr>
+          <w:rFonts w:hint="eastAsia" w:ascii="Times New Roman" w:hAnsi="Times New Roman" w:eastAsia="FangSong" w:cs="Times New Roman"/>
+        </w:rPr>
+        <w:t>详细列出形成该四重键的</w:t>
+      </w:r>
+      <w:r>
+        <w:rPr>
+          <w:rFonts w:ascii="Times New Roman" w:hAnsi="Times New Roman" w:eastAsia="Times New Roman" w:cs="Times New Roman"/>
+        </w:rPr>
+        <w:t xml:space="preserve"> 4 </w:t>
+      </w:r>
+      <w:r>
+        <w:rPr>
+          <w:rFonts w:hint="eastAsia" w:ascii="Times New Roman" w:hAnsi="Times New Roman" w:eastAsia="FangSong" w:cs="Times New Roman"/>
+        </w:rPr>
+        <w:t>个微观分子轨道成分</w:t>
+      </w:r>
+      <w:r>
+        <w:rPr>
+          <w:rFonts w:hint="eastAsia" w:ascii="Times New Roman" w:hAnsi="Times New Roman" w:eastAsia="Times New Roman" w:cs="Times New Roman"/>
+        </w:rPr>
+        <w:t>（</w:t>
+      </w:r>
+      <w:r>
+        <w:rPr>
+          <w:rFonts w:hint="eastAsia" w:ascii="Times New Roman" w:hAnsi="Times New Roman" w:eastAsia="FangSong" w:cs="Times New Roman"/>
+        </w:rPr>
+        <w:t>分别由哪些</w:t>
+      </w:r>
+      <w:r>
+        <w:rPr>
+          <w:rFonts w:ascii="Times New Roman" w:hAnsi="Times New Roman" w:eastAsia="Times New Roman" w:cs="Times New Roman"/>
+        </w:rPr>
+        <w:t xml:space="preserve"> </w:t>
+      </w:r>
+      <m:oMath>
+        <m:r>
+          <m:t>d</m:t>
+        </m:r>
+      </m:oMath>
+      <w:r>
+        <w:rPr>
+          <w:rFonts w:ascii="Times New Roman" w:hAnsi="Times New Roman" w:eastAsia="Times New Roman" w:cs="Times New Roman"/>
+        </w:rPr>
+        <w:t xml:space="preserve"> </w:t>
+      </w:r>
+      <w:r>
+        <w:rPr>
+          <w:rFonts w:hint="eastAsia" w:ascii="Times New Roman" w:hAnsi="Times New Roman" w:eastAsia="FangSong" w:cs="Times New Roman"/>
+        </w:rPr>
+        <w:t xml:space="preserve">轨道线性组合形成</w:t>
+      </w:r>
+      <w:r>
+        <w:rPr>
+          <w:rFonts w:ascii="Times New Roman" w:hAnsi="Times New Roman" w:eastAsia="Times New Roman" w:cs="Times New Roman"/>
+        </w:rPr>
+        <w:t xml:space="preserve"> 1 </w:t>
+      </w:r>
+      <w:r>
+        <w:rPr>
+          <w:rFonts w:hint="eastAsia" w:ascii="Times New Roman" w:hAnsi="Times New Roman" w:eastAsia="FangSong" w:cs="Times New Roman"/>
+        </w:rPr>
+        <w:t xml:space="preserve">条</w:t>
+      </w:r>
+      <w:r>
+        <w:rPr>
+          <w:rFonts w:ascii="Times New Roman" w:hAnsi="Times New Roman" w:eastAsia="Times New Roman" w:cs="Times New Roman"/>
+        </w:rPr>
+        <w:t xml:space="preserve"> </w:t>
+      </w:r>
+      <m:oMath>
+        <m:r>
+          <m:t>σ</m:t>
+        </m:r>
+      </m:oMath>
+      <w:r>
+        <w:rPr>
+          <w:rFonts w:ascii="Times New Roman" w:hAnsi="Times New Roman" w:eastAsia="Times New Roman" w:cs="Times New Roman"/>
+        </w:rPr>
+        <w:t xml:space="preserve"> </w:t>
+      </w:r>
+      <w:r>
+        <w:rPr>
+          <w:rFonts w:hint="eastAsia" w:ascii="Times New Roman" w:hAnsi="Times New Roman" w:eastAsia="FangSong" w:cs="Times New Roman"/>
+        </w:rPr>
+        <w:t>键</w:t>
+      </w:r>
+      <w:r>
+        <w:rPr>
+          <w:rFonts w:hint="eastAsia" w:ascii="Times New Roman" w:hAnsi="Times New Roman" w:eastAsia="Times New Roman" w:cs="Times New Roman"/>
+        </w:rPr>
+        <w:t>、2</w:t>
+      </w:r>
+      <w:r>
+        <w:rPr>
+          <w:rFonts w:ascii="Times New Roman" w:hAnsi="Times New Roman" w:eastAsia="Times New Roman" w:cs="Times New Roman"/>
+        </w:rPr>
+        <w:t xml:space="preserve"> </w:t>
+      </w:r>
+      <w:r>
+        <w:rPr>
+          <w:rFonts w:hint="eastAsia" w:ascii="Times New Roman" w:hAnsi="Times New Roman" w:eastAsia="FangSong" w:cs="Times New Roman"/>
+        </w:rPr>
+        <w:t xml:space="preserve">条</w:t>
+      </w:r>
+      <w:r>
+        <w:rPr>
+          <w:rFonts w:ascii="Times New Roman" w:hAnsi="Times New Roman" w:eastAsia="Times New Roman" w:cs="Times New Roman"/>
+        </w:rPr>
+        <w:t xml:space="preserve"> </w:t>
+      </w:r>
+      <m:oMath>
+        <m:r>
+          <m:t>π</m:t>
+        </m:r>
+      </m:oMath>
+      <w:r>
+        <w:rPr>
+          <w:rFonts w:ascii="Times New Roman" w:hAnsi="Times New Roman" w:eastAsia="Times New Roman" w:cs="Times New Roman"/>
+        </w:rPr>
+        <w:t xml:space="preserve"> </w:t>
+      </w:r>
+      <w:r>
+        <w:rPr>
+          <w:rFonts w:hint="eastAsia" w:ascii="Times New Roman" w:hAnsi="Times New Roman" w:eastAsia="FangSong" w:cs="Times New Roman"/>
+        </w:rPr>
+        <w:t xml:space="preserve">键以及</w:t>
+      </w:r>
+      <w:r>
+        <w:rPr>
+          <w:rFonts w:ascii="Times New Roman" w:hAnsi="Times New Roman" w:eastAsia="Times New Roman" w:cs="Times New Roman"/>
+        </w:rPr>
+        <w:t xml:space="preserve"> 1 </w:t>
+      </w:r>
+      <w:r>
+        <w:rPr>
+          <w:rFonts w:hint="eastAsia" w:ascii="Times New Roman" w:hAnsi="Times New Roman" w:eastAsia="FangSong" w:cs="Times New Roman"/>
+        </w:rPr>
+        <w:t xml:space="preserve">条</w:t>
+      </w:r>
+      <w:r>
+        <w:rPr>
+          <w:rFonts w:ascii="Times New Roman" w:hAnsi="Times New Roman" w:eastAsia="Times New Roman" w:cs="Times New Roman"/>
+        </w:rPr>
+        <w:t xml:space="preserve"> </w:t>
+      </w:r>
+      <m:oMath>
+        <m:r>
+          <m:t>δ</m:t>
+        </m:r>
+      </m:oMath>
+      <w:r>
+        <w:rPr>
+          <w:rFonts w:ascii="Times New Roman" w:hAnsi="Times New Roman" w:eastAsia="Times New Roman" w:cs="Times New Roman"/>
+        </w:rPr>
+        <w:t xml:space="preserve"> </w:t>
+      </w:r>
+      <w:r>
+        <w:rPr>
+          <w:rFonts w:hint="eastAsia" w:ascii="Times New Roman" w:hAnsi="Times New Roman" w:eastAsia="FangSong" w:cs="Times New Roman"/>
+        </w:rPr>
+        <w:t>键</w:t>
+      </w:r>
+      <w:r>
+        <w:rPr>
+          <w:rFonts w:hint="eastAsia" w:ascii="Times New Roman" w:hAnsi="Times New Roman" w:eastAsia="Times New Roman" w:cs="Times New Roman"/>
+        </w:rPr>
+        <w:t>）；</w:t>
+      </w:r>
+    </w:p>
+    <w:p>
+      <w:pPr>
+        <w:pStyle w:val="Compact"/>
+        <w:numPr>
+          <w:ilvl w:val="0"/>
+          <w:numId w:val="1024"/>
+        </w:numPr>
+        <w:ind w:firstLine="420"/>
+      </w:pPr>
+      <w:r>
+        <w:rPr>
+          <w:rFonts w:hint="eastAsia" w:ascii="Times New Roman" w:hAnsi="Times New Roman" w:eastAsia="FangSong" w:cs="Times New Roman"/>
+        </w:rPr>
+        <w:t>解释为什么该配合物中两端的轴向配位水分子结合力极弱</w:t>
+      </w:r>
+      <w:r>
+        <w:rPr>
+          <w:rFonts w:hint="eastAsia" w:ascii="Times New Roman" w:hAnsi="Times New Roman" w:eastAsia="Times New Roman" w:cs="Times New Roman"/>
+        </w:rPr>
+        <w:t>，</w:t>
+      </w:r>
+      <w:r>
+        <w:rPr>
+          <w:rFonts w:hint="eastAsia" w:ascii="Times New Roman" w:hAnsi="Times New Roman" w:eastAsia="FangSong" w:cs="Times New Roman"/>
+        </w:rPr>
+        <w:t>易在加热时脱去</w:t>
+      </w:r>
+      <w:r>
+        <w:rPr>
+          <w:rFonts w:hint="eastAsia" w:ascii="Times New Roman" w:hAnsi="Times New Roman" w:eastAsia="Times New Roman" w:cs="Times New Roman"/>
+        </w:rPr>
+        <w:t>。</w:t>
+      </w:r>
+    </w:p>
+    <w:p>
+      <w:pPr>
+        <w:pStyle w:val="FirstParagraph"/>
       </w:pPr>
     </w:p>
     <w:p>
@@ -49677,421 +49543,415 @@
         </w:rPr>
         <w:t xml:space="preserve">Approximation）：</w:t>
       </w:r>
-      <w:r>
-        <w:rPr>
-          <w:rFonts w:ascii="Times New Roman" w:hAnsi="Times New Roman" w:eastAsia="Times New Roman" w:cs="Times New Roman"/>
-        </w:rPr>
-        <w:t xml:space="preserve"> </w:t>
-      </w:r>
-      <w:r>
-        <w:rPr>
-          <w:rFonts w:ascii="Times New Roman" w:hAnsi="Times New Roman" w:eastAsia="Times New Roman" w:cs="Times New Roman"/>
-        </w:rPr>
-        <w:t xml:space="preserve">(1) </w:t>
-      </w:r>
-      <w:r>
-        <w:rPr>
-          <w:rFonts w:hint="eastAsia" w:ascii="Times New Roman" w:hAnsi="Times New Roman" w:eastAsia="FangSong" w:cs="Times New Roman"/>
-        </w:rPr>
-        <w:t xml:space="preserve">若每个氢原子仅提供一个</w:t>
-      </w:r>
-      <w:r>
-        <w:rPr>
-          <w:rFonts w:ascii="Times New Roman" w:hAnsi="Times New Roman" w:eastAsia="Times New Roman" w:cs="Times New Roman"/>
-        </w:rPr>
-        <w:t xml:space="preserve"> </w:t>
-      </w:r>
-      <m:oMath>
-        <m:r>
-          <m:t>1</m:t>
-        </m:r>
-        <m:r>
-          <m:t>s</m:t>
-        </m:r>
-      </m:oMath>
-      <w:r>
-        <w:rPr>
-          <w:rFonts w:ascii="Times New Roman" w:hAnsi="Times New Roman" w:eastAsia="Times New Roman" w:cs="Times New Roman"/>
-        </w:rPr>
-        <w:t xml:space="preserve"> </w:t>
-      </w:r>
-      <w:r>
-        <w:rPr>
-          <w:rFonts w:hint="eastAsia" w:ascii="Times New Roman" w:hAnsi="Times New Roman" w:eastAsia="FangSong" w:cs="Times New Roman"/>
-        </w:rPr>
-        <w:t>轨道</w:t>
-      </w:r>
-      <w:r>
-        <w:rPr>
-          <w:rFonts w:hint="eastAsia" w:ascii="Times New Roman" w:hAnsi="Times New Roman" w:eastAsia="Times New Roman" w:cs="Times New Roman"/>
-        </w:rPr>
-        <w:t>（</w:t>
-      </w:r>
-      <w:r>
-        <w:rPr>
-          <w:rFonts w:hint="eastAsia" w:ascii="Times New Roman" w:hAnsi="Times New Roman" w:eastAsia="FangSong" w:cs="Times New Roman"/>
-        </w:rPr>
-        <w:t>库仑积分取为</w:t>
-      </w:r>
-      <w:r>
-        <w:rPr>
-          <w:rFonts w:ascii="Times New Roman" w:hAnsi="Times New Roman" w:eastAsia="Times New Roman" w:cs="Times New Roman"/>
-        </w:rPr>
-        <w:t xml:space="preserve"> </w:t>
-      </w:r>
-      <m:oMath>
-        <m:r>
-          <m:t>α</m:t>
-        </m:r>
-      </m:oMath>
-      <w:r>
-        <w:rPr>
-          <w:rFonts w:hint="eastAsia" w:ascii="Times New Roman" w:hAnsi="Times New Roman" w:eastAsia="Times New Roman" w:cs="Times New Roman"/>
-        </w:rPr>
-        <w:t>，</w:t>
-      </w:r>
-      <w:r>
-        <w:rPr>
-          <w:rFonts w:hint="eastAsia" w:ascii="Times New Roman" w:hAnsi="Times New Roman" w:eastAsia="FangSong" w:cs="Times New Roman"/>
-        </w:rPr>
-        <w:t>近邻共振积分取为</w:t>
-      </w:r>
-      <w:r>
-        <w:rPr>
-          <w:rFonts w:ascii="Times New Roman" w:hAnsi="Times New Roman" w:eastAsia="Times New Roman" w:cs="Times New Roman"/>
-        </w:rPr>
-        <w:t xml:space="preserve"> </w:t>
-      </w:r>
-      <m:oMath>
-        <m:r>
-          <m:t>β</m:t>
-        </m:r>
-        <m:r>
-          <m:rPr>
-            <m:sty m:val="p"/>
-          </m:rPr>
-          <m:t>&lt;</m:t>
-        </m:r>
-        <m:r>
-          <m:t>0</m:t>
-        </m:r>
-      </m:oMath>
-      <w:r>
-        <w:rPr>
-          <w:rFonts w:hint="eastAsia" w:ascii="Times New Roman" w:hAnsi="Times New Roman" w:eastAsia="Times New Roman" w:cs="Times New Roman"/>
-        </w:rPr>
-        <w:t>），</w:t>
-      </w:r>
-      <w:r>
-        <w:rPr>
-          <w:rFonts w:hint="eastAsia" w:ascii="Times New Roman" w:hAnsi="Times New Roman" w:eastAsia="FangSong" w:cs="Times New Roman"/>
-        </w:rPr>
-        <w:t>利用布洛赫</w:t>
-      </w:r>
-      <w:r>
-        <w:rPr>
-          <w:rFonts w:hint="eastAsia" w:ascii="Times New Roman" w:hAnsi="Times New Roman" w:eastAsia="Times New Roman" w:cs="Times New Roman"/>
-        </w:rPr>
-        <w:t>（Bloch）</w:t>
-      </w:r>
-      <w:r>
-        <w:rPr>
-          <w:rFonts w:hint="eastAsia" w:ascii="Times New Roman" w:hAnsi="Times New Roman" w:eastAsia="FangSong" w:cs="Times New Roman"/>
-        </w:rPr>
-        <w:t>定理写出波矢为</w:t>
-      </w:r>
-      <w:r>
-        <w:rPr>
-          <w:rFonts w:ascii="Times New Roman" w:hAnsi="Times New Roman" w:eastAsia="Times New Roman" w:cs="Times New Roman"/>
-        </w:rPr>
-        <w:t xml:space="preserve"> </w:t>
-      </w:r>
-      <m:oMath>
-        <m:r>
-          <m:t>k</m:t>
-        </m:r>
-      </m:oMath>
-      <w:r>
-        <w:rPr>
-          <w:rFonts w:ascii="Times New Roman" w:hAnsi="Times New Roman" w:eastAsia="Times New Roman" w:cs="Times New Roman"/>
-        </w:rPr>
-        <w:t xml:space="preserve"> </w:t>
-      </w:r>
-      <w:r>
-        <w:rPr>
-          <w:rFonts w:hint="eastAsia" w:ascii="Times New Roman" w:hAnsi="Times New Roman" w:eastAsia="FangSong" w:cs="Times New Roman"/>
-        </w:rPr>
-        <w:t>的电子波函数</w:t>
-      </w:r>
-      <w:r>
-        <w:rPr>
-          <w:rFonts w:hint="eastAsia" w:ascii="Times New Roman" w:hAnsi="Times New Roman" w:eastAsia="Times New Roman" w:cs="Times New Roman"/>
-        </w:rPr>
-        <w:t>，</w:t>
-      </w:r>
-      <w:r>
-        <w:rPr>
-          <w:rFonts w:hint="eastAsia" w:ascii="Times New Roman" w:hAnsi="Times New Roman" w:eastAsia="FangSong" w:cs="Times New Roman"/>
-        </w:rPr>
-        <w:t>并严格推导出体系的一维能带色散关系方程</w:t>
-      </w:r>
-      <w:r>
-        <w:rPr>
-          <w:rFonts w:ascii="Times New Roman" w:hAnsi="Times New Roman" w:eastAsia="Times New Roman" w:cs="Times New Roman"/>
-        </w:rPr>
-        <w:t xml:space="preserve"> </w:t>
-      </w:r>
-      <m:oMath>
-        <m:r>
-          <m:t>E</m:t>
-        </m:r>
-        <m:r>
-          <m:rPr>
-            <m:sty m:val="p"/>
-          </m:rPr>
-          <m:t>(</m:t>
-        </m:r>
-        <m:r>
-          <m:t>k</m:t>
-        </m:r>
-        <m:r>
-          <m:rPr>
-            <m:sty m:val="p"/>
-          </m:rPr>
-          <m:t>)</m:t>
-        </m:r>
-      </m:oMath>
-      <w:r>
-        <w:rPr>
-          <w:rFonts w:hint="eastAsia" w:ascii="Times New Roman" w:hAnsi="Times New Roman" w:eastAsia="Times New Roman" w:cs="Times New Roman"/>
-        </w:rPr>
-        <w:t xml:space="preserve">；</w:t>
-      </w:r>
-      <w:r>
-        <w:rPr>
-          <w:rFonts w:ascii="Times New Roman" w:hAnsi="Times New Roman" w:eastAsia="Times New Roman" w:cs="Times New Roman"/>
-        </w:rPr>
-        <w:t xml:space="preserve"> </w:t>
-      </w:r>
-      <w:r>
-        <w:rPr>
-          <w:rFonts w:ascii="Times New Roman" w:hAnsi="Times New Roman" w:eastAsia="Times New Roman" w:cs="Times New Roman"/>
-        </w:rPr>
-        <w:t xml:space="preserve">(2) </w:t>
-      </w:r>
-      <w:r>
-        <w:rPr>
-          <w:rFonts w:hint="eastAsia" w:ascii="Times New Roman" w:hAnsi="Times New Roman" w:eastAsia="FangSong" w:cs="Times New Roman"/>
-        </w:rPr>
-        <w:t>确定该一维能带的能带底</w:t>
-      </w:r>
-      <w:r>
-        <w:rPr>
-          <w:rFonts w:hint="eastAsia" w:ascii="Times New Roman" w:hAnsi="Times New Roman" w:eastAsia="Times New Roman" w:cs="Times New Roman"/>
-        </w:rPr>
-        <w:t>（</w:t>
-      </w:r>
-      <w:r>
-        <w:rPr>
-          <w:rFonts w:hint="eastAsia" w:ascii="Times New Roman" w:hAnsi="Times New Roman" w:eastAsia="FangSong" w:cs="Times New Roman"/>
-        </w:rPr>
-        <w:t>最小能量</w:t>
-      </w:r>
-      <w:r>
-        <w:rPr>
-          <w:rFonts w:hint="eastAsia" w:ascii="Times New Roman" w:hAnsi="Times New Roman" w:eastAsia="Times New Roman" w:cs="Times New Roman"/>
-        </w:rPr>
-        <w:t>）、</w:t>
-      </w:r>
-      <w:r>
-        <w:rPr>
-          <w:rFonts w:hint="eastAsia" w:ascii="Times New Roman" w:hAnsi="Times New Roman" w:eastAsia="FangSong" w:cs="Times New Roman"/>
-        </w:rPr>
-        <w:t>能带顶</w:t>
-      </w:r>
-      <w:r>
-        <w:rPr>
-          <w:rFonts w:hint="eastAsia" w:ascii="Times New Roman" w:hAnsi="Times New Roman" w:eastAsia="Times New Roman" w:cs="Times New Roman"/>
-        </w:rPr>
-        <w:t>（</w:t>
-      </w:r>
-      <w:r>
-        <w:rPr>
-          <w:rFonts w:hint="eastAsia" w:ascii="Times New Roman" w:hAnsi="Times New Roman" w:eastAsia="FangSong" w:cs="Times New Roman"/>
-        </w:rPr>
-        <w:t>最大能量</w:t>
-      </w:r>
-      <w:r>
-        <w:rPr>
-          <w:rFonts w:hint="eastAsia" w:ascii="Times New Roman" w:hAnsi="Times New Roman" w:eastAsia="Times New Roman" w:cs="Times New Roman"/>
-        </w:rPr>
-        <w:t>）</w:t>
-      </w:r>
-      <w:r>
-        <w:rPr>
-          <w:rFonts w:hint="eastAsia" w:ascii="Times New Roman" w:hAnsi="Times New Roman" w:eastAsia="FangSong" w:cs="Times New Roman"/>
-        </w:rPr>
-        <w:t>以及总能带宽度</w:t>
-      </w:r>
-      <w:r>
-        <w:rPr>
-          <w:rFonts w:hint="eastAsia" w:ascii="Times New Roman" w:hAnsi="Times New Roman" w:eastAsia="Times New Roman" w:cs="Times New Roman"/>
-        </w:rPr>
-        <w:t>（Bandwidth,</w:t>
-      </w:r>
-      <w:r>
-        <w:rPr>
-          <w:rFonts w:ascii="Times New Roman" w:hAnsi="Times New Roman" w:eastAsia="Times New Roman" w:cs="Times New Roman"/>
-        </w:rPr>
-        <w:t xml:space="preserve"> </w:t>
-      </w:r>
-      <m:oMath>
-        <m:r>
-          <m:t>W</m:t>
-        </m:r>
-      </m:oMath>
-      <w:r>
-        <w:rPr>
-          <w:rFonts w:hint="eastAsia" w:ascii="Times New Roman" w:hAnsi="Times New Roman" w:eastAsia="Times New Roman" w:cs="Times New Roman"/>
-        </w:rPr>
-        <w:t xml:space="preserve">）；</w:t>
-      </w:r>
-      <w:r>
-        <w:rPr>
-          <w:rFonts w:ascii="Times New Roman" w:hAnsi="Times New Roman" w:eastAsia="Times New Roman" w:cs="Times New Roman"/>
-        </w:rPr>
-        <w:t xml:space="preserve"> </w:t>
-      </w:r>
-      <w:r>
-        <w:rPr>
-          <w:rFonts w:ascii="Times New Roman" w:hAnsi="Times New Roman" w:eastAsia="Times New Roman" w:cs="Times New Roman"/>
-        </w:rPr>
-        <w:t xml:space="preserve">(3) </w:t>
-      </w:r>
-      <w:r>
-        <w:rPr>
-          <w:rFonts w:hint="eastAsia" w:ascii="Times New Roman" w:hAnsi="Times New Roman" w:eastAsia="FangSong" w:cs="Times New Roman"/>
-        </w:rPr>
-        <w:t xml:space="preserve">每个晶胞贡献</w:t>
-      </w:r>
-      <w:r>
-        <w:rPr>
-          <w:rFonts w:ascii="Times New Roman" w:hAnsi="Times New Roman" w:eastAsia="Times New Roman" w:cs="Times New Roman"/>
-        </w:rPr>
-        <w:t xml:space="preserve"> 1 </w:t>
-      </w:r>
-      <w:r>
-        <w:rPr>
-          <w:rFonts w:hint="eastAsia" w:ascii="Times New Roman" w:hAnsi="Times New Roman" w:eastAsia="FangSong" w:cs="Times New Roman"/>
-        </w:rPr>
-        <w:t>个电子</w:t>
-      </w:r>
-      <w:r>
-        <w:rPr>
-          <w:rFonts w:hint="eastAsia" w:ascii="Times New Roman" w:hAnsi="Times New Roman" w:eastAsia="Times New Roman" w:cs="Times New Roman"/>
-        </w:rPr>
-        <w:t>，</w:t>
-      </w:r>
-      <w:r>
-        <w:rPr>
-          <w:rFonts w:hint="eastAsia" w:ascii="Times New Roman" w:hAnsi="Times New Roman" w:eastAsia="FangSong" w:cs="Times New Roman"/>
-        </w:rPr>
-        <w:t>该一维能带处于半充满状态</w:t>
-      </w:r>
-      <w:r>
-        <w:rPr>
-          <w:rFonts w:hint="eastAsia" w:ascii="Times New Roman" w:hAnsi="Times New Roman" w:eastAsia="Times New Roman" w:cs="Times New Roman"/>
-        </w:rPr>
-        <w:t>。</w:t>
-      </w:r>
-      <w:r>
-        <w:rPr>
-          <w:rFonts w:hint="eastAsia" w:ascii="Times New Roman" w:hAnsi="Times New Roman" w:eastAsia="FangSong" w:cs="Times New Roman"/>
-        </w:rPr>
-        <w:t>根据经典能带理论体系本应表现为一维金属导体</w:t>
-      </w:r>
-      <w:r>
-        <w:rPr>
-          <w:rFonts w:hint="eastAsia" w:ascii="Times New Roman" w:hAnsi="Times New Roman" w:eastAsia="Times New Roman" w:cs="Times New Roman"/>
-        </w:rPr>
-        <w:t>；</w:t>
-      </w:r>
-      <w:r>
-        <w:rPr>
-          <w:rFonts w:hint="eastAsia" w:ascii="Times New Roman" w:hAnsi="Times New Roman" w:eastAsia="FangSong" w:cs="Times New Roman"/>
-        </w:rPr>
-        <w:t>然而根据皮尔斯</w:t>
-      </w:r>
-      <w:r>
-        <w:rPr>
-          <w:rFonts w:hint="eastAsia" w:ascii="Times New Roman" w:hAnsi="Times New Roman" w:eastAsia="Times New Roman" w:cs="Times New Roman"/>
-        </w:rPr>
-        <w:t>（Peierls）</w:t>
-      </w:r>
-      <w:r>
-        <w:rPr>
-          <w:rFonts w:hint="eastAsia" w:ascii="Times New Roman" w:hAnsi="Times New Roman" w:eastAsia="FangSong" w:cs="Times New Roman"/>
-        </w:rPr>
-        <w:t>定理</w:t>
-      </w:r>
-      <w:r>
-        <w:rPr>
-          <w:rFonts w:hint="eastAsia" w:ascii="Times New Roman" w:hAnsi="Times New Roman" w:eastAsia="Times New Roman" w:cs="Times New Roman"/>
-        </w:rPr>
-        <w:t>，</w:t>
-      </w:r>
-      <w:r>
-        <w:rPr>
-          <w:rFonts w:hint="eastAsia" w:ascii="Times New Roman" w:hAnsi="Times New Roman" w:eastAsia="FangSong" w:cs="Times New Roman"/>
-        </w:rPr>
-        <w:t>该一维晶格在低温下必自发发生晶格畸变</w:t>
-      </w:r>
-      <w:r>
-        <w:rPr>
-          <w:rFonts w:hint="eastAsia" w:ascii="Times New Roman" w:hAnsi="Times New Roman" w:eastAsia="Times New Roman" w:cs="Times New Roman"/>
-        </w:rPr>
-        <w:t>（</w:t>
-      </w:r>
-      <w:r>
-        <w:rPr>
-          <w:rFonts w:hint="eastAsia" w:ascii="Times New Roman" w:hAnsi="Times New Roman" w:eastAsia="FangSong" w:cs="Times New Roman"/>
-        </w:rPr>
-        <w:t>键长长短交替二聚化</w:t>
-      </w:r>
-      <w:r>
-        <w:rPr>
-          <w:rFonts w:hint="eastAsia" w:ascii="Times New Roman" w:hAnsi="Times New Roman" w:eastAsia="Times New Roman" w:cs="Times New Roman"/>
-        </w:rPr>
-        <w:t>）。</w:t>
-      </w:r>
-      <w:r>
-        <w:rPr>
-          <w:rFonts w:hint="eastAsia" w:ascii="Times New Roman" w:hAnsi="Times New Roman" w:eastAsia="FangSong" w:cs="Times New Roman"/>
-        </w:rPr>
-        <w:t>试从微观能带分裂与电子总能量降低的角度证明</w:t>
-      </w:r>
-      <w:r>
-        <w:rPr>
-          <w:rFonts w:ascii="Times New Roman" w:hAnsi="Times New Roman" w:eastAsia="Times New Roman" w:cs="Times New Roman"/>
-        </w:rPr>
-        <w:t xml:space="preserve"> Peierls </w:t>
-      </w:r>
-      <w:r>
-        <w:rPr>
-          <w:rFonts w:hint="eastAsia" w:ascii="Times New Roman" w:hAnsi="Times New Roman" w:eastAsia="FangSong" w:cs="Times New Roman"/>
-        </w:rPr>
-        <w:t>畸变的必然性</w:t>
-      </w:r>
-      <w:r>
-        <w:rPr>
-          <w:rFonts w:hint="eastAsia" w:ascii="Times New Roman" w:hAnsi="Times New Roman" w:eastAsia="Times New Roman" w:cs="Times New Roman"/>
-        </w:rPr>
-        <w:t>。</w:t>
-      </w:r>
     </w:p>
     <w:p>
       <w:pPr>
-        <w:pStyle w:val="BodyText"/>
+        <w:pStyle w:val="Compact"/>
+        <w:numPr>
+          <w:ilvl w:val="0"/>
+          <w:numId w:val="1025"/>
+        </w:numPr>
+        <w:ind w:firstLine="420"/>
+      </w:pPr>
+      <w:r>
+        <w:rPr>
+          <w:rFonts w:hint="eastAsia" w:ascii="Times New Roman" w:hAnsi="Times New Roman" w:eastAsia="FangSong" w:cs="Times New Roman"/>
+        </w:rPr>
+        <w:t xml:space="preserve">若每个氢原子仅提供一个</w:t>
+      </w:r>
+      <w:r>
+        <w:rPr>
+          <w:rFonts w:ascii="Times New Roman" w:hAnsi="Times New Roman" w:eastAsia="Times New Roman" w:cs="Times New Roman"/>
+        </w:rPr>
+        <w:t xml:space="preserve"> </w:t>
+      </w:r>
+      <m:oMath>
+        <m:r>
+          <m:t>1</m:t>
+        </m:r>
+        <m:r>
+          <m:t>s</m:t>
+        </m:r>
+      </m:oMath>
+      <w:r>
+        <w:rPr>
+          <w:rFonts w:ascii="Times New Roman" w:hAnsi="Times New Roman" w:eastAsia="Times New Roman" w:cs="Times New Roman"/>
+        </w:rPr>
+        <w:t xml:space="preserve"> </w:t>
+      </w:r>
+      <w:r>
+        <w:rPr>
+          <w:rFonts w:hint="eastAsia" w:ascii="Times New Roman" w:hAnsi="Times New Roman" w:eastAsia="FangSong" w:cs="Times New Roman"/>
+        </w:rPr>
+        <w:t>轨道</w:t>
+      </w:r>
+      <w:r>
+        <w:rPr>
+          <w:rFonts w:hint="eastAsia" w:ascii="Times New Roman" w:hAnsi="Times New Roman" w:eastAsia="Times New Roman" w:cs="Times New Roman"/>
+        </w:rPr>
+        <w:t>（</w:t>
+      </w:r>
+      <w:r>
+        <w:rPr>
+          <w:rFonts w:hint="eastAsia" w:ascii="Times New Roman" w:hAnsi="Times New Roman" w:eastAsia="FangSong" w:cs="Times New Roman"/>
+        </w:rPr>
+        <w:t>库仑积分取为</w:t>
+      </w:r>
+      <w:r>
+        <w:rPr>
+          <w:rFonts w:ascii="Times New Roman" w:hAnsi="Times New Roman" w:eastAsia="Times New Roman" w:cs="Times New Roman"/>
+        </w:rPr>
+        <w:t xml:space="preserve"> </w:t>
+      </w:r>
+      <m:oMath>
+        <m:r>
+          <m:t>α</m:t>
+        </m:r>
+      </m:oMath>
+      <w:r>
+        <w:rPr>
+          <w:rFonts w:hint="eastAsia" w:ascii="Times New Roman" w:hAnsi="Times New Roman" w:eastAsia="Times New Roman" w:cs="Times New Roman"/>
+        </w:rPr>
+        <w:t>，</w:t>
+      </w:r>
+      <w:r>
+        <w:rPr>
+          <w:rFonts w:hint="eastAsia" w:ascii="Times New Roman" w:hAnsi="Times New Roman" w:eastAsia="FangSong" w:cs="Times New Roman"/>
+        </w:rPr>
+        <w:t>近邻共振积分取为</w:t>
+      </w:r>
+      <w:r>
+        <w:rPr>
+          <w:rFonts w:ascii="Times New Roman" w:hAnsi="Times New Roman" w:eastAsia="Times New Roman" w:cs="Times New Roman"/>
+        </w:rPr>
+        <w:t xml:space="preserve"> </w:t>
+      </w:r>
+      <m:oMath>
+        <m:r>
+          <m:t>β</m:t>
+        </m:r>
+        <m:r>
+          <m:rPr>
+            <m:sty m:val="p"/>
+          </m:rPr>
+          <m:t>&lt;</m:t>
+        </m:r>
+        <m:r>
+          <m:t>0</m:t>
+        </m:r>
+      </m:oMath>
+      <w:r>
+        <w:rPr>
+          <w:rFonts w:hint="eastAsia" w:ascii="Times New Roman" w:hAnsi="Times New Roman" w:eastAsia="Times New Roman" w:cs="Times New Roman"/>
+        </w:rPr>
+        <w:t>），</w:t>
+      </w:r>
+      <w:r>
+        <w:rPr>
+          <w:rFonts w:hint="eastAsia" w:ascii="Times New Roman" w:hAnsi="Times New Roman" w:eastAsia="FangSong" w:cs="Times New Roman"/>
+        </w:rPr>
+        <w:t>利用布洛赫</w:t>
+      </w:r>
+      <w:r>
+        <w:rPr>
+          <w:rFonts w:hint="eastAsia" w:ascii="Times New Roman" w:hAnsi="Times New Roman" w:eastAsia="Times New Roman" w:cs="Times New Roman"/>
+        </w:rPr>
+        <w:t>（Bloch）</w:t>
+      </w:r>
+      <w:r>
+        <w:rPr>
+          <w:rFonts w:hint="eastAsia" w:ascii="Times New Roman" w:hAnsi="Times New Roman" w:eastAsia="FangSong" w:cs="Times New Roman"/>
+        </w:rPr>
+        <w:t>定理写出波矢为</w:t>
+      </w:r>
+      <w:r>
+        <w:rPr>
+          <w:rFonts w:ascii="Times New Roman" w:hAnsi="Times New Roman" w:eastAsia="Times New Roman" w:cs="Times New Roman"/>
+        </w:rPr>
+        <w:t xml:space="preserve"> </w:t>
+      </w:r>
+      <m:oMath>
+        <m:r>
+          <m:t>k</m:t>
+        </m:r>
+      </m:oMath>
+      <w:r>
+        <w:rPr>
+          <w:rFonts w:ascii="Times New Roman" w:hAnsi="Times New Roman" w:eastAsia="Times New Roman" w:cs="Times New Roman"/>
+        </w:rPr>
+        <w:t xml:space="preserve"> </w:t>
+      </w:r>
+      <w:r>
+        <w:rPr>
+          <w:rFonts w:hint="eastAsia" w:ascii="Times New Roman" w:hAnsi="Times New Roman" w:eastAsia="FangSong" w:cs="Times New Roman"/>
+        </w:rPr>
+        <w:t>的电子波函数</w:t>
+      </w:r>
+      <w:r>
+        <w:rPr>
+          <w:rFonts w:hint="eastAsia" w:ascii="Times New Roman" w:hAnsi="Times New Roman" w:eastAsia="Times New Roman" w:cs="Times New Roman"/>
+        </w:rPr>
+        <w:t>，</w:t>
+      </w:r>
+      <w:r>
+        <w:rPr>
+          <w:rFonts w:hint="eastAsia" w:ascii="Times New Roman" w:hAnsi="Times New Roman" w:eastAsia="FangSong" w:cs="Times New Roman"/>
+        </w:rPr>
+        <w:t>并严格推导出体系的一维能带色散关系方程</w:t>
+      </w:r>
+      <w:r>
+        <w:rPr>
+          <w:rFonts w:ascii="Times New Roman" w:hAnsi="Times New Roman" w:eastAsia="Times New Roman" w:cs="Times New Roman"/>
+        </w:rPr>
+        <w:t xml:space="preserve"> </w:t>
+      </w:r>
+      <m:oMath>
+        <m:r>
+          <m:t>E</m:t>
+        </m:r>
+        <m:r>
+          <m:rPr>
+            <m:sty m:val="p"/>
+          </m:rPr>
+          <m:t>(</m:t>
+        </m:r>
+        <m:r>
+          <m:t>k</m:t>
+        </m:r>
+        <m:r>
+          <m:rPr>
+            <m:sty m:val="p"/>
+          </m:rPr>
+          <m:t>)</m:t>
+        </m:r>
+      </m:oMath>
+      <w:r>
+        <w:rPr>
+          <w:rFonts w:hint="eastAsia" w:ascii="Times New Roman" w:hAnsi="Times New Roman" w:eastAsia="Times New Roman" w:cs="Times New Roman"/>
+        </w:rPr>
+        <w:t xml:space="preserve">；</w:t>
+      </w:r>
+    </w:p>
+    <w:p>
+      <w:pPr>
+        <w:pStyle w:val="Compact"/>
+        <w:numPr>
+          <w:ilvl w:val="0"/>
+          <w:numId w:val="1025"/>
+        </w:numPr>
+        <w:ind w:firstLine="420"/>
+      </w:pPr>
+      <w:r>
+        <w:rPr>
+          <w:rFonts w:hint="eastAsia" w:ascii="Times New Roman" w:hAnsi="Times New Roman" w:eastAsia="FangSong" w:cs="Times New Roman"/>
+        </w:rPr>
+        <w:t>确定该一维能带的能带底</w:t>
+      </w:r>
+      <w:r>
+        <w:rPr>
+          <w:rFonts w:hint="eastAsia" w:ascii="Times New Roman" w:hAnsi="Times New Roman" w:eastAsia="Times New Roman" w:cs="Times New Roman"/>
+        </w:rPr>
+        <w:t>（</w:t>
+      </w:r>
+      <w:r>
+        <w:rPr>
+          <w:rFonts w:hint="eastAsia" w:ascii="Times New Roman" w:hAnsi="Times New Roman" w:eastAsia="FangSong" w:cs="Times New Roman"/>
+        </w:rPr>
+        <w:t>最小能量</w:t>
+      </w:r>
+      <w:r>
+        <w:rPr>
+          <w:rFonts w:hint="eastAsia" w:ascii="Times New Roman" w:hAnsi="Times New Roman" w:eastAsia="Times New Roman" w:cs="Times New Roman"/>
+        </w:rPr>
+        <w:t>）、</w:t>
+      </w:r>
+      <w:r>
+        <w:rPr>
+          <w:rFonts w:hint="eastAsia" w:ascii="Times New Roman" w:hAnsi="Times New Roman" w:eastAsia="FangSong" w:cs="Times New Roman"/>
+        </w:rPr>
+        <w:t>能带顶</w:t>
+      </w:r>
+      <w:r>
+        <w:rPr>
+          <w:rFonts w:hint="eastAsia" w:ascii="Times New Roman" w:hAnsi="Times New Roman" w:eastAsia="Times New Roman" w:cs="Times New Roman"/>
+        </w:rPr>
+        <w:t>（</w:t>
+      </w:r>
+      <w:r>
+        <w:rPr>
+          <w:rFonts w:hint="eastAsia" w:ascii="Times New Roman" w:hAnsi="Times New Roman" w:eastAsia="FangSong" w:cs="Times New Roman"/>
+        </w:rPr>
+        <w:t>最大能量</w:t>
+      </w:r>
+      <w:r>
+        <w:rPr>
+          <w:rFonts w:hint="eastAsia" w:ascii="Times New Roman" w:hAnsi="Times New Roman" w:eastAsia="Times New Roman" w:cs="Times New Roman"/>
+        </w:rPr>
+        <w:t>）</w:t>
+      </w:r>
+      <w:r>
+        <w:rPr>
+          <w:rFonts w:hint="eastAsia" w:ascii="Times New Roman" w:hAnsi="Times New Roman" w:eastAsia="FangSong" w:cs="Times New Roman"/>
+        </w:rPr>
+        <w:t>以及总能带宽度</w:t>
+      </w:r>
+      <w:r>
+        <w:rPr>
+          <w:rFonts w:hint="eastAsia" w:ascii="Times New Roman" w:hAnsi="Times New Roman" w:eastAsia="Times New Roman" w:cs="Times New Roman"/>
+        </w:rPr>
+        <w:t>（Bandwidth,</w:t>
+      </w:r>
+      <w:r>
+        <w:rPr>
+          <w:rFonts w:ascii="Times New Roman" w:hAnsi="Times New Roman" w:eastAsia="Times New Roman" w:cs="Times New Roman"/>
+        </w:rPr>
+        <w:t xml:space="preserve"> </w:t>
+      </w:r>
+      <m:oMath>
+        <m:r>
+          <m:t>W</m:t>
+        </m:r>
+      </m:oMath>
+      <w:r>
+        <w:rPr>
+          <w:rFonts w:hint="eastAsia" w:ascii="Times New Roman" w:hAnsi="Times New Roman" w:eastAsia="Times New Roman" w:cs="Times New Roman"/>
+        </w:rPr>
+        <w:t xml:space="preserve">）；</w:t>
+      </w:r>
+    </w:p>
+    <w:p>
+      <w:pPr>
+        <w:pStyle w:val="Compact"/>
+        <w:numPr>
+          <w:ilvl w:val="0"/>
+          <w:numId w:val="1025"/>
+        </w:numPr>
+        <w:ind w:firstLine="420"/>
+      </w:pPr>
+      <w:r>
+        <w:rPr>
+          <w:rFonts w:hint="eastAsia" w:ascii="Times New Roman" w:hAnsi="Times New Roman" w:eastAsia="FangSong" w:cs="Times New Roman"/>
+        </w:rPr>
+        <w:t xml:space="preserve">每个晶胞贡献</w:t>
+      </w:r>
+      <w:r>
+        <w:rPr>
+          <w:rFonts w:ascii="Times New Roman" w:hAnsi="Times New Roman" w:eastAsia="Times New Roman" w:cs="Times New Roman"/>
+        </w:rPr>
+        <w:t xml:space="preserve"> 1 </w:t>
+      </w:r>
+      <w:r>
+        <w:rPr>
+          <w:rFonts w:hint="eastAsia" w:ascii="Times New Roman" w:hAnsi="Times New Roman" w:eastAsia="FangSong" w:cs="Times New Roman"/>
+        </w:rPr>
+        <w:t>个电子</w:t>
+      </w:r>
+      <w:r>
+        <w:rPr>
+          <w:rFonts w:hint="eastAsia" w:ascii="Times New Roman" w:hAnsi="Times New Roman" w:eastAsia="Times New Roman" w:cs="Times New Roman"/>
+        </w:rPr>
+        <w:t>，</w:t>
+      </w:r>
+      <w:r>
+        <w:rPr>
+          <w:rFonts w:hint="eastAsia" w:ascii="Times New Roman" w:hAnsi="Times New Roman" w:eastAsia="FangSong" w:cs="Times New Roman"/>
+        </w:rPr>
+        <w:t>该一维能带处于半充满状态</w:t>
+      </w:r>
+      <w:r>
+        <w:rPr>
+          <w:rFonts w:hint="eastAsia" w:ascii="Times New Roman" w:hAnsi="Times New Roman" w:eastAsia="Times New Roman" w:cs="Times New Roman"/>
+        </w:rPr>
+        <w:t>。</w:t>
+      </w:r>
+      <w:r>
+        <w:rPr>
+          <w:rFonts w:hint="eastAsia" w:ascii="Times New Roman" w:hAnsi="Times New Roman" w:eastAsia="FangSong" w:cs="Times New Roman"/>
+        </w:rPr>
+        <w:t>根据经典能带理论体系本应表现为一维金属导体</w:t>
+      </w:r>
+      <w:r>
+        <w:rPr>
+          <w:rFonts w:hint="eastAsia" w:ascii="Times New Roman" w:hAnsi="Times New Roman" w:eastAsia="Times New Roman" w:cs="Times New Roman"/>
+        </w:rPr>
+        <w:t>；</w:t>
+      </w:r>
+      <w:r>
+        <w:rPr>
+          <w:rFonts w:hint="eastAsia" w:ascii="Times New Roman" w:hAnsi="Times New Roman" w:eastAsia="FangSong" w:cs="Times New Roman"/>
+        </w:rPr>
+        <w:t>然而根据皮尔斯</w:t>
+      </w:r>
+      <w:r>
+        <w:rPr>
+          <w:rFonts w:hint="eastAsia" w:ascii="Times New Roman" w:hAnsi="Times New Roman" w:eastAsia="Times New Roman" w:cs="Times New Roman"/>
+        </w:rPr>
+        <w:t>（Peierls）</w:t>
+      </w:r>
+      <w:r>
+        <w:rPr>
+          <w:rFonts w:hint="eastAsia" w:ascii="Times New Roman" w:hAnsi="Times New Roman" w:eastAsia="FangSong" w:cs="Times New Roman"/>
+        </w:rPr>
+        <w:t>定理</w:t>
+      </w:r>
+      <w:r>
+        <w:rPr>
+          <w:rFonts w:hint="eastAsia" w:ascii="Times New Roman" w:hAnsi="Times New Roman" w:eastAsia="Times New Roman" w:cs="Times New Roman"/>
+        </w:rPr>
+        <w:t>，</w:t>
+      </w:r>
+      <w:r>
+        <w:rPr>
+          <w:rFonts w:hint="eastAsia" w:ascii="Times New Roman" w:hAnsi="Times New Roman" w:eastAsia="FangSong" w:cs="Times New Roman"/>
+        </w:rPr>
+        <w:t>该一维晶格在低温下必自发发生晶格畸变</w:t>
+      </w:r>
+      <w:r>
+        <w:rPr>
+          <w:rFonts w:hint="eastAsia" w:ascii="Times New Roman" w:hAnsi="Times New Roman" w:eastAsia="Times New Roman" w:cs="Times New Roman"/>
+        </w:rPr>
+        <w:t>（</w:t>
+      </w:r>
+      <w:r>
+        <w:rPr>
+          <w:rFonts w:hint="eastAsia" w:ascii="Times New Roman" w:hAnsi="Times New Roman" w:eastAsia="FangSong" w:cs="Times New Roman"/>
+        </w:rPr>
+        <w:t>键长长短交替二聚化</w:t>
+      </w:r>
+      <w:r>
+        <w:rPr>
+          <w:rFonts w:hint="eastAsia" w:ascii="Times New Roman" w:hAnsi="Times New Roman" w:eastAsia="Times New Roman" w:cs="Times New Roman"/>
+        </w:rPr>
+        <w:t>）。</w:t>
+      </w:r>
+      <w:r>
+        <w:rPr>
+          <w:rFonts w:hint="eastAsia" w:ascii="Times New Roman" w:hAnsi="Times New Roman" w:eastAsia="FangSong" w:cs="Times New Roman"/>
+        </w:rPr>
+        <w:t>试从微观能带分裂与电子总能量降低的角度证明</w:t>
+      </w:r>
+      <w:r>
+        <w:rPr>
+          <w:rFonts w:ascii="Times New Roman" w:hAnsi="Times New Roman" w:eastAsia="Times New Roman" w:cs="Times New Roman"/>
+        </w:rPr>
+        <w:t xml:space="preserve"> Peierls </w:t>
+      </w:r>
+      <w:r>
+        <w:rPr>
+          <w:rFonts w:hint="eastAsia" w:ascii="Times New Roman" w:hAnsi="Times New Roman" w:eastAsia="FangSong" w:cs="Times New Roman"/>
+        </w:rPr>
+        <w:t>畸变的必然性</w:t>
+      </w:r>
+      <w:r>
+        <w:rPr>
+          <w:rFonts w:hint="eastAsia" w:ascii="Times New Roman" w:hAnsi="Times New Roman" w:eastAsia="Times New Roman" w:cs="Times New Roman"/>
+        </w:rPr>
+        <w:t>。</w:t>
+      </w:r>
+    </w:p>
+    <w:p>
+      <w:pPr>
+        <w:pStyle w:val="FirstParagraph"/>
       </w:pPr>
     </w:p>
     <w:p>
@@ -50562,12 +50422,12 @@
         </w:rPr>
         <w:t xml:space="preserve">）。</w:t>
       </w:r>
-      <w:r>
-        <w:rPr>
-          <w:rFonts w:ascii="Times New Roman" w:hAnsi="Times New Roman" w:eastAsia="Times New Roman" w:cs="Times New Roman"/>
-        </w:rPr>
-        <w:t xml:space="preserve"> </w:t>
-      </w:r>
+    </w:p>
+    <w:p>
+      <w:pPr>
+        <w:pStyle w:val="BodyText"/>
+        <w:ind w:firstLine="420"/>
+      </w:pPr>
       <w:r>
         <w:rPr>
           <w:rFonts w:hint="eastAsia" w:ascii="Times New Roman" w:hAnsi="Times New Roman" w:eastAsia="FangSong" w:cs="Times New Roman"/>
@@ -51165,11 +51025,816 @@
       </w:pPr>
     </w:lvl>
   </w:abstractNum>
+  <w:abstractNum w:abstractNumId="99431">
+    <w:nsid w:val="00A99431"/>
+    <w:multiLevelType w:val="multilevel"/>
+    <w:lvl w:ilvl="0">
+      <w:start w:val="1"/>
+      <w:numFmt w:val="decimal"/>
+      <w:lvlText w:val="(%1)"/>
+      <w:lvlJc w:val="left"/>
+      <w:pPr>
+        <w:ind w:left="720" w:hanging="360"/>
+      </w:pPr>
+    </w:lvl>
+    <w:lvl w:ilvl="1">
+      <w:start w:val="1"/>
+      <w:numFmt w:val="decimal"/>
+      <w:lvlText w:val="(%2)"/>
+      <w:lvlJc w:val="left"/>
+      <w:pPr>
+        <w:ind w:left="1440" w:hanging="360"/>
+      </w:pPr>
+    </w:lvl>
+    <w:lvl w:ilvl="2">
+      <w:start w:val="1"/>
+      <w:numFmt w:val="decimal"/>
+      <w:lvlText w:val="(%3)"/>
+      <w:lvlJc w:val="left"/>
+      <w:pPr>
+        <w:ind w:left="2160" w:hanging="360"/>
+      </w:pPr>
+    </w:lvl>
+    <w:lvl w:ilvl="3">
+      <w:start w:val="1"/>
+      <w:numFmt w:val="decimal"/>
+      <w:lvlText w:val="(%4)"/>
+      <w:lvlJc w:val="left"/>
+      <w:pPr>
+        <w:ind w:left="2880" w:hanging="360"/>
+      </w:pPr>
+    </w:lvl>
+    <w:lvl w:ilvl="4">
+      <w:start w:val="1"/>
+      <w:numFmt w:val="decimal"/>
+      <w:lvlText w:val="(%5)"/>
+      <w:lvlJc w:val="left"/>
+      <w:pPr>
+        <w:ind w:left="3600" w:hanging="360"/>
+      </w:pPr>
+    </w:lvl>
+    <w:lvl w:ilvl="5">
+      <w:start w:val="1"/>
+      <w:numFmt w:val="decimal"/>
+      <w:lvlText w:val="(%6)"/>
+      <w:lvlJc w:val="left"/>
+      <w:pPr>
+        <w:ind w:left="4320" w:hanging="360"/>
+      </w:pPr>
+    </w:lvl>
+    <w:lvl w:ilvl="6">
+      <w:start w:val="1"/>
+      <w:numFmt w:val="decimal"/>
+      <w:lvlText w:val="(%7)"/>
+      <w:lvlJc w:val="left"/>
+      <w:pPr>
+        <w:ind w:left="5040" w:hanging="360"/>
+      </w:pPr>
+    </w:lvl>
+    <w:lvl w:ilvl="7">
+      <w:start w:val="1"/>
+      <w:numFmt w:val="decimal"/>
+      <w:lvlText w:val="(%8)"/>
+      <w:lvlJc w:val="left"/>
+      <w:pPr>
+        <w:ind w:left="5760" w:hanging="360"/>
+      </w:pPr>
+    </w:lvl>
+    <w:lvl w:ilvl="8">
+      <w:start w:val="1"/>
+      <w:numFmt w:val="decimal"/>
+      <w:lvlText w:val="(%9)"/>
+      <w:lvlJc w:val="left"/>
+      <w:pPr>
+        <w:ind w:left="6480" w:hanging="360"/>
+      </w:pPr>
+    </w:lvl>
+  </w:abstractNum>
   <w:num w:numId="1000">
     <w:abstractNumId w:val="990"/>
   </w:num>
   <w:num w:numId="1001">
     <w:abstractNumId w:val="99411"/>
+    <w:lvlOverride w:ilvl="0">
+      <w:startOverride w:val="1"/>
+    </w:lvlOverride>
+    <w:lvlOverride w:ilvl="1">
+      <w:startOverride w:val="1"/>
+    </w:lvlOverride>
+    <w:lvlOverride w:ilvl="2">
+      <w:startOverride w:val="1"/>
+    </w:lvlOverride>
+    <w:lvlOverride w:ilvl="3">
+      <w:startOverride w:val="1"/>
+    </w:lvlOverride>
+    <w:lvlOverride w:ilvl="4">
+      <w:startOverride w:val="1"/>
+    </w:lvlOverride>
+    <w:lvlOverride w:ilvl="5">
+      <w:startOverride w:val="1"/>
+    </w:lvlOverride>
+    <w:lvlOverride w:ilvl="6">
+      <w:startOverride w:val="1"/>
+    </w:lvlOverride>
+    <w:lvlOverride w:ilvl="7">
+      <w:startOverride w:val="1"/>
+    </w:lvlOverride>
+    <w:lvlOverride w:ilvl="8">
+      <w:startOverride w:val="1"/>
+    </w:lvlOverride>
+  </w:num>
+  <w:num w:numId="1002">
+    <w:abstractNumId w:val="99431"/>
+    <w:lvlOverride w:ilvl="0">
+      <w:startOverride w:val="1"/>
+    </w:lvlOverride>
+    <w:lvlOverride w:ilvl="1">
+      <w:startOverride w:val="1"/>
+    </w:lvlOverride>
+    <w:lvlOverride w:ilvl="2">
+      <w:startOverride w:val="1"/>
+    </w:lvlOverride>
+    <w:lvlOverride w:ilvl="3">
+      <w:startOverride w:val="1"/>
+    </w:lvlOverride>
+    <w:lvlOverride w:ilvl="4">
+      <w:startOverride w:val="1"/>
+    </w:lvlOverride>
+    <w:lvlOverride w:ilvl="5">
+      <w:startOverride w:val="1"/>
+    </w:lvlOverride>
+    <w:lvlOverride w:ilvl="6">
+      <w:startOverride w:val="1"/>
+    </w:lvlOverride>
+    <w:lvlOverride w:ilvl="7">
+      <w:startOverride w:val="1"/>
+    </w:lvlOverride>
+    <w:lvlOverride w:ilvl="8">
+      <w:startOverride w:val="1"/>
+    </w:lvlOverride>
+  </w:num>
+  <w:num w:numId="1003">
+    <w:abstractNumId w:val="99431"/>
+    <w:lvlOverride w:ilvl="0">
+      <w:startOverride w:val="1"/>
+    </w:lvlOverride>
+    <w:lvlOverride w:ilvl="1">
+      <w:startOverride w:val="1"/>
+    </w:lvlOverride>
+    <w:lvlOverride w:ilvl="2">
+      <w:startOverride w:val="1"/>
+    </w:lvlOverride>
+    <w:lvlOverride w:ilvl="3">
+      <w:startOverride w:val="1"/>
+    </w:lvlOverride>
+    <w:lvlOverride w:ilvl="4">
+      <w:startOverride w:val="1"/>
+    </w:lvlOverride>
+    <w:lvlOverride w:ilvl="5">
+      <w:startOverride w:val="1"/>
+    </w:lvlOverride>
+    <w:lvlOverride w:ilvl="6">
+      <w:startOverride w:val="1"/>
+    </w:lvlOverride>
+    <w:lvlOverride w:ilvl="7">
+      <w:startOverride w:val="1"/>
+    </w:lvlOverride>
+    <w:lvlOverride w:ilvl="8">
+      <w:startOverride w:val="1"/>
+    </w:lvlOverride>
+  </w:num>
+  <w:num w:numId="1004">
+    <w:abstractNumId w:val="99431"/>
+    <w:lvlOverride w:ilvl="0">
+      <w:startOverride w:val="1"/>
+    </w:lvlOverride>
+    <w:lvlOverride w:ilvl="1">
+      <w:startOverride w:val="1"/>
+    </w:lvlOverride>
+    <w:lvlOverride w:ilvl="2">
+      <w:startOverride w:val="1"/>
+    </w:lvlOverride>
+    <w:lvlOverride w:ilvl="3">
+      <w:startOverride w:val="1"/>
+    </w:lvlOverride>
+    <w:lvlOverride w:ilvl="4">
+      <w:startOverride w:val="1"/>
+    </w:lvlOverride>
+    <w:lvlOverride w:ilvl="5">
+      <w:startOverride w:val="1"/>
+    </w:lvlOverride>
+    <w:lvlOverride w:ilvl="6">
+      <w:startOverride w:val="1"/>
+    </w:lvlOverride>
+    <w:lvlOverride w:ilvl="7">
+      <w:startOverride w:val="1"/>
+    </w:lvlOverride>
+    <w:lvlOverride w:ilvl="8">
+      <w:startOverride w:val="1"/>
+    </w:lvlOverride>
+  </w:num>
+  <w:num w:numId="1005">
+    <w:abstractNumId w:val="99431"/>
+    <w:lvlOverride w:ilvl="0">
+      <w:startOverride w:val="1"/>
+    </w:lvlOverride>
+    <w:lvlOverride w:ilvl="1">
+      <w:startOverride w:val="1"/>
+    </w:lvlOverride>
+    <w:lvlOverride w:ilvl="2">
+      <w:startOverride w:val="1"/>
+    </w:lvlOverride>
+    <w:lvlOverride w:ilvl="3">
+      <w:startOverride w:val="1"/>
+    </w:lvlOverride>
+    <w:lvlOverride w:ilvl="4">
+      <w:startOverride w:val="1"/>
+    </w:lvlOverride>
+    <w:lvlOverride w:ilvl="5">
+      <w:startOverride w:val="1"/>
+    </w:lvlOverride>
+    <w:lvlOverride w:ilvl="6">
+      <w:startOverride w:val="1"/>
+    </w:lvlOverride>
+    <w:lvlOverride w:ilvl="7">
+      <w:startOverride w:val="1"/>
+    </w:lvlOverride>
+    <w:lvlOverride w:ilvl="8">
+      <w:startOverride w:val="1"/>
+    </w:lvlOverride>
+  </w:num>
+  <w:num w:numId="1006">
+    <w:abstractNumId w:val="99431"/>
+    <w:lvlOverride w:ilvl="0">
+      <w:startOverride w:val="1"/>
+    </w:lvlOverride>
+    <w:lvlOverride w:ilvl="1">
+      <w:startOverride w:val="1"/>
+    </w:lvlOverride>
+    <w:lvlOverride w:ilvl="2">
+      <w:startOverride w:val="1"/>
+    </w:lvlOverride>
+    <w:lvlOverride w:ilvl="3">
+      <w:startOverride w:val="1"/>
+    </w:lvlOverride>
+    <w:lvlOverride w:ilvl="4">
+      <w:startOverride w:val="1"/>
+    </w:lvlOverride>
+    <w:lvlOverride w:ilvl="5">
+      <w:startOverride w:val="1"/>
+    </w:lvlOverride>
+    <w:lvlOverride w:ilvl="6">
+      <w:startOverride w:val="1"/>
+    </w:lvlOverride>
+    <w:lvlOverride w:ilvl="7">
+      <w:startOverride w:val="1"/>
+    </w:lvlOverride>
+    <w:lvlOverride w:ilvl="8">
+      <w:startOverride w:val="1"/>
+    </w:lvlOverride>
+  </w:num>
+  <w:num w:numId="1007">
+    <w:abstractNumId w:val="99431"/>
+    <w:lvlOverride w:ilvl="0">
+      <w:startOverride w:val="1"/>
+    </w:lvlOverride>
+    <w:lvlOverride w:ilvl="1">
+      <w:startOverride w:val="1"/>
+    </w:lvlOverride>
+    <w:lvlOverride w:ilvl="2">
+      <w:startOverride w:val="1"/>
+    </w:lvlOverride>
+    <w:lvlOverride w:ilvl="3">
+      <w:startOverride w:val="1"/>
+    </w:lvlOverride>
+    <w:lvlOverride w:ilvl="4">
+      <w:startOverride w:val="1"/>
+    </w:lvlOverride>
+    <w:lvlOverride w:ilvl="5">
+      <w:startOverride w:val="1"/>
+    </w:lvlOverride>
+    <w:lvlOverride w:ilvl="6">
+      <w:startOverride w:val="1"/>
+    </w:lvlOverride>
+    <w:lvlOverride w:ilvl="7">
+      <w:startOverride w:val="1"/>
+    </w:lvlOverride>
+    <w:lvlOverride w:ilvl="8">
+      <w:startOverride w:val="1"/>
+    </w:lvlOverride>
+  </w:num>
+  <w:num w:numId="1008">
+    <w:abstractNumId w:val="99431"/>
+    <w:lvlOverride w:ilvl="0">
+      <w:startOverride w:val="1"/>
+    </w:lvlOverride>
+    <w:lvlOverride w:ilvl="1">
+      <w:startOverride w:val="1"/>
+    </w:lvlOverride>
+    <w:lvlOverride w:ilvl="2">
+      <w:startOverride w:val="1"/>
+    </w:lvlOverride>
+    <w:lvlOverride w:ilvl="3">
+      <w:startOverride w:val="1"/>
+    </w:lvlOverride>
+    <w:lvlOverride w:ilvl="4">
+      <w:startOverride w:val="1"/>
+    </w:lvlOverride>
+    <w:lvlOverride w:ilvl="5">
+      <w:startOverride w:val="1"/>
+    </w:lvlOverride>
+    <w:lvlOverride w:ilvl="6">
+      <w:startOverride w:val="1"/>
+    </w:lvlOverride>
+    <w:lvlOverride w:ilvl="7">
+      <w:startOverride w:val="1"/>
+    </w:lvlOverride>
+    <w:lvlOverride w:ilvl="8">
+      <w:startOverride w:val="1"/>
+    </w:lvlOverride>
+  </w:num>
+  <w:num w:numId="1009">
+    <w:abstractNumId w:val="99431"/>
+    <w:lvlOverride w:ilvl="0">
+      <w:startOverride w:val="1"/>
+    </w:lvlOverride>
+    <w:lvlOverride w:ilvl="1">
+      <w:startOverride w:val="1"/>
+    </w:lvlOverride>
+    <w:lvlOverride w:ilvl="2">
+      <w:startOverride w:val="1"/>
+    </w:lvlOverride>
+    <w:lvlOverride w:ilvl="3">
+      <w:startOverride w:val="1"/>
+    </w:lvlOverride>
+    <w:lvlOverride w:ilvl="4">
+      <w:startOverride w:val="1"/>
+    </w:lvlOverride>
+    <w:lvlOverride w:ilvl="5">
+      <w:startOverride w:val="1"/>
+    </w:lvlOverride>
+    <w:lvlOverride w:ilvl="6">
+      <w:startOverride w:val="1"/>
+    </w:lvlOverride>
+    <w:lvlOverride w:ilvl="7">
+      <w:startOverride w:val="1"/>
+    </w:lvlOverride>
+    <w:lvlOverride w:ilvl="8">
+      <w:startOverride w:val="1"/>
+    </w:lvlOverride>
+  </w:num>
+  <w:num w:numId="1010">
+    <w:abstractNumId w:val="99431"/>
+    <w:lvlOverride w:ilvl="0">
+      <w:startOverride w:val="1"/>
+    </w:lvlOverride>
+    <w:lvlOverride w:ilvl="1">
+      <w:startOverride w:val="1"/>
+    </w:lvlOverride>
+    <w:lvlOverride w:ilvl="2">
+      <w:startOverride w:val="1"/>
+    </w:lvlOverride>
+    <w:lvlOverride w:ilvl="3">
+      <w:startOverride w:val="1"/>
+    </w:lvlOverride>
+    <w:lvlOverride w:ilvl="4">
+      <w:startOverride w:val="1"/>
+    </w:lvlOverride>
+    <w:lvlOverride w:ilvl="5">
+      <w:startOverride w:val="1"/>
+    </w:lvlOverride>
+    <w:lvlOverride w:ilvl="6">
+      <w:startOverride w:val="1"/>
+    </w:lvlOverride>
+    <w:lvlOverride w:ilvl="7">
+      <w:startOverride w:val="1"/>
+    </w:lvlOverride>
+    <w:lvlOverride w:ilvl="8">
+      <w:startOverride w:val="1"/>
+    </w:lvlOverride>
+  </w:num>
+  <w:num w:numId="1011">
+    <w:abstractNumId w:val="99431"/>
+    <w:lvlOverride w:ilvl="0">
+      <w:startOverride w:val="1"/>
+    </w:lvlOverride>
+    <w:lvlOverride w:ilvl="1">
+      <w:startOverride w:val="1"/>
+    </w:lvlOverride>
+    <w:lvlOverride w:ilvl="2">
+      <w:startOverride w:val="1"/>
+    </w:lvlOverride>
+    <w:lvlOverride w:ilvl="3">
+      <w:startOverride w:val="1"/>
+    </w:lvlOverride>
+    <w:lvlOverride w:ilvl="4">
+      <w:startOverride w:val="1"/>
+    </w:lvlOverride>
+    <w:lvlOverride w:ilvl="5">
+      <w:startOverride w:val="1"/>
+    </w:lvlOverride>
+    <w:lvlOverride w:ilvl="6">
+      <w:startOverride w:val="1"/>
+    </w:lvlOverride>
+    <w:lvlOverride w:ilvl="7">
+      <w:startOverride w:val="1"/>
+    </w:lvlOverride>
+    <w:lvlOverride w:ilvl="8">
+      <w:startOverride w:val="1"/>
+    </w:lvlOverride>
+  </w:num>
+  <w:num w:numId="1012">
+    <w:abstractNumId w:val="99431"/>
+    <w:lvlOverride w:ilvl="0">
+      <w:startOverride w:val="1"/>
+    </w:lvlOverride>
+    <w:lvlOverride w:ilvl="1">
+      <w:startOverride w:val="1"/>
+    </w:lvlOverride>
+    <w:lvlOverride w:ilvl="2">
+      <w:startOverride w:val="1"/>
+    </w:lvlOverride>
+    <w:lvlOverride w:ilvl="3">
+      <w:startOverride w:val="1"/>
+    </w:lvlOverride>
+    <w:lvlOverride w:ilvl="4">
+      <w:startOverride w:val="1"/>
+    </w:lvlOverride>
+    <w:lvlOverride w:ilvl="5">
+      <w:startOverride w:val="1"/>
+    </w:lvlOverride>
+    <w:lvlOverride w:ilvl="6">
+      <w:startOverride w:val="1"/>
+    </w:lvlOverride>
+    <w:lvlOverride w:ilvl="7">
+      <w:startOverride w:val="1"/>
+    </w:lvlOverride>
+    <w:lvlOverride w:ilvl="8">
+      <w:startOverride w:val="1"/>
+    </w:lvlOverride>
+  </w:num>
+  <w:num w:numId="1013">
+    <w:abstractNumId w:val="99431"/>
+    <w:lvlOverride w:ilvl="0">
+      <w:startOverride w:val="1"/>
+    </w:lvlOverride>
+    <w:lvlOverride w:ilvl="1">
+      <w:startOverride w:val="1"/>
+    </w:lvlOverride>
+    <w:lvlOverride w:ilvl="2">
+      <w:startOverride w:val="1"/>
+    </w:lvlOverride>
+    <w:lvlOverride w:ilvl="3">
+      <w:startOverride w:val="1"/>
+    </w:lvlOverride>
+    <w:lvlOverride w:ilvl="4">
+      <w:startOverride w:val="1"/>
+    </w:lvlOverride>
+    <w:lvlOverride w:ilvl="5">
+      <w:startOverride w:val="1"/>
+    </w:lvlOverride>
+    <w:lvlOverride w:ilvl="6">
+      <w:startOverride w:val="1"/>
+    </w:lvlOverride>
+    <w:lvlOverride w:ilvl="7">
+      <w:startOverride w:val="1"/>
+    </w:lvlOverride>
+    <w:lvlOverride w:ilvl="8">
+      <w:startOverride w:val="1"/>
+    </w:lvlOverride>
+  </w:num>
+  <w:num w:numId="1014">
+    <w:abstractNumId w:val="99431"/>
+    <w:lvlOverride w:ilvl="0">
+      <w:startOverride w:val="1"/>
+    </w:lvlOverride>
+    <w:lvlOverride w:ilvl="1">
+      <w:startOverride w:val="1"/>
+    </w:lvlOverride>
+    <w:lvlOverride w:ilvl="2">
+      <w:startOverride w:val="1"/>
+    </w:lvlOverride>
+    <w:lvlOverride w:ilvl="3">
+      <w:startOverride w:val="1"/>
+    </w:lvlOverride>
+    <w:lvlOverride w:ilvl="4">
+      <w:startOverride w:val="1"/>
+    </w:lvlOverride>
+    <w:lvlOverride w:ilvl="5">
+      <w:startOverride w:val="1"/>
+    </w:lvlOverride>
+    <w:lvlOverride w:ilvl="6">
+      <w:startOverride w:val="1"/>
+    </w:lvlOverride>
+    <w:lvlOverride w:ilvl="7">
+      <w:startOverride w:val="1"/>
+    </w:lvlOverride>
+    <w:lvlOverride w:ilvl="8">
+      <w:startOverride w:val="1"/>
+    </w:lvlOverride>
+  </w:num>
+  <w:num w:numId="1015">
+    <w:abstractNumId w:val="99431"/>
+    <w:lvlOverride w:ilvl="0">
+      <w:startOverride w:val="1"/>
+    </w:lvlOverride>
+    <w:lvlOverride w:ilvl="1">
+      <w:startOverride w:val="1"/>
+    </w:lvlOverride>
+    <w:lvlOverride w:ilvl="2">
+      <w:startOverride w:val="1"/>
+    </w:lvlOverride>
+    <w:lvlOverride w:ilvl="3">
+      <w:startOverride w:val="1"/>
+    </w:lvlOverride>
+    <w:lvlOverride w:ilvl="4">
+      <w:startOverride w:val="1"/>
+    </w:lvlOverride>
+    <w:lvlOverride w:ilvl="5">
+      <w:startOverride w:val="1"/>
+    </w:lvlOverride>
+    <w:lvlOverride w:ilvl="6">
+      <w:startOverride w:val="1"/>
+    </w:lvlOverride>
+    <w:lvlOverride w:ilvl="7">
+      <w:startOverride w:val="1"/>
+    </w:lvlOverride>
+    <w:lvlOverride w:ilvl="8">
+      <w:startOverride w:val="1"/>
+    </w:lvlOverride>
+  </w:num>
+  <w:num w:numId="1016">
+    <w:abstractNumId w:val="99431"/>
+    <w:lvlOverride w:ilvl="0">
+      <w:startOverride w:val="1"/>
+    </w:lvlOverride>
+    <w:lvlOverride w:ilvl="1">
+      <w:startOverride w:val="1"/>
+    </w:lvlOverride>
+    <w:lvlOverride w:ilvl="2">
+      <w:startOverride w:val="1"/>
+    </w:lvlOverride>
+    <w:lvlOverride w:ilvl="3">
+      <w:startOverride w:val="1"/>
+    </w:lvlOverride>
+    <w:lvlOverride w:ilvl="4">
+      <w:startOverride w:val="1"/>
+    </w:lvlOverride>
+    <w:lvlOverride w:ilvl="5">
+      <w:startOverride w:val="1"/>
+    </w:lvlOverride>
+    <w:lvlOverride w:ilvl="6">
+      <w:startOverride w:val="1"/>
+    </w:lvlOverride>
+    <w:lvlOverride w:ilvl="7">
+      <w:startOverride w:val="1"/>
+    </w:lvlOverride>
+    <w:lvlOverride w:ilvl="8">
+      <w:startOverride w:val="1"/>
+    </w:lvlOverride>
+  </w:num>
+  <w:num w:numId="1017">
+    <w:abstractNumId w:val="99431"/>
+    <w:lvlOverride w:ilvl="0">
+      <w:startOverride w:val="1"/>
+    </w:lvlOverride>
+    <w:lvlOverride w:ilvl="1">
+      <w:startOverride w:val="1"/>
+    </w:lvlOverride>
+    <w:lvlOverride w:ilvl="2">
+      <w:startOverride w:val="1"/>
+    </w:lvlOverride>
+    <w:lvlOverride w:ilvl="3">
+      <w:startOverride w:val="1"/>
+    </w:lvlOverride>
+    <w:lvlOverride w:ilvl="4">
+      <w:startOverride w:val="1"/>
+    </w:lvlOverride>
+    <w:lvlOverride w:ilvl="5">
+      <w:startOverride w:val="1"/>
+    </w:lvlOverride>
+    <w:lvlOverride w:ilvl="6">
+      <w:startOverride w:val="1"/>
+    </w:lvlOverride>
+    <w:lvlOverride w:ilvl="7">
+      <w:startOverride w:val="1"/>
+    </w:lvlOverride>
+    <w:lvlOverride w:ilvl="8">
+      <w:startOverride w:val="1"/>
+    </w:lvlOverride>
+  </w:num>
+  <w:num w:numId="1018">
+    <w:abstractNumId w:val="99431"/>
+    <w:lvlOverride w:ilvl="0">
+      <w:startOverride w:val="1"/>
+    </w:lvlOverride>
+    <w:lvlOverride w:ilvl="1">
+      <w:startOverride w:val="1"/>
+    </w:lvlOverride>
+    <w:lvlOverride w:ilvl="2">
+      <w:startOverride w:val="1"/>
+    </w:lvlOverride>
+    <w:lvlOverride w:ilvl="3">
+      <w:startOverride w:val="1"/>
+    </w:lvlOverride>
+    <w:lvlOverride w:ilvl="4">
+      <w:startOverride w:val="1"/>
+    </w:lvlOverride>
+    <w:lvlOverride w:ilvl="5">
+      <w:startOverride w:val="1"/>
+    </w:lvlOverride>
+    <w:lvlOverride w:ilvl="6">
+      <w:startOverride w:val="1"/>
+    </w:lvlOverride>
+    <w:lvlOverride w:ilvl="7">
+      <w:startOverride w:val="1"/>
+    </w:lvlOverride>
+    <w:lvlOverride w:ilvl="8">
+      <w:startOverride w:val="1"/>
+    </w:lvlOverride>
+  </w:num>
+  <w:num w:numId="1019">
+    <w:abstractNumId w:val="99431"/>
+    <w:lvlOverride w:ilvl="0">
+      <w:startOverride w:val="1"/>
+    </w:lvlOverride>
+    <w:lvlOverride w:ilvl="1">
+      <w:startOverride w:val="1"/>
+    </w:lvlOverride>
+    <w:lvlOverride w:ilvl="2">
+      <w:startOverride w:val="1"/>
+    </w:lvlOverride>
+    <w:lvlOverride w:ilvl="3">
+      <w:startOverride w:val="1"/>
+    </w:lvlOverride>
+    <w:lvlOverride w:ilvl="4">
+      <w:startOverride w:val="1"/>
+    </w:lvlOverride>
+    <w:lvlOverride w:ilvl="5">
+      <w:startOverride w:val="1"/>
+    </w:lvlOverride>
+    <w:lvlOverride w:ilvl="6">
+      <w:startOverride w:val="1"/>
+    </w:lvlOverride>
+    <w:lvlOverride w:ilvl="7">
+      <w:startOverride w:val="1"/>
+    </w:lvlOverride>
+    <w:lvlOverride w:ilvl="8">
+      <w:startOverride w:val="1"/>
+    </w:lvlOverride>
+  </w:num>
+  <w:num w:numId="1020">
+    <w:abstractNumId w:val="99431"/>
+    <w:lvlOverride w:ilvl="0">
+      <w:startOverride w:val="1"/>
+    </w:lvlOverride>
+    <w:lvlOverride w:ilvl="1">
+      <w:startOverride w:val="1"/>
+    </w:lvlOverride>
+    <w:lvlOverride w:ilvl="2">
+      <w:startOverride w:val="1"/>
+    </w:lvlOverride>
+    <w:lvlOverride w:ilvl="3">
+      <w:startOverride w:val="1"/>
+    </w:lvlOverride>
+    <w:lvlOverride w:ilvl="4">
+      <w:startOverride w:val="1"/>
+    </w:lvlOverride>
+    <w:lvlOverride w:ilvl="5">
+      <w:startOverride w:val="1"/>
+    </w:lvlOverride>
+    <w:lvlOverride w:ilvl="6">
+      <w:startOverride w:val="1"/>
+    </w:lvlOverride>
+    <w:lvlOverride w:ilvl="7">
+      <w:startOverride w:val="1"/>
+    </w:lvlOverride>
+    <w:lvlOverride w:ilvl="8">
+      <w:startOverride w:val="1"/>
+    </w:lvlOverride>
+  </w:num>
+  <w:num w:numId="1021">
+    <w:abstractNumId w:val="99431"/>
+    <w:lvlOverride w:ilvl="0">
+      <w:startOverride w:val="1"/>
+    </w:lvlOverride>
+    <w:lvlOverride w:ilvl="1">
+      <w:startOverride w:val="1"/>
+    </w:lvlOverride>
+    <w:lvlOverride w:ilvl="2">
+      <w:startOverride w:val="1"/>
+    </w:lvlOverride>
+    <w:lvlOverride w:ilvl="3">
+      <w:startOverride w:val="1"/>
+    </w:lvlOverride>
+    <w:lvlOverride w:ilvl="4">
+      <w:startOverride w:val="1"/>
+    </w:lvlOverride>
+    <w:lvlOverride w:ilvl="5">
+      <w:startOverride w:val="1"/>
+    </w:lvlOverride>
+    <w:lvlOverride w:ilvl="6">
+      <w:startOverride w:val="1"/>
+    </w:lvlOverride>
+    <w:lvlOverride w:ilvl="7">
+      <w:startOverride w:val="1"/>
+    </w:lvlOverride>
+    <w:lvlOverride w:ilvl="8">
+      <w:startOverride w:val="1"/>
+    </w:lvlOverride>
+  </w:num>
+  <w:num w:numId="1022">
+    <w:abstractNumId w:val="99431"/>
+    <w:lvlOverride w:ilvl="0">
+      <w:startOverride w:val="1"/>
+    </w:lvlOverride>
+    <w:lvlOverride w:ilvl="1">
+      <w:startOverride w:val="1"/>
+    </w:lvlOverride>
+    <w:lvlOverride w:ilvl="2">
+      <w:startOverride w:val="1"/>
+    </w:lvlOverride>
+    <w:lvlOverride w:ilvl="3">
+      <w:startOverride w:val="1"/>
+    </w:lvlOverride>
+    <w:lvlOverride w:ilvl="4">
+      <w:startOverride w:val="1"/>
+    </w:lvlOverride>
+    <w:lvlOverride w:ilvl="5">
+      <w:startOverride w:val="1"/>
+    </w:lvlOverride>
+    <w:lvlOverride w:ilvl="6">
+      <w:startOverride w:val="1"/>
+    </w:lvlOverride>
+    <w:lvlOverride w:ilvl="7">
+      <w:startOverride w:val="1"/>
+    </w:lvlOverride>
+    <w:lvlOverride w:ilvl="8">
+      <w:startOverride w:val="1"/>
+    </w:lvlOverride>
+  </w:num>
+  <w:num w:numId="1023">
+    <w:abstractNumId w:val="99431"/>
+    <w:lvlOverride w:ilvl="0">
+      <w:startOverride w:val="1"/>
+    </w:lvlOverride>
+    <w:lvlOverride w:ilvl="1">
+      <w:startOverride w:val="1"/>
+    </w:lvlOverride>
+    <w:lvlOverride w:ilvl="2">
+      <w:startOverride w:val="1"/>
+    </w:lvlOverride>
+    <w:lvlOverride w:ilvl="3">
+      <w:startOverride w:val="1"/>
+    </w:lvlOverride>
+    <w:lvlOverride w:ilvl="4">
+      <w:startOverride w:val="1"/>
+    </w:lvlOverride>
+    <w:lvlOverride w:ilvl="5">
+      <w:startOverride w:val="1"/>
+    </w:lvlOverride>
+    <w:lvlOverride w:ilvl="6">
+      <w:startOverride w:val="1"/>
+    </w:lvlOverride>
+    <w:lvlOverride w:ilvl="7">
+      <w:startOverride w:val="1"/>
+    </w:lvlOverride>
+    <w:lvlOverride w:ilvl="8">
+      <w:startOverride w:val="1"/>
+    </w:lvlOverride>
+  </w:num>
+  <w:num w:numId="1024">
+    <w:abstractNumId w:val="99431"/>
+    <w:lvlOverride w:ilvl="0">
+      <w:startOverride w:val="1"/>
+    </w:lvlOverride>
+    <w:lvlOverride w:ilvl="1">
+      <w:startOverride w:val="1"/>
+    </w:lvlOverride>
+    <w:lvlOverride w:ilvl="2">
+      <w:startOverride w:val="1"/>
+    </w:lvlOverride>
+    <w:lvlOverride w:ilvl="3">
+      <w:startOverride w:val="1"/>
+    </w:lvlOverride>
+    <w:lvlOverride w:ilvl="4">
+      <w:startOverride w:val="1"/>
+    </w:lvlOverride>
+    <w:lvlOverride w:ilvl="5">
+      <w:startOverride w:val="1"/>
+    </w:lvlOverride>
+    <w:lvlOverride w:ilvl="6">
+      <w:startOverride w:val="1"/>
+    </w:lvlOverride>
+    <w:lvlOverride w:ilvl="7">
+      <w:startOverride w:val="1"/>
+    </w:lvlOverride>
+    <w:lvlOverride w:ilvl="8">
+      <w:startOverride w:val="1"/>
+    </w:lvlOverride>
+  </w:num>
+  <w:num w:numId="1025">
+    <w:abstractNumId w:val="99431"/>
     <w:lvlOverride w:ilvl="0">
       <w:startOverride w:val="1"/>
     </w:lvlOverride>

--- a/06-学生侧材料/讲义/学生专用版/2-结构化学/分子结构基础-超级充实版（学生专用版）.docx
+++ b/06-学生侧材料/讲义/学生专用版/2-结构化学/分子结构基础-超级充实版（学生专用版）.docx
@@ -18236,7 +18236,6 @@
     <w:p>
       <w:pPr>
         <w:pStyle w:val="FirstParagraph"/>
-        <w:spacing w:after="80"/>
         <w:ind w:firstLine="420"/>
       </w:pPr>
       <w:r>
@@ -19181,11 +19180,18 @@
         </w:rPr>
         <w:t>；</w:t>
       </w:r>
-      <w:r>
-        <w:rPr>
-          <w:rFonts w:hint="eastAsia" w:ascii="Times New Roman" w:hAnsi="Times New Roman" w:eastAsia="FangSong" w:cs="Times New Roman"/>
-        </w:rPr>
-        <w:t>而对于</w:t>
+    </w:p>
+    <w:p>
+      <w:pPr>
+        <w:pStyle w:val="BodyText"/>
+        <w:spacing w:after="80"/>
+        <w:ind w:firstLine="420"/>
+      </w:pPr>
+      <w:r>
+        <w:rPr>
+          <w:rFonts w:hint="eastAsia" w:ascii="Times New Roman" w:hAnsi="Times New Roman" w:eastAsia="FangSong" w:cs="Times New Roman"/>
+        </w:rPr>
+        <w:t xml:space="preserve">而对于</w:t>
       </w:r>
       <w:r>
         <w:rPr>
@@ -23258,6 +23264,12 @@
         </w:rPr>
         <w:t xml:space="preserve">。</w:t>
       </w:r>
+    </w:p>
+    <w:p>
+      <w:pPr>
+        <w:pStyle w:val="BodyText"/>
+        <w:ind w:firstLine="420"/>
+      </w:pPr>
       <m:oMath>
         <m:r>
           <m:t>σ</m:t>

--- a/06-学生侧材料/讲义/学生专用版/2-结构化学/分子结构基础-超级充实版（学生专用版）.docx
+++ b/06-学生侧材料/讲义/学生专用版/2-结构化学/分子结构基础-超级充实版（学生专用版）.docx
@@ -7082,11 +7082,11 @@
         </w:tblBorders>
       </w:tblPr>
       <w:tblGrid>
-        <w:gridCol w:w="1584"/>
-        <w:gridCol w:w="1584"/>
-        <w:gridCol w:w="1584"/>
-        <w:gridCol w:w="1584"/>
-        <w:gridCol w:w="1584"/>
+        <w:gridCol w:w="858"/>
+        <w:gridCol w:w="1782"/>
+        <w:gridCol w:w="924"/>
+        <w:gridCol w:w="2178"/>
+        <w:gridCol w:w="2178"/>
       </w:tblGrid>
       <w:tr>
         <w:trPr>
@@ -28110,11 +28110,11 @@
         </w:tblBorders>
       </w:tblPr>
       <w:tblGrid>
-        <w:gridCol w:w="1650"/>
-        <w:gridCol w:w="1650"/>
-        <w:gridCol w:w="1650"/>
-        <w:gridCol w:w="1650"/>
-        <w:gridCol w:w="1320"/>
+        <w:gridCol w:w="2046"/>
+        <w:gridCol w:w="1188"/>
+        <w:gridCol w:w="2046"/>
+        <w:gridCol w:w="792"/>
+        <w:gridCol w:w="1848"/>
       </w:tblGrid>
       <w:tr>
         <w:trPr>
